--- a/app/vinculacion/informes/_templates/informe-lider.docx
+++ b/app/vinculacion/informes/_templates/informe-lider.docx
@@ -1,6 +1,6 @@
 
 <file path=word/document.xml><?xml version="1.0" encoding="utf-8"?>
-<w:document xmlns:wpc="http://schemas.microsoft.com/office/word/2010/wordprocessingCanvas" xmlns:cx="http://schemas.microsoft.com/office/drawing/2014/chartex" xmlns:cx1="http://schemas.microsoft.com/office/drawing/2015/9/8/chartex" xmlns:cx2="http://schemas.microsoft.com/office/drawing/2015/10/21/chartex" xmlns:cx3="http://schemas.microsoft.com/office/drawing/2016/5/9/chartex" xmlns:cx4="http://schemas.microsoft.com/office/drawing/2016/5/10/chartex" xmlns:cx5="http://schemas.microsoft.com/office/drawing/2016/5/11/chartex" xmlns:cx6="http://schemas.microsoft.com/office/drawing/2016/5/12/chartex" xmlns:cx7="http://schemas.microsoft.com/office/drawing/2016/5/13/chartex" xmlns:cx8="http://schemas.microsoft.com/office/drawing/2016/5/14/chartex" xmlns:mc="http://schemas.openxmlformats.org/markup-compatibility/2006" xmlns:aink="http://schemas.microsoft.com/office/drawing/2016/ink" xmlns:am3d="http://schemas.microsoft.com/office/drawing/2017/model3d" xmlns:o="urn:schemas-microsoft-com:office:office" xmlns:oel="http://schemas.microsoft.com/office/2019/extlst" xmlns:r="http://schemas.openxmlformats.org/officeDocument/2006/relationships" xmlns:m="http://schemas.openxmlformats.org/officeDocument/2006/math" xmlns:v="urn:schemas-microsoft-com:vml" xmlns:wp14="http://schemas.microsoft.com/office/word/2010/wordprocessingDrawing" xmlns:wp="http://schemas.openxmlformats.org/drawingml/2006/wordprocessingDrawing" xmlns:w10="urn:schemas-microsoft-com:office:word" xmlns:w="http://schemas.openxmlformats.org/wordprocessingml/2006/main" xmlns:w14="http://schemas.microsoft.com/office/word/2010/wordml" xmlns:w15="http://schemas.microsoft.com/office/word/2012/wordml" xmlns:w16cex="http://schemas.microsoft.com/office/word/2018/wordml/cex" xmlns:w16cid="http://schemas.microsoft.com/office/word/2016/wordml/cid" xmlns:w16="http://schemas.microsoft.com/office/word/2018/wordml" xmlns:w16du="http://schemas.microsoft.com/office/word/2023/wordml/word16du" xmlns:w16sdtdh="http://schemas.microsoft.com/office/word/2020/wordml/sdtdatahash" xmlns:w16se="http://schemas.microsoft.com/office/word/2015/wordml/symex" xmlns:wpg="http://schemas.microsoft.com/office/word/2010/wordprocessingGroup" xmlns:wpi="http://schemas.microsoft.com/office/word/2010/wordprocessingInk" xmlns:wne="http://schemas.microsoft.com/office/word/2006/wordml" xmlns:wps="http://schemas.microsoft.com/office/word/2010/wordprocessingShape" xmlns:a="http://schemas.openxmlformats.org/drawingml/2006/main" xmlns:pic="http://schemas.openxmlformats.org/drawingml/2006/picture" xmlns:a14="http://schemas.microsoft.com/office/drawing/2010/main" mc:Ignorable="w14 w15 w16se w16cid w16 w16cex w16sdtdh wp14">
+<w:document xmlns:wpc="http://schemas.microsoft.com/office/word/2010/wordprocessingCanvas" xmlns:cx="http://schemas.microsoft.com/office/drawing/2014/chartex" xmlns:cx1="http://schemas.microsoft.com/office/drawing/2015/9/8/chartex" xmlns:cx2="http://schemas.microsoft.com/office/drawing/2015/10/21/chartex" xmlns:cx3="http://schemas.microsoft.com/office/drawing/2016/5/9/chartex" xmlns:cx4="http://schemas.microsoft.com/office/drawing/2016/5/10/chartex" xmlns:cx5="http://schemas.microsoft.com/office/drawing/2016/5/11/chartex" xmlns:cx6="http://schemas.microsoft.com/office/drawing/2016/5/12/chartex" xmlns:cx7="http://schemas.microsoft.com/office/drawing/2016/5/13/chartex" xmlns:cx8="http://schemas.microsoft.com/office/drawing/2016/5/14/chartex" xmlns:mc="http://schemas.openxmlformats.org/markup-compatibility/2006" xmlns:aink="http://schemas.microsoft.com/office/drawing/2016/ink" xmlns:am3d="http://schemas.microsoft.com/office/drawing/2017/model3d" xmlns:o="urn:schemas-microsoft-com:office:office" xmlns:oel="http://schemas.microsoft.com/office/2019/extlst" xmlns:r="http://schemas.openxmlformats.org/officeDocument/2006/relationships" xmlns:m="http://schemas.openxmlformats.org/officeDocument/2006/math" xmlns:v="urn:schemas-microsoft-com:vml" xmlns:wp14="http://schemas.microsoft.com/office/word/2010/wordprocessingDrawing" xmlns:wp="http://schemas.openxmlformats.org/drawingml/2006/wordprocessingDrawing" xmlns:w10="urn:schemas-microsoft-com:office:word" xmlns:w="http://schemas.openxmlformats.org/wordprocessingml/2006/main" xmlns:w14="http://schemas.microsoft.com/office/word/2010/wordml" xmlns:w15="http://schemas.microsoft.com/office/word/2012/wordml" xmlns:w16cex="http://schemas.microsoft.com/office/word/2018/wordml/cex" xmlns:w16cid="http://schemas.microsoft.com/office/word/2016/wordml/cid" xmlns:w16="http://schemas.microsoft.com/office/word/2018/wordml" xmlns:w16du="http://schemas.microsoft.com/office/word/2023/wordml/word16du" xmlns:w16sdtdh="http://schemas.microsoft.com/office/word/2020/wordml/sdtdatahash" xmlns:w16sdtfl="http://schemas.microsoft.com/office/word/2024/wordml/sdtformatlock" xmlns:w16se="http://schemas.microsoft.com/office/word/2015/wordml/symex" xmlns:wpg="http://schemas.microsoft.com/office/word/2010/wordprocessingGroup" xmlns:wpi="http://schemas.microsoft.com/office/word/2010/wordprocessingInk" xmlns:wne="http://schemas.microsoft.com/office/word/2006/wordml" xmlns:wps="http://schemas.microsoft.com/office/word/2010/wordprocessingShape" mc:Ignorable="w14 w15 w16se w16cid w16 w16cex w16sdtdh w16sdtfl w16du wp14">
   <w:body>
     <w:p>
       <w:pPr>
@@ -8,34 +8,20 @@
         <w:ind w:left="-426"/>
         <w:jc w:val="center"/>
         <w:rPr>
-          <w:rFonts w:ascii="Arial" w:hAnsi="Arial" w:eastAsia="Arial" w:cs="Arial"/>
-          <w:b w:val="0"/>
-          <w:bCs w:val="0"/>
-          <w:i w:val="0"/>
-          <w:iCs w:val="0"/>
-          <w:caps w:val="0"/>
-          <w:smallCaps w:val="0"/>
-          <w:noProof w:val="0"/>
-          <w:color w:val="000000" w:themeColor="text1" w:themeTint="FF" w:themeShade="FF"/>
+          <w:rFonts w:ascii="Arial" w:eastAsia="Arial" w:hAnsi="Arial" w:cs="Arial"/>
+          <w:color w:val="000000" w:themeColor="text1"/>
           <w:sz w:val="26"/>
           <w:szCs w:val="26"/>
-          <w:lang w:val="es-EC"/>
         </w:rPr>
       </w:pPr>
       <w:r>
         <w:rPr>
-          <w:rFonts w:ascii="Arial" w:hAnsi="Arial" w:eastAsia="Arial" w:cs="Arial"/>
-          <w:b w:val="1"/>
-          <w:bCs w:val="1"/>
-          <w:i w:val="0"/>
-          <w:iCs w:val="0"/>
-          <w:caps w:val="0"/>
-          <w:smallCaps w:val="0"/>
-          <w:noProof w:val="0"/>
-          <w:color w:val="000000" w:themeColor="text1" w:themeTint="FF" w:themeShade="FF"/>
+          <w:rFonts w:ascii="Arial" w:eastAsia="Arial" w:hAnsi="Arial" w:cs="Arial"/>
+          <w:b/>
+          <w:bCs/>
+          <w:color w:val="000000" w:themeColor="text1"/>
           <w:sz w:val="26"/>
           <w:szCs w:val="26"/>
-          <w:lang w:val="es-EC"/>
         </w:rPr>
         <w:t>FACULTAD DE ………………………………</w:t>
       </w:r>
@@ -46,51 +32,29 @@
         <w:ind w:left="-426"/>
         <w:jc w:val="center"/>
         <w:rPr>
-          <w:rFonts w:ascii="Arial" w:hAnsi="Arial" w:eastAsia="Arial" w:cs="Arial"/>
-          <w:b w:val="0"/>
-          <w:bCs w:val="0"/>
-          <w:i w:val="0"/>
-          <w:iCs w:val="0"/>
-          <w:caps w:val="0"/>
-          <w:smallCaps w:val="0"/>
-          <w:noProof w:val="0"/>
-          <w:color w:val="000000" w:themeColor="text1" w:themeTint="FF" w:themeShade="FF"/>
+          <w:rFonts w:ascii="Arial" w:eastAsia="Arial" w:hAnsi="Arial" w:cs="Arial"/>
+          <w:color w:val="000000" w:themeColor="text1"/>
           <w:sz w:val="26"/>
           <w:szCs w:val="26"/>
-          <w:lang w:val="es-EC"/>
         </w:rPr>
       </w:pPr>
     </w:p>
     <w:p>
       <w:pPr>
-        <w:spacing w:after="200" w:line="276" w:lineRule="auto"/>
         <w:jc w:val="center"/>
         <w:rPr>
-          <w:rFonts w:ascii="Arial" w:hAnsi="Arial" w:eastAsia="Arial" w:cs="Arial"/>
-          <w:b w:val="0"/>
-          <w:bCs w:val="0"/>
-          <w:i w:val="0"/>
-          <w:iCs w:val="0"/>
-          <w:caps w:val="0"/>
-          <w:smallCaps w:val="0"/>
-          <w:noProof w:val="0"/>
-          <w:color w:val="000000" w:themeColor="text1" w:themeTint="FF" w:themeShade="FF"/>
+          <w:rFonts w:ascii="Arial" w:eastAsia="Arial" w:hAnsi="Arial" w:cs="Arial"/>
+          <w:color w:val="000000" w:themeColor="text1"/>
           <w:sz w:val="26"/>
           <w:szCs w:val="26"/>
-          <w:lang w:val="es-EC"/>
         </w:rPr>
       </w:pPr>
       <w:r>
         <w:rPr>
-          <w:rFonts w:ascii="Arial" w:hAnsi="Arial" w:eastAsia="Arial" w:cs="Arial"/>
-          <w:b w:val="1"/>
-          <w:bCs w:val="1"/>
-          <w:i w:val="0"/>
-          <w:iCs w:val="0"/>
-          <w:caps w:val="0"/>
-          <w:smallCaps w:val="0"/>
-          <w:noProof w:val="0"/>
-          <w:color w:val="000000" w:themeColor="text1" w:themeTint="FF" w:themeShade="FF"/>
+          <w:rFonts w:ascii="Arial" w:eastAsia="Arial" w:hAnsi="Arial" w:cs="Arial"/>
+          <w:b/>
+          <w:bCs/>
+          <w:color w:val="000000" w:themeColor="text1"/>
           <w:sz w:val="26"/>
           <w:szCs w:val="26"/>
           <w:lang w:val="es-ES"/>
@@ -103,31 +67,18 @@
         <w:spacing w:after="0" w:line="240" w:lineRule="auto"/>
         <w:jc w:val="center"/>
         <w:rPr>
-          <w:rFonts w:ascii="Arial" w:hAnsi="Arial" w:eastAsia="Arial" w:cs="Arial"/>
-          <w:b w:val="0"/>
-          <w:bCs w:val="0"/>
-          <w:i w:val="0"/>
-          <w:iCs w:val="0"/>
-          <w:caps w:val="0"/>
-          <w:smallCaps w:val="0"/>
-          <w:noProof w:val="0"/>
-          <w:color w:val="000000" w:themeColor="text1" w:themeTint="FF" w:themeShade="FF"/>
+          <w:rFonts w:ascii="Arial" w:eastAsia="Arial" w:hAnsi="Arial" w:cs="Arial"/>
+          <w:color w:val="000000" w:themeColor="text1"/>
           <w:sz w:val="26"/>
           <w:szCs w:val="26"/>
-          <w:lang w:val="es-EC"/>
         </w:rPr>
       </w:pPr>
       <w:r>
         <w:rPr>
-          <w:rFonts w:ascii="Arial" w:hAnsi="Arial" w:eastAsia="Arial" w:cs="Arial"/>
-          <w:b w:val="1"/>
-          <w:bCs w:val="1"/>
-          <w:i w:val="0"/>
-          <w:iCs w:val="0"/>
-          <w:caps w:val="0"/>
-          <w:smallCaps w:val="0"/>
-          <w:noProof w:val="0"/>
-          <w:color w:val="000000" w:themeColor="text1" w:themeTint="FF" w:themeShade="FF"/>
+          <w:rFonts w:ascii="Arial" w:eastAsia="Arial" w:hAnsi="Arial" w:cs="Arial"/>
+          <w:b/>
+          <w:bCs/>
+          <w:color w:val="000000" w:themeColor="text1"/>
           <w:sz w:val="26"/>
           <w:szCs w:val="26"/>
           <w:lang w:val="es-ES"/>
@@ -140,18 +91,10 @@
         <w:spacing w:after="0" w:line="240" w:lineRule="auto"/>
         <w:jc w:val="center"/>
         <w:rPr>
-          <w:rFonts w:ascii="Calibri" w:hAnsi="Calibri" w:eastAsia="Calibri" w:cs="Calibri"/>
-          <w:b w:val="0"/>
-          <w:bCs w:val="0"/>
-          <w:i w:val="0"/>
-          <w:iCs w:val="0"/>
-          <w:caps w:val="0"/>
-          <w:smallCaps w:val="0"/>
-          <w:noProof w:val="0"/>
-          <w:color w:val="000000" w:themeColor="text1" w:themeTint="FF" w:themeShade="FF"/>
+          <w:rFonts w:ascii="Calibri" w:eastAsia="Calibri" w:hAnsi="Calibri" w:cs="Calibri"/>
+          <w:color w:val="000000" w:themeColor="text1"/>
           <w:sz w:val="24"/>
           <w:szCs w:val="24"/>
-          <w:lang w:val="es-EC"/>
         </w:rPr>
       </w:pPr>
     </w:p>
@@ -160,38 +103,23 @@
         <w:pStyle w:val="Prrafodelista"/>
         <w:numPr>
           <w:ilvl w:val="0"/>
-          <w:numId w:val="20"/>
+          <w:numId w:val="16"/>
         </w:numPr>
-        <w:spacing w:after="200" w:line="276" w:lineRule="auto"/>
         <w:rPr>
-          <w:rFonts w:ascii="Calibri" w:hAnsi="Calibri" w:eastAsia="Calibri" w:cs="Calibri"/>
-          <w:b w:val="0"/>
-          <w:bCs w:val="0"/>
-          <w:i w:val="0"/>
-          <w:iCs w:val="0"/>
-          <w:caps w:val="0"/>
-          <w:smallCaps w:val="0"/>
-          <w:noProof w:val="0"/>
-          <w:color w:val="000000" w:themeColor="text1" w:themeTint="FF" w:themeShade="FF"/>
+          <w:rFonts w:ascii="Calibri" w:eastAsia="Calibri" w:hAnsi="Calibri" w:cs="Calibri"/>
+          <w:color w:val="000000" w:themeColor="text1"/>
           <w:sz w:val="24"/>
           <w:szCs w:val="24"/>
-          <w:lang w:val="es-EC"/>
         </w:rPr>
       </w:pPr>
       <w:r>
         <w:rPr>
-          <w:rFonts w:ascii="Calibri" w:hAnsi="Calibri" w:eastAsia="Calibri" w:cs="Calibri"/>
-          <w:b w:val="1"/>
-          <w:bCs w:val="1"/>
-          <w:i w:val="0"/>
-          <w:iCs w:val="0"/>
-          <w:caps w:val="0"/>
-          <w:smallCaps w:val="0"/>
-          <w:noProof w:val="0"/>
-          <w:color w:val="000000" w:themeColor="text1" w:themeTint="FF" w:themeShade="FF"/>
+          <w:rFonts w:ascii="Calibri" w:eastAsia="Calibri" w:hAnsi="Calibri" w:cs="Calibri"/>
+          <w:b/>
+          <w:bCs/>
+          <w:color w:val="000000" w:themeColor="text1"/>
           <w:sz w:val="24"/>
           <w:szCs w:val="24"/>
-          <w:lang w:val="es-EC"/>
         </w:rPr>
         <w:t>Información General</w:t>
       </w:r>
@@ -201,18 +129,10 @@
         <w:spacing w:after="0" w:line="240" w:lineRule="auto"/>
         <w:jc w:val="center"/>
         <w:rPr>
-          <w:rFonts w:ascii="Calibri" w:hAnsi="Calibri" w:eastAsia="Calibri" w:cs="Calibri"/>
-          <w:b w:val="0"/>
-          <w:bCs w:val="0"/>
-          <w:i w:val="0"/>
-          <w:iCs w:val="0"/>
-          <w:caps w:val="0"/>
-          <w:smallCaps w:val="0"/>
-          <w:noProof w:val="0"/>
-          <w:color w:val="000000" w:themeColor="text1" w:themeTint="FF" w:themeShade="FF"/>
+          <w:rFonts w:ascii="Calibri" w:eastAsia="Calibri" w:hAnsi="Calibri" w:cs="Calibri"/>
+          <w:color w:val="000000" w:themeColor="text1"/>
           <w:sz w:val="24"/>
           <w:szCs w:val="24"/>
-          <w:lang w:val="es-EC"/>
         </w:rPr>
       </w:pPr>
     </w:p>
@@ -221,10 +141,10 @@
         <w:tblStyle w:val="Tablaconcuadrcula"/>
         <w:tblW w:w="0" w:type="auto"/>
         <w:tblBorders>
-          <w:top w:val="single" w:sz="6"/>
-          <w:left w:val="single" w:sz="6"/>
-          <w:bottom w:val="single" w:sz="6"/>
-          <w:right w:val="single" w:sz="6"/>
+          <w:top w:val="single" w:sz="6" w:space="0" w:color="auto"/>
+          <w:left w:val="single" w:sz="6" w:space="0" w:color="auto"/>
+          <w:bottom w:val="single" w:sz="6" w:space="0" w:color="auto"/>
+          <w:right w:val="single" w:sz="6" w:space="0" w:color="auto"/>
         </w:tblBorders>
         <w:tblLayout w:type="fixed"/>
         <w:tblLook w:val="04A0" w:firstRow="1" w:lastRow="0" w:firstColumn="1" w:lastColumn="0" w:noHBand="0" w:noVBand="1"/>
@@ -244,31 +164,19 @@
               <w:left w:w="105" w:type="dxa"/>
               <w:right w:w="105" w:type="dxa"/>
             </w:tcMar>
-            <w:vAlign w:val="top"/>
           </w:tcPr>
           <w:p>
             <w:pPr>
               <w:spacing w:after="200" w:line="276" w:lineRule="auto"/>
               <w:rPr>
-                <w:rFonts w:ascii="Calibri" w:hAnsi="Calibri" w:eastAsia="Calibri" w:cs="Calibri"/>
-                <w:b w:val="0"/>
-                <w:bCs w:val="0"/>
-                <w:i w:val="0"/>
-                <w:iCs w:val="0"/>
-                <w:sz w:val="22"/>
-                <w:szCs w:val="22"/>
+                <w:rFonts w:ascii="Calibri" w:eastAsia="Calibri" w:hAnsi="Calibri" w:cs="Calibri"/>
               </w:rPr>
             </w:pPr>
             <w:r>
               <w:rPr>
-                <w:rFonts w:ascii="Calibri" w:hAnsi="Calibri" w:eastAsia="Calibri" w:cs="Calibri"/>
-                <w:b w:val="1"/>
-                <w:bCs w:val="1"/>
-                <w:i w:val="0"/>
-                <w:iCs w:val="0"/>
-                <w:sz w:val="22"/>
-                <w:szCs w:val="22"/>
-                <w:lang w:val="es-EC"/>
+                <w:rFonts w:ascii="Calibri" w:eastAsia="Calibri" w:hAnsi="Calibri" w:cs="Calibri"/>
+                <w:b/>
+                <w:bCs/>
               </w:rPr>
               <w:t>Nombre del Proyecto:</w:t>
             </w:r>
@@ -281,31 +189,19 @@
               <w:left w:w="105" w:type="dxa"/>
               <w:right w:w="105" w:type="dxa"/>
             </w:tcMar>
-            <w:vAlign w:val="top"/>
           </w:tcPr>
           <w:p>
             <w:pPr>
               <w:spacing w:after="200" w:line="276" w:lineRule="auto"/>
               <w:rPr>
-                <w:rFonts w:ascii="Calibri" w:hAnsi="Calibri" w:eastAsia="Calibri" w:cs="Calibri"/>
-                <w:b w:val="0"/>
-                <w:bCs w:val="0"/>
-                <w:i w:val="0"/>
-                <w:iCs w:val="0"/>
-                <w:sz w:val="22"/>
-                <w:szCs w:val="22"/>
+                <w:rFonts w:ascii="Calibri" w:eastAsia="Calibri" w:hAnsi="Calibri" w:cs="Calibri"/>
               </w:rPr>
             </w:pPr>
             <w:r>
               <w:rPr>
-                <w:rFonts w:ascii="Calibri" w:hAnsi="Calibri" w:eastAsia="Calibri" w:cs="Calibri"/>
-                <w:b w:val="1"/>
-                <w:bCs w:val="1"/>
-                <w:i w:val="0"/>
-                <w:iCs w:val="0"/>
-                <w:sz w:val="22"/>
-                <w:szCs w:val="22"/>
-                <w:lang w:val="es-EC"/>
+                <w:rFonts w:ascii="Calibri" w:eastAsia="Calibri" w:hAnsi="Calibri" w:cs="Calibri"/>
+                <w:b/>
+                <w:bCs/>
               </w:rPr>
               <w:t>Código de proyecto:</w:t>
             </w:r>
@@ -323,31 +219,19 @@
               <w:left w:w="105" w:type="dxa"/>
               <w:right w:w="105" w:type="dxa"/>
             </w:tcMar>
-            <w:vAlign w:val="top"/>
           </w:tcPr>
           <w:p>
             <w:pPr>
               <w:spacing w:after="200" w:line="276" w:lineRule="auto"/>
               <w:rPr>
-                <w:rFonts w:ascii="Calibri" w:hAnsi="Calibri" w:eastAsia="Calibri" w:cs="Calibri"/>
-                <w:b w:val="0"/>
-                <w:bCs w:val="0"/>
-                <w:i w:val="0"/>
-                <w:iCs w:val="0"/>
-                <w:sz w:val="22"/>
-                <w:szCs w:val="22"/>
+                <w:rFonts w:ascii="Calibri" w:eastAsia="Calibri" w:hAnsi="Calibri" w:cs="Calibri"/>
               </w:rPr>
             </w:pPr>
             <w:r>
               <w:rPr>
-                <w:rFonts w:ascii="Calibri" w:hAnsi="Calibri" w:eastAsia="Calibri" w:cs="Calibri"/>
-                <w:b w:val="1"/>
-                <w:bCs w:val="1"/>
-                <w:i w:val="0"/>
-                <w:iCs w:val="0"/>
-                <w:sz w:val="22"/>
-                <w:szCs w:val="22"/>
-                <w:lang w:val="es-EC"/>
+                <w:rFonts w:ascii="Calibri" w:eastAsia="Calibri" w:hAnsi="Calibri" w:cs="Calibri"/>
+                <w:b/>
+                <w:bCs/>
               </w:rPr>
               <w:t>Unidad Académica:</w:t>
             </w:r>
@@ -360,31 +244,19 @@
               <w:left w:w="105" w:type="dxa"/>
               <w:right w:w="105" w:type="dxa"/>
             </w:tcMar>
-            <w:vAlign w:val="top"/>
           </w:tcPr>
           <w:p>
             <w:pPr>
               <w:spacing w:after="200" w:line="276" w:lineRule="auto"/>
               <w:rPr>
-                <w:rFonts w:ascii="Calibri" w:hAnsi="Calibri" w:eastAsia="Calibri" w:cs="Calibri"/>
-                <w:b w:val="0"/>
-                <w:bCs w:val="0"/>
-                <w:i w:val="0"/>
-                <w:iCs w:val="0"/>
-                <w:sz w:val="22"/>
-                <w:szCs w:val="22"/>
+                <w:rFonts w:ascii="Calibri" w:eastAsia="Calibri" w:hAnsi="Calibri" w:cs="Calibri"/>
               </w:rPr>
             </w:pPr>
             <w:r>
               <w:rPr>
-                <w:rFonts w:ascii="Calibri" w:hAnsi="Calibri" w:eastAsia="Calibri" w:cs="Calibri"/>
-                <w:b w:val="1"/>
-                <w:bCs w:val="1"/>
-                <w:i w:val="0"/>
-                <w:iCs w:val="0"/>
-                <w:sz w:val="22"/>
-                <w:szCs w:val="22"/>
-                <w:lang w:val="es-EC"/>
+                <w:rFonts w:ascii="Calibri" w:eastAsia="Calibri" w:hAnsi="Calibri" w:cs="Calibri"/>
+                <w:b/>
+                <w:bCs/>
               </w:rPr>
               <w:t>Carrera:</w:t>
             </w:r>
@@ -402,31 +274,19 @@
               <w:left w:w="105" w:type="dxa"/>
               <w:right w:w="105" w:type="dxa"/>
             </w:tcMar>
-            <w:vAlign w:val="top"/>
           </w:tcPr>
           <w:p>
             <w:pPr>
               <w:spacing w:after="200" w:line="276" w:lineRule="auto"/>
               <w:rPr>
-                <w:rFonts w:ascii="Calibri" w:hAnsi="Calibri" w:eastAsia="Calibri" w:cs="Calibri"/>
-                <w:b w:val="0"/>
-                <w:bCs w:val="0"/>
-                <w:i w:val="0"/>
-                <w:iCs w:val="0"/>
-                <w:sz w:val="22"/>
-                <w:szCs w:val="22"/>
+                <w:rFonts w:ascii="Calibri" w:eastAsia="Calibri" w:hAnsi="Calibri" w:cs="Calibri"/>
               </w:rPr>
             </w:pPr>
             <w:r>
               <w:rPr>
-                <w:rFonts w:ascii="Calibri" w:hAnsi="Calibri" w:eastAsia="Calibri" w:cs="Calibri"/>
-                <w:b w:val="1"/>
-                <w:bCs w:val="1"/>
-                <w:i w:val="0"/>
-                <w:iCs w:val="0"/>
-                <w:sz w:val="22"/>
-                <w:szCs w:val="22"/>
-                <w:lang w:val="es-EC"/>
+                <w:rFonts w:ascii="Calibri" w:eastAsia="Calibri" w:hAnsi="Calibri" w:cs="Calibri"/>
+                <w:b/>
+                <w:bCs/>
               </w:rPr>
               <w:t>Nombre del docente líder del proyecto:</w:t>
             </w:r>
@@ -439,31 +299,19 @@
               <w:left w:w="105" w:type="dxa"/>
               <w:right w:w="105" w:type="dxa"/>
             </w:tcMar>
-            <w:vAlign w:val="top"/>
           </w:tcPr>
           <w:p>
             <w:pPr>
               <w:spacing w:after="200" w:line="276" w:lineRule="auto"/>
               <w:rPr>
-                <w:rFonts w:ascii="Calibri" w:hAnsi="Calibri" w:eastAsia="Calibri" w:cs="Calibri"/>
-                <w:b w:val="0"/>
-                <w:bCs w:val="0"/>
-                <w:i w:val="0"/>
-                <w:iCs w:val="0"/>
-                <w:sz w:val="22"/>
-                <w:szCs w:val="22"/>
+                <w:rFonts w:ascii="Calibri" w:eastAsia="Calibri" w:hAnsi="Calibri" w:cs="Calibri"/>
               </w:rPr>
             </w:pPr>
             <w:r>
               <w:rPr>
-                <w:rFonts w:ascii="Calibri" w:hAnsi="Calibri" w:eastAsia="Calibri" w:cs="Calibri"/>
-                <w:b w:val="1"/>
-                <w:bCs w:val="1"/>
-                <w:i w:val="0"/>
-                <w:iCs w:val="0"/>
-                <w:sz w:val="22"/>
-                <w:szCs w:val="22"/>
-                <w:lang w:val="es-EC"/>
+                <w:rFonts w:ascii="Calibri" w:eastAsia="Calibri" w:hAnsi="Calibri" w:cs="Calibri"/>
+                <w:b/>
+                <w:bCs/>
               </w:rPr>
               <w:t>Vigencia del proyecto</w:t>
             </w:r>
@@ -481,31 +329,19 @@
               <w:left w:w="105" w:type="dxa"/>
               <w:right w:w="105" w:type="dxa"/>
             </w:tcMar>
-            <w:vAlign w:val="top"/>
           </w:tcPr>
           <w:p>
             <w:pPr>
               <w:spacing w:after="200" w:line="276" w:lineRule="auto"/>
               <w:rPr>
-                <w:rFonts w:ascii="Calibri" w:hAnsi="Calibri" w:eastAsia="Calibri" w:cs="Calibri"/>
-                <w:b w:val="0"/>
-                <w:bCs w:val="0"/>
-                <w:i w:val="0"/>
-                <w:iCs w:val="0"/>
-                <w:sz w:val="22"/>
-                <w:szCs w:val="22"/>
+                <w:rFonts w:ascii="Calibri" w:eastAsia="Calibri" w:hAnsi="Calibri" w:cs="Calibri"/>
               </w:rPr>
             </w:pPr>
             <w:r>
               <w:rPr>
-                <w:rFonts w:ascii="Calibri" w:hAnsi="Calibri" w:eastAsia="Calibri" w:cs="Calibri"/>
-                <w:b w:val="1"/>
-                <w:bCs w:val="1"/>
-                <w:i w:val="0"/>
-                <w:iCs w:val="0"/>
-                <w:sz w:val="22"/>
-                <w:szCs w:val="22"/>
-                <w:lang w:val="es-EC"/>
+                <w:rFonts w:ascii="Calibri" w:eastAsia="Calibri" w:hAnsi="Calibri" w:cs="Calibri"/>
+                <w:b/>
+                <w:bCs/>
               </w:rPr>
               <w:t>Entidad beneficiaria:</w:t>
             </w:r>
@@ -518,31 +354,19 @@
               <w:left w:w="105" w:type="dxa"/>
               <w:right w:w="105" w:type="dxa"/>
             </w:tcMar>
-            <w:vAlign w:val="top"/>
           </w:tcPr>
           <w:p>
             <w:pPr>
               <w:spacing w:after="200" w:line="276" w:lineRule="auto"/>
               <w:rPr>
-                <w:rFonts w:ascii="Calibri" w:hAnsi="Calibri" w:eastAsia="Calibri" w:cs="Calibri"/>
-                <w:b w:val="0"/>
-                <w:bCs w:val="0"/>
-                <w:i w:val="0"/>
-                <w:iCs w:val="0"/>
-                <w:sz w:val="22"/>
-                <w:szCs w:val="22"/>
+                <w:rFonts w:ascii="Calibri" w:eastAsia="Calibri" w:hAnsi="Calibri" w:cs="Calibri"/>
               </w:rPr>
             </w:pPr>
             <w:r>
               <w:rPr>
-                <w:rFonts w:ascii="Calibri" w:hAnsi="Calibri" w:eastAsia="Calibri" w:cs="Calibri"/>
-                <w:b w:val="1"/>
-                <w:bCs w:val="1"/>
-                <w:i w:val="0"/>
-                <w:iCs w:val="0"/>
-                <w:sz w:val="22"/>
-                <w:szCs w:val="22"/>
-                <w:lang w:val="es-EC"/>
+                <w:rFonts w:ascii="Calibri" w:eastAsia="Calibri" w:hAnsi="Calibri" w:cs="Calibri"/>
+                <w:b/>
+                <w:bCs/>
               </w:rPr>
               <w:t>No. Beneficiarios Directos:</w:t>
             </w:r>
@@ -551,25 +375,14 @@
             <w:pPr>
               <w:spacing w:after="200" w:line="276" w:lineRule="auto"/>
               <w:rPr>
-                <w:rFonts w:ascii="Calibri" w:hAnsi="Calibri" w:eastAsia="Calibri" w:cs="Calibri"/>
-                <w:b w:val="0"/>
-                <w:bCs w:val="0"/>
-                <w:i w:val="0"/>
-                <w:iCs w:val="0"/>
-                <w:sz w:val="22"/>
-                <w:szCs w:val="22"/>
+                <w:rFonts w:ascii="Calibri" w:eastAsia="Calibri" w:hAnsi="Calibri" w:cs="Calibri"/>
               </w:rPr>
             </w:pPr>
             <w:r>
               <w:rPr>
-                <w:rFonts w:ascii="Calibri" w:hAnsi="Calibri" w:eastAsia="Calibri" w:cs="Calibri"/>
-                <w:b w:val="1"/>
-                <w:bCs w:val="1"/>
-                <w:i w:val="0"/>
-                <w:iCs w:val="0"/>
-                <w:sz w:val="22"/>
-                <w:szCs w:val="22"/>
-                <w:lang w:val="es-EC"/>
+                <w:rFonts w:ascii="Calibri" w:eastAsia="Calibri" w:hAnsi="Calibri" w:cs="Calibri"/>
+                <w:b/>
+                <w:bCs/>
               </w:rPr>
               <w:t xml:space="preserve">No. Beneficiarios Indirectos: </w:t>
             </w:r>
@@ -587,31 +400,19 @@
               <w:left w:w="105" w:type="dxa"/>
               <w:right w:w="105" w:type="dxa"/>
             </w:tcMar>
-            <w:vAlign w:val="top"/>
           </w:tcPr>
           <w:p>
             <w:pPr>
               <w:spacing w:after="200" w:line="276" w:lineRule="auto"/>
               <w:rPr>
-                <w:rFonts w:ascii="Calibri" w:hAnsi="Calibri" w:eastAsia="Calibri" w:cs="Calibri"/>
-                <w:b w:val="0"/>
-                <w:bCs w:val="0"/>
-                <w:i w:val="0"/>
-                <w:iCs w:val="0"/>
-                <w:sz w:val="22"/>
-                <w:szCs w:val="22"/>
+                <w:rFonts w:ascii="Calibri" w:eastAsia="Calibri" w:hAnsi="Calibri" w:cs="Calibri"/>
               </w:rPr>
             </w:pPr>
             <w:r>
               <w:rPr>
-                <w:rFonts w:ascii="Calibri" w:hAnsi="Calibri" w:eastAsia="Calibri" w:cs="Calibri"/>
-                <w:b w:val="1"/>
-                <w:bCs w:val="1"/>
-                <w:i w:val="0"/>
-                <w:iCs w:val="0"/>
-                <w:sz w:val="22"/>
-                <w:szCs w:val="22"/>
-                <w:lang w:val="es-EC"/>
+                <w:rFonts w:ascii="Calibri" w:eastAsia="Calibri" w:hAnsi="Calibri" w:cs="Calibri"/>
+                <w:b/>
+                <w:bCs/>
               </w:rPr>
               <w:t>Objetivo de Desarrollo Sostenible:</w:t>
             </w:r>
@@ -624,31 +425,19 @@
               <w:left w:w="105" w:type="dxa"/>
               <w:right w:w="105" w:type="dxa"/>
             </w:tcMar>
-            <w:vAlign w:val="top"/>
           </w:tcPr>
           <w:p>
             <w:pPr>
               <w:spacing w:after="200" w:line="276" w:lineRule="auto"/>
               <w:rPr>
-                <w:rFonts w:ascii="Calibri" w:hAnsi="Calibri" w:eastAsia="Calibri" w:cs="Calibri"/>
-                <w:b w:val="0"/>
-                <w:bCs w:val="0"/>
-                <w:i w:val="0"/>
-                <w:iCs w:val="0"/>
-                <w:sz w:val="22"/>
-                <w:szCs w:val="22"/>
+                <w:rFonts w:ascii="Calibri" w:eastAsia="Calibri" w:hAnsi="Calibri" w:cs="Calibri"/>
               </w:rPr>
             </w:pPr>
             <w:r>
               <w:rPr>
-                <w:rFonts w:ascii="Calibri" w:hAnsi="Calibri" w:eastAsia="Calibri" w:cs="Calibri"/>
-                <w:b w:val="1"/>
-                <w:bCs w:val="1"/>
-                <w:i w:val="0"/>
-                <w:iCs w:val="0"/>
-                <w:sz w:val="22"/>
-                <w:szCs w:val="22"/>
-                <w:lang w:val="es-EC"/>
+                <w:rFonts w:ascii="Calibri" w:eastAsia="Calibri" w:hAnsi="Calibri" w:cs="Calibri"/>
+                <w:b/>
+                <w:bCs/>
               </w:rPr>
               <w:t>Línea de Investigación:</w:t>
             </w:r>
@@ -661,18 +450,10 @@
         <w:spacing w:after="0" w:line="240" w:lineRule="auto"/>
         <w:jc w:val="center"/>
         <w:rPr>
-          <w:rFonts w:ascii="Calibri" w:hAnsi="Calibri" w:eastAsia="Calibri" w:cs="Calibri"/>
-          <w:b w:val="0"/>
-          <w:bCs w:val="0"/>
-          <w:i w:val="0"/>
-          <w:iCs w:val="0"/>
-          <w:caps w:val="0"/>
-          <w:smallCaps w:val="0"/>
-          <w:noProof w:val="0"/>
-          <w:color w:val="000000" w:themeColor="text1" w:themeTint="FF" w:themeShade="FF"/>
+          <w:rFonts w:ascii="Calibri" w:eastAsia="Calibri" w:hAnsi="Calibri" w:cs="Calibri"/>
+          <w:color w:val="000000" w:themeColor="text1"/>
           <w:sz w:val="24"/>
           <w:szCs w:val="24"/>
-          <w:lang w:val="es-EC"/>
         </w:rPr>
       </w:pPr>
     </w:p>
@@ -680,18 +461,10 @@
       <w:pPr>
         <w:spacing w:after="0" w:line="240" w:lineRule="auto"/>
         <w:rPr>
-          <w:rFonts w:ascii="Calibri" w:hAnsi="Calibri" w:eastAsia="Calibri" w:cs="Calibri"/>
-          <w:b w:val="0"/>
-          <w:bCs w:val="0"/>
-          <w:i w:val="0"/>
-          <w:iCs w:val="0"/>
-          <w:caps w:val="0"/>
-          <w:smallCaps w:val="0"/>
-          <w:noProof w:val="0"/>
-          <w:color w:val="000000" w:themeColor="text1" w:themeTint="FF" w:themeShade="FF"/>
+          <w:rFonts w:ascii="Calibri" w:eastAsia="Calibri" w:hAnsi="Calibri" w:cs="Calibri"/>
+          <w:color w:val="000000" w:themeColor="text1"/>
           <w:sz w:val="24"/>
           <w:szCs w:val="24"/>
-          <w:lang w:val="es-EC"/>
         </w:rPr>
       </w:pPr>
     </w:p>
@@ -700,10 +473,10 @@
         <w:tblStyle w:val="Tablaconcuadrcula"/>
         <w:tblW w:w="0" w:type="auto"/>
         <w:tblBorders>
-          <w:top w:val="single" w:sz="6"/>
-          <w:left w:val="single" w:sz="6"/>
-          <w:bottom w:val="single" w:sz="6"/>
-          <w:right w:val="single" w:sz="6"/>
+          <w:top w:val="single" w:sz="6" w:space="0" w:color="auto"/>
+          <w:left w:val="single" w:sz="6" w:space="0" w:color="auto"/>
+          <w:bottom w:val="single" w:sz="6" w:space="0" w:color="auto"/>
+          <w:right w:val="single" w:sz="6" w:space="0" w:color="auto"/>
         </w:tblBorders>
         <w:tblLayout w:type="fixed"/>
         <w:tblLook w:val="04A0" w:firstRow="1" w:lastRow="0" w:firstColumn="1" w:lastColumn="0" w:noHBand="0" w:noVBand="1"/>
@@ -723,36 +496,28 @@
               <w:left w:w="105" w:type="dxa"/>
               <w:right w:w="105" w:type="dxa"/>
             </w:tcMar>
-            <w:vAlign w:val="top"/>
           </w:tcPr>
           <w:p>
             <w:pPr>
               <w:pStyle w:val="Prrafodelista"/>
               <w:numPr>
                 <w:ilvl w:val="0"/>
-                <w:numId w:val="20"/>
+                <w:numId w:val="16"/>
               </w:numPr>
               <w:spacing w:after="200" w:line="276" w:lineRule="auto"/>
               <w:rPr>
-                <w:rFonts w:ascii="Calibri" w:hAnsi="Calibri" w:eastAsia="Calibri" w:cs="Calibri"/>
-                <w:b w:val="0"/>
-                <w:bCs w:val="0"/>
-                <w:i w:val="0"/>
-                <w:iCs w:val="0"/>
+                <w:rFonts w:ascii="Calibri" w:eastAsia="Calibri" w:hAnsi="Calibri" w:cs="Calibri"/>
                 <w:sz w:val="24"/>
                 <w:szCs w:val="24"/>
               </w:rPr>
             </w:pPr>
             <w:r>
               <w:rPr>
-                <w:rFonts w:ascii="Calibri" w:hAnsi="Calibri" w:eastAsia="Calibri" w:cs="Calibri"/>
-                <w:b w:val="1"/>
-                <w:bCs w:val="1"/>
-                <w:i w:val="0"/>
-                <w:iCs w:val="0"/>
-                <w:sz w:val="24"/>
-                <w:szCs w:val="24"/>
-                <w:lang w:val="es-EC"/>
+                <w:rFonts w:ascii="Calibri" w:eastAsia="Calibri" w:hAnsi="Calibri" w:cs="Calibri"/>
+                <w:b/>
+                <w:bCs/>
+                <w:sz w:val="24"/>
+                <w:szCs w:val="24"/>
               </w:rPr>
               <w:t>Planificación/Ejecución de Actividades del Proyecto</w:t>
             </w:r>
@@ -771,31 +536,23 @@
               <w:left w:w="105" w:type="dxa"/>
               <w:right w:w="105" w:type="dxa"/>
             </w:tcMar>
-            <w:vAlign w:val="top"/>
           </w:tcPr>
           <w:p>
             <w:pPr>
               <w:spacing w:after="200" w:line="276" w:lineRule="auto"/>
               <w:rPr>
-                <w:rFonts w:ascii="Calibri" w:hAnsi="Calibri" w:eastAsia="Calibri" w:cs="Calibri"/>
-                <w:b w:val="0"/>
-                <w:bCs w:val="0"/>
-                <w:i w:val="0"/>
-                <w:iCs w:val="0"/>
+                <w:rFonts w:ascii="Calibri" w:eastAsia="Calibri" w:hAnsi="Calibri" w:cs="Calibri"/>
                 <w:sz w:val="24"/>
                 <w:szCs w:val="24"/>
               </w:rPr>
             </w:pPr>
             <w:r>
               <w:rPr>
-                <w:rFonts w:ascii="Calibri" w:hAnsi="Calibri" w:eastAsia="Calibri" w:cs="Calibri"/>
-                <w:b w:val="1"/>
-                <w:bCs w:val="1"/>
-                <w:i w:val="0"/>
-                <w:iCs w:val="0"/>
-                <w:sz w:val="24"/>
-                <w:szCs w:val="24"/>
-                <w:lang w:val="es-EC"/>
+                <w:rFonts w:ascii="Calibri" w:eastAsia="Calibri" w:hAnsi="Calibri" w:cs="Calibri"/>
+                <w:b/>
+                <w:bCs/>
+                <w:sz w:val="24"/>
+                <w:szCs w:val="24"/>
               </w:rPr>
               <w:t>Cronograma</w:t>
             </w:r>
@@ -809,131 +566,19 @@
         <w:tc>
           <w:tcPr>
             <w:tcW w:w="8835" w:type="dxa"/>
-            <w:shd w:val="clear" w:color="auto" w:fill="9BBB59" w:themeFill="accent3"/>
             <w:tcMar>
               <w:left w:w="105" w:type="dxa"/>
               <w:right w:w="105" w:type="dxa"/>
             </w:tcMar>
-            <w:vAlign w:val="top"/>
           </w:tcPr>
           <w:p>
             <w:pPr>
-              <w:pStyle w:val="Ttulo2"/>
-              <w:keepNext w:val="1"/>
-              <w:spacing w:before="120" w:after="120" w:line="240" w:lineRule="auto"/>
-              <w:jc w:val="both"/>
-              <w:rPr>
-                <w:rFonts w:ascii="Calibri" w:hAnsi="Calibri" w:eastAsia="Calibri" w:cs="Calibri"/>
-                <w:b w:val="1"/>
-                <w:bCs w:val="1"/>
-                <w:i w:val="0"/>
-                <w:iCs w:val="0"/>
-                <w:color w:val="808080" w:themeColor="background1" w:themeTint="FF" w:themeShade="80"/>
+              <w:rPr>
+                <w:rFonts w:ascii="Calibri" w:eastAsia="Calibri" w:hAnsi="Calibri" w:cs="Calibri"/>
                 <w:sz w:val="24"/>
                 <w:szCs w:val="24"/>
               </w:rPr>
             </w:pPr>
-            <w:r>
-              <w:rPr>
-                <w:rFonts w:ascii="Calibri" w:hAnsi="Calibri" w:eastAsia="Calibri" w:cs="Calibri"/>
-                <w:b w:val="0"/>
-                <w:bCs w:val="0"/>
-                <w:i w:val="1"/>
-                <w:iCs w:val="1"/>
-                <w:color w:val="808080" w:themeColor="background1" w:themeTint="FF" w:themeShade="80"/>
-                <w:sz w:val="24"/>
-                <w:szCs w:val="24"/>
-                <w:lang w:val="es-MX"/>
-              </w:rPr>
-              <w:t xml:space="preserve">Copiar el cronograma tal y como se elaboró en el documento de proyecto. Señalar con distintos colores aquellas actividades que se han realizado en el trimestre </w:t>
-            </w:r>
-          </w:p>
-          <w:p>
-            <w:pPr>
-              <w:spacing w:after="200" w:line="276" w:lineRule="auto"/>
-              <w:rPr>
-                <w:rFonts w:ascii="Calibri" w:hAnsi="Calibri" w:eastAsia="Calibri" w:cs="Calibri"/>
-                <w:b w:val="0"/>
-                <w:bCs w:val="0"/>
-                <w:i w:val="0"/>
-                <w:iCs w:val="0"/>
-                <w:color w:val="A6A6A6" w:themeColor="background1" w:themeTint="FF" w:themeShade="A6"/>
-                <w:sz w:val="24"/>
-                <w:szCs w:val="24"/>
-              </w:rPr>
-            </w:pPr>
-            <w:r>
-              <w:rPr>
-                <w:rFonts w:ascii="Calibri" w:hAnsi="Calibri" w:eastAsia="Calibri" w:cs="Calibri"/>
-                <w:b w:val="1"/>
-                <w:bCs w:val="1"/>
-                <w:i w:val="0"/>
-                <w:iCs w:val="0"/>
-                <w:color w:val="A6A6A6" w:themeColor="background1" w:themeTint="FF" w:themeShade="A6"/>
-                <w:sz w:val="24"/>
-                <w:szCs w:val="24"/>
-                <w:lang w:val="es-EC"/>
-              </w:rPr>
-              <w:t>Ejemplo:</w:t>
-            </w:r>
-          </w:p>
-          <w:p>
-            <w:pPr>
-              <w:spacing w:after="200" w:line="276" w:lineRule="auto"/>
-              <w:jc w:val="center"/>
-              <w:rPr>
-                <w:rFonts w:ascii="Calibri" w:hAnsi="Calibri" w:eastAsia="Calibri" w:cs="Calibri"/>
-                <w:b w:val="0"/>
-                <w:bCs w:val="0"/>
-                <w:i w:val="0"/>
-                <w:iCs w:val="0"/>
-                <w:sz w:val="24"/>
-                <w:szCs w:val="24"/>
-              </w:rPr>
-            </w:pPr>
-            <w:r>
-              <w:drawing>
-                <wp:inline wp14:editId="272552D2" wp14:anchorId="7861AA92">
-                  <wp:extent cx="4133850" cy="3028950"/>
-                  <wp:effectExtent l="0" t="0" r="0" b="0"/>
-                  <wp:docPr id="1877013074" name="" descr="El cronograma. Herramienta fundamental,para organizarse en la realización  del proyecto | Administracion de proyectos, Proyectos de investigación,  Hojas de cálculo" title=""/>
-                  <wp:cNvGraphicFramePr>
-                    <a:graphicFrameLocks noChangeAspect="1"/>
-                  </wp:cNvGraphicFramePr>
-                  <a:graphic>
-                    <a:graphicData uri="http://schemas.openxmlformats.org/drawingml/2006/picture">
-                      <pic:pic>
-                        <pic:nvPicPr>
-                          <pic:cNvPr id="0" name=""/>
-                          <pic:cNvPicPr/>
-                        </pic:nvPicPr>
-                        <pic:blipFill>
-                          <a:blip r:embed="R306c17a9e0b346b5">
-                            <a:extLst>
-                              <a:ext xmlns:a="http://schemas.openxmlformats.org/drawingml/2006/main" uri="{28A0092B-C50C-407E-A947-70E740481C1C}">
-                                <a14:useLocalDpi val="0"/>
-                              </a:ext>
-                            </a:extLst>
-                          </a:blip>
-                          <a:stretch>
-                            <a:fillRect/>
-                          </a:stretch>
-                        </pic:blipFill>
-                        <pic:spPr>
-                          <a:xfrm>
-                            <a:off x="0" y="0"/>
-                            <a:ext cx="4133850" cy="3028950"/>
-                          </a:xfrm>
-                          <a:prstGeom prst="rect">
-                            <a:avLst/>
-                          </a:prstGeom>
-                        </pic:spPr>
-                      </pic:pic>
-                    </a:graphicData>
-                  </a:graphic>
-                </wp:inline>
-              </w:drawing>
-            </w:r>
           </w:p>
         </w:tc>
       </w:tr>
@@ -943,18 +588,10 @@
         <w:spacing w:after="0" w:line="240" w:lineRule="auto"/>
         <w:jc w:val="center"/>
         <w:rPr>
-          <w:rFonts w:ascii="Calibri" w:hAnsi="Calibri" w:eastAsia="Calibri" w:cs="Calibri"/>
-          <w:b w:val="0"/>
-          <w:bCs w:val="0"/>
-          <w:i w:val="0"/>
-          <w:iCs w:val="0"/>
-          <w:caps w:val="0"/>
-          <w:smallCaps w:val="0"/>
-          <w:noProof w:val="0"/>
-          <w:color w:val="000000" w:themeColor="text1" w:themeTint="FF" w:themeShade="FF"/>
+          <w:rFonts w:ascii="Calibri" w:eastAsia="Calibri" w:hAnsi="Calibri" w:cs="Calibri"/>
+          <w:color w:val="000000" w:themeColor="text1"/>
           <w:sz w:val="24"/>
           <w:szCs w:val="24"/>
-          <w:lang w:val="es-EC"/>
         </w:rPr>
       </w:pPr>
     </w:p>
@@ -963,30 +600,22 @@
         <w:spacing w:after="0" w:line="240" w:lineRule="auto"/>
         <w:jc w:val="center"/>
         <w:rPr>
-          <w:rFonts w:ascii="Calibri" w:hAnsi="Calibri" w:eastAsia="Calibri" w:cs="Calibri"/>
-          <w:b w:val="0"/>
-          <w:bCs w:val="0"/>
-          <w:i w:val="0"/>
-          <w:iCs w:val="0"/>
-          <w:caps w:val="0"/>
-          <w:smallCaps w:val="0"/>
-          <w:noProof w:val="0"/>
-          <w:color w:val="000000" w:themeColor="text1" w:themeTint="FF" w:themeShade="FF"/>
+          <w:rFonts w:ascii="Calibri" w:eastAsia="Calibri" w:hAnsi="Calibri" w:cs="Calibri"/>
+          <w:color w:val="000000" w:themeColor="text1"/>
           <w:sz w:val="24"/>
           <w:szCs w:val="24"/>
-          <w:lang w:val="es-EC"/>
         </w:rPr>
       </w:pPr>
     </w:p>
     <w:tbl>
       <w:tblPr>
         <w:tblStyle w:val="Tablaconcuadrcula"/>
-        <w:tblW w:w="0" w:type="auto"/>
+        <w:tblW w:w="8833" w:type="dxa"/>
         <w:tblBorders>
-          <w:top w:val="single" w:sz="6"/>
-          <w:left w:val="single" w:sz="6"/>
-          <w:bottom w:val="single" w:sz="6"/>
-          <w:right w:val="single" w:sz="6"/>
+          <w:top w:val="single" w:sz="6" w:space="0" w:color="auto"/>
+          <w:left w:val="single" w:sz="6" w:space="0" w:color="auto"/>
+          <w:bottom w:val="single" w:sz="6" w:space="0" w:color="auto"/>
+          <w:right w:val="single" w:sz="6" w:space="0" w:color="auto"/>
         </w:tblBorders>
         <w:tblLayout w:type="fixed"/>
         <w:tblLook w:val="04A0" w:firstRow="1" w:lastRow="0" w:firstColumn="1" w:lastColumn="0" w:noHBand="0" w:noVBand="1"/>
@@ -1012,36 +641,28 @@
               <w:left w:w="105" w:type="dxa"/>
               <w:right w:w="105" w:type="dxa"/>
             </w:tcMar>
-            <w:vAlign w:val="top"/>
           </w:tcPr>
           <w:p>
             <w:pPr>
               <w:pStyle w:val="Prrafodelista"/>
               <w:numPr>
                 <w:ilvl w:val="0"/>
-                <w:numId w:val="20"/>
+                <w:numId w:val="16"/>
               </w:numPr>
               <w:spacing w:after="200" w:line="276" w:lineRule="auto"/>
               <w:rPr>
-                <w:rFonts w:ascii="Calibri" w:hAnsi="Calibri" w:eastAsia="Calibri" w:cs="Calibri"/>
-                <w:b w:val="0"/>
-                <w:bCs w:val="0"/>
-                <w:i w:val="0"/>
-                <w:iCs w:val="0"/>
+                <w:rFonts w:ascii="Calibri" w:eastAsia="Calibri" w:hAnsi="Calibri" w:cs="Calibri"/>
                 <w:sz w:val="24"/>
                 <w:szCs w:val="24"/>
               </w:rPr>
             </w:pPr>
             <w:r>
               <w:rPr>
-                <w:rFonts w:ascii="Calibri" w:hAnsi="Calibri" w:eastAsia="Calibri" w:cs="Calibri"/>
-                <w:b w:val="1"/>
-                <w:bCs w:val="1"/>
-                <w:i w:val="0"/>
-                <w:iCs w:val="0"/>
-                <w:sz w:val="24"/>
-                <w:szCs w:val="24"/>
-                <w:lang w:val="es-EC"/>
+                <w:rFonts w:ascii="Calibri" w:eastAsia="Calibri" w:hAnsi="Calibri" w:cs="Calibri"/>
+                <w:b/>
+                <w:bCs/>
+                <w:sz w:val="24"/>
+                <w:szCs w:val="24"/>
               </w:rPr>
               <w:t>Actividades ejecutadas/resultados</w:t>
             </w:r>
@@ -1066,26 +687,20 @@
             <w:pPr>
               <w:spacing w:after="200" w:line="276" w:lineRule="auto"/>
               <w:rPr>
-                <w:rFonts w:ascii="Calibri" w:hAnsi="Calibri" w:eastAsia="Calibri" w:cs="Calibri"/>
-                <w:b w:val="0"/>
-                <w:bCs w:val="0"/>
-                <w:i w:val="0"/>
-                <w:iCs w:val="0"/>
+                <w:rFonts w:ascii="Calibri" w:eastAsia="Calibri" w:hAnsi="Calibri" w:cs="Calibri"/>
                 <w:sz w:val="24"/>
                 <w:szCs w:val="24"/>
               </w:rPr>
             </w:pPr>
             <w:r>
               <w:rPr>
-                <w:rFonts w:ascii="Calibri" w:hAnsi="Calibri" w:eastAsia="Calibri" w:cs="Calibri"/>
-                <w:b w:val="1"/>
-                <w:bCs w:val="1"/>
-                <w:i w:val="0"/>
-                <w:iCs w:val="0"/>
-                <w:sz w:val="24"/>
-                <w:szCs w:val="24"/>
-                <w:lang w:val="es-EC"/>
-              </w:rPr>
+                <w:rFonts w:ascii="Calibri" w:eastAsia="Calibri" w:hAnsi="Calibri" w:cs="Calibri"/>
+                <w:b/>
+                <w:bCs/>
+                <w:sz w:val="24"/>
+                <w:szCs w:val="24"/>
+              </w:rPr>
+              <w:lastRenderedPageBreak/>
               <w:t xml:space="preserve">Objetivo Específico </w:t>
             </w:r>
           </w:p>
@@ -1104,25 +719,18 @@
             <w:pPr>
               <w:spacing w:after="200" w:line="276" w:lineRule="auto"/>
               <w:rPr>
-                <w:rFonts w:ascii="Calibri" w:hAnsi="Calibri" w:eastAsia="Calibri" w:cs="Calibri"/>
-                <w:b w:val="0"/>
-                <w:bCs w:val="0"/>
-                <w:i w:val="0"/>
-                <w:iCs w:val="0"/>
+                <w:rFonts w:ascii="Calibri" w:eastAsia="Calibri" w:hAnsi="Calibri" w:cs="Calibri"/>
                 <w:sz w:val="24"/>
                 <w:szCs w:val="24"/>
               </w:rPr>
             </w:pPr>
             <w:r>
               <w:rPr>
-                <w:rFonts w:ascii="Calibri" w:hAnsi="Calibri" w:eastAsia="Calibri" w:cs="Calibri"/>
-                <w:b w:val="1"/>
-                <w:bCs w:val="1"/>
-                <w:i w:val="0"/>
-                <w:iCs w:val="0"/>
-                <w:sz w:val="24"/>
-                <w:szCs w:val="24"/>
-                <w:lang w:val="es-EC"/>
+                <w:rFonts w:ascii="Calibri" w:eastAsia="Calibri" w:hAnsi="Calibri" w:cs="Calibri"/>
+                <w:b/>
+                <w:bCs/>
+                <w:sz w:val="24"/>
+                <w:szCs w:val="24"/>
               </w:rPr>
               <w:t>Actividad</w:t>
             </w:r>
@@ -1142,25 +750,18 @@
             <w:pPr>
               <w:spacing w:after="200" w:line="276" w:lineRule="auto"/>
               <w:rPr>
-                <w:rFonts w:ascii="Calibri" w:hAnsi="Calibri" w:eastAsia="Calibri" w:cs="Calibri"/>
-                <w:b w:val="0"/>
-                <w:bCs w:val="0"/>
-                <w:i w:val="0"/>
-                <w:iCs w:val="0"/>
+                <w:rFonts w:ascii="Calibri" w:eastAsia="Calibri" w:hAnsi="Calibri" w:cs="Calibri"/>
                 <w:sz w:val="24"/>
                 <w:szCs w:val="24"/>
               </w:rPr>
             </w:pPr>
             <w:r>
               <w:rPr>
-                <w:rFonts w:ascii="Calibri" w:hAnsi="Calibri" w:eastAsia="Calibri" w:cs="Calibri"/>
-                <w:b w:val="1"/>
-                <w:bCs w:val="1"/>
-                <w:i w:val="0"/>
-                <w:iCs w:val="0"/>
-                <w:sz w:val="24"/>
-                <w:szCs w:val="24"/>
-                <w:lang w:val="es-EC"/>
+                <w:rFonts w:ascii="Calibri" w:eastAsia="Calibri" w:hAnsi="Calibri" w:cs="Calibri"/>
+                <w:b/>
+                <w:bCs/>
+                <w:sz w:val="24"/>
+                <w:szCs w:val="24"/>
               </w:rPr>
               <w:t>Metodología aplicada</w:t>
             </w:r>
@@ -1181,25 +782,18 @@
             <w:pPr>
               <w:spacing w:after="200" w:line="276" w:lineRule="auto"/>
               <w:rPr>
-                <w:rFonts w:ascii="Calibri" w:hAnsi="Calibri" w:eastAsia="Calibri" w:cs="Calibri"/>
-                <w:b w:val="0"/>
-                <w:bCs w:val="0"/>
-                <w:i w:val="0"/>
-                <w:iCs w:val="0"/>
+                <w:rFonts w:ascii="Calibri" w:eastAsia="Calibri" w:hAnsi="Calibri" w:cs="Calibri"/>
                 <w:sz w:val="24"/>
                 <w:szCs w:val="24"/>
               </w:rPr>
             </w:pPr>
             <w:r>
               <w:rPr>
-                <w:rFonts w:ascii="Calibri" w:hAnsi="Calibri" w:eastAsia="Calibri" w:cs="Calibri"/>
-                <w:b w:val="1"/>
-                <w:bCs w:val="1"/>
-                <w:i w:val="0"/>
-                <w:iCs w:val="0"/>
-                <w:sz w:val="24"/>
-                <w:szCs w:val="24"/>
-                <w:lang w:val="es-EC"/>
+                <w:rFonts w:ascii="Calibri" w:eastAsia="Calibri" w:hAnsi="Calibri" w:cs="Calibri"/>
+                <w:b/>
+                <w:bCs/>
+                <w:sz w:val="24"/>
+                <w:szCs w:val="24"/>
               </w:rPr>
               <w:t>Resultados/Logros de la actividad (fines sociales/comunidad)</w:t>
             </w:r>
@@ -1219,25 +813,18 @@
             <w:pPr>
               <w:spacing w:after="200" w:line="276" w:lineRule="auto"/>
               <w:rPr>
-                <w:rFonts w:ascii="Calibri" w:hAnsi="Calibri" w:eastAsia="Calibri" w:cs="Calibri"/>
-                <w:b w:val="0"/>
-                <w:bCs w:val="0"/>
-                <w:i w:val="0"/>
-                <w:iCs w:val="0"/>
+                <w:rFonts w:ascii="Calibri" w:eastAsia="Calibri" w:hAnsi="Calibri" w:cs="Calibri"/>
                 <w:sz w:val="24"/>
                 <w:szCs w:val="24"/>
               </w:rPr>
             </w:pPr>
             <w:r>
               <w:rPr>
-                <w:rFonts w:ascii="Calibri" w:hAnsi="Calibri" w:eastAsia="Calibri" w:cs="Calibri"/>
-                <w:b w:val="1"/>
-                <w:bCs w:val="1"/>
-                <w:i w:val="0"/>
-                <w:iCs w:val="0"/>
-                <w:sz w:val="24"/>
-                <w:szCs w:val="24"/>
-                <w:lang w:val="es-EC"/>
+                <w:rFonts w:ascii="Calibri" w:eastAsia="Calibri" w:hAnsi="Calibri" w:cs="Calibri"/>
+                <w:b/>
+                <w:bCs/>
+                <w:sz w:val="24"/>
+                <w:szCs w:val="24"/>
               </w:rPr>
               <w:t>Observaciones</w:t>
             </w:r>
@@ -1261,11 +848,7 @@
             <w:pPr>
               <w:spacing w:after="200" w:line="276" w:lineRule="auto"/>
               <w:rPr>
-                <w:rFonts w:ascii="Calibri" w:hAnsi="Calibri" w:eastAsia="Calibri" w:cs="Calibri"/>
-                <w:b w:val="0"/>
-                <w:bCs w:val="0"/>
-                <w:i w:val="0"/>
-                <w:iCs w:val="0"/>
+                <w:rFonts w:ascii="Calibri" w:eastAsia="Calibri" w:hAnsi="Calibri" w:cs="Calibri"/>
                 <w:sz w:val="24"/>
                 <w:szCs w:val="24"/>
               </w:rPr>
@@ -1285,11 +868,7 @@
             <w:pPr>
               <w:spacing w:after="200" w:line="276" w:lineRule="auto"/>
               <w:rPr>
-                <w:rFonts w:ascii="Calibri" w:hAnsi="Calibri" w:eastAsia="Calibri" w:cs="Calibri"/>
-                <w:b w:val="0"/>
-                <w:bCs w:val="0"/>
-                <w:i w:val="0"/>
-                <w:iCs w:val="0"/>
+                <w:rFonts w:ascii="Calibri" w:eastAsia="Calibri" w:hAnsi="Calibri" w:cs="Calibri"/>
                 <w:sz w:val="24"/>
                 <w:szCs w:val="24"/>
               </w:rPr>
@@ -1309,11 +888,7 @@
             <w:pPr>
               <w:spacing w:after="200" w:line="276" w:lineRule="auto"/>
               <w:rPr>
-                <w:rFonts w:ascii="Calibri" w:hAnsi="Calibri" w:eastAsia="Calibri" w:cs="Calibri"/>
-                <w:b w:val="0"/>
-                <w:bCs w:val="0"/>
-                <w:i w:val="0"/>
-                <w:iCs w:val="0"/>
+                <w:rFonts w:ascii="Calibri" w:eastAsia="Calibri" w:hAnsi="Calibri" w:cs="Calibri"/>
                 <w:sz w:val="24"/>
                 <w:szCs w:val="24"/>
               </w:rPr>
@@ -1333,11 +908,7 @@
             <w:pPr>
               <w:spacing w:after="200" w:line="276" w:lineRule="auto"/>
               <w:rPr>
-                <w:rFonts w:ascii="Calibri" w:hAnsi="Calibri" w:eastAsia="Calibri" w:cs="Calibri"/>
-                <w:b w:val="0"/>
-                <w:bCs w:val="0"/>
-                <w:i w:val="0"/>
-                <w:iCs w:val="0"/>
+                <w:rFonts w:ascii="Calibri" w:eastAsia="Calibri" w:hAnsi="Calibri" w:cs="Calibri"/>
                 <w:sz w:val="24"/>
                 <w:szCs w:val="24"/>
               </w:rPr>
@@ -1358,11 +929,7 @@
             <w:pPr>
               <w:spacing w:after="200" w:line="276" w:lineRule="auto"/>
               <w:rPr>
-                <w:rFonts w:ascii="Calibri" w:hAnsi="Calibri" w:eastAsia="Calibri" w:cs="Calibri"/>
-                <w:b w:val="0"/>
-                <w:bCs w:val="0"/>
-                <w:i w:val="0"/>
-                <w:iCs w:val="0"/>
+                <w:rFonts w:ascii="Calibri" w:eastAsia="Calibri" w:hAnsi="Calibri" w:cs="Calibri"/>
                 <w:sz w:val="24"/>
                 <w:szCs w:val="24"/>
               </w:rPr>
@@ -1387,11 +954,7 @@
             <w:pPr>
               <w:spacing w:after="200" w:line="276" w:lineRule="auto"/>
               <w:rPr>
-                <w:rFonts w:ascii="Calibri" w:hAnsi="Calibri" w:eastAsia="Calibri" w:cs="Calibri"/>
-                <w:b w:val="0"/>
-                <w:bCs w:val="0"/>
-                <w:i w:val="0"/>
-                <w:iCs w:val="0"/>
+                <w:rFonts w:ascii="Calibri" w:eastAsia="Calibri" w:hAnsi="Calibri" w:cs="Calibri"/>
                 <w:sz w:val="24"/>
                 <w:szCs w:val="24"/>
               </w:rPr>
@@ -1411,11 +974,7 @@
             <w:pPr>
               <w:spacing w:after="200" w:line="276" w:lineRule="auto"/>
               <w:rPr>
-                <w:rFonts w:ascii="Calibri" w:hAnsi="Calibri" w:eastAsia="Calibri" w:cs="Calibri"/>
-                <w:b w:val="0"/>
-                <w:bCs w:val="0"/>
-                <w:i w:val="0"/>
-                <w:iCs w:val="0"/>
+                <w:rFonts w:ascii="Calibri" w:eastAsia="Calibri" w:hAnsi="Calibri" w:cs="Calibri"/>
                 <w:sz w:val="24"/>
                 <w:szCs w:val="24"/>
               </w:rPr>
@@ -1435,11 +994,7 @@
             <w:pPr>
               <w:spacing w:after="200" w:line="276" w:lineRule="auto"/>
               <w:rPr>
-                <w:rFonts w:ascii="Calibri" w:hAnsi="Calibri" w:eastAsia="Calibri" w:cs="Calibri"/>
-                <w:b w:val="0"/>
-                <w:bCs w:val="0"/>
-                <w:i w:val="0"/>
-                <w:iCs w:val="0"/>
+                <w:rFonts w:ascii="Calibri" w:eastAsia="Calibri" w:hAnsi="Calibri" w:cs="Calibri"/>
                 <w:sz w:val="24"/>
                 <w:szCs w:val="24"/>
               </w:rPr>
@@ -1459,11 +1014,7 @@
             <w:pPr>
               <w:spacing w:after="200" w:line="276" w:lineRule="auto"/>
               <w:rPr>
-                <w:rFonts w:ascii="Calibri" w:hAnsi="Calibri" w:eastAsia="Calibri" w:cs="Calibri"/>
-                <w:b w:val="0"/>
-                <w:bCs w:val="0"/>
-                <w:i w:val="0"/>
-                <w:iCs w:val="0"/>
+                <w:rFonts w:ascii="Calibri" w:eastAsia="Calibri" w:hAnsi="Calibri" w:cs="Calibri"/>
                 <w:sz w:val="24"/>
                 <w:szCs w:val="24"/>
               </w:rPr>
@@ -1484,11 +1035,7 @@
             <w:pPr>
               <w:spacing w:after="200" w:line="276" w:lineRule="auto"/>
               <w:rPr>
-                <w:rFonts w:ascii="Calibri" w:hAnsi="Calibri" w:eastAsia="Calibri" w:cs="Calibri"/>
-                <w:b w:val="0"/>
-                <w:bCs w:val="0"/>
-                <w:i w:val="0"/>
-                <w:iCs w:val="0"/>
+                <w:rFonts w:ascii="Calibri" w:eastAsia="Calibri" w:hAnsi="Calibri" w:cs="Calibri"/>
                 <w:sz w:val="24"/>
                 <w:szCs w:val="24"/>
               </w:rPr>
@@ -1513,11 +1060,7 @@
             <w:pPr>
               <w:spacing w:after="200" w:line="276" w:lineRule="auto"/>
               <w:rPr>
-                <w:rFonts w:ascii="Calibri" w:hAnsi="Calibri" w:eastAsia="Calibri" w:cs="Calibri"/>
-                <w:b w:val="0"/>
-                <w:bCs w:val="0"/>
-                <w:i w:val="0"/>
-                <w:iCs w:val="0"/>
+                <w:rFonts w:ascii="Calibri" w:eastAsia="Calibri" w:hAnsi="Calibri" w:cs="Calibri"/>
                 <w:sz w:val="24"/>
                 <w:szCs w:val="24"/>
               </w:rPr>
@@ -1537,11 +1080,7 @@
             <w:pPr>
               <w:spacing w:after="200" w:line="276" w:lineRule="auto"/>
               <w:rPr>
-                <w:rFonts w:ascii="Calibri" w:hAnsi="Calibri" w:eastAsia="Calibri" w:cs="Calibri"/>
-                <w:b w:val="0"/>
-                <w:bCs w:val="0"/>
-                <w:i w:val="0"/>
-                <w:iCs w:val="0"/>
+                <w:rFonts w:ascii="Calibri" w:eastAsia="Calibri" w:hAnsi="Calibri" w:cs="Calibri"/>
                 <w:sz w:val="24"/>
                 <w:szCs w:val="24"/>
               </w:rPr>
@@ -1561,11 +1100,7 @@
             <w:pPr>
               <w:spacing w:after="200" w:line="276" w:lineRule="auto"/>
               <w:rPr>
-                <w:rFonts w:ascii="Calibri" w:hAnsi="Calibri" w:eastAsia="Calibri" w:cs="Calibri"/>
-                <w:b w:val="0"/>
-                <w:bCs w:val="0"/>
-                <w:i w:val="0"/>
-                <w:iCs w:val="0"/>
+                <w:rFonts w:ascii="Calibri" w:eastAsia="Calibri" w:hAnsi="Calibri" w:cs="Calibri"/>
                 <w:sz w:val="24"/>
                 <w:szCs w:val="24"/>
               </w:rPr>
@@ -1585,11 +1120,7 @@
             <w:pPr>
               <w:spacing w:after="200" w:line="276" w:lineRule="auto"/>
               <w:rPr>
-                <w:rFonts w:ascii="Calibri" w:hAnsi="Calibri" w:eastAsia="Calibri" w:cs="Calibri"/>
-                <w:b w:val="0"/>
-                <w:bCs w:val="0"/>
-                <w:i w:val="0"/>
-                <w:iCs w:val="0"/>
+                <w:rFonts w:ascii="Calibri" w:eastAsia="Calibri" w:hAnsi="Calibri" w:cs="Calibri"/>
                 <w:sz w:val="24"/>
                 <w:szCs w:val="24"/>
               </w:rPr>
@@ -1610,11 +1141,7 @@
             <w:pPr>
               <w:spacing w:after="200" w:line="276" w:lineRule="auto"/>
               <w:rPr>
-                <w:rFonts w:ascii="Calibri" w:hAnsi="Calibri" w:eastAsia="Calibri" w:cs="Calibri"/>
-                <w:b w:val="0"/>
-                <w:bCs w:val="0"/>
-                <w:i w:val="0"/>
-                <w:iCs w:val="0"/>
+                <w:rFonts w:ascii="Calibri" w:eastAsia="Calibri" w:hAnsi="Calibri" w:cs="Calibri"/>
                 <w:sz w:val="24"/>
                 <w:szCs w:val="24"/>
               </w:rPr>
@@ -1639,11 +1166,7 @@
             <w:pPr>
               <w:spacing w:after="200" w:line="276" w:lineRule="auto"/>
               <w:rPr>
-                <w:rFonts w:ascii="Calibri" w:hAnsi="Calibri" w:eastAsia="Calibri" w:cs="Calibri"/>
-                <w:b w:val="0"/>
-                <w:bCs w:val="0"/>
-                <w:i w:val="0"/>
-                <w:iCs w:val="0"/>
+                <w:rFonts w:ascii="Calibri" w:eastAsia="Calibri" w:hAnsi="Calibri" w:cs="Calibri"/>
                 <w:sz w:val="24"/>
                 <w:szCs w:val="24"/>
               </w:rPr>
@@ -1663,11 +1186,7 @@
             <w:pPr>
               <w:spacing w:after="200" w:line="276" w:lineRule="auto"/>
               <w:rPr>
-                <w:rFonts w:ascii="Calibri" w:hAnsi="Calibri" w:eastAsia="Calibri" w:cs="Calibri"/>
-                <w:b w:val="0"/>
-                <w:bCs w:val="0"/>
-                <w:i w:val="0"/>
-                <w:iCs w:val="0"/>
+                <w:rFonts w:ascii="Calibri" w:eastAsia="Calibri" w:hAnsi="Calibri" w:cs="Calibri"/>
                 <w:sz w:val="24"/>
                 <w:szCs w:val="24"/>
               </w:rPr>
@@ -1687,11 +1206,7 @@
             <w:pPr>
               <w:spacing w:after="200" w:line="276" w:lineRule="auto"/>
               <w:rPr>
-                <w:rFonts w:ascii="Calibri" w:hAnsi="Calibri" w:eastAsia="Calibri" w:cs="Calibri"/>
-                <w:b w:val="0"/>
-                <w:bCs w:val="0"/>
-                <w:i w:val="0"/>
-                <w:iCs w:val="0"/>
+                <w:rFonts w:ascii="Calibri" w:eastAsia="Calibri" w:hAnsi="Calibri" w:cs="Calibri"/>
                 <w:sz w:val="24"/>
                 <w:szCs w:val="24"/>
               </w:rPr>
@@ -1711,11 +1226,7 @@
             <w:pPr>
               <w:spacing w:after="200" w:line="276" w:lineRule="auto"/>
               <w:rPr>
-                <w:rFonts w:ascii="Calibri" w:hAnsi="Calibri" w:eastAsia="Calibri" w:cs="Calibri"/>
-                <w:b w:val="0"/>
-                <w:bCs w:val="0"/>
-                <w:i w:val="0"/>
-                <w:iCs w:val="0"/>
+                <w:rFonts w:ascii="Calibri" w:eastAsia="Calibri" w:hAnsi="Calibri" w:cs="Calibri"/>
                 <w:sz w:val="24"/>
                 <w:szCs w:val="24"/>
               </w:rPr>
@@ -1736,11 +1247,310 @@
             <w:pPr>
               <w:spacing w:after="200" w:line="276" w:lineRule="auto"/>
               <w:rPr>
-                <w:rFonts w:ascii="Calibri" w:hAnsi="Calibri" w:eastAsia="Calibri" w:cs="Calibri"/>
-                <w:b w:val="0"/>
-                <w:bCs w:val="0"/>
-                <w:i w:val="0"/>
-                <w:iCs w:val="0"/>
+                <w:rFonts w:ascii="Calibri" w:eastAsia="Calibri" w:hAnsi="Calibri" w:cs="Calibri"/>
+                <w:sz w:val="24"/>
+                <w:szCs w:val="24"/>
+              </w:rPr>
+            </w:pPr>
+          </w:p>
+        </w:tc>
+      </w:tr>
+      <w:tr>
+        <w:trPr>
+          <w:trHeight w:val="540"/>
+        </w:trPr>
+        <w:tc>
+          <w:tcPr>
+            <w:tcW w:w="1470" w:type="dxa"/>
+            <w:tcMar>
+              <w:left w:w="105" w:type="dxa"/>
+              <w:right w:w="105" w:type="dxa"/>
+            </w:tcMar>
+            <w:vAlign w:val="center"/>
+          </w:tcPr>
+          <w:p>
+            <w:pPr>
+              <w:rPr>
+                <w:rFonts w:ascii="Calibri" w:eastAsia="Calibri" w:hAnsi="Calibri" w:cs="Calibri"/>
+                <w:sz w:val="24"/>
+                <w:szCs w:val="24"/>
+              </w:rPr>
+            </w:pPr>
+          </w:p>
+        </w:tc>
+        <w:tc>
+          <w:tcPr>
+            <w:tcW w:w="1470" w:type="dxa"/>
+            <w:tcMar>
+              <w:left w:w="105" w:type="dxa"/>
+              <w:right w:w="105" w:type="dxa"/>
+            </w:tcMar>
+            <w:vAlign w:val="center"/>
+          </w:tcPr>
+          <w:p>
+            <w:pPr>
+              <w:rPr>
+                <w:rFonts w:ascii="Calibri" w:eastAsia="Calibri" w:hAnsi="Calibri" w:cs="Calibri"/>
+                <w:sz w:val="24"/>
+                <w:szCs w:val="24"/>
+              </w:rPr>
+            </w:pPr>
+          </w:p>
+        </w:tc>
+        <w:tc>
+          <w:tcPr>
+            <w:tcW w:w="1470" w:type="dxa"/>
+            <w:tcMar>
+              <w:left w:w="105" w:type="dxa"/>
+              <w:right w:w="105" w:type="dxa"/>
+            </w:tcMar>
+            <w:vAlign w:val="center"/>
+          </w:tcPr>
+          <w:p>
+            <w:pPr>
+              <w:rPr>
+                <w:rFonts w:ascii="Calibri" w:eastAsia="Calibri" w:hAnsi="Calibri" w:cs="Calibri"/>
+                <w:sz w:val="24"/>
+                <w:szCs w:val="24"/>
+              </w:rPr>
+            </w:pPr>
+          </w:p>
+        </w:tc>
+        <w:tc>
+          <w:tcPr>
+            <w:tcW w:w="1470" w:type="dxa"/>
+            <w:tcMar>
+              <w:left w:w="105" w:type="dxa"/>
+              <w:right w:w="105" w:type="dxa"/>
+            </w:tcMar>
+            <w:vAlign w:val="center"/>
+          </w:tcPr>
+          <w:p>
+            <w:pPr>
+              <w:rPr>
+                <w:rFonts w:ascii="Calibri" w:eastAsia="Calibri" w:hAnsi="Calibri" w:cs="Calibri"/>
+                <w:sz w:val="24"/>
+                <w:szCs w:val="24"/>
+              </w:rPr>
+            </w:pPr>
+          </w:p>
+        </w:tc>
+        <w:tc>
+          <w:tcPr>
+            <w:tcW w:w="2953" w:type="dxa"/>
+            <w:gridSpan w:val="2"/>
+            <w:tcMar>
+              <w:left w:w="105" w:type="dxa"/>
+              <w:right w:w="105" w:type="dxa"/>
+            </w:tcMar>
+            <w:vAlign w:val="center"/>
+          </w:tcPr>
+          <w:p>
+            <w:pPr>
+              <w:rPr>
+                <w:rFonts w:ascii="Calibri" w:eastAsia="Calibri" w:hAnsi="Calibri" w:cs="Calibri"/>
+                <w:sz w:val="24"/>
+                <w:szCs w:val="24"/>
+              </w:rPr>
+            </w:pPr>
+          </w:p>
+        </w:tc>
+      </w:tr>
+      <w:tr>
+        <w:trPr>
+          <w:trHeight w:val="540"/>
+        </w:trPr>
+        <w:tc>
+          <w:tcPr>
+            <w:tcW w:w="1470" w:type="dxa"/>
+            <w:tcMar>
+              <w:left w:w="105" w:type="dxa"/>
+              <w:right w:w="105" w:type="dxa"/>
+            </w:tcMar>
+            <w:vAlign w:val="center"/>
+          </w:tcPr>
+          <w:p>
+            <w:pPr>
+              <w:rPr>
+                <w:rFonts w:ascii="Calibri" w:eastAsia="Calibri" w:hAnsi="Calibri" w:cs="Calibri"/>
+                <w:sz w:val="24"/>
+                <w:szCs w:val="24"/>
+              </w:rPr>
+            </w:pPr>
+          </w:p>
+        </w:tc>
+        <w:tc>
+          <w:tcPr>
+            <w:tcW w:w="1470" w:type="dxa"/>
+            <w:tcMar>
+              <w:left w:w="105" w:type="dxa"/>
+              <w:right w:w="105" w:type="dxa"/>
+            </w:tcMar>
+            <w:vAlign w:val="center"/>
+          </w:tcPr>
+          <w:p>
+            <w:pPr>
+              <w:rPr>
+                <w:rFonts w:ascii="Calibri" w:eastAsia="Calibri" w:hAnsi="Calibri" w:cs="Calibri"/>
+                <w:sz w:val="24"/>
+                <w:szCs w:val="24"/>
+              </w:rPr>
+            </w:pPr>
+          </w:p>
+        </w:tc>
+        <w:tc>
+          <w:tcPr>
+            <w:tcW w:w="1470" w:type="dxa"/>
+            <w:tcMar>
+              <w:left w:w="105" w:type="dxa"/>
+              <w:right w:w="105" w:type="dxa"/>
+            </w:tcMar>
+            <w:vAlign w:val="center"/>
+          </w:tcPr>
+          <w:p>
+            <w:pPr>
+              <w:rPr>
+                <w:rFonts w:ascii="Calibri" w:eastAsia="Calibri" w:hAnsi="Calibri" w:cs="Calibri"/>
+                <w:sz w:val="24"/>
+                <w:szCs w:val="24"/>
+              </w:rPr>
+            </w:pPr>
+          </w:p>
+        </w:tc>
+        <w:tc>
+          <w:tcPr>
+            <w:tcW w:w="1470" w:type="dxa"/>
+            <w:tcMar>
+              <w:left w:w="105" w:type="dxa"/>
+              <w:right w:w="105" w:type="dxa"/>
+            </w:tcMar>
+            <w:vAlign w:val="center"/>
+          </w:tcPr>
+          <w:p>
+            <w:pPr>
+              <w:rPr>
+                <w:rFonts w:ascii="Calibri" w:eastAsia="Calibri" w:hAnsi="Calibri" w:cs="Calibri"/>
+                <w:sz w:val="24"/>
+                <w:szCs w:val="24"/>
+              </w:rPr>
+            </w:pPr>
+          </w:p>
+        </w:tc>
+        <w:tc>
+          <w:tcPr>
+            <w:tcW w:w="2953" w:type="dxa"/>
+            <w:gridSpan w:val="2"/>
+            <w:tcMar>
+              <w:left w:w="105" w:type="dxa"/>
+              <w:right w:w="105" w:type="dxa"/>
+            </w:tcMar>
+            <w:vAlign w:val="center"/>
+          </w:tcPr>
+          <w:p>
+            <w:pPr>
+              <w:rPr>
+                <w:rFonts w:ascii="Calibri" w:eastAsia="Calibri" w:hAnsi="Calibri" w:cs="Calibri"/>
+                <w:sz w:val="24"/>
+                <w:szCs w:val="24"/>
+              </w:rPr>
+            </w:pPr>
+          </w:p>
+        </w:tc>
+      </w:tr>
+      <w:tr>
+        <w:trPr>
+          <w:trHeight w:val="540"/>
+        </w:trPr>
+        <w:tc>
+          <w:tcPr>
+            <w:tcW w:w="1470" w:type="dxa"/>
+            <w:tcMar>
+              <w:left w:w="105" w:type="dxa"/>
+              <w:right w:w="105" w:type="dxa"/>
+            </w:tcMar>
+            <w:vAlign w:val="center"/>
+          </w:tcPr>
+          <w:p>
+            <w:pPr>
+              <w:rPr>
+                <w:rFonts w:ascii="Calibri" w:eastAsia="Calibri" w:hAnsi="Calibri" w:cs="Calibri"/>
+                <w:sz w:val="24"/>
+                <w:szCs w:val="24"/>
+              </w:rPr>
+            </w:pPr>
+          </w:p>
+        </w:tc>
+        <w:tc>
+          <w:tcPr>
+            <w:tcW w:w="1470" w:type="dxa"/>
+            <w:tcMar>
+              <w:left w:w="105" w:type="dxa"/>
+              <w:right w:w="105" w:type="dxa"/>
+            </w:tcMar>
+            <w:vAlign w:val="center"/>
+          </w:tcPr>
+          <w:p>
+            <w:pPr>
+              <w:rPr>
+                <w:rFonts w:ascii="Calibri" w:eastAsia="Calibri" w:hAnsi="Calibri" w:cs="Calibri"/>
+                <w:sz w:val="24"/>
+                <w:szCs w:val="24"/>
+              </w:rPr>
+            </w:pPr>
+          </w:p>
+        </w:tc>
+        <w:tc>
+          <w:tcPr>
+            <w:tcW w:w="1470" w:type="dxa"/>
+            <w:tcMar>
+              <w:left w:w="105" w:type="dxa"/>
+              <w:right w:w="105" w:type="dxa"/>
+            </w:tcMar>
+            <w:vAlign w:val="center"/>
+          </w:tcPr>
+          <w:p>
+            <w:pPr>
+              <w:rPr>
+                <w:rFonts w:ascii="Calibri" w:eastAsia="Calibri" w:hAnsi="Calibri" w:cs="Calibri"/>
+                <w:sz w:val="24"/>
+                <w:szCs w:val="24"/>
+              </w:rPr>
+            </w:pPr>
+          </w:p>
+        </w:tc>
+        <w:tc>
+          <w:tcPr>
+            <w:tcW w:w="1470" w:type="dxa"/>
+            <w:tcMar>
+              <w:left w:w="105" w:type="dxa"/>
+              <w:right w:w="105" w:type="dxa"/>
+            </w:tcMar>
+            <w:vAlign w:val="center"/>
+          </w:tcPr>
+          <w:p>
+            <w:pPr>
+              <w:rPr>
+                <w:rFonts w:ascii="Calibri" w:eastAsia="Calibri" w:hAnsi="Calibri" w:cs="Calibri"/>
+                <w:sz w:val="24"/>
+                <w:szCs w:val="24"/>
+              </w:rPr>
+            </w:pPr>
+          </w:p>
+        </w:tc>
+        <w:tc>
+          <w:tcPr>
+            <w:tcW w:w="2953" w:type="dxa"/>
+            <w:gridSpan w:val="2"/>
+            <w:tcMar>
+              <w:left w:w="105" w:type="dxa"/>
+              <w:right w:w="105" w:type="dxa"/>
+            </w:tcMar>
+            <w:vAlign w:val="center"/>
+          </w:tcPr>
+          <w:p>
+            <w:pPr>
+              <w:rPr>
+                <w:rFonts w:ascii="Calibri" w:eastAsia="Calibri" w:hAnsi="Calibri" w:cs="Calibri"/>
                 <w:sz w:val="24"/>
                 <w:szCs w:val="24"/>
               </w:rPr>
@@ -1754,136 +1564,18 @@
         <w:spacing w:after="0" w:line="240" w:lineRule="auto"/>
         <w:jc w:val="center"/>
         <w:rPr>
-          <w:rFonts w:ascii="Calibri" w:hAnsi="Calibri" w:eastAsia="Calibri" w:cs="Calibri"/>
-          <w:b w:val="0"/>
-          <w:bCs w:val="0"/>
-          <w:i w:val="0"/>
-          <w:iCs w:val="0"/>
-          <w:caps w:val="0"/>
-          <w:smallCaps w:val="0"/>
-          <w:noProof w:val="0"/>
+          <w:rFonts w:ascii="Calibri" w:eastAsia="Calibri" w:hAnsi="Calibri" w:cs="Calibri"/>
           <w:color w:val="FF0000"/>
           <w:sz w:val="24"/>
           <w:szCs w:val="24"/>
-          <w:lang w:val="es-EC"/>
         </w:rPr>
       </w:pPr>
     </w:p>
     <w:p>
       <w:pPr>
-        <w:spacing w:after="200" w:line="276" w:lineRule="auto"/>
         <w:rPr>
-          <w:rFonts w:ascii="Calibri" w:hAnsi="Calibri" w:eastAsia="Calibri" w:cs="Calibri"/>
-          <w:b w:val="0"/>
-          <w:bCs w:val="0"/>
-          <w:i w:val="0"/>
-          <w:iCs w:val="0"/>
-          <w:caps w:val="0"/>
-          <w:smallCaps w:val="0"/>
-          <w:noProof w:val="0"/>
-          <w:color w:val="A6A6A6" w:themeColor="background1" w:themeTint="FF" w:themeShade="A6"/>
-          <w:sz w:val="24"/>
-          <w:szCs w:val="24"/>
-          <w:lang w:val="es-EC"/>
-        </w:rPr>
-      </w:pPr>
-      <w:r>
-        <w:rPr>
-          <w:rFonts w:ascii="Calibri" w:hAnsi="Calibri" w:eastAsia="Calibri" w:cs="Calibri"/>
-          <w:b w:val="1"/>
-          <w:bCs w:val="1"/>
-          <w:i w:val="0"/>
-          <w:iCs w:val="0"/>
-          <w:caps w:val="0"/>
-          <w:smallCaps w:val="0"/>
-          <w:noProof w:val="0"/>
-          <w:color w:val="A6A6A6" w:themeColor="background1" w:themeTint="FF" w:themeShade="A6"/>
-          <w:sz w:val="24"/>
-          <w:szCs w:val="24"/>
-          <w:lang w:val="es-EC"/>
-        </w:rPr>
-        <w:t>Ejemplo:</w:t>
-      </w:r>
-    </w:p>
-    <w:p>
-      <w:pPr>
-        <w:spacing w:after="0" w:line="240" w:lineRule="auto"/>
-        <w:jc w:val="center"/>
-        <w:rPr>
-          <w:rFonts w:ascii="Calibri" w:hAnsi="Calibri" w:eastAsia="Calibri" w:cs="Calibri"/>
-          <w:b w:val="0"/>
-          <w:bCs w:val="0"/>
-          <w:i w:val="0"/>
-          <w:iCs w:val="0"/>
-          <w:caps w:val="0"/>
-          <w:smallCaps w:val="0"/>
-          <w:noProof w:val="0"/>
+          <w:rFonts w:ascii="Calibri" w:eastAsia="Calibri" w:hAnsi="Calibri" w:cs="Calibri"/>
           <w:color w:val="FF0000"/>
-          <w:sz w:val="24"/>
-          <w:szCs w:val="24"/>
-          <w:lang w:val="es-EC"/>
-        </w:rPr>
-      </w:pPr>
-      <w:r>
-        <w:drawing>
-          <wp:inline wp14:editId="07412266" wp14:anchorId="0B643119">
-            <wp:extent cx="3600450" cy="1962150"/>
-            <wp:effectExtent l="0" t="0" r="0" b="0"/>
-            <wp:docPr id="1561724708" name="" title=""/>
-            <wp:cNvGraphicFramePr>
-              <a:graphicFrameLocks noChangeAspect="1"/>
-            </wp:cNvGraphicFramePr>
-            <a:graphic>
-              <a:graphicData uri="http://schemas.openxmlformats.org/drawingml/2006/picture">
-                <pic:pic>
-                  <pic:nvPicPr>
-                    <pic:cNvPr id="0" name=""/>
-                    <pic:cNvPicPr/>
-                  </pic:nvPicPr>
-                  <pic:blipFill>
-                    <a:blip r:embed="Rf25e8ac122024760">
-                      <a:extLst>
-                        <a:ext xmlns:a="http://schemas.openxmlformats.org/drawingml/2006/main" uri="{28A0092B-C50C-407E-A947-70E740481C1C}">
-                          <a14:useLocalDpi val="0"/>
-                        </a:ext>
-                      </a:extLst>
-                    </a:blip>
-                    <a:stretch>
-                      <a:fillRect/>
-                    </a:stretch>
-                  </pic:blipFill>
-                  <pic:spPr>
-                    <a:xfrm>
-                      <a:off x="0" y="0"/>
-                      <a:ext cx="3600450" cy="1962150"/>
-                    </a:xfrm>
-                    <a:prstGeom prst="rect">
-                      <a:avLst/>
-                    </a:prstGeom>
-                  </pic:spPr>
-                </pic:pic>
-              </a:graphicData>
-            </a:graphic>
-          </wp:inline>
-        </w:drawing>
-      </w:r>
-    </w:p>
-    <w:p>
-      <w:pPr>
-        <w:spacing w:after="200" w:line="276" w:lineRule="auto"/>
-        <w:rPr>
-          <w:rFonts w:ascii="Calibri" w:hAnsi="Calibri" w:eastAsia="Calibri" w:cs="Calibri"/>
-          <w:b w:val="0"/>
-          <w:bCs w:val="0"/>
-          <w:i w:val="0"/>
-          <w:iCs w:val="0"/>
-          <w:caps w:val="0"/>
-          <w:smallCaps w:val="0"/>
-          <w:noProof w:val="0"/>
-          <w:color w:val="FF0000"/>
-          <w:sz w:val="22"/>
-          <w:szCs w:val="22"/>
-          <w:lang w:val="es-EC"/>
         </w:rPr>
       </w:pPr>
     </w:p>
@@ -1892,10 +1584,10 @@
         <w:tblStyle w:val="Tablaconcuadrcula"/>
         <w:tblW w:w="0" w:type="auto"/>
         <w:tblBorders>
-          <w:top w:val="single" w:sz="6"/>
-          <w:left w:val="single" w:sz="6"/>
-          <w:bottom w:val="single" w:sz="6"/>
-          <w:right w:val="single" w:sz="6"/>
+          <w:top w:val="single" w:sz="6" w:space="0" w:color="auto"/>
+          <w:left w:val="single" w:sz="6" w:space="0" w:color="auto"/>
+          <w:bottom w:val="single" w:sz="6" w:space="0" w:color="auto"/>
+          <w:right w:val="single" w:sz="6" w:space="0" w:color="auto"/>
         </w:tblBorders>
         <w:tblLayout w:type="fixed"/>
         <w:tblLook w:val="04A0" w:firstRow="1" w:lastRow="0" w:firstColumn="1" w:lastColumn="0" w:noHBand="0" w:noVBand="1"/>
@@ -1915,36 +1607,28 @@
               <w:left w:w="105" w:type="dxa"/>
               <w:right w:w="105" w:type="dxa"/>
             </w:tcMar>
-            <w:vAlign w:val="top"/>
           </w:tcPr>
           <w:p>
             <w:pPr>
               <w:pStyle w:val="Prrafodelista"/>
               <w:numPr>
                 <w:ilvl w:val="0"/>
-                <w:numId w:val="20"/>
+                <w:numId w:val="16"/>
               </w:numPr>
               <w:spacing w:after="200" w:line="276" w:lineRule="auto"/>
               <w:rPr>
-                <w:rFonts w:ascii="Calibri" w:hAnsi="Calibri" w:eastAsia="Calibri" w:cs="Calibri"/>
-                <w:b w:val="0"/>
-                <w:bCs w:val="0"/>
-                <w:i w:val="0"/>
-                <w:iCs w:val="0"/>
+                <w:rFonts w:ascii="Calibri" w:eastAsia="Calibri" w:hAnsi="Calibri" w:cs="Calibri"/>
                 <w:sz w:val="24"/>
                 <w:szCs w:val="24"/>
               </w:rPr>
             </w:pPr>
             <w:r>
               <w:rPr>
-                <w:rFonts w:ascii="Calibri" w:hAnsi="Calibri" w:eastAsia="Calibri" w:cs="Calibri"/>
-                <w:b w:val="1"/>
-                <w:bCs w:val="1"/>
-                <w:i w:val="0"/>
-                <w:iCs w:val="0"/>
-                <w:sz w:val="24"/>
-                <w:szCs w:val="24"/>
-                <w:lang w:val="es-EC"/>
+                <w:rFonts w:ascii="Calibri" w:eastAsia="Calibri" w:hAnsi="Calibri" w:cs="Calibri"/>
+                <w:b/>
+                <w:bCs/>
+                <w:sz w:val="24"/>
+                <w:szCs w:val="24"/>
               </w:rPr>
               <w:t>Participantes</w:t>
             </w:r>
@@ -1963,33 +1647,47 @@
               <w:left w:w="105" w:type="dxa"/>
               <w:right w:w="105" w:type="dxa"/>
             </w:tcMar>
-            <w:vAlign w:val="top"/>
           </w:tcPr>
           <w:p>
             <w:pPr>
               <w:spacing w:after="200" w:line="276" w:lineRule="auto"/>
               <w:rPr>
-                <w:rFonts w:ascii="Calibri" w:hAnsi="Calibri" w:eastAsia="Calibri" w:cs="Calibri"/>
-                <w:b w:val="0"/>
-                <w:bCs w:val="0"/>
-                <w:i w:val="0"/>
-                <w:iCs w:val="0"/>
+                <w:rFonts w:ascii="Calibri" w:eastAsia="Calibri" w:hAnsi="Calibri" w:cs="Calibri"/>
                 <w:sz w:val="24"/>
                 <w:szCs w:val="24"/>
               </w:rPr>
             </w:pPr>
             <w:r>
               <w:rPr>
-                <w:rFonts w:ascii="Calibri" w:hAnsi="Calibri" w:eastAsia="Calibri" w:cs="Calibri"/>
-                <w:b w:val="1"/>
-                <w:bCs w:val="1"/>
-                <w:i w:val="0"/>
-                <w:iCs w:val="0"/>
-                <w:sz w:val="24"/>
-                <w:szCs w:val="24"/>
-                <w:lang w:val="es-EC"/>
-              </w:rPr>
-              <w:t xml:space="preserve">      4.1  Participación de estudiantes y docentes:</w:t>
+                <w:rFonts w:ascii="Calibri" w:eastAsia="Calibri" w:hAnsi="Calibri" w:cs="Calibri"/>
+                <w:b/>
+                <w:bCs/>
+                <w:sz w:val="24"/>
+                <w:szCs w:val="24"/>
+              </w:rPr>
+              <w:t xml:space="preserve">      </w:t>
+            </w:r>
+            <w:proofErr w:type="gramStart"/>
+            <w:r>
+              <w:rPr>
+                <w:rFonts w:ascii="Calibri" w:eastAsia="Calibri" w:hAnsi="Calibri" w:cs="Calibri"/>
+                <w:b/>
+                <w:bCs/>
+                <w:sz w:val="24"/>
+                <w:szCs w:val="24"/>
+              </w:rPr>
+              <w:t>4.1  Participación</w:t>
+            </w:r>
+            <w:proofErr w:type="gramEnd"/>
+            <w:r>
+              <w:rPr>
+                <w:rFonts w:ascii="Calibri" w:eastAsia="Calibri" w:hAnsi="Calibri" w:cs="Calibri"/>
+                <w:b/>
+                <w:bCs/>
+                <w:sz w:val="24"/>
+                <w:szCs w:val="24"/>
+              </w:rPr>
+              <w:t xml:space="preserve"> de estudiantes y docentes:</w:t>
             </w:r>
           </w:p>
         </w:tc>
@@ -2001,105 +1699,16 @@
         <w:tc>
           <w:tcPr>
             <w:tcW w:w="8835" w:type="dxa"/>
-            <w:tcMar/>
-            <w:vAlign w:val="top"/>
           </w:tcPr>
-          <w:p>
-            <w:pPr>
-              <w:spacing w:after="200" w:line="276" w:lineRule="auto"/>
-              <w:rPr>
-                <w:rFonts w:ascii="Calibri" w:hAnsi="Calibri" w:eastAsia="Calibri" w:cs="Calibri"/>
-                <w:b w:val="0"/>
-                <w:bCs w:val="0"/>
-                <w:i w:val="0"/>
-                <w:iCs w:val="0"/>
-                <w:sz w:val="24"/>
-                <w:szCs w:val="24"/>
-              </w:rPr>
-            </w:pPr>
-          </w:p>
-          <w:p>
-            <w:pPr>
-              <w:spacing w:after="200" w:line="276" w:lineRule="auto"/>
-              <w:rPr>
-                <w:rFonts w:ascii="Calibri" w:hAnsi="Calibri" w:eastAsia="Calibri" w:cs="Calibri"/>
-                <w:b w:val="0"/>
-                <w:bCs w:val="0"/>
-                <w:i w:val="0"/>
-                <w:iCs w:val="0"/>
-                <w:color w:val="A6A6A6" w:themeColor="background1" w:themeTint="FF" w:themeShade="A6"/>
-                <w:sz w:val="24"/>
-                <w:szCs w:val="24"/>
-              </w:rPr>
-            </w:pPr>
-            <w:r>
-              <w:rPr>
-                <w:rFonts w:ascii="Calibri" w:hAnsi="Calibri" w:eastAsia="Calibri" w:cs="Calibri"/>
-                <w:b w:val="1"/>
-                <w:bCs w:val="1"/>
-                <w:i w:val="0"/>
-                <w:iCs w:val="0"/>
-                <w:color w:val="A6A6A6" w:themeColor="background1" w:themeTint="FF" w:themeShade="A6"/>
-                <w:sz w:val="24"/>
-                <w:szCs w:val="24"/>
-                <w:lang w:val="es-EC"/>
-              </w:rPr>
-              <w:t xml:space="preserve">Detallar la Participación de estudiantes, y estadísticas de los alumnos planificados </w:t>
-            </w:r>
-          </w:p>
-          <w:p>
-            <w:pPr>
-              <w:spacing w:after="200" w:line="276" w:lineRule="auto"/>
-              <w:rPr>
-                <w:rFonts w:ascii="Calibri" w:hAnsi="Calibri" w:eastAsia="Calibri" w:cs="Calibri"/>
-                <w:b w:val="0"/>
-                <w:bCs w:val="0"/>
-                <w:i w:val="0"/>
-                <w:iCs w:val="0"/>
-                <w:color w:val="A6A6A6" w:themeColor="background1" w:themeTint="FF" w:themeShade="A6"/>
-                <w:sz w:val="24"/>
-                <w:szCs w:val="24"/>
-              </w:rPr>
-            </w:pPr>
-            <w:r>
-              <w:rPr>
-                <w:rFonts w:ascii="Calibri" w:hAnsi="Calibri" w:eastAsia="Calibri" w:cs="Calibri"/>
-                <w:b w:val="1"/>
-                <w:bCs w:val="1"/>
-                <w:i w:val="0"/>
-                <w:iCs w:val="0"/>
-                <w:color w:val="A6A6A6" w:themeColor="background1" w:themeTint="FF" w:themeShade="A6"/>
-                <w:sz w:val="24"/>
-                <w:szCs w:val="24"/>
-                <w:lang w:val="es-EC"/>
-              </w:rPr>
-              <w:t>Ejemplo:</w:t>
-            </w:r>
-          </w:p>
-          <w:p>
-            <w:pPr>
-              <w:spacing w:after="200" w:line="276" w:lineRule="auto"/>
-              <w:rPr>
-                <w:rFonts w:ascii="Calibri" w:hAnsi="Calibri" w:eastAsia="Calibri" w:cs="Calibri"/>
-                <w:b w:val="0"/>
-                <w:bCs w:val="0"/>
-                <w:i w:val="0"/>
-                <w:iCs w:val="0"/>
-                <w:color w:val="A6A6A6" w:themeColor="background1" w:themeTint="FF" w:themeShade="A6"/>
-                <w:sz w:val="24"/>
-                <w:szCs w:val="24"/>
-              </w:rPr>
-            </w:pPr>
-          </w:p>
           <w:tbl>
             <w:tblPr>
               <w:tblStyle w:val="Tablaconcuadrcula1clara-nfasis5"/>
-              <w:tblW w:w="0" w:type="auto"/>
+              <w:tblW w:w="8624" w:type="dxa"/>
               <w:tblBorders>
-                <w:top w:val="single" w:sz="6"/>
-                <w:left w:val="single" w:sz="6"/>
-                <w:bottom w:val="single" w:sz="6"/>
-                <w:right w:val="single" w:sz="6"/>
+                <w:top w:val="single" w:sz="6" w:space="0" w:color="auto"/>
+                <w:left w:val="single" w:sz="6" w:space="0" w:color="auto"/>
+                <w:bottom w:val="single" w:sz="6" w:space="0" w:color="auto"/>
+                <w:right w:val="single" w:sz="6" w:space="0" w:color="auto"/>
               </w:tblBorders>
               <w:tblLayout w:type="fixed"/>
               <w:tblLook w:val="04A0" w:firstRow="1" w:lastRow="0" w:firstColumn="1" w:lastColumn="0" w:noHBand="0" w:noVBand="1"/>
@@ -2112,15 +1721,13 @@
             </w:tblGrid>
             <w:tr>
               <w:trPr>
+                <w:cnfStyle w:val="100000000000" w:firstRow="1" w:lastRow="0" w:firstColumn="0" w:lastColumn="0" w:oddVBand="0" w:evenVBand="0" w:oddHBand="0" w:evenHBand="0" w:firstRowFirstColumn="0" w:firstRowLastColumn="0" w:lastRowFirstColumn="0" w:lastRowLastColumn="0"/>
                 <w:trHeight w:val="900"/>
               </w:trPr>
               <w:tc>
                 <w:tcPr>
                   <w:cnfStyle w:val="001000000000" w:firstRow="0" w:lastRow="0" w:firstColumn="1" w:lastColumn="0" w:oddVBand="0" w:evenVBand="0" w:oddHBand="0" w:evenHBand="0" w:firstRowFirstColumn="0" w:firstRowLastColumn="0" w:lastRowFirstColumn="0" w:lastRowLastColumn="0"/>
                   <w:tcW w:w="2291" w:type="dxa"/>
-                  <w:tcBorders>
-                    <w:bottom w:val="single" w:color="92CDDC" w:themeColor="accent5" w:themeTint="99" w:sz="12"/>
-                  </w:tcBorders>
                   <w:tcMar>
                     <w:left w:w="105" w:type="dxa"/>
                     <w:right w:w="105" w:type="dxa"/>
@@ -2132,24 +1739,12 @@
                     <w:spacing w:after="200" w:line="276" w:lineRule="auto"/>
                     <w:jc w:val="center"/>
                     <w:rPr>
-                      <w:rFonts w:ascii="Calibri" w:hAnsi="Calibri" w:eastAsia="Calibri" w:cs="Calibri"/>
-                      <w:b w:val="1"/>
-                      <w:bCs w:val="1"/>
-                      <w:i w:val="0"/>
-                      <w:iCs w:val="0"/>
-                      <w:sz w:val="22"/>
-                      <w:szCs w:val="22"/>
+                      <w:rFonts w:ascii="Calibri" w:eastAsia="Calibri" w:hAnsi="Calibri" w:cs="Calibri"/>
                     </w:rPr>
                   </w:pPr>
                   <w:r>
                     <w:rPr>
-                      <w:rFonts w:ascii="Calibri" w:hAnsi="Calibri" w:eastAsia="Calibri" w:cs="Calibri"/>
-                      <w:b w:val="1"/>
-                      <w:bCs w:val="1"/>
-                      <w:i w:val="0"/>
-                      <w:iCs w:val="0"/>
-                      <w:sz w:val="22"/>
-                      <w:szCs w:val="22"/>
+                      <w:rFonts w:ascii="Calibri" w:eastAsia="Calibri" w:hAnsi="Calibri" w:cs="Calibri"/>
                       <w:lang w:val="es-EC"/>
                     </w:rPr>
                     <w:t>Docentes/ Estudiantes</w:t>
@@ -2158,11 +1753,7 @@
               </w:tc>
               <w:tc>
                 <w:tcPr>
-                  <w:cnfStyle w:val="000000000000" w:firstRow="0" w:lastRow="0" w:firstColumn="0" w:lastColumn="0" w:oddVBand="0" w:evenVBand="0" w:oddHBand="0" w:evenHBand="0" w:firstRowFirstColumn="0" w:firstRowLastColumn="0" w:lastRowFirstColumn="0" w:lastRowLastColumn="0"/>
                   <w:tcW w:w="2111" w:type="dxa"/>
-                  <w:tcBorders>
-                    <w:bottom w:val="single" w:color="92CDDC" w:themeColor="accent5" w:themeTint="99" w:sz="12"/>
-                  </w:tcBorders>
                   <w:tcMar>
                     <w:left w:w="105" w:type="dxa"/>
                     <w:right w:w="105" w:type="dxa"/>
@@ -2173,38 +1764,34 @@
                   <w:pPr>
                     <w:spacing w:after="200" w:line="276" w:lineRule="auto"/>
                     <w:jc w:val="center"/>
+                    <w:cnfStyle w:val="100000000000" w:firstRow="1" w:lastRow="0" w:firstColumn="0" w:lastColumn="0" w:oddVBand="0" w:evenVBand="0" w:oddHBand="0" w:evenHBand="0" w:firstRowFirstColumn="0" w:firstRowLastColumn="0" w:lastRowFirstColumn="0" w:lastRowLastColumn="0"/>
                     <w:rPr>
-                      <w:rFonts w:ascii="Calibri" w:hAnsi="Calibri" w:eastAsia="Calibri" w:cs="Calibri"/>
-                      <w:b w:val="1"/>
-                      <w:bCs w:val="1"/>
-                      <w:i w:val="0"/>
-                      <w:iCs w:val="0"/>
-                      <w:sz w:val="22"/>
-                      <w:szCs w:val="22"/>
+                      <w:rFonts w:ascii="Calibri" w:eastAsia="Calibri" w:hAnsi="Calibri" w:cs="Calibri"/>
+                      <w:b w:val="0"/>
+                      <w:bCs w:val="0"/>
                     </w:rPr>
                   </w:pPr>
+                  <w:proofErr w:type="spellStart"/>
                   <w:r>
                     <w:rPr>
-                      <w:rFonts w:ascii="Calibri" w:hAnsi="Calibri" w:eastAsia="Calibri" w:cs="Calibri"/>
-                      <w:b w:val="1"/>
-                      <w:bCs w:val="1"/>
-                      <w:i w:val="0"/>
-                      <w:iCs w:val="0"/>
-                      <w:sz w:val="22"/>
-                      <w:szCs w:val="22"/>
+                      <w:rFonts w:ascii="Calibri" w:eastAsia="Calibri" w:hAnsi="Calibri" w:cs="Calibri"/>
                       <w:lang w:val="es-EC"/>
                     </w:rPr>
-                    <w:t>Num. Planificados</w:t>
+                    <w:t>Num</w:t>
+                  </w:r>
+                  <w:proofErr w:type="spellEnd"/>
+                  <w:r>
+                    <w:rPr>
+                      <w:rFonts w:ascii="Calibri" w:eastAsia="Calibri" w:hAnsi="Calibri" w:cs="Calibri"/>
+                      <w:lang w:val="es-EC"/>
+                    </w:rPr>
+                    <w:t>. Planificados</w:t>
                   </w:r>
                 </w:p>
               </w:tc>
               <w:tc>
                 <w:tcPr>
-                  <w:cnfStyle w:val="000000000000" w:firstRow="0" w:lastRow="0" w:firstColumn="0" w:lastColumn="0" w:oddVBand="0" w:evenVBand="0" w:oddHBand="0" w:evenHBand="0" w:firstRowFirstColumn="0" w:firstRowLastColumn="0" w:lastRowFirstColumn="0" w:lastRowLastColumn="0"/>
                   <w:tcW w:w="2111" w:type="dxa"/>
-                  <w:tcBorders>
-                    <w:bottom w:val="single" w:color="92CDDC" w:themeColor="accent5" w:themeTint="99" w:sz="12"/>
-                  </w:tcBorders>
                   <w:tcMar>
                     <w:left w:w="105" w:type="dxa"/>
                     <w:right w:w="105" w:type="dxa"/>
@@ -2215,38 +1802,34 @@
                   <w:pPr>
                     <w:spacing w:after="200" w:line="276" w:lineRule="auto"/>
                     <w:jc w:val="center"/>
+                    <w:cnfStyle w:val="100000000000" w:firstRow="1" w:lastRow="0" w:firstColumn="0" w:lastColumn="0" w:oddVBand="0" w:evenVBand="0" w:oddHBand="0" w:evenHBand="0" w:firstRowFirstColumn="0" w:firstRowLastColumn="0" w:lastRowFirstColumn="0" w:lastRowLastColumn="0"/>
                     <w:rPr>
-                      <w:rFonts w:ascii="Calibri" w:hAnsi="Calibri" w:eastAsia="Calibri" w:cs="Calibri"/>
-                      <w:b w:val="1"/>
-                      <w:bCs w:val="1"/>
-                      <w:i w:val="0"/>
-                      <w:iCs w:val="0"/>
-                      <w:sz w:val="22"/>
-                      <w:szCs w:val="22"/>
+                      <w:rFonts w:ascii="Calibri" w:eastAsia="Calibri" w:hAnsi="Calibri" w:cs="Calibri"/>
+                      <w:b w:val="0"/>
+                      <w:bCs w:val="0"/>
                     </w:rPr>
                   </w:pPr>
+                  <w:proofErr w:type="spellStart"/>
                   <w:r>
                     <w:rPr>
-                      <w:rFonts w:ascii="Calibri" w:hAnsi="Calibri" w:eastAsia="Calibri" w:cs="Calibri"/>
-                      <w:b w:val="1"/>
-                      <w:bCs w:val="1"/>
-                      <w:i w:val="0"/>
-                      <w:iCs w:val="0"/>
-                      <w:sz w:val="22"/>
-                      <w:szCs w:val="22"/>
+                      <w:rFonts w:ascii="Calibri" w:eastAsia="Calibri" w:hAnsi="Calibri" w:cs="Calibri"/>
                       <w:lang w:val="es-EC"/>
                     </w:rPr>
-                    <w:t>Num. Ejecutado</w:t>
+                    <w:t>Num</w:t>
+                  </w:r>
+                  <w:proofErr w:type="spellEnd"/>
+                  <w:r>
+                    <w:rPr>
+                      <w:rFonts w:ascii="Calibri" w:eastAsia="Calibri" w:hAnsi="Calibri" w:cs="Calibri"/>
+                      <w:lang w:val="es-EC"/>
+                    </w:rPr>
+                    <w:t>. Ejecutado</w:t>
                   </w:r>
                 </w:p>
               </w:tc>
               <w:tc>
                 <w:tcPr>
-                  <w:cnfStyle w:val="000000000000" w:firstRow="0" w:lastRow="0" w:firstColumn="0" w:lastColumn="0" w:oddVBand="0" w:evenVBand="0" w:oddHBand="0" w:evenHBand="0" w:firstRowFirstColumn="0" w:firstRowLastColumn="0" w:lastRowFirstColumn="0" w:lastRowLastColumn="0"/>
                   <w:tcW w:w="2111" w:type="dxa"/>
-                  <w:tcBorders>
-                    <w:bottom w:val="single" w:color="92CDDC" w:themeColor="accent5" w:themeTint="99" w:sz="12"/>
-                  </w:tcBorders>
                   <w:tcMar>
                     <w:left w:w="105" w:type="dxa"/>
                     <w:right w:w="105" w:type="dxa"/>
@@ -2257,25 +1840,16 @@
                   <w:pPr>
                     <w:spacing w:after="200" w:line="276" w:lineRule="auto"/>
                     <w:jc w:val="center"/>
+                    <w:cnfStyle w:val="100000000000" w:firstRow="1" w:lastRow="0" w:firstColumn="0" w:lastColumn="0" w:oddVBand="0" w:evenVBand="0" w:oddHBand="0" w:evenHBand="0" w:firstRowFirstColumn="0" w:firstRowLastColumn="0" w:lastRowFirstColumn="0" w:lastRowLastColumn="0"/>
                     <w:rPr>
-                      <w:rFonts w:ascii="Calibri" w:hAnsi="Calibri" w:eastAsia="Calibri" w:cs="Calibri"/>
-                      <w:b w:val="1"/>
-                      <w:bCs w:val="1"/>
-                      <w:i w:val="0"/>
-                      <w:iCs w:val="0"/>
-                      <w:sz w:val="22"/>
-                      <w:szCs w:val="22"/>
+                      <w:rFonts w:ascii="Calibri" w:eastAsia="Calibri" w:hAnsi="Calibri" w:cs="Calibri"/>
+                      <w:b w:val="0"/>
+                      <w:bCs w:val="0"/>
                     </w:rPr>
                   </w:pPr>
                   <w:r>
                     <w:rPr>
-                      <w:rFonts w:ascii="Calibri" w:hAnsi="Calibri" w:eastAsia="Calibri" w:cs="Calibri"/>
-                      <w:b w:val="1"/>
-                      <w:bCs w:val="1"/>
-                      <w:i w:val="0"/>
-                      <w:iCs w:val="0"/>
-                      <w:sz w:val="22"/>
-                      <w:szCs w:val="22"/>
+                      <w:rFonts w:ascii="Calibri" w:eastAsia="Calibri" w:hAnsi="Calibri" w:cs="Calibri"/>
                       <w:lang w:val="es-EC"/>
                     </w:rPr>
                     <w:t>Meta</w:t>
@@ -2295,30 +1869,19 @@
                     <w:left w:w="105" w:type="dxa"/>
                     <w:right w:w="105" w:type="dxa"/>
                   </w:tcMar>
-                  <w:vAlign w:val="top"/>
                 </w:tcPr>
                 <w:p>
                   <w:pPr>
                     <w:spacing w:after="200" w:line="276" w:lineRule="auto"/>
                     <w:rPr>
-                      <w:rFonts w:ascii="Calibri" w:hAnsi="Calibri" w:eastAsia="Calibri" w:cs="Calibri"/>
-                      <w:b w:val="1"/>
-                      <w:bCs w:val="1"/>
-                      <w:i w:val="0"/>
-                      <w:iCs w:val="0"/>
-                      <w:sz w:val="22"/>
-                      <w:szCs w:val="22"/>
+                      <w:rFonts w:ascii="Calibri" w:eastAsia="Calibri" w:hAnsi="Calibri" w:cs="Calibri"/>
                     </w:rPr>
                   </w:pPr>
                   <w:r>
                     <w:rPr>
-                      <w:rFonts w:ascii="Calibri" w:hAnsi="Calibri" w:eastAsia="Calibri" w:cs="Calibri"/>
+                      <w:rFonts w:ascii="Calibri" w:eastAsia="Calibri" w:hAnsi="Calibri" w:cs="Calibri"/>
                       <w:b w:val="0"/>
                       <w:bCs w:val="0"/>
-                      <w:i w:val="0"/>
-                      <w:iCs w:val="0"/>
-                      <w:sz w:val="22"/>
-                      <w:szCs w:val="22"/>
                       <w:lang w:val="es-EC"/>
                     </w:rPr>
                     <w:t>Docentes</w:t>
@@ -2327,7 +1890,6 @@
               </w:tc>
               <w:tc>
                 <w:tcPr>
-                  <w:cnfStyle w:val="000000000000" w:firstRow="0" w:lastRow="0" w:firstColumn="0" w:lastColumn="0" w:oddVBand="0" w:evenVBand="0" w:oddHBand="0" w:evenHBand="0" w:firstRowFirstColumn="0" w:firstRowLastColumn="0" w:lastRowFirstColumn="0" w:lastRowLastColumn="0"/>
                   <w:tcW w:w="2111" w:type="dxa"/>
                   <w:tcMar>
                     <w:left w:w="105" w:type="dxa"/>
@@ -2339,22 +1901,16 @@
                   <w:pPr>
                     <w:spacing w:after="200" w:line="276" w:lineRule="auto"/>
                     <w:jc w:val="center"/>
+                    <w:cnfStyle w:val="000000000000" w:firstRow="0" w:lastRow="0" w:firstColumn="0" w:lastColumn="0" w:oddVBand="0" w:evenVBand="0" w:oddHBand="0" w:evenHBand="0" w:firstRowFirstColumn="0" w:firstRowLastColumn="0" w:lastRowFirstColumn="0" w:lastRowLastColumn="0"/>
                     <w:rPr>
-                      <w:rFonts w:ascii="Calibri" w:hAnsi="Calibri" w:eastAsia="Calibri" w:cs="Calibri"/>
-                      <w:b w:val="0"/>
-                      <w:bCs w:val="0"/>
-                      <w:i w:val="0"/>
-                      <w:iCs w:val="0"/>
-                      <w:color w:val="000000" w:themeColor="text1" w:themeTint="FF" w:themeShade="FF"/>
-                      <w:sz w:val="22"/>
-                      <w:szCs w:val="22"/>
+                      <w:rFonts w:ascii="Calibri" w:eastAsia="Calibri" w:hAnsi="Calibri" w:cs="Calibri"/>
+                      <w:color w:val="000000" w:themeColor="text1"/>
                     </w:rPr>
                   </w:pPr>
                 </w:p>
               </w:tc>
               <w:tc>
                 <w:tcPr>
-                  <w:cnfStyle w:val="000000000000" w:firstRow="0" w:lastRow="0" w:firstColumn="0" w:lastColumn="0" w:oddVBand="0" w:evenVBand="0" w:oddHBand="0" w:evenHBand="0" w:firstRowFirstColumn="0" w:firstRowLastColumn="0" w:lastRowFirstColumn="0" w:lastRowLastColumn="0"/>
                   <w:tcW w:w="2111" w:type="dxa"/>
                   <w:tcMar>
                     <w:left w:w="105" w:type="dxa"/>
@@ -2366,21 +1922,15 @@
                   <w:pPr>
                     <w:spacing w:after="200" w:line="276" w:lineRule="auto"/>
                     <w:jc w:val="center"/>
+                    <w:cnfStyle w:val="000000000000" w:firstRow="0" w:lastRow="0" w:firstColumn="0" w:lastColumn="0" w:oddVBand="0" w:evenVBand="0" w:oddHBand="0" w:evenHBand="0" w:firstRowFirstColumn="0" w:firstRowLastColumn="0" w:lastRowFirstColumn="0" w:lastRowLastColumn="0"/>
                     <w:rPr>
-                      <w:rFonts w:ascii="Calibri" w:hAnsi="Calibri" w:eastAsia="Calibri" w:cs="Calibri"/>
-                      <w:b w:val="0"/>
-                      <w:bCs w:val="0"/>
-                      <w:i w:val="0"/>
-                      <w:iCs w:val="0"/>
-                      <w:sz w:val="22"/>
-                      <w:szCs w:val="22"/>
+                      <w:rFonts w:ascii="Calibri" w:eastAsia="Calibri" w:hAnsi="Calibri" w:cs="Calibri"/>
                     </w:rPr>
                   </w:pPr>
                 </w:p>
               </w:tc>
               <w:tc>
                 <w:tcPr>
-                  <w:cnfStyle w:val="000000000000" w:firstRow="0" w:lastRow="0" w:firstColumn="0" w:lastColumn="0" w:oddVBand="0" w:evenVBand="0" w:oddHBand="0" w:evenHBand="0" w:firstRowFirstColumn="0" w:firstRowLastColumn="0" w:lastRowFirstColumn="0" w:lastRowLastColumn="0"/>
                   <w:tcW w:w="2111" w:type="dxa"/>
                   <w:tcMar>
                     <w:left w:w="105" w:type="dxa"/>
@@ -2392,25 +1942,14 @@
                   <w:pPr>
                     <w:spacing w:after="200" w:line="276" w:lineRule="auto"/>
                     <w:jc w:val="center"/>
+                    <w:cnfStyle w:val="000000000000" w:firstRow="0" w:lastRow="0" w:firstColumn="0" w:lastColumn="0" w:oddVBand="0" w:evenVBand="0" w:oddHBand="0" w:evenHBand="0" w:firstRowFirstColumn="0" w:firstRowLastColumn="0" w:lastRowFirstColumn="0" w:lastRowLastColumn="0"/>
                     <w:rPr>
-                      <w:rFonts w:ascii="Calibri" w:hAnsi="Calibri" w:eastAsia="Calibri" w:cs="Calibri"/>
-                      <w:b w:val="0"/>
-                      <w:bCs w:val="0"/>
-                      <w:i w:val="0"/>
-                      <w:iCs w:val="0"/>
-                      <w:sz w:val="22"/>
-                      <w:szCs w:val="22"/>
+                      <w:rFonts w:ascii="Calibri" w:eastAsia="Calibri" w:hAnsi="Calibri" w:cs="Calibri"/>
                     </w:rPr>
                   </w:pPr>
                   <w:r>
                     <w:rPr>
-                      <w:rFonts w:ascii="Calibri" w:hAnsi="Calibri" w:eastAsia="Calibri" w:cs="Calibri"/>
-                      <w:b w:val="0"/>
-                      <w:bCs w:val="0"/>
-                      <w:i w:val="0"/>
-                      <w:iCs w:val="0"/>
-                      <w:sz w:val="22"/>
-                      <w:szCs w:val="22"/>
+                      <w:rFonts w:ascii="Calibri" w:eastAsia="Calibri" w:hAnsi="Calibri" w:cs="Calibri"/>
                       <w:lang w:val="es-EC"/>
                     </w:rPr>
                     <w:t>%</w:t>
@@ -2430,30 +1969,19 @@
                     <w:left w:w="105" w:type="dxa"/>
                     <w:right w:w="105" w:type="dxa"/>
                   </w:tcMar>
-                  <w:vAlign w:val="top"/>
                 </w:tcPr>
                 <w:p>
                   <w:pPr>
                     <w:spacing w:after="200" w:line="276" w:lineRule="auto"/>
                     <w:rPr>
-                      <w:rFonts w:ascii="Calibri" w:hAnsi="Calibri" w:eastAsia="Calibri" w:cs="Calibri"/>
-                      <w:b w:val="1"/>
-                      <w:bCs w:val="1"/>
-                      <w:i w:val="0"/>
-                      <w:iCs w:val="0"/>
-                      <w:sz w:val="22"/>
-                      <w:szCs w:val="22"/>
+                      <w:rFonts w:ascii="Calibri" w:eastAsia="Calibri" w:hAnsi="Calibri" w:cs="Calibri"/>
                     </w:rPr>
                   </w:pPr>
                   <w:r>
                     <w:rPr>
-                      <w:rFonts w:ascii="Calibri" w:hAnsi="Calibri" w:eastAsia="Calibri" w:cs="Calibri"/>
+                      <w:rFonts w:ascii="Calibri" w:eastAsia="Calibri" w:hAnsi="Calibri" w:cs="Calibri"/>
                       <w:b w:val="0"/>
                       <w:bCs w:val="0"/>
-                      <w:i w:val="0"/>
-                      <w:iCs w:val="0"/>
-                      <w:sz w:val="22"/>
-                      <w:szCs w:val="22"/>
                       <w:lang w:val="es-EC"/>
                     </w:rPr>
                     <w:t>Estudiantes</w:t>
@@ -2462,7 +1990,6 @@
               </w:tc>
               <w:tc>
                 <w:tcPr>
-                  <w:cnfStyle w:val="000000000000" w:firstRow="0" w:lastRow="0" w:firstColumn="0" w:lastColumn="0" w:oddVBand="0" w:evenVBand="0" w:oddHBand="0" w:evenHBand="0" w:firstRowFirstColumn="0" w:firstRowLastColumn="0" w:lastRowFirstColumn="0" w:lastRowLastColumn="0"/>
                   <w:tcW w:w="2111" w:type="dxa"/>
                   <w:tcMar>
                     <w:left w:w="105" w:type="dxa"/>
@@ -2474,22 +2001,16 @@
                   <w:pPr>
                     <w:spacing w:after="200" w:line="276" w:lineRule="auto"/>
                     <w:jc w:val="center"/>
+                    <w:cnfStyle w:val="000000000000" w:firstRow="0" w:lastRow="0" w:firstColumn="0" w:lastColumn="0" w:oddVBand="0" w:evenVBand="0" w:oddHBand="0" w:evenHBand="0" w:firstRowFirstColumn="0" w:firstRowLastColumn="0" w:lastRowFirstColumn="0" w:lastRowLastColumn="0"/>
                     <w:rPr>
-                      <w:rFonts w:ascii="Calibri" w:hAnsi="Calibri" w:eastAsia="Calibri" w:cs="Calibri"/>
-                      <w:b w:val="0"/>
-                      <w:bCs w:val="0"/>
-                      <w:i w:val="0"/>
-                      <w:iCs w:val="0"/>
-                      <w:color w:val="000000" w:themeColor="text1" w:themeTint="FF" w:themeShade="FF"/>
-                      <w:sz w:val="22"/>
-                      <w:szCs w:val="22"/>
+                      <w:rFonts w:ascii="Calibri" w:eastAsia="Calibri" w:hAnsi="Calibri" w:cs="Calibri"/>
+                      <w:color w:val="000000" w:themeColor="text1"/>
                     </w:rPr>
                   </w:pPr>
                 </w:p>
               </w:tc>
               <w:tc>
                 <w:tcPr>
-                  <w:cnfStyle w:val="000000000000" w:firstRow="0" w:lastRow="0" w:firstColumn="0" w:lastColumn="0" w:oddVBand="0" w:evenVBand="0" w:oddHBand="0" w:evenHBand="0" w:firstRowFirstColumn="0" w:firstRowLastColumn="0" w:lastRowFirstColumn="0" w:lastRowLastColumn="0"/>
                   <w:tcW w:w="2111" w:type="dxa"/>
                   <w:tcMar>
                     <w:left w:w="105" w:type="dxa"/>
@@ -2501,21 +2022,15 @@
                   <w:pPr>
                     <w:spacing w:after="200" w:line="276" w:lineRule="auto"/>
                     <w:jc w:val="center"/>
+                    <w:cnfStyle w:val="000000000000" w:firstRow="0" w:lastRow="0" w:firstColumn="0" w:lastColumn="0" w:oddVBand="0" w:evenVBand="0" w:oddHBand="0" w:evenHBand="0" w:firstRowFirstColumn="0" w:firstRowLastColumn="0" w:lastRowFirstColumn="0" w:lastRowLastColumn="0"/>
                     <w:rPr>
-                      <w:rFonts w:ascii="Calibri" w:hAnsi="Calibri" w:eastAsia="Calibri" w:cs="Calibri"/>
-                      <w:b w:val="0"/>
-                      <w:bCs w:val="0"/>
-                      <w:i w:val="0"/>
-                      <w:iCs w:val="0"/>
-                      <w:sz w:val="22"/>
-                      <w:szCs w:val="22"/>
+                      <w:rFonts w:ascii="Calibri" w:eastAsia="Calibri" w:hAnsi="Calibri" w:cs="Calibri"/>
                     </w:rPr>
                   </w:pPr>
                 </w:p>
               </w:tc>
               <w:tc>
                 <w:tcPr>
-                  <w:cnfStyle w:val="000000000000" w:firstRow="0" w:lastRow="0" w:firstColumn="0" w:lastColumn="0" w:oddVBand="0" w:evenVBand="0" w:oddHBand="0" w:evenHBand="0" w:firstRowFirstColumn="0" w:firstRowLastColumn="0" w:lastRowFirstColumn="0" w:lastRowLastColumn="0"/>
                   <w:tcW w:w="2111" w:type="dxa"/>
                   <w:tcMar>
                     <w:left w:w="105" w:type="dxa"/>
@@ -2527,25 +2042,14 @@
                   <w:pPr>
                     <w:spacing w:after="200" w:line="276" w:lineRule="auto"/>
                     <w:jc w:val="center"/>
+                    <w:cnfStyle w:val="000000000000" w:firstRow="0" w:lastRow="0" w:firstColumn="0" w:lastColumn="0" w:oddVBand="0" w:evenVBand="0" w:oddHBand="0" w:evenHBand="0" w:firstRowFirstColumn="0" w:firstRowLastColumn="0" w:lastRowFirstColumn="0" w:lastRowLastColumn="0"/>
                     <w:rPr>
-                      <w:rFonts w:ascii="Calibri" w:hAnsi="Calibri" w:eastAsia="Calibri" w:cs="Calibri"/>
-                      <w:b w:val="0"/>
-                      <w:bCs w:val="0"/>
-                      <w:i w:val="0"/>
-                      <w:iCs w:val="0"/>
-                      <w:sz w:val="22"/>
-                      <w:szCs w:val="22"/>
+                      <w:rFonts w:ascii="Calibri" w:eastAsia="Calibri" w:hAnsi="Calibri" w:cs="Calibri"/>
                     </w:rPr>
                   </w:pPr>
                   <w:r>
                     <w:rPr>
-                      <w:rFonts w:ascii="Calibri" w:hAnsi="Calibri" w:eastAsia="Calibri" w:cs="Calibri"/>
-                      <w:b w:val="0"/>
-                      <w:bCs w:val="0"/>
-                      <w:i w:val="0"/>
-                      <w:iCs w:val="0"/>
-                      <w:sz w:val="22"/>
-                      <w:szCs w:val="22"/>
+                      <w:rFonts w:ascii="Calibri" w:eastAsia="Calibri" w:hAnsi="Calibri" w:cs="Calibri"/>
                       <w:lang w:val="es-EC"/>
                     </w:rPr>
                     <w:t>%</w:t>
@@ -2557,71 +2061,8 @@
           <w:p>
             <w:pPr>
               <w:spacing w:after="200" w:line="276" w:lineRule="auto"/>
-              <w:jc w:val="center"/>
-              <w:rPr>
-                <w:rFonts w:ascii="Calibri" w:hAnsi="Calibri" w:eastAsia="Calibri" w:cs="Calibri"/>
-                <w:b w:val="0"/>
-                <w:bCs w:val="0"/>
-                <w:i w:val="0"/>
-                <w:iCs w:val="0"/>
-                <w:color w:val="A6A6A6" w:themeColor="background1" w:themeTint="FF" w:themeShade="A6"/>
-                <w:sz w:val="24"/>
-                <w:szCs w:val="24"/>
-              </w:rPr>
-            </w:pPr>
-            <w:r>
-              <w:drawing>
-                <wp:inline wp14:editId="49F3E09A" wp14:anchorId="6C2C38E0">
-                  <wp:extent cx="3143250" cy="1714500"/>
-                  <wp:effectExtent l="0" t="0" r="0" b="0"/>
-                  <wp:docPr id="1777261739" name="" title=""/>
-                  <wp:cNvGraphicFramePr>
-                    <a:graphicFrameLocks noChangeAspect="1"/>
-                  </wp:cNvGraphicFramePr>
-                  <a:graphic>
-                    <a:graphicData uri="http://schemas.openxmlformats.org/drawingml/2006/picture">
-                      <pic:pic>
-                        <pic:nvPicPr>
-                          <pic:cNvPr id="0" name=""/>
-                          <pic:cNvPicPr/>
-                        </pic:nvPicPr>
-                        <pic:blipFill>
-                          <a:blip r:embed="R7d1b5c74c0d64c1e">
-                            <a:extLst>
-                              <a:ext xmlns:a="http://schemas.openxmlformats.org/drawingml/2006/main" uri="{28A0092B-C50C-407E-A947-70E740481C1C}">
-                                <a14:useLocalDpi val="0"/>
-                              </a:ext>
-                            </a:extLst>
-                          </a:blip>
-                          <a:stretch>
-                            <a:fillRect/>
-                          </a:stretch>
-                        </pic:blipFill>
-                        <pic:spPr>
-                          <a:xfrm>
-                            <a:off x="0" y="0"/>
-                            <a:ext cx="3143250" cy="1714500"/>
-                          </a:xfrm>
-                          <a:prstGeom prst="rect">
-                            <a:avLst/>
-                          </a:prstGeom>
-                        </pic:spPr>
-                      </pic:pic>
-                    </a:graphicData>
-                  </a:graphic>
-                </wp:inline>
-              </w:drawing>
-            </w:r>
-          </w:p>
-          <w:p>
-            <w:pPr>
-              <w:spacing w:after="200" w:line="276" w:lineRule="auto"/>
-              <w:rPr>
-                <w:rFonts w:ascii="Calibri" w:hAnsi="Calibri" w:eastAsia="Calibri" w:cs="Calibri"/>
-                <w:b w:val="0"/>
-                <w:bCs w:val="0"/>
-                <w:i w:val="0"/>
-                <w:iCs w:val="0"/>
+              <w:rPr>
+                <w:rFonts w:ascii="Calibri" w:eastAsia="Calibri" w:hAnsi="Calibri" w:cs="Calibri"/>
                 <w:sz w:val="24"/>
                 <w:szCs w:val="24"/>
               </w:rPr>
@@ -2641,31 +2082,23 @@
               <w:left w:w="105" w:type="dxa"/>
               <w:right w:w="105" w:type="dxa"/>
             </w:tcMar>
-            <w:vAlign w:val="top"/>
           </w:tcPr>
           <w:p>
             <w:pPr>
               <w:spacing w:after="200" w:line="276" w:lineRule="auto"/>
               <w:rPr>
-                <w:rFonts w:ascii="Calibri" w:hAnsi="Calibri" w:eastAsia="Calibri" w:cs="Calibri"/>
-                <w:b w:val="0"/>
-                <w:bCs w:val="0"/>
-                <w:i w:val="0"/>
-                <w:iCs w:val="0"/>
+                <w:rFonts w:ascii="Calibri" w:eastAsia="Calibri" w:hAnsi="Calibri" w:cs="Calibri"/>
                 <w:sz w:val="24"/>
                 <w:szCs w:val="24"/>
               </w:rPr>
             </w:pPr>
             <w:r>
               <w:rPr>
-                <w:rFonts w:ascii="Calibri" w:hAnsi="Calibri" w:eastAsia="Calibri" w:cs="Calibri"/>
-                <w:b w:val="1"/>
-                <w:bCs w:val="1"/>
-                <w:i w:val="0"/>
-                <w:iCs w:val="0"/>
-                <w:sz w:val="24"/>
-                <w:szCs w:val="24"/>
-                <w:lang w:val="es-EC"/>
+                <w:rFonts w:ascii="Calibri" w:eastAsia="Calibri" w:hAnsi="Calibri" w:cs="Calibri"/>
+                <w:b/>
+                <w:bCs/>
+                <w:sz w:val="24"/>
+                <w:szCs w:val="24"/>
               </w:rPr>
               <w:t xml:space="preserve">     4.2 Beneficiarios directos e indirectos:</w:t>
             </w:r>
@@ -2683,179 +2116,13 @@
               <w:left w:w="105" w:type="dxa"/>
               <w:right w:w="105" w:type="dxa"/>
             </w:tcMar>
-            <w:vAlign w:val="top"/>
           </w:tcPr>
           <w:p>
             <w:pPr>
               <w:spacing w:after="200" w:line="276" w:lineRule="auto"/>
               <w:rPr>
-                <w:rFonts w:ascii="Calibri" w:hAnsi="Calibri" w:eastAsia="Calibri" w:cs="Calibri"/>
-                <w:b w:val="0"/>
-                <w:bCs w:val="0"/>
-                <w:i w:val="0"/>
-                <w:iCs w:val="0"/>
-                <w:sz w:val="24"/>
-                <w:szCs w:val="24"/>
-              </w:rPr>
-            </w:pPr>
-          </w:p>
-          <w:p>
-            <w:pPr>
-              <w:spacing w:after="200" w:line="276" w:lineRule="auto"/>
-              <w:rPr>
-                <w:rFonts w:ascii="Times New Roman" w:hAnsi="Times New Roman" w:eastAsia="Times New Roman" w:cs="Times New Roman"/>
-                <w:b w:val="0"/>
-                <w:bCs w:val="0"/>
-                <w:i w:val="0"/>
-                <w:iCs w:val="0"/>
-                <w:color w:val="D9D9D9" w:themeColor="background1" w:themeTint="FF" w:themeShade="D9"/>
-                <w:sz w:val="24"/>
-                <w:szCs w:val="24"/>
-              </w:rPr>
-            </w:pPr>
-            <w:r>
-              <w:rPr>
-                <w:rFonts w:ascii="Times New Roman" w:hAnsi="Times New Roman" w:eastAsia="Times New Roman" w:cs="Times New Roman"/>
-                <w:b w:val="1"/>
-                <w:bCs w:val="1"/>
-                <w:i w:val="0"/>
-                <w:iCs w:val="0"/>
-                <w:color w:val="D9D9D9" w:themeColor="background1" w:themeTint="FF" w:themeShade="D9"/>
-                <w:sz w:val="24"/>
-                <w:szCs w:val="24"/>
-                <w:lang w:val="es-EC"/>
-              </w:rPr>
-              <w:t>Números de beneficiarios, directos e indirectos, por proyecto (por género y rango de edades).</w:t>
-            </w:r>
-          </w:p>
-          <w:p>
-            <w:pPr>
-              <w:spacing w:after="200" w:line="276" w:lineRule="auto"/>
-              <w:rPr>
-                <w:rFonts w:ascii="Calibri" w:hAnsi="Calibri" w:eastAsia="Calibri" w:cs="Calibri"/>
-                <w:b w:val="0"/>
-                <w:bCs w:val="0"/>
-                <w:i w:val="0"/>
-                <w:iCs w:val="0"/>
-                <w:color w:val="A6A6A6" w:themeColor="background1" w:themeTint="FF" w:themeShade="A6"/>
-                <w:sz w:val="24"/>
-                <w:szCs w:val="24"/>
-              </w:rPr>
-            </w:pPr>
-            <w:r>
-              <w:rPr>
-                <w:rFonts w:ascii="Calibri" w:hAnsi="Calibri" w:eastAsia="Calibri" w:cs="Calibri"/>
-                <w:b w:val="1"/>
-                <w:bCs w:val="1"/>
-                <w:i w:val="0"/>
-                <w:iCs w:val="0"/>
-                <w:color w:val="A6A6A6" w:themeColor="background1" w:themeTint="FF" w:themeShade="A6"/>
-                <w:sz w:val="24"/>
-                <w:szCs w:val="24"/>
-                <w:lang w:val="es-EC"/>
-              </w:rPr>
-              <w:t>Ejemplo:</w:t>
-            </w:r>
-          </w:p>
-          <w:p>
-            <w:pPr>
-              <w:spacing w:after="200" w:line="276" w:lineRule="auto"/>
-              <w:rPr>
-                <w:rFonts w:ascii="Calibri" w:hAnsi="Calibri" w:eastAsia="Calibri" w:cs="Calibri"/>
-                <w:b w:val="0"/>
-                <w:bCs w:val="0"/>
-                <w:i w:val="0"/>
-                <w:iCs w:val="0"/>
-                <w:color w:val="A6A6A6" w:themeColor="background1" w:themeTint="FF" w:themeShade="A6"/>
-                <w:sz w:val="24"/>
-                <w:szCs w:val="24"/>
-              </w:rPr>
-            </w:pPr>
-          </w:p>
-          <w:p>
-            <w:pPr>
-              <w:spacing w:after="200" w:line="276" w:lineRule="auto"/>
-              <w:rPr>
-                <w:rFonts w:ascii="Calibri" w:hAnsi="Calibri" w:eastAsia="Calibri" w:cs="Calibri"/>
-                <w:b w:val="0"/>
-                <w:bCs w:val="0"/>
-                <w:i w:val="0"/>
-                <w:iCs w:val="0"/>
-                <w:color w:val="A6A6A6" w:themeColor="background1" w:themeTint="FF" w:themeShade="A6"/>
-                <w:sz w:val="24"/>
-                <w:szCs w:val="24"/>
-              </w:rPr>
-            </w:pPr>
-          </w:p>
-          <w:p>
-            <w:pPr>
-              <w:spacing w:after="200" w:line="276" w:lineRule="auto"/>
-              <w:jc w:val="center"/>
-              <w:rPr>
-                <w:rFonts w:ascii="Calibri" w:hAnsi="Calibri" w:eastAsia="Calibri" w:cs="Calibri"/>
-                <w:b w:val="0"/>
-                <w:bCs w:val="0"/>
-                <w:i w:val="0"/>
-                <w:iCs w:val="0"/>
-                <w:color w:val="A6A6A6" w:themeColor="background1" w:themeTint="FF" w:themeShade="A6"/>
-                <w:sz w:val="24"/>
-                <w:szCs w:val="24"/>
-              </w:rPr>
-            </w:pPr>
-            <w:r>
-              <w:drawing>
-                <wp:inline wp14:editId="6B53761F" wp14:anchorId="4FE60515">
-                  <wp:extent cx="2762250" cy="1657350"/>
-                  <wp:effectExtent l="0" t="0" r="0" b="0"/>
-                  <wp:docPr id="1279568072" name="" descr="MEMORIA TÉCNICA CANTÓN PORTOVIEJO PROYECTO: “GENERACIÓN DE GEOINFORMACIÓN  PARA LA GESTIÓN DEL TERRITORIO A NIVEL NACIONAL" title=""/>
-                  <wp:cNvGraphicFramePr>
-                    <a:graphicFrameLocks noChangeAspect="1"/>
-                  </wp:cNvGraphicFramePr>
-                  <a:graphic>
-                    <a:graphicData uri="http://schemas.openxmlformats.org/drawingml/2006/picture">
-                      <pic:pic>
-                        <pic:nvPicPr>
-                          <pic:cNvPr id="0" name=""/>
-                          <pic:cNvPicPr/>
-                        </pic:nvPicPr>
-                        <pic:blipFill>
-                          <a:blip r:embed="Raf3ef926cb4e4b37">
-                            <a:extLst>
-                              <a:ext xmlns:a="http://schemas.openxmlformats.org/drawingml/2006/main" uri="{28A0092B-C50C-407E-A947-70E740481C1C}">
-                                <a14:useLocalDpi val="0"/>
-                              </a:ext>
-                            </a:extLst>
-                          </a:blip>
-                          <a:stretch>
-                            <a:fillRect/>
-                          </a:stretch>
-                        </pic:blipFill>
-                        <pic:spPr>
-                          <a:xfrm>
-                            <a:off x="0" y="0"/>
-                            <a:ext cx="2762250" cy="1657350"/>
-                          </a:xfrm>
-                          <a:prstGeom prst="rect">
-                            <a:avLst/>
-                          </a:prstGeom>
-                        </pic:spPr>
-                      </pic:pic>
-                    </a:graphicData>
-                  </a:graphic>
-                </wp:inline>
-              </w:drawing>
-            </w:r>
-          </w:p>
-          <w:p>
-            <w:pPr>
-              <w:spacing w:after="200" w:line="276" w:lineRule="auto"/>
-              <w:rPr>
-                <w:rFonts w:ascii="Calibri" w:hAnsi="Calibri" w:eastAsia="Calibri" w:cs="Calibri"/>
-                <w:b w:val="0"/>
-                <w:bCs w:val="0"/>
-                <w:i w:val="0"/>
-                <w:iCs w:val="0"/>
-                <w:color w:val="A6A6A6" w:themeColor="background1" w:themeTint="FF" w:themeShade="A6"/>
+                <w:rFonts w:ascii="Calibri" w:eastAsia="Calibri" w:hAnsi="Calibri" w:cs="Calibri"/>
+                <w:color w:val="A6A6A6" w:themeColor="background1" w:themeShade="A6"/>
                 <w:sz w:val="24"/>
                 <w:szCs w:val="24"/>
               </w:rPr>
@@ -2874,120 +2141,52 @@
               <w:left w:w="105" w:type="dxa"/>
               <w:right w:w="105" w:type="dxa"/>
             </w:tcMar>
-            <w:vAlign w:val="top"/>
           </w:tcPr>
           <w:p>
             <w:pPr>
               <w:pStyle w:val="Prrafodelista"/>
               <w:numPr>
                 <w:ilvl w:val="1"/>
-                <w:numId w:val="24"/>
+                <w:numId w:val="12"/>
               </w:numPr>
               <w:spacing w:after="200" w:line="276" w:lineRule="auto"/>
               <w:rPr>
-                <w:rFonts w:ascii="Times New Roman" w:hAnsi="Times New Roman" w:eastAsia="Times New Roman" w:cs="Times New Roman"/>
-                <w:b w:val="0"/>
-                <w:bCs w:val="0"/>
-                <w:i w:val="0"/>
-                <w:iCs w:val="0"/>
+                <w:rFonts w:ascii="Times New Roman" w:eastAsia="Times New Roman" w:hAnsi="Times New Roman" w:cs="Times New Roman"/>
                 <w:sz w:val="24"/>
                 <w:szCs w:val="24"/>
               </w:rPr>
             </w:pPr>
             <w:r>
               <w:rPr>
-                <w:rFonts w:ascii="Calibri" w:hAnsi="Calibri" w:eastAsia="Calibri" w:cs="Calibri"/>
-                <w:b w:val="1"/>
-                <w:bCs w:val="1"/>
-                <w:i w:val="0"/>
-                <w:iCs w:val="0"/>
-                <w:sz w:val="24"/>
-                <w:szCs w:val="24"/>
-                <w:lang w:val="es-EC"/>
-              </w:rPr>
+                <w:rFonts w:ascii="Calibri" w:eastAsia="Calibri" w:hAnsi="Calibri" w:cs="Calibri"/>
+                <w:b/>
+                <w:bCs/>
+                <w:sz w:val="24"/>
+                <w:szCs w:val="24"/>
+              </w:rPr>
+              <w:lastRenderedPageBreak/>
               <w:t xml:space="preserve"> </w:t>
             </w:r>
             <w:r>
               <w:rPr>
-                <w:rFonts w:ascii="Times New Roman" w:hAnsi="Times New Roman" w:eastAsia="Times New Roman" w:cs="Times New Roman"/>
-                <w:b w:val="1"/>
-                <w:bCs w:val="1"/>
-                <w:i w:val="0"/>
-                <w:iCs w:val="0"/>
-                <w:sz w:val="24"/>
-                <w:szCs w:val="24"/>
-                <w:lang w:val="es-EC"/>
+                <w:rFonts w:ascii="Times New Roman" w:eastAsia="Times New Roman" w:hAnsi="Times New Roman" w:cs="Times New Roman"/>
+                <w:b/>
+                <w:bCs/>
+                <w:sz w:val="24"/>
+                <w:szCs w:val="24"/>
               </w:rPr>
               <w:t>Zona donde hacen la Vinculación</w:t>
             </w:r>
           </w:p>
           <w:p>
             <w:pPr>
-              <w:pStyle w:val="Prrafodelista"/>
-              <w:numPr>
-                <w:ilvl w:val="0"/>
-                <w:numId w:val="25"/>
-              </w:numPr>
-              <w:spacing w:after="200" w:line="276" w:lineRule="auto"/>
-              <w:rPr>
-                <w:rFonts w:ascii="Times New Roman" w:hAnsi="Times New Roman" w:eastAsia="Times New Roman" w:cs="Times New Roman"/>
-                <w:b w:val="0"/>
-                <w:bCs w:val="0"/>
-                <w:i w:val="0"/>
-                <w:iCs w:val="0"/>
-                <w:color w:val="D9D9D9" w:themeColor="background1" w:themeTint="FF" w:themeShade="D9"/>
+              <w:rPr>
+                <w:rFonts w:ascii="Times New Roman" w:eastAsia="Times New Roman" w:hAnsi="Times New Roman" w:cs="Times New Roman"/>
+                <w:color w:val="D9D9D9" w:themeColor="background1" w:themeShade="D9"/>
                 <w:sz w:val="24"/>
                 <w:szCs w:val="24"/>
               </w:rPr>
             </w:pPr>
-            <w:r>
-              <w:rPr>
-                <w:rFonts w:ascii="Times New Roman" w:hAnsi="Times New Roman" w:eastAsia="Times New Roman" w:cs="Times New Roman"/>
-                <w:b w:val="1"/>
-                <w:bCs w:val="1"/>
-                <w:i w:val="0"/>
-                <w:iCs w:val="0"/>
-                <w:color w:val="D9D9D9" w:themeColor="background1" w:themeTint="FF" w:themeShade="D9"/>
-                <w:sz w:val="24"/>
-                <w:szCs w:val="24"/>
-                <w:lang w:val="es-EC"/>
-              </w:rPr>
-              <w:t>Cantón, Parroquia, Barrio y/o sector.</w:t>
-            </w:r>
-          </w:p>
-          <w:p>
-            <w:pPr>
-              <w:pStyle w:val="Prrafodelista"/>
-              <w:numPr>
-                <w:ilvl w:val="0"/>
-                <w:numId w:val="25"/>
-              </w:numPr>
-              <w:spacing w:after="200" w:line="276" w:lineRule="auto"/>
-              <w:rPr>
-                <w:rFonts w:ascii="Times New Roman" w:hAnsi="Times New Roman" w:eastAsia="Times New Roman" w:cs="Times New Roman"/>
-                <w:b w:val="0"/>
-                <w:bCs w:val="0"/>
-                <w:i w:val="0"/>
-                <w:iCs w:val="0"/>
-                <w:color w:val="D9D9D9" w:themeColor="background1" w:themeTint="FF" w:themeShade="D9"/>
-                <w:sz w:val="24"/>
-                <w:szCs w:val="24"/>
-              </w:rPr>
-            </w:pPr>
-            <w:r>
-              <w:rPr>
-                <w:rFonts w:ascii="Times New Roman" w:hAnsi="Times New Roman" w:eastAsia="Times New Roman" w:cs="Times New Roman"/>
-                <w:b w:val="1"/>
-                <w:bCs w:val="1"/>
-                <w:i w:val="0"/>
-                <w:iCs w:val="0"/>
-                <w:color w:val="D9D9D9" w:themeColor="background1" w:themeTint="FF" w:themeShade="D9"/>
-                <w:sz w:val="24"/>
-                <w:szCs w:val="24"/>
-                <w:lang w:val="es-EC"/>
-              </w:rPr>
-              <w:t>Adjuntar georreferenciación</w:t>
-            </w:r>
           </w:p>
         </w:tc>
       </w:tr>
@@ -3002,84 +2201,37 @@
               <w:left w:w="105" w:type="dxa"/>
               <w:right w:w="105" w:type="dxa"/>
             </w:tcMar>
-            <w:vAlign w:val="top"/>
           </w:tcPr>
           <w:p>
             <w:pPr>
               <w:pStyle w:val="Prrafodelista"/>
               <w:numPr>
                 <w:ilvl w:val="0"/>
-                <w:numId w:val="20"/>
+                <w:numId w:val="16"/>
               </w:numPr>
               <w:spacing w:after="200" w:line="276" w:lineRule="auto"/>
               <w:rPr>
-                <w:rFonts w:ascii="Calibri" w:hAnsi="Calibri" w:eastAsia="Calibri" w:cs="Calibri"/>
-                <w:b w:val="0"/>
-                <w:bCs w:val="0"/>
-                <w:i w:val="0"/>
-                <w:iCs w:val="0"/>
+                <w:rFonts w:ascii="Calibri" w:eastAsia="Calibri" w:hAnsi="Calibri" w:cs="Calibri"/>
                 <w:sz w:val="24"/>
                 <w:szCs w:val="24"/>
               </w:rPr>
             </w:pPr>
             <w:r>
               <w:rPr>
-                <w:rFonts w:ascii="Calibri" w:hAnsi="Calibri" w:eastAsia="Calibri" w:cs="Calibri"/>
-                <w:b w:val="1"/>
-                <w:bCs w:val="1"/>
-                <w:i w:val="0"/>
-                <w:iCs w:val="0"/>
-                <w:sz w:val="24"/>
-                <w:szCs w:val="24"/>
-                <w:lang w:val="es-EC"/>
+                <w:rFonts w:ascii="Calibri" w:eastAsia="Calibri" w:hAnsi="Calibri" w:cs="Calibri"/>
+                <w:b/>
+                <w:bCs/>
+                <w:sz w:val="24"/>
+                <w:szCs w:val="24"/>
               </w:rPr>
               <w:t xml:space="preserve">Gráfica del avance del proyecto </w:t>
             </w:r>
           </w:p>
           <w:p>
             <w:pPr>
-              <w:pStyle w:val="Prrafodelista"/>
-              <w:numPr>
-                <w:ilvl w:val="0"/>
-                <w:numId w:val="28"/>
-              </w:numPr>
-              <w:spacing w:beforeAutospacing="on" w:after="200" w:line="276" w:lineRule="auto"/>
-              <w:jc w:val="both"/>
-              <w:rPr>
-                <w:rFonts w:ascii="Times New Roman" w:hAnsi="Times New Roman" w:eastAsia="Times New Roman" w:cs="Times New Roman"/>
-                <w:b w:val="0"/>
-                <w:bCs w:val="0"/>
-                <w:i w:val="0"/>
-                <w:iCs w:val="0"/>
-                <w:color w:val="D9D9D9" w:themeColor="background1" w:themeTint="FF" w:themeShade="D9"/>
-                <w:sz w:val="24"/>
-                <w:szCs w:val="24"/>
-              </w:rPr>
-            </w:pPr>
-            <w:r>
-              <w:rPr>
-                <w:rFonts w:ascii="Times New Roman" w:hAnsi="Times New Roman" w:eastAsia="Times New Roman" w:cs="Times New Roman"/>
-                <w:b w:val="0"/>
-                <w:bCs w:val="0"/>
-                <w:i w:val="0"/>
-                <w:iCs w:val="0"/>
-                <w:color w:val="D9D9D9" w:themeColor="background1" w:themeTint="FF" w:themeShade="D9"/>
-                <w:sz w:val="24"/>
-                <w:szCs w:val="24"/>
-                <w:lang w:val="es-EC"/>
-              </w:rPr>
-              <w:t>Graficar mediante pasteles/curvas estadísticas el avance del proyecto.</w:t>
-            </w:r>
-          </w:p>
-          <w:p>
-            <w:pPr>
               <w:spacing w:after="200" w:line="276" w:lineRule="auto"/>
               <w:rPr>
-                <w:rFonts w:ascii="Calibri" w:hAnsi="Calibri" w:eastAsia="Calibri" w:cs="Calibri"/>
-                <w:b w:val="0"/>
-                <w:bCs w:val="0"/>
-                <w:i w:val="0"/>
-                <w:iCs w:val="0"/>
+                <w:rFonts w:ascii="Calibri" w:eastAsia="Calibri" w:hAnsi="Calibri" w:cs="Calibri"/>
                 <w:sz w:val="24"/>
                 <w:szCs w:val="24"/>
               </w:rPr>
@@ -3093,18 +2245,10 @@
         <w:spacing w:after="0" w:line="240" w:lineRule="auto"/>
         <w:jc w:val="center"/>
         <w:rPr>
-          <w:rFonts w:ascii="Calibri" w:hAnsi="Calibri" w:eastAsia="Calibri" w:cs="Calibri"/>
-          <w:b w:val="0"/>
-          <w:bCs w:val="0"/>
-          <w:i w:val="0"/>
-          <w:iCs w:val="0"/>
-          <w:caps w:val="0"/>
-          <w:smallCaps w:val="0"/>
-          <w:noProof w:val="0"/>
+          <w:rFonts w:ascii="Calibri" w:eastAsia="Calibri" w:hAnsi="Calibri" w:cs="Calibri"/>
           <w:color w:val="FF0000"/>
           <w:sz w:val="24"/>
           <w:szCs w:val="24"/>
-          <w:lang w:val="es-EC"/>
         </w:rPr>
       </w:pPr>
     </w:p>
@@ -3113,10 +2257,10 @@
         <w:tblStyle w:val="Tablaconcuadrcula"/>
         <w:tblW w:w="0" w:type="auto"/>
         <w:tblBorders>
-          <w:top w:val="single" w:sz="6"/>
-          <w:left w:val="single" w:sz="6"/>
-          <w:bottom w:val="single" w:sz="6"/>
-          <w:right w:val="single" w:sz="6"/>
+          <w:top w:val="single" w:sz="6" w:space="0" w:color="auto"/>
+          <w:left w:val="single" w:sz="6" w:space="0" w:color="auto"/>
+          <w:bottom w:val="single" w:sz="6" w:space="0" w:color="auto"/>
+          <w:right w:val="single" w:sz="6" w:space="0" w:color="auto"/>
         </w:tblBorders>
         <w:tblLayout w:type="fixed"/>
         <w:tblLook w:val="04A0" w:firstRow="1" w:lastRow="0" w:firstColumn="1" w:lastColumn="0" w:noHBand="0" w:noVBand="1"/>
@@ -3140,37 +2284,29 @@
               <w:left w:w="105" w:type="dxa"/>
               <w:right w:w="105" w:type="dxa"/>
             </w:tcMar>
-            <w:vAlign w:val="top"/>
           </w:tcPr>
           <w:p>
             <w:pPr>
               <w:pStyle w:val="Prrafodelista"/>
               <w:numPr>
                 <w:ilvl w:val="0"/>
-                <w:numId w:val="20"/>
+                <w:numId w:val="16"/>
               </w:numPr>
               <w:spacing w:after="200" w:line="276" w:lineRule="auto"/>
               <w:jc w:val="both"/>
               <w:rPr>
-                <w:rFonts w:ascii="Calibri" w:hAnsi="Calibri" w:eastAsia="Calibri" w:cs="Calibri"/>
-                <w:b w:val="0"/>
-                <w:bCs w:val="0"/>
-                <w:i w:val="0"/>
-                <w:iCs w:val="0"/>
+                <w:rFonts w:ascii="Calibri" w:eastAsia="Calibri" w:hAnsi="Calibri" w:cs="Calibri"/>
                 <w:sz w:val="24"/>
                 <w:szCs w:val="24"/>
               </w:rPr>
             </w:pPr>
             <w:r>
               <w:rPr>
-                <w:rFonts w:ascii="Calibri" w:hAnsi="Calibri" w:eastAsia="Calibri" w:cs="Calibri"/>
-                <w:b w:val="1"/>
-                <w:bCs w:val="1"/>
-                <w:i w:val="0"/>
-                <w:iCs w:val="0"/>
-                <w:sz w:val="24"/>
-                <w:szCs w:val="24"/>
-                <w:lang w:val="es-EC"/>
+                <w:rFonts w:ascii="Calibri" w:eastAsia="Calibri" w:hAnsi="Calibri" w:cs="Calibri"/>
+                <w:b/>
+                <w:bCs/>
+                <w:sz w:val="24"/>
+                <w:szCs w:val="24"/>
               </w:rPr>
               <w:t>Problema Inicial Vs Resultados</w:t>
             </w:r>
@@ -3189,31 +2325,23 @@
               <w:left w:w="105" w:type="dxa"/>
               <w:right w:w="105" w:type="dxa"/>
             </w:tcMar>
-            <w:vAlign w:val="top"/>
           </w:tcPr>
           <w:p>
             <w:pPr>
               <w:spacing w:after="200" w:line="276" w:lineRule="auto"/>
               <w:rPr>
-                <w:rFonts w:ascii="Calibri" w:hAnsi="Calibri" w:eastAsia="Calibri" w:cs="Calibri"/>
-                <w:b w:val="0"/>
-                <w:bCs w:val="0"/>
-                <w:i w:val="0"/>
-                <w:iCs w:val="0"/>
+                <w:rFonts w:ascii="Calibri" w:eastAsia="Calibri" w:hAnsi="Calibri" w:cs="Calibri"/>
                 <w:sz w:val="24"/>
                 <w:szCs w:val="24"/>
               </w:rPr>
             </w:pPr>
             <w:r>
               <w:rPr>
-                <w:rFonts w:ascii="Calibri" w:hAnsi="Calibri" w:eastAsia="Calibri" w:cs="Calibri"/>
-                <w:b w:val="1"/>
-                <w:bCs w:val="1"/>
-                <w:i w:val="0"/>
-                <w:iCs w:val="0"/>
-                <w:sz w:val="24"/>
-                <w:szCs w:val="24"/>
-                <w:lang w:val="es-EC"/>
+                <w:rFonts w:ascii="Calibri" w:eastAsia="Calibri" w:hAnsi="Calibri" w:cs="Calibri"/>
+                <w:b/>
+                <w:bCs/>
+                <w:sz w:val="24"/>
+                <w:szCs w:val="24"/>
               </w:rPr>
               <w:t>Problema Inicial</w:t>
             </w:r>
@@ -3227,32 +2355,24 @@
               <w:left w:w="105" w:type="dxa"/>
               <w:right w:w="105" w:type="dxa"/>
             </w:tcMar>
-            <w:vAlign w:val="top"/>
           </w:tcPr>
           <w:p>
             <w:pPr>
               <w:spacing w:after="200" w:line="276" w:lineRule="auto"/>
               <w:jc w:val="both"/>
               <w:rPr>
-                <w:rFonts w:ascii="Calibri" w:hAnsi="Calibri" w:eastAsia="Calibri" w:cs="Calibri"/>
-                <w:b w:val="0"/>
-                <w:bCs w:val="0"/>
-                <w:i w:val="0"/>
-                <w:iCs w:val="0"/>
+                <w:rFonts w:ascii="Calibri" w:eastAsia="Calibri" w:hAnsi="Calibri" w:cs="Calibri"/>
                 <w:sz w:val="24"/>
                 <w:szCs w:val="24"/>
               </w:rPr>
             </w:pPr>
             <w:r>
               <w:rPr>
-                <w:rFonts w:ascii="Calibri" w:hAnsi="Calibri" w:eastAsia="Calibri" w:cs="Calibri"/>
-                <w:b w:val="1"/>
-                <w:bCs w:val="1"/>
-                <w:i w:val="0"/>
-                <w:iCs w:val="0"/>
-                <w:sz w:val="24"/>
-                <w:szCs w:val="24"/>
-                <w:lang w:val="es-EC"/>
+                <w:rFonts w:ascii="Calibri" w:eastAsia="Calibri" w:hAnsi="Calibri" w:cs="Calibri"/>
+                <w:b/>
+                <w:bCs/>
+                <w:sz w:val="24"/>
+                <w:szCs w:val="24"/>
               </w:rPr>
               <w:t>Resultados/Logros de la actividad (fines académicos/alumnos</w:t>
             </w:r>
@@ -3266,32 +2386,24 @@
               <w:left w:w="105" w:type="dxa"/>
               <w:right w:w="105" w:type="dxa"/>
             </w:tcMar>
-            <w:vAlign w:val="top"/>
           </w:tcPr>
           <w:p>
             <w:pPr>
               <w:spacing w:after="200" w:line="276" w:lineRule="auto"/>
               <w:jc w:val="both"/>
               <w:rPr>
-                <w:rFonts w:ascii="Calibri" w:hAnsi="Calibri" w:eastAsia="Calibri" w:cs="Calibri"/>
-                <w:b w:val="0"/>
-                <w:bCs w:val="0"/>
-                <w:i w:val="0"/>
-                <w:iCs w:val="0"/>
+                <w:rFonts w:ascii="Calibri" w:eastAsia="Calibri" w:hAnsi="Calibri" w:cs="Calibri"/>
                 <w:sz w:val="24"/>
                 <w:szCs w:val="24"/>
               </w:rPr>
             </w:pPr>
             <w:r>
               <w:rPr>
-                <w:rFonts w:ascii="Calibri" w:hAnsi="Calibri" w:eastAsia="Calibri" w:cs="Calibri"/>
-                <w:b w:val="1"/>
-                <w:bCs w:val="1"/>
-                <w:i w:val="0"/>
-                <w:iCs w:val="0"/>
-                <w:sz w:val="24"/>
-                <w:szCs w:val="24"/>
-                <w:lang w:val="es-EC"/>
+                <w:rFonts w:ascii="Calibri" w:eastAsia="Calibri" w:hAnsi="Calibri" w:cs="Calibri"/>
+                <w:b/>
+                <w:bCs/>
+                <w:sz w:val="24"/>
+                <w:szCs w:val="24"/>
               </w:rPr>
               <w:t>Aportes para el proceso de enseñanza aprendizaje (academia)</w:t>
             </w:r>
@@ -3305,32 +2417,24 @@
               <w:left w:w="105" w:type="dxa"/>
               <w:right w:w="105" w:type="dxa"/>
             </w:tcMar>
-            <w:vAlign w:val="top"/>
           </w:tcPr>
           <w:p>
             <w:pPr>
               <w:spacing w:after="200" w:line="276" w:lineRule="auto"/>
               <w:jc w:val="both"/>
               <w:rPr>
-                <w:rFonts w:ascii="Calibri" w:hAnsi="Calibri" w:eastAsia="Calibri" w:cs="Calibri"/>
-                <w:b w:val="0"/>
-                <w:bCs w:val="0"/>
-                <w:i w:val="0"/>
-                <w:iCs w:val="0"/>
+                <w:rFonts w:ascii="Calibri" w:eastAsia="Calibri" w:hAnsi="Calibri" w:cs="Calibri"/>
                 <w:sz w:val="24"/>
                 <w:szCs w:val="24"/>
               </w:rPr>
             </w:pPr>
             <w:r>
               <w:rPr>
-                <w:rFonts w:ascii="Calibri" w:hAnsi="Calibri" w:eastAsia="Calibri" w:cs="Calibri"/>
-                <w:b w:val="1"/>
-                <w:bCs w:val="1"/>
-                <w:i w:val="0"/>
-                <w:iCs w:val="0"/>
-                <w:sz w:val="24"/>
-                <w:szCs w:val="24"/>
-                <w:lang w:val="es-EC"/>
+                <w:rFonts w:ascii="Calibri" w:eastAsia="Calibri" w:hAnsi="Calibri" w:cs="Calibri"/>
+                <w:b/>
+                <w:bCs/>
+                <w:sz w:val="24"/>
+                <w:szCs w:val="24"/>
               </w:rPr>
               <w:t>Aportes para lograr las metas de los ODS</w:t>
             </w:r>
@@ -3349,7 +2453,6 @@
               <w:left w:w="105" w:type="dxa"/>
               <w:right w:w="105" w:type="dxa"/>
             </w:tcMar>
-            <w:vAlign w:val="top"/>
           </w:tcPr>
           <w:p>
             <w:pPr>
@@ -3357,11 +2460,7 @@
               <w:ind w:left="720"/>
               <w:jc w:val="both"/>
               <w:rPr>
-                <w:rFonts w:ascii="Calibri" w:hAnsi="Calibri" w:eastAsia="Calibri" w:cs="Calibri"/>
-                <w:b w:val="0"/>
-                <w:bCs w:val="0"/>
-                <w:i w:val="0"/>
-                <w:iCs w:val="0"/>
+                <w:rFonts w:ascii="Calibri" w:eastAsia="Calibri" w:hAnsi="Calibri" w:cs="Calibri"/>
                 <w:sz w:val="24"/>
                 <w:szCs w:val="24"/>
               </w:rPr>
@@ -3375,7 +2474,6 @@
               <w:left w:w="105" w:type="dxa"/>
               <w:right w:w="105" w:type="dxa"/>
             </w:tcMar>
-            <w:vAlign w:val="top"/>
           </w:tcPr>
           <w:p>
             <w:pPr>
@@ -3383,11 +2481,7 @@
               <w:ind w:left="720"/>
               <w:jc w:val="both"/>
               <w:rPr>
-                <w:rFonts w:ascii="Calibri" w:hAnsi="Calibri" w:eastAsia="Calibri" w:cs="Calibri"/>
-                <w:b w:val="0"/>
-                <w:bCs w:val="0"/>
-                <w:i w:val="0"/>
-                <w:iCs w:val="0"/>
+                <w:rFonts w:ascii="Calibri" w:eastAsia="Calibri" w:hAnsi="Calibri" w:cs="Calibri"/>
                 <w:sz w:val="24"/>
                 <w:szCs w:val="24"/>
               </w:rPr>
@@ -3401,7 +2495,6 @@
               <w:left w:w="105" w:type="dxa"/>
               <w:right w:w="105" w:type="dxa"/>
             </w:tcMar>
-            <w:vAlign w:val="top"/>
           </w:tcPr>
           <w:p>
             <w:pPr>
@@ -3409,11 +2502,7 @@
               <w:ind w:left="720"/>
               <w:jc w:val="both"/>
               <w:rPr>
-                <w:rFonts w:ascii="Calibri" w:hAnsi="Calibri" w:eastAsia="Calibri" w:cs="Calibri"/>
-                <w:b w:val="0"/>
-                <w:bCs w:val="0"/>
-                <w:i w:val="0"/>
-                <w:iCs w:val="0"/>
+                <w:rFonts w:ascii="Calibri" w:eastAsia="Calibri" w:hAnsi="Calibri" w:cs="Calibri"/>
                 <w:sz w:val="24"/>
                 <w:szCs w:val="24"/>
               </w:rPr>
@@ -3427,7 +2516,6 @@
               <w:left w:w="105" w:type="dxa"/>
               <w:right w:w="105" w:type="dxa"/>
             </w:tcMar>
-            <w:vAlign w:val="top"/>
           </w:tcPr>
           <w:p>
             <w:pPr>
@@ -3435,11 +2523,7 @@
               <w:ind w:left="-1387" w:firstLine="1387"/>
               <w:jc w:val="both"/>
               <w:rPr>
-                <w:rFonts w:ascii="Calibri" w:hAnsi="Calibri" w:eastAsia="Calibri" w:cs="Calibri"/>
-                <w:b w:val="0"/>
-                <w:bCs w:val="0"/>
-                <w:i w:val="0"/>
-                <w:iCs w:val="0"/>
+                <w:rFonts w:ascii="Calibri" w:eastAsia="Calibri" w:hAnsi="Calibri" w:cs="Calibri"/>
                 <w:sz w:val="24"/>
                 <w:szCs w:val="24"/>
               </w:rPr>
@@ -3455,13 +2539,6 @@
           <w:tcPr>
             <w:tcW w:w="2209" w:type="dxa"/>
             <w:vMerge/>
-            <w:tcBorders>
-              <w:top w:sz="0"/>
-              <w:left w:sz="0"/>
-              <w:bottom w:sz="0"/>
-              <w:right w:sz="0"/>
-            </w:tcBorders>
-            <w:tcMar/>
             <w:vAlign w:val="center"/>
           </w:tcPr>
           <w:p/>
@@ -3473,7 +2550,6 @@
               <w:left w:w="105" w:type="dxa"/>
               <w:right w:w="105" w:type="dxa"/>
             </w:tcMar>
-            <w:vAlign w:val="top"/>
           </w:tcPr>
           <w:p>
             <w:pPr>
@@ -3481,11 +2557,7 @@
               <w:ind w:left="720"/>
               <w:jc w:val="both"/>
               <w:rPr>
-                <w:rFonts w:ascii="Calibri" w:hAnsi="Calibri" w:eastAsia="Calibri" w:cs="Calibri"/>
-                <w:b w:val="0"/>
-                <w:bCs w:val="0"/>
-                <w:i w:val="0"/>
-                <w:iCs w:val="0"/>
+                <w:rFonts w:ascii="Calibri" w:eastAsia="Calibri" w:hAnsi="Calibri" w:cs="Calibri"/>
                 <w:sz w:val="24"/>
                 <w:szCs w:val="24"/>
               </w:rPr>
@@ -3499,7 +2571,6 @@
               <w:left w:w="105" w:type="dxa"/>
               <w:right w:w="105" w:type="dxa"/>
             </w:tcMar>
-            <w:vAlign w:val="top"/>
           </w:tcPr>
           <w:p>
             <w:pPr>
@@ -3507,11 +2578,7 @@
               <w:ind w:left="720"/>
               <w:jc w:val="both"/>
               <w:rPr>
-                <w:rFonts w:ascii="Calibri" w:hAnsi="Calibri" w:eastAsia="Calibri" w:cs="Calibri"/>
-                <w:b w:val="0"/>
-                <w:bCs w:val="0"/>
-                <w:i w:val="0"/>
-                <w:iCs w:val="0"/>
+                <w:rFonts w:ascii="Calibri" w:eastAsia="Calibri" w:hAnsi="Calibri" w:cs="Calibri"/>
                 <w:sz w:val="24"/>
                 <w:szCs w:val="24"/>
               </w:rPr>
@@ -3525,7 +2592,6 @@
               <w:left w:w="105" w:type="dxa"/>
               <w:right w:w="105" w:type="dxa"/>
             </w:tcMar>
-            <w:vAlign w:val="top"/>
           </w:tcPr>
           <w:p>
             <w:pPr>
@@ -3533,11 +2599,7 @@
               <w:ind w:left="-1387" w:firstLine="1387"/>
               <w:jc w:val="both"/>
               <w:rPr>
-                <w:rFonts w:ascii="Calibri" w:hAnsi="Calibri" w:eastAsia="Calibri" w:cs="Calibri"/>
-                <w:b w:val="0"/>
-                <w:bCs w:val="0"/>
-                <w:i w:val="0"/>
-                <w:iCs w:val="0"/>
+                <w:rFonts w:ascii="Calibri" w:eastAsia="Calibri" w:hAnsi="Calibri" w:cs="Calibri"/>
                 <w:sz w:val="24"/>
                 <w:szCs w:val="24"/>
               </w:rPr>
@@ -3553,13 +2615,6 @@
           <w:tcPr>
             <w:tcW w:w="2209" w:type="dxa"/>
             <w:vMerge/>
-            <w:tcBorders>
-              <w:top w:sz="0"/>
-              <w:left w:sz="0"/>
-              <w:bottom w:sz="0"/>
-              <w:right w:sz="0"/>
-            </w:tcBorders>
-            <w:tcMar/>
             <w:vAlign w:val="center"/>
           </w:tcPr>
           <w:p/>
@@ -3571,7 +2626,6 @@
               <w:left w:w="105" w:type="dxa"/>
               <w:right w:w="105" w:type="dxa"/>
             </w:tcMar>
-            <w:vAlign w:val="top"/>
           </w:tcPr>
           <w:p>
             <w:pPr>
@@ -3579,11 +2633,7 @@
               <w:ind w:left="720"/>
               <w:jc w:val="both"/>
               <w:rPr>
-                <w:rFonts w:ascii="Calibri" w:hAnsi="Calibri" w:eastAsia="Calibri" w:cs="Calibri"/>
-                <w:b w:val="0"/>
-                <w:bCs w:val="0"/>
-                <w:i w:val="0"/>
-                <w:iCs w:val="0"/>
+                <w:rFonts w:ascii="Calibri" w:eastAsia="Calibri" w:hAnsi="Calibri" w:cs="Calibri"/>
                 <w:sz w:val="24"/>
                 <w:szCs w:val="24"/>
               </w:rPr>
@@ -3597,7 +2647,6 @@
               <w:left w:w="105" w:type="dxa"/>
               <w:right w:w="105" w:type="dxa"/>
             </w:tcMar>
-            <w:vAlign w:val="top"/>
           </w:tcPr>
           <w:p>
             <w:pPr>
@@ -3605,11 +2654,7 @@
               <w:ind w:left="720"/>
               <w:jc w:val="both"/>
               <w:rPr>
-                <w:rFonts w:ascii="Calibri" w:hAnsi="Calibri" w:eastAsia="Calibri" w:cs="Calibri"/>
-                <w:b w:val="0"/>
-                <w:bCs w:val="0"/>
-                <w:i w:val="0"/>
-                <w:iCs w:val="0"/>
+                <w:rFonts w:ascii="Calibri" w:eastAsia="Calibri" w:hAnsi="Calibri" w:cs="Calibri"/>
                 <w:sz w:val="24"/>
                 <w:szCs w:val="24"/>
               </w:rPr>
@@ -3623,7 +2668,6 @@
               <w:left w:w="105" w:type="dxa"/>
               <w:right w:w="105" w:type="dxa"/>
             </w:tcMar>
-            <w:vAlign w:val="top"/>
           </w:tcPr>
           <w:p>
             <w:pPr>
@@ -3631,11 +2675,7 @@
               <w:ind w:left="-1387" w:firstLine="1387"/>
               <w:jc w:val="both"/>
               <w:rPr>
-                <w:rFonts w:ascii="Calibri" w:hAnsi="Calibri" w:eastAsia="Calibri" w:cs="Calibri"/>
-                <w:b w:val="0"/>
-                <w:bCs w:val="0"/>
-                <w:i w:val="0"/>
-                <w:iCs w:val="0"/>
+                <w:rFonts w:ascii="Calibri" w:eastAsia="Calibri" w:hAnsi="Calibri" w:cs="Calibri"/>
                 <w:sz w:val="24"/>
                 <w:szCs w:val="24"/>
               </w:rPr>
@@ -3646,39 +2686,17 @@
     </w:tbl>
     <w:p>
       <w:pPr>
-        <w:spacing w:after="200" w:line="276" w:lineRule="auto"/>
         <w:rPr>
-          <w:rFonts w:ascii="Calibri" w:hAnsi="Calibri" w:eastAsia="Calibri" w:cs="Calibri"/>
-          <w:b w:val="0"/>
-          <w:bCs w:val="0"/>
-          <w:i w:val="0"/>
-          <w:iCs w:val="0"/>
-          <w:caps w:val="0"/>
-          <w:smallCaps w:val="0"/>
-          <w:noProof w:val="0"/>
-          <w:color w:val="000000" w:themeColor="text1" w:themeTint="FF" w:themeShade="FF"/>
-          <w:sz w:val="22"/>
-          <w:szCs w:val="22"/>
-          <w:lang w:val="es-EC"/>
+          <w:rFonts w:ascii="Calibri" w:eastAsia="Calibri" w:hAnsi="Calibri" w:cs="Calibri"/>
+          <w:color w:val="000000" w:themeColor="text1"/>
         </w:rPr>
       </w:pPr>
     </w:p>
     <w:p>
       <w:pPr>
-        <w:spacing w:after="200" w:line="276" w:lineRule="auto"/>
         <w:rPr>
-          <w:rFonts w:ascii="Calibri" w:hAnsi="Calibri" w:eastAsia="Calibri" w:cs="Calibri"/>
-          <w:b w:val="0"/>
-          <w:bCs w:val="0"/>
-          <w:i w:val="0"/>
-          <w:iCs w:val="0"/>
-          <w:caps w:val="0"/>
-          <w:smallCaps w:val="0"/>
-          <w:noProof w:val="0"/>
-          <w:color w:val="000000" w:themeColor="text1" w:themeTint="FF" w:themeShade="FF"/>
-          <w:sz w:val="22"/>
-          <w:szCs w:val="22"/>
-          <w:lang w:val="es-EC"/>
+          <w:rFonts w:ascii="Calibri" w:eastAsia="Calibri" w:hAnsi="Calibri" w:cs="Calibri"/>
+          <w:color w:val="000000" w:themeColor="text1"/>
         </w:rPr>
       </w:pPr>
     </w:p>
@@ -3687,10 +2705,10 @@
         <w:tblStyle w:val="Tablaconcuadrcula"/>
         <w:tblW w:w="0" w:type="auto"/>
         <w:tblBorders>
-          <w:top w:val="single" w:sz="6"/>
-          <w:left w:val="single" w:sz="6"/>
-          <w:bottom w:val="single" w:sz="6"/>
-          <w:right w:val="single" w:sz="6"/>
+          <w:top w:val="single" w:sz="6" w:space="0" w:color="auto"/>
+          <w:left w:val="single" w:sz="6" w:space="0" w:color="auto"/>
+          <w:bottom w:val="single" w:sz="6" w:space="0" w:color="auto"/>
+          <w:right w:val="single" w:sz="6" w:space="0" w:color="auto"/>
         </w:tblBorders>
         <w:tblLayout w:type="fixed"/>
         <w:tblLook w:val="04A0" w:firstRow="1" w:lastRow="0" w:firstColumn="1" w:lastColumn="0" w:noHBand="0" w:noVBand="1"/>
@@ -3710,36 +2728,28 @@
               <w:left w:w="105" w:type="dxa"/>
               <w:right w:w="105" w:type="dxa"/>
             </w:tcMar>
-            <w:vAlign w:val="top"/>
           </w:tcPr>
           <w:p>
             <w:pPr>
               <w:pStyle w:val="Prrafodelista"/>
               <w:numPr>
                 <w:ilvl w:val="0"/>
-                <w:numId w:val="20"/>
+                <w:numId w:val="16"/>
               </w:numPr>
               <w:spacing w:after="200" w:line="276" w:lineRule="auto"/>
               <w:rPr>
-                <w:rFonts w:ascii="Calibri" w:hAnsi="Calibri" w:eastAsia="Calibri" w:cs="Calibri"/>
-                <w:b w:val="0"/>
-                <w:bCs w:val="0"/>
-                <w:i w:val="0"/>
-                <w:iCs w:val="0"/>
+                <w:rFonts w:ascii="Calibri" w:eastAsia="Calibri" w:hAnsi="Calibri" w:cs="Calibri"/>
                 <w:sz w:val="24"/>
                 <w:szCs w:val="24"/>
               </w:rPr>
             </w:pPr>
             <w:r>
               <w:rPr>
-                <w:rFonts w:ascii="Calibri" w:hAnsi="Calibri" w:eastAsia="Calibri" w:cs="Calibri"/>
-                <w:b w:val="1"/>
-                <w:bCs w:val="1"/>
-                <w:i w:val="0"/>
-                <w:iCs w:val="0"/>
-                <w:sz w:val="24"/>
-                <w:szCs w:val="24"/>
-                <w:lang w:val="es-EC"/>
+                <w:rFonts w:ascii="Calibri" w:eastAsia="Calibri" w:hAnsi="Calibri" w:cs="Calibri"/>
+                <w:b/>
+                <w:bCs/>
+                <w:sz w:val="24"/>
+                <w:szCs w:val="24"/>
               </w:rPr>
               <w:t>Identificación de nuevos problemas (Sugerencias para nuevos de investigación)</w:t>
             </w:r>
@@ -3757,83 +2767,14 @@
               <w:left w:w="105" w:type="dxa"/>
               <w:right w:w="105" w:type="dxa"/>
             </w:tcMar>
-            <w:vAlign w:val="top"/>
           </w:tcPr>
           <w:p>
             <w:pPr>
               <w:spacing w:after="200" w:line="276" w:lineRule="auto"/>
               <w:jc w:val="both"/>
               <w:rPr>
-                <w:rFonts w:ascii="Calibri" w:hAnsi="Calibri" w:eastAsia="Calibri" w:cs="Calibri"/>
-                <w:b w:val="0"/>
-                <w:bCs w:val="0"/>
-                <w:i w:val="0"/>
-                <w:iCs w:val="0"/>
-                <w:color w:val="000000" w:themeColor="text1" w:themeTint="FF" w:themeShade="FF"/>
-                <w:sz w:val="24"/>
-                <w:szCs w:val="24"/>
-              </w:rPr>
-            </w:pPr>
-          </w:p>
-          <w:p>
-            <w:pPr>
-              <w:spacing w:after="200" w:line="276" w:lineRule="auto"/>
-              <w:jc w:val="both"/>
-              <w:rPr>
-                <w:rFonts w:ascii="Calibri" w:hAnsi="Calibri" w:eastAsia="Calibri" w:cs="Calibri"/>
-                <w:b w:val="0"/>
-                <w:bCs w:val="0"/>
-                <w:i w:val="0"/>
-                <w:iCs w:val="0"/>
-                <w:color w:val="000000" w:themeColor="text1" w:themeTint="FF" w:themeShade="FF"/>
-                <w:sz w:val="24"/>
-                <w:szCs w:val="24"/>
-              </w:rPr>
-            </w:pPr>
-          </w:p>
-          <w:p>
-            <w:pPr>
-              <w:spacing w:after="200" w:line="276" w:lineRule="auto"/>
-              <w:jc w:val="both"/>
-              <w:rPr>
-                <w:rFonts w:ascii="Calibri" w:hAnsi="Calibri" w:eastAsia="Calibri" w:cs="Calibri"/>
-                <w:b w:val="0"/>
-                <w:bCs w:val="0"/>
-                <w:i w:val="0"/>
-                <w:iCs w:val="0"/>
-                <w:color w:val="000000" w:themeColor="text1" w:themeTint="FF" w:themeShade="FF"/>
-                <w:sz w:val="24"/>
-                <w:szCs w:val="24"/>
-              </w:rPr>
-            </w:pPr>
-          </w:p>
-          <w:p>
-            <w:pPr>
-              <w:spacing w:after="200" w:line="276" w:lineRule="auto"/>
-              <w:jc w:val="both"/>
-              <w:rPr>
-                <w:rFonts w:ascii="Calibri" w:hAnsi="Calibri" w:eastAsia="Calibri" w:cs="Calibri"/>
-                <w:b w:val="0"/>
-                <w:bCs w:val="0"/>
-                <w:i w:val="0"/>
-                <w:iCs w:val="0"/>
-                <w:color w:val="000000" w:themeColor="text1" w:themeTint="FF" w:themeShade="FF"/>
-                <w:sz w:val="24"/>
-                <w:szCs w:val="24"/>
-              </w:rPr>
-            </w:pPr>
-          </w:p>
-          <w:p>
-            <w:pPr>
-              <w:spacing w:after="200" w:line="276" w:lineRule="auto"/>
-              <w:jc w:val="both"/>
-              <w:rPr>
-                <w:rFonts w:ascii="Calibri" w:hAnsi="Calibri" w:eastAsia="Calibri" w:cs="Calibri"/>
-                <w:b w:val="0"/>
-                <w:bCs w:val="0"/>
-                <w:i w:val="0"/>
-                <w:iCs w:val="0"/>
-                <w:color w:val="000000" w:themeColor="text1" w:themeTint="FF" w:themeShade="FF"/>
+                <w:rFonts w:ascii="Calibri" w:eastAsia="Calibri" w:hAnsi="Calibri" w:cs="Calibri"/>
+                <w:color w:val="000000" w:themeColor="text1"/>
                 <w:sz w:val="24"/>
                 <w:szCs w:val="24"/>
               </w:rPr>
@@ -3847,18 +2788,10 @@
         <w:spacing w:after="0" w:line="240" w:lineRule="auto"/>
         <w:jc w:val="center"/>
         <w:rPr>
-          <w:rFonts w:ascii="Calibri" w:hAnsi="Calibri" w:eastAsia="Calibri" w:cs="Calibri"/>
-          <w:b w:val="0"/>
-          <w:bCs w:val="0"/>
-          <w:i w:val="0"/>
-          <w:iCs w:val="0"/>
-          <w:caps w:val="0"/>
-          <w:smallCaps w:val="0"/>
-          <w:noProof w:val="0"/>
+          <w:rFonts w:ascii="Calibri" w:eastAsia="Calibri" w:hAnsi="Calibri" w:cs="Calibri"/>
           <w:color w:val="FF0000"/>
           <w:sz w:val="24"/>
           <w:szCs w:val="24"/>
-          <w:lang w:val="es-EC"/>
         </w:rPr>
       </w:pPr>
     </w:p>
@@ -3867,10 +2800,10 @@
         <w:tblStyle w:val="Tablaconcuadrcula"/>
         <w:tblW w:w="0" w:type="auto"/>
         <w:tblBorders>
-          <w:top w:val="single" w:sz="6"/>
-          <w:left w:val="single" w:sz="6"/>
-          <w:bottom w:val="single" w:sz="6"/>
-          <w:right w:val="single" w:sz="6"/>
+          <w:top w:val="single" w:sz="6" w:space="0" w:color="auto"/>
+          <w:left w:val="single" w:sz="6" w:space="0" w:color="auto"/>
+          <w:bottom w:val="single" w:sz="6" w:space="0" w:color="auto"/>
+          <w:right w:val="single" w:sz="6" w:space="0" w:color="auto"/>
         </w:tblBorders>
         <w:tblLayout w:type="fixed"/>
         <w:tblLook w:val="04A0" w:firstRow="1" w:lastRow="0" w:firstColumn="1" w:lastColumn="0" w:noHBand="0" w:noVBand="1"/>
@@ -3890,36 +2823,28 @@
               <w:left w:w="105" w:type="dxa"/>
               <w:right w:w="105" w:type="dxa"/>
             </w:tcMar>
-            <w:vAlign w:val="top"/>
           </w:tcPr>
           <w:p>
             <w:pPr>
               <w:pStyle w:val="Prrafodelista"/>
               <w:numPr>
                 <w:ilvl w:val="0"/>
-                <w:numId w:val="20"/>
+                <w:numId w:val="16"/>
               </w:numPr>
               <w:spacing w:after="200" w:line="276" w:lineRule="auto"/>
               <w:rPr>
-                <w:rFonts w:ascii="Calibri" w:hAnsi="Calibri" w:eastAsia="Calibri" w:cs="Calibri"/>
-                <w:b w:val="0"/>
-                <w:bCs w:val="0"/>
-                <w:i w:val="0"/>
-                <w:iCs w:val="0"/>
+                <w:rFonts w:ascii="Calibri" w:eastAsia="Calibri" w:hAnsi="Calibri" w:cs="Calibri"/>
                 <w:sz w:val="24"/>
                 <w:szCs w:val="24"/>
               </w:rPr>
             </w:pPr>
             <w:r>
               <w:rPr>
-                <w:rFonts w:ascii="Calibri" w:hAnsi="Calibri" w:eastAsia="Calibri" w:cs="Calibri"/>
-                <w:b w:val="1"/>
-                <w:bCs w:val="1"/>
-                <w:i w:val="0"/>
-                <w:iCs w:val="0"/>
-                <w:sz w:val="24"/>
-                <w:szCs w:val="24"/>
-                <w:lang w:val="es-EC"/>
+                <w:rFonts w:ascii="Calibri" w:eastAsia="Calibri" w:hAnsi="Calibri" w:cs="Calibri"/>
+                <w:b/>
+                <w:bCs/>
+                <w:sz w:val="24"/>
+                <w:szCs w:val="24"/>
               </w:rPr>
               <w:t>Ejecución de Presupuesto:</w:t>
             </w:r>
@@ -3933,20 +2858,14 @@
         <w:tc>
           <w:tcPr>
             <w:tcW w:w="8835" w:type="dxa"/>
-            <w:tcMar/>
-            <w:vAlign w:val="top"/>
           </w:tcPr>
           <w:p>
             <w:pPr>
               <w:spacing w:after="200" w:line="276" w:lineRule="auto"/>
               <w:jc w:val="both"/>
               <w:rPr>
-                <w:rFonts w:ascii="Calibri" w:hAnsi="Calibri" w:eastAsia="Calibri" w:cs="Calibri"/>
-                <w:b w:val="0"/>
-                <w:bCs w:val="0"/>
-                <w:i w:val="0"/>
-                <w:iCs w:val="0"/>
-                <w:color w:val="000000" w:themeColor="text1" w:themeTint="FF" w:themeShade="FF"/>
+                <w:rFonts w:ascii="Calibri" w:eastAsia="Calibri" w:hAnsi="Calibri" w:cs="Calibri"/>
+                <w:color w:val="000000" w:themeColor="text1"/>
                 <w:sz w:val="24"/>
                 <w:szCs w:val="24"/>
               </w:rPr>
@@ -3957,10 +2876,10 @@
               <w:tblStyle w:val="Tablaconcuadrcula"/>
               <w:tblW w:w="0" w:type="auto"/>
               <w:tblBorders>
-                <w:top w:val="single" w:sz="6"/>
-                <w:left w:val="single" w:sz="6"/>
-                <w:bottom w:val="single" w:sz="6"/>
-                <w:right w:val="single" w:sz="6"/>
+                <w:top w:val="single" w:sz="6" w:space="0" w:color="auto"/>
+                <w:left w:val="single" w:sz="6" w:space="0" w:color="auto"/>
+                <w:bottom w:val="single" w:sz="6" w:space="0" w:color="auto"/>
+                <w:right w:val="single" w:sz="6" w:space="0" w:color="auto"/>
               </w:tblBorders>
               <w:tblLayout w:type="fixed"/>
               <w:tblLook w:val="04A0" w:firstRow="1" w:lastRow="0" w:firstColumn="1" w:lastColumn="0" w:noHBand="0" w:noVBand="1"/>
@@ -3982,10 +2901,10 @@
                   <w:tcW w:w="1483" w:type="dxa"/>
                   <w:vMerge w:val="restart"/>
                   <w:tcBorders>
-                    <w:top w:val="single" w:sz="6"/>
-                    <w:left w:val="single" w:sz="6"/>
-                    <w:bottom w:val="single" w:sz="6"/>
-                    <w:right w:val="single" w:sz="6"/>
+                    <w:top w:val="single" w:sz="6" w:space="0" w:color="auto"/>
+                    <w:left w:val="single" w:sz="6" w:space="0" w:color="auto"/>
+                    <w:bottom w:val="single" w:sz="6" w:space="0" w:color="auto"/>
+                    <w:right w:val="single" w:sz="6" w:space="0" w:color="auto"/>
                   </w:tcBorders>
                   <w:tcMar>
                     <w:left w:w="105" w:type="dxa"/>
@@ -3996,29 +2915,21 @@
                 <w:p>
                   <w:pPr>
                     <w:pStyle w:val="Sinespaciado"/>
-                    <w:spacing w:after="0" w:line="240" w:lineRule="auto"/>
                     <w:ind w:left="-57" w:right="-57"/>
                     <w:jc w:val="center"/>
                     <w:rPr>
-                      <w:rFonts w:ascii="Arial" w:hAnsi="Arial" w:eastAsia="Arial" w:cs="Arial"/>
-                      <w:b w:val="0"/>
-                      <w:bCs w:val="0"/>
-                      <w:i w:val="0"/>
-                      <w:iCs w:val="0"/>
+                      <w:rFonts w:ascii="Arial" w:eastAsia="Arial" w:hAnsi="Arial" w:cs="Arial"/>
                       <w:sz w:val="16"/>
                       <w:szCs w:val="16"/>
                     </w:rPr>
                   </w:pPr>
                   <w:r>
                     <w:rPr>
-                      <w:rFonts w:ascii="Arial" w:hAnsi="Arial" w:eastAsia="Arial" w:cs="Arial"/>
-                      <w:b w:val="1"/>
-                      <w:bCs w:val="1"/>
-                      <w:i w:val="0"/>
-                      <w:iCs w:val="0"/>
+                      <w:rFonts w:ascii="Arial" w:eastAsia="Arial" w:hAnsi="Arial" w:cs="Arial"/>
+                      <w:b/>
+                      <w:bCs/>
                       <w:sz w:val="16"/>
                       <w:szCs w:val="16"/>
-                      <w:lang w:val="en-US"/>
                     </w:rPr>
                     <w:t>CÉDULA PRESUPUESTARIA</w:t>
                   </w:r>
@@ -4029,10 +2940,10 @@
                   <w:tcW w:w="1564" w:type="dxa"/>
                   <w:vMerge w:val="restart"/>
                   <w:tcBorders>
-                    <w:top w:val="single" w:sz="6"/>
-                    <w:left w:val="single" w:sz="6"/>
-                    <w:bottom w:val="single" w:sz="6"/>
-                    <w:right w:val="single" w:sz="6"/>
+                    <w:top w:val="single" w:sz="6" w:space="0" w:color="auto"/>
+                    <w:left w:val="single" w:sz="6" w:space="0" w:color="auto"/>
+                    <w:bottom w:val="single" w:sz="6" w:space="0" w:color="auto"/>
+                    <w:right w:val="single" w:sz="6" w:space="0" w:color="auto"/>
                   </w:tcBorders>
                   <w:tcMar>
                     <w:left w:w="105" w:type="dxa"/>
@@ -4043,29 +2954,21 @@
                 <w:p>
                   <w:pPr>
                     <w:pStyle w:val="Sinespaciado"/>
-                    <w:spacing w:after="0" w:line="240" w:lineRule="auto"/>
                     <w:ind w:left="-57" w:right="-57"/>
                     <w:jc w:val="center"/>
                     <w:rPr>
-                      <w:rFonts w:ascii="Arial" w:hAnsi="Arial" w:eastAsia="Arial" w:cs="Arial"/>
-                      <w:b w:val="0"/>
-                      <w:bCs w:val="0"/>
-                      <w:i w:val="0"/>
-                      <w:iCs w:val="0"/>
+                      <w:rFonts w:ascii="Arial" w:eastAsia="Arial" w:hAnsi="Arial" w:cs="Arial"/>
                       <w:sz w:val="16"/>
                       <w:szCs w:val="16"/>
                     </w:rPr>
                   </w:pPr>
                   <w:r>
                     <w:rPr>
-                      <w:rFonts w:ascii="Arial" w:hAnsi="Arial" w:eastAsia="Arial" w:cs="Arial"/>
-                      <w:b w:val="1"/>
-                      <w:bCs w:val="1"/>
-                      <w:i w:val="0"/>
-                      <w:iCs w:val="0"/>
+                      <w:rFonts w:ascii="Arial" w:eastAsia="Arial" w:hAnsi="Arial" w:cs="Arial"/>
+                      <w:b/>
+                      <w:bCs/>
                       <w:sz w:val="16"/>
                       <w:szCs w:val="16"/>
-                      <w:lang w:val="en-US"/>
                     </w:rPr>
                     <w:t xml:space="preserve">ATRIBUTO </w:t>
                   </w:r>
@@ -4073,39 +2976,29 @@
                 <w:p>
                   <w:pPr>
                     <w:pStyle w:val="Sinespaciado"/>
-                    <w:spacing w:after="0" w:line="240" w:lineRule="auto"/>
                     <w:ind w:left="-57" w:right="-57"/>
                     <w:jc w:val="center"/>
                     <w:rPr>
-                      <w:rFonts w:ascii="Arial" w:hAnsi="Arial" w:eastAsia="Arial" w:cs="Arial"/>
-                      <w:b w:val="0"/>
-                      <w:bCs w:val="0"/>
-                      <w:i w:val="0"/>
-                      <w:iCs w:val="0"/>
+                      <w:rFonts w:ascii="Arial" w:eastAsia="Arial" w:hAnsi="Arial" w:cs="Arial"/>
                       <w:sz w:val="16"/>
                       <w:szCs w:val="16"/>
                     </w:rPr>
                   </w:pPr>
                   <w:r>
                     <w:rPr>
-                      <w:rFonts w:ascii="Arial" w:hAnsi="Arial" w:eastAsia="Arial" w:cs="Arial"/>
-                      <w:b w:val="1"/>
-                      <w:bCs w:val="1"/>
-                      <w:i w:val="0"/>
-                      <w:iCs w:val="0"/>
+                      <w:rFonts w:ascii="Arial" w:eastAsia="Arial" w:hAnsi="Arial" w:cs="Arial"/>
+                      <w:b/>
+                      <w:bCs/>
                       <w:sz w:val="16"/>
                       <w:szCs w:val="16"/>
-                      <w:lang w:val="en-US"/>
                     </w:rPr>
                     <w:t>(</w:t>
                   </w:r>
                   <w:r>
                     <w:rPr>
-                      <w:rFonts w:ascii="Arial" w:hAnsi="Arial" w:eastAsia="Arial" w:cs="Arial"/>
-                      <w:b w:val="1"/>
-                      <w:bCs w:val="1"/>
-                      <w:i w:val="0"/>
-                      <w:iCs w:val="0"/>
+                      <w:rFonts w:ascii="Arial" w:eastAsia="Arial" w:hAnsi="Arial" w:cs="Arial"/>
+                      <w:b/>
+                      <w:bCs/>
                       <w:sz w:val="16"/>
                       <w:szCs w:val="16"/>
                       <w:lang w:val="es-EC"/>
@@ -4114,14 +3007,11 @@
                   </w:r>
                   <w:r>
                     <w:rPr>
-                      <w:rFonts w:ascii="Arial" w:hAnsi="Arial" w:eastAsia="Arial" w:cs="Arial"/>
-                      <w:b w:val="1"/>
-                      <w:bCs w:val="1"/>
-                      <w:i w:val="0"/>
-                      <w:iCs w:val="0"/>
+                      <w:rFonts w:ascii="Arial" w:eastAsia="Arial" w:hAnsi="Arial" w:cs="Arial"/>
+                      <w:b/>
+                      <w:bCs/>
                       <w:sz w:val="16"/>
                       <w:szCs w:val="16"/>
-                      <w:lang w:val="en-US"/>
                     </w:rPr>
                     <w:t xml:space="preserve"> del Gasto)</w:t>
                   </w:r>
@@ -4132,10 +3022,10 @@
                   <w:tcW w:w="2300" w:type="dxa"/>
                   <w:gridSpan w:val="2"/>
                   <w:tcBorders>
-                    <w:top w:val="single" w:sz="6"/>
-                    <w:left w:val="single" w:sz="6"/>
-                    <w:bottom w:val="single" w:sz="6"/>
-                    <w:right w:val="single" w:sz="6"/>
+                    <w:top w:val="single" w:sz="6" w:space="0" w:color="auto"/>
+                    <w:left w:val="single" w:sz="6" w:space="0" w:color="auto"/>
+                    <w:bottom w:val="single" w:sz="6" w:space="0" w:color="auto"/>
+                    <w:right w:val="single" w:sz="6" w:space="0" w:color="auto"/>
                   </w:tcBorders>
                   <w:tcMar>
                     <w:left w:w="105" w:type="dxa"/>
@@ -4146,28 +3036,20 @@
                 <w:p>
                   <w:pPr>
                     <w:pStyle w:val="Sinespaciado"/>
-                    <w:spacing w:after="0" w:line="240" w:lineRule="auto"/>
                     <w:jc w:val="center"/>
                     <w:rPr>
-                      <w:rFonts w:ascii="Arial" w:hAnsi="Arial" w:eastAsia="Arial" w:cs="Arial"/>
-                      <w:b w:val="0"/>
-                      <w:bCs w:val="0"/>
-                      <w:i w:val="0"/>
-                      <w:iCs w:val="0"/>
+                      <w:rFonts w:ascii="Arial" w:eastAsia="Arial" w:hAnsi="Arial" w:cs="Arial"/>
                       <w:sz w:val="16"/>
                       <w:szCs w:val="16"/>
                     </w:rPr>
                   </w:pPr>
                   <w:r>
                     <w:rPr>
-                      <w:rFonts w:ascii="Arial" w:hAnsi="Arial" w:eastAsia="Arial" w:cs="Arial"/>
-                      <w:b w:val="1"/>
-                      <w:bCs w:val="1"/>
-                      <w:i w:val="0"/>
-                      <w:iCs w:val="0"/>
+                      <w:rFonts w:ascii="Arial" w:eastAsia="Arial" w:hAnsi="Arial" w:cs="Arial"/>
+                      <w:b/>
+                      <w:bCs/>
                       <w:sz w:val="16"/>
                       <w:szCs w:val="16"/>
-                      <w:lang w:val="en-US"/>
                     </w:rPr>
                     <w:t>PRESUPUESTO</w:t>
                   </w:r>
@@ -4178,43 +3060,34 @@
                   <w:tcW w:w="1755" w:type="dxa"/>
                   <w:vMerge w:val="restart"/>
                   <w:tcBorders>
-                    <w:top w:val="single" w:sz="6"/>
-                    <w:left w:val="single" w:sz="6"/>
-                    <w:bottom w:val="single" w:sz="6"/>
-                    <w:right w:val="single" w:sz="6"/>
+                    <w:top w:val="single" w:sz="6" w:space="0" w:color="auto"/>
+                    <w:left w:val="single" w:sz="6" w:space="0" w:color="auto"/>
+                    <w:bottom w:val="single" w:sz="6" w:space="0" w:color="auto"/>
+                    <w:right w:val="single" w:sz="6" w:space="0" w:color="auto"/>
                   </w:tcBorders>
                   <w:tcMar>
                     <w:left w:w="105" w:type="dxa"/>
                     <w:right w:w="105" w:type="dxa"/>
                   </w:tcMar>
-                  <w:vAlign w:val="top"/>
                 </w:tcPr>
                 <w:p>
                   <w:pPr>
                     <w:pStyle w:val="Sinespaciado"/>
-                    <w:spacing w:after="0" w:line="240" w:lineRule="auto"/>
                     <w:ind w:left="-57" w:right="-57"/>
                     <w:jc w:val="center"/>
                     <w:rPr>
-                      <w:rFonts w:ascii="Arial" w:hAnsi="Arial" w:eastAsia="Arial" w:cs="Arial"/>
-                      <w:b w:val="0"/>
-                      <w:bCs w:val="0"/>
-                      <w:i w:val="0"/>
-                      <w:iCs w:val="0"/>
+                      <w:rFonts w:ascii="Arial" w:eastAsia="Arial" w:hAnsi="Arial" w:cs="Arial"/>
                       <w:sz w:val="16"/>
                       <w:szCs w:val="16"/>
                     </w:rPr>
                   </w:pPr>
                   <w:r>
                     <w:rPr>
-                      <w:rFonts w:ascii="Arial" w:hAnsi="Arial" w:eastAsia="Arial" w:cs="Arial"/>
-                      <w:b w:val="1"/>
-                      <w:bCs w:val="1"/>
-                      <w:i w:val="0"/>
-                      <w:iCs w:val="0"/>
+                      <w:rFonts w:ascii="Arial" w:eastAsia="Arial" w:hAnsi="Arial" w:cs="Arial"/>
+                      <w:b/>
+                      <w:bCs/>
                       <w:sz w:val="16"/>
                       <w:szCs w:val="16"/>
-                      <w:lang w:val="en-US"/>
                     </w:rPr>
                     <w:t>% DE EJCUCIÓN</w:t>
                   </w:r>
@@ -4225,42 +3098,33 @@
                   <w:tcW w:w="1524" w:type="dxa"/>
                   <w:vMerge w:val="restart"/>
                   <w:tcBorders>
-                    <w:top w:val="single" w:sz="6"/>
-                    <w:left w:val="single" w:sz="6"/>
-                    <w:right w:val="single" w:sz="6"/>
+                    <w:top w:val="single" w:sz="6" w:space="0" w:color="auto"/>
+                    <w:left w:val="single" w:sz="6" w:space="0" w:color="auto"/>
+                    <w:right w:val="single" w:sz="6" w:space="0" w:color="auto"/>
                   </w:tcBorders>
                   <w:tcMar>
                     <w:left w:w="105" w:type="dxa"/>
                     <w:right w:w="105" w:type="dxa"/>
                   </w:tcMar>
-                  <w:vAlign w:val="top"/>
                 </w:tcPr>
                 <w:p>
                   <w:pPr>
                     <w:pStyle w:val="Sinespaciado"/>
-                    <w:spacing w:after="0" w:line="240" w:lineRule="auto"/>
                     <w:ind w:left="-57" w:right="-57"/>
                     <w:jc w:val="center"/>
                     <w:rPr>
-                      <w:rFonts w:ascii="Arial" w:hAnsi="Arial" w:eastAsia="Arial" w:cs="Arial"/>
-                      <w:b w:val="0"/>
-                      <w:bCs w:val="0"/>
-                      <w:i w:val="0"/>
-                      <w:iCs w:val="0"/>
+                      <w:rFonts w:ascii="Arial" w:eastAsia="Arial" w:hAnsi="Arial" w:cs="Arial"/>
                       <w:sz w:val="16"/>
                       <w:szCs w:val="16"/>
                     </w:rPr>
                   </w:pPr>
                   <w:r>
                     <w:rPr>
-                      <w:rFonts w:ascii="Arial" w:hAnsi="Arial" w:eastAsia="Arial" w:cs="Arial"/>
-                      <w:b w:val="1"/>
-                      <w:bCs w:val="1"/>
-                      <w:i w:val="0"/>
-                      <w:iCs w:val="0"/>
+                      <w:rFonts w:ascii="Arial" w:eastAsia="Arial" w:hAnsi="Arial" w:cs="Arial"/>
+                      <w:b/>
+                      <w:bCs/>
                       <w:sz w:val="16"/>
                       <w:szCs w:val="16"/>
-                      <w:lang w:val="en-US"/>
                     </w:rPr>
                     <w:t>DOCENTE/S RESPONSIBLE/S</w:t>
                   </w:r>
@@ -4276,12 +3140,10 @@
                   <w:tcW w:w="1483" w:type="dxa"/>
                   <w:vMerge/>
                   <w:tcBorders>
-                    <w:top w:sz="0"/>
-                    <w:left w:val="single" w:sz="0"/>
-                    <w:bottom w:val="single" w:sz="0"/>
-                    <w:right w:val="single" w:sz="0"/>
+                    <w:left w:val="single" w:sz="0" w:space="0" w:color="auto"/>
+                    <w:bottom w:val="single" w:sz="0" w:space="0" w:color="auto"/>
+                    <w:right w:val="single" w:sz="0" w:space="0" w:color="auto"/>
                   </w:tcBorders>
-                  <w:tcMar/>
                   <w:vAlign w:val="center"/>
                 </w:tcPr>
                 <w:p/>
@@ -4291,12 +3153,10 @@
                   <w:tcW w:w="1564" w:type="dxa"/>
                   <w:vMerge/>
                   <w:tcBorders>
-                    <w:top w:sz="0"/>
-                    <w:left w:val="single" w:sz="0"/>
-                    <w:bottom w:val="single" w:sz="0"/>
-                    <w:right w:val="single" w:sz="0"/>
+                    <w:left w:val="single" w:sz="0" w:space="0" w:color="auto"/>
+                    <w:bottom w:val="single" w:sz="0" w:space="0" w:color="auto"/>
+                    <w:right w:val="single" w:sz="0" w:space="0" w:color="auto"/>
                   </w:tcBorders>
-                  <w:tcMar/>
                   <w:vAlign w:val="center"/>
                 </w:tcPr>
                 <w:p/>
@@ -4305,10 +3165,10 @@
                 <w:tcPr>
                   <w:tcW w:w="1150" w:type="dxa"/>
                   <w:tcBorders>
-                    <w:top w:val="single" w:sz="6"/>
-                    <w:left w:val="single" w:sz="6"/>
-                    <w:bottom w:val="single" w:sz="6"/>
-                    <w:right w:val="single" w:sz="6"/>
+                    <w:top w:val="single" w:sz="6" w:space="0" w:color="auto"/>
+                    <w:left w:val="single" w:sz="6" w:space="0" w:color="auto"/>
+                    <w:bottom w:val="single" w:sz="6" w:space="0" w:color="auto"/>
+                    <w:right w:val="single" w:sz="6" w:space="0" w:color="auto"/>
                   </w:tcBorders>
                   <w:tcMar>
                     <w:left w:w="105" w:type="dxa"/>
@@ -4319,29 +3179,21 @@
                 <w:p>
                   <w:pPr>
                     <w:pStyle w:val="Sinespaciado"/>
-                    <w:spacing w:after="0" w:line="240" w:lineRule="auto"/>
                     <w:ind w:left="-57" w:right="-57"/>
                     <w:jc w:val="center"/>
                     <w:rPr>
-                      <w:rFonts w:ascii="Arial" w:hAnsi="Arial" w:eastAsia="Arial" w:cs="Arial"/>
-                      <w:b w:val="0"/>
-                      <w:bCs w:val="0"/>
-                      <w:i w:val="0"/>
-                      <w:iCs w:val="0"/>
+                      <w:rFonts w:ascii="Arial" w:eastAsia="Arial" w:hAnsi="Arial" w:cs="Arial"/>
                       <w:sz w:val="16"/>
                       <w:szCs w:val="16"/>
                     </w:rPr>
                   </w:pPr>
                   <w:r>
                     <w:rPr>
-                      <w:rFonts w:ascii="Arial" w:hAnsi="Arial" w:eastAsia="Arial" w:cs="Arial"/>
-                      <w:b w:val="1"/>
-                      <w:bCs w:val="1"/>
-                      <w:i w:val="0"/>
-                      <w:iCs w:val="0"/>
+                      <w:rFonts w:ascii="Arial" w:eastAsia="Arial" w:hAnsi="Arial" w:cs="Arial"/>
+                      <w:b/>
+                      <w:bCs/>
                       <w:sz w:val="16"/>
                       <w:szCs w:val="16"/>
-                      <w:lang w:val="en-US"/>
                     </w:rPr>
                     <w:t>SOLICITADO</w:t>
                   </w:r>
@@ -4351,10 +3203,10 @@
                 <w:tcPr>
                   <w:tcW w:w="1150" w:type="dxa"/>
                   <w:tcBorders>
-                    <w:top w:val="single" w:sz="6"/>
-                    <w:left w:val="single" w:sz="6"/>
-                    <w:bottom w:val="single" w:sz="6"/>
-                    <w:right w:val="single" w:sz="6"/>
+                    <w:top w:val="single" w:sz="6" w:space="0" w:color="auto"/>
+                    <w:left w:val="single" w:sz="6" w:space="0" w:color="auto"/>
+                    <w:bottom w:val="single" w:sz="6" w:space="0" w:color="auto"/>
+                    <w:right w:val="single" w:sz="6" w:space="0" w:color="auto"/>
                   </w:tcBorders>
                   <w:tcMar>
                     <w:left w:w="105" w:type="dxa"/>
@@ -4365,29 +3217,21 @@
                 <w:p>
                   <w:pPr>
                     <w:pStyle w:val="Sinespaciado"/>
-                    <w:spacing w:after="0" w:line="240" w:lineRule="auto"/>
                     <w:ind w:left="-57" w:right="-57"/>
                     <w:jc w:val="center"/>
                     <w:rPr>
-                      <w:rFonts w:ascii="Arial" w:hAnsi="Arial" w:eastAsia="Arial" w:cs="Arial"/>
-                      <w:b w:val="0"/>
-                      <w:bCs w:val="0"/>
-                      <w:i w:val="0"/>
-                      <w:iCs w:val="0"/>
+                      <w:rFonts w:ascii="Arial" w:eastAsia="Arial" w:hAnsi="Arial" w:cs="Arial"/>
                       <w:sz w:val="16"/>
                       <w:szCs w:val="16"/>
                     </w:rPr>
                   </w:pPr>
                   <w:r>
                     <w:rPr>
-                      <w:rFonts w:ascii="Arial" w:hAnsi="Arial" w:eastAsia="Arial" w:cs="Arial"/>
-                      <w:b w:val="1"/>
-                      <w:bCs w:val="1"/>
-                      <w:i w:val="0"/>
-                      <w:iCs w:val="0"/>
+                      <w:rFonts w:ascii="Arial" w:eastAsia="Arial" w:hAnsi="Arial" w:cs="Arial"/>
+                      <w:b/>
+                      <w:bCs/>
                       <w:sz w:val="16"/>
                       <w:szCs w:val="16"/>
-                      <w:lang w:val="en-US"/>
                     </w:rPr>
                     <w:t>EJECUTADO</w:t>
                   </w:r>
@@ -4398,12 +3242,10 @@
                   <w:tcW w:w="1755" w:type="dxa"/>
                   <w:vMerge/>
                   <w:tcBorders>
-                    <w:top w:sz="0"/>
-                    <w:left w:val="single" w:sz="0"/>
-                    <w:bottom w:val="single" w:sz="0"/>
-                    <w:right w:val="single" w:sz="0"/>
+                    <w:left w:val="single" w:sz="0" w:space="0" w:color="auto"/>
+                    <w:bottom w:val="single" w:sz="0" w:space="0" w:color="auto"/>
+                    <w:right w:val="single" w:sz="0" w:space="0" w:color="auto"/>
                   </w:tcBorders>
-                  <w:tcMar/>
                   <w:vAlign w:val="center"/>
                 </w:tcPr>
                 <w:p/>
@@ -4413,12 +3255,9 @@
                   <w:tcW w:w="1524" w:type="dxa"/>
                   <w:vMerge/>
                   <w:tcBorders>
-                    <w:top w:sz="0"/>
-                    <w:left w:val="single" w:sz="0"/>
-                    <w:bottom w:sz="0"/>
-                    <w:right w:val="single" w:sz="0"/>
+                    <w:left w:val="single" w:sz="0" w:space="0" w:color="auto"/>
+                    <w:right w:val="single" w:sz="0" w:space="0" w:color="auto"/>
                   </w:tcBorders>
-                  <w:tcMar/>
                   <w:vAlign w:val="center"/>
                 </w:tcPr>
                 <w:p/>
@@ -4432,10 +3271,10 @@
                 <w:tcPr>
                   <w:tcW w:w="1483" w:type="dxa"/>
                   <w:tcBorders>
-                    <w:top w:val="single" w:sz="6"/>
-                    <w:left w:val="single" w:sz="6"/>
-                    <w:bottom w:val="single" w:sz="6"/>
-                    <w:right w:val="single" w:sz="6"/>
+                    <w:top w:val="single" w:sz="6" w:space="0" w:color="auto"/>
+                    <w:left w:val="single" w:sz="6" w:space="0" w:color="auto"/>
+                    <w:bottom w:val="single" w:sz="6" w:space="0" w:color="auto"/>
+                    <w:right w:val="single" w:sz="6" w:space="0" w:color="auto"/>
                   </w:tcBorders>
                   <w:tcMar>
                     <w:left w:w="105" w:type="dxa"/>
@@ -4445,15 +3284,10 @@
                 </w:tcPr>
                 <w:p>
                   <w:pPr>
-                    <w:spacing w:after="0" w:line="240" w:lineRule="auto"/>
                     <w:ind w:left="-57" w:right="-57"/>
                     <w:jc w:val="center"/>
                     <w:rPr>
-                      <w:rFonts w:ascii="Arial" w:hAnsi="Arial" w:eastAsia="Arial" w:cs="Arial"/>
-                      <w:b w:val="0"/>
-                      <w:bCs w:val="0"/>
-                      <w:i w:val="0"/>
-                      <w:iCs w:val="0"/>
+                      <w:rFonts w:ascii="Arial" w:eastAsia="Arial" w:hAnsi="Arial" w:cs="Arial"/>
                       <w:sz w:val="20"/>
                       <w:szCs w:val="20"/>
                     </w:rPr>
@@ -4464,26 +3298,20 @@
                 <w:tcPr>
                   <w:tcW w:w="1564" w:type="dxa"/>
                   <w:tcBorders>
-                    <w:top w:val="single" w:sz="6"/>
-                    <w:left w:val="single" w:sz="6"/>
-                    <w:bottom w:val="single" w:sz="6"/>
-                    <w:right w:val="single" w:sz="6"/>
+                    <w:top w:val="single" w:sz="6" w:space="0" w:color="auto"/>
+                    <w:left w:val="single" w:sz="6" w:space="0" w:color="auto"/>
+                    <w:bottom w:val="single" w:sz="6" w:space="0" w:color="auto"/>
+                    <w:right w:val="single" w:sz="6" w:space="0" w:color="auto"/>
                   </w:tcBorders>
                   <w:tcMar>
                     <w:left w:w="105" w:type="dxa"/>
                     <w:right w:w="105" w:type="dxa"/>
                   </w:tcMar>
-                  <w:vAlign w:val="top"/>
                 </w:tcPr>
                 <w:p>
                   <w:pPr>
-                    <w:spacing w:after="0" w:line="240" w:lineRule="auto"/>
                     <w:rPr>
-                      <w:rFonts w:ascii="Arial" w:hAnsi="Arial" w:eastAsia="Arial" w:cs="Arial"/>
-                      <w:b w:val="0"/>
-                      <w:bCs w:val="0"/>
-                      <w:i w:val="0"/>
-                      <w:iCs w:val="0"/>
+                      <w:rFonts w:ascii="Arial" w:eastAsia="Arial" w:hAnsi="Arial" w:cs="Arial"/>
                       <w:sz w:val="20"/>
                       <w:szCs w:val="20"/>
                     </w:rPr>
@@ -4494,28 +3322,22 @@
                 <w:tcPr>
                   <w:tcW w:w="1150" w:type="dxa"/>
                   <w:tcBorders>
-                    <w:top w:val="single" w:sz="6"/>
-                    <w:left w:val="single" w:sz="6"/>
-                    <w:bottom w:val="single" w:sz="6"/>
-                    <w:right w:val="single" w:sz="6"/>
+                    <w:top w:val="single" w:sz="6" w:space="0" w:color="auto"/>
+                    <w:left w:val="single" w:sz="6" w:space="0" w:color="auto"/>
+                    <w:bottom w:val="single" w:sz="6" w:space="0" w:color="auto"/>
+                    <w:right w:val="single" w:sz="6" w:space="0" w:color="auto"/>
                   </w:tcBorders>
                   <w:tcMar>
                     <w:left w:w="105" w:type="dxa"/>
                     <w:right w:w="105" w:type="dxa"/>
                   </w:tcMar>
-                  <w:vAlign w:val="top"/>
                 </w:tcPr>
                 <w:p>
                   <w:pPr>
-                    <w:spacing w:after="0" w:line="240" w:lineRule="auto"/>
                     <w:ind w:left="-57" w:right="-57"/>
                     <w:jc w:val="center"/>
                     <w:rPr>
-                      <w:rFonts w:ascii="Arial" w:hAnsi="Arial" w:eastAsia="Arial" w:cs="Arial"/>
-                      <w:b w:val="0"/>
-                      <w:bCs w:val="0"/>
-                      <w:i w:val="0"/>
-                      <w:iCs w:val="0"/>
+                      <w:rFonts w:ascii="Arial" w:eastAsia="Arial" w:hAnsi="Arial" w:cs="Arial"/>
                       <w:sz w:val="20"/>
                       <w:szCs w:val="20"/>
                     </w:rPr>
@@ -4526,26 +3348,20 @@
                 <w:tcPr>
                   <w:tcW w:w="1150" w:type="dxa"/>
                   <w:tcBorders>
-                    <w:top w:val="single" w:sz="6"/>
-                    <w:left w:val="single" w:sz="6"/>
-                    <w:bottom w:val="single" w:sz="6"/>
-                    <w:right w:val="single" w:sz="6"/>
+                    <w:top w:val="single" w:sz="6" w:space="0" w:color="auto"/>
+                    <w:left w:val="single" w:sz="6" w:space="0" w:color="auto"/>
+                    <w:bottom w:val="single" w:sz="6" w:space="0" w:color="auto"/>
+                    <w:right w:val="single" w:sz="6" w:space="0" w:color="auto"/>
                   </w:tcBorders>
                   <w:tcMar>
                     <w:left w:w="105" w:type="dxa"/>
                     <w:right w:w="105" w:type="dxa"/>
                   </w:tcMar>
-                  <w:vAlign w:val="top"/>
                 </w:tcPr>
                 <w:p>
                   <w:pPr>
-                    <w:spacing w:after="0" w:line="240" w:lineRule="auto"/>
                     <w:rPr>
-                      <w:rFonts w:ascii="Arial" w:hAnsi="Arial" w:eastAsia="Arial" w:cs="Arial"/>
-                      <w:b w:val="0"/>
-                      <w:bCs w:val="0"/>
-                      <w:i w:val="0"/>
-                      <w:iCs w:val="0"/>
+                      <w:rFonts w:ascii="Arial" w:eastAsia="Arial" w:hAnsi="Arial" w:cs="Arial"/>
                       <w:sz w:val="20"/>
                       <w:szCs w:val="20"/>
                     </w:rPr>
@@ -4556,26 +3372,20 @@
                 <w:tcPr>
                   <w:tcW w:w="1755" w:type="dxa"/>
                   <w:tcBorders>
-                    <w:top w:val="single" w:sz="6"/>
-                    <w:left w:val="single" w:sz="6"/>
-                    <w:bottom w:val="single" w:sz="6"/>
-                    <w:right w:val="single" w:sz="6"/>
+                    <w:top w:val="single" w:sz="6" w:space="0" w:color="auto"/>
+                    <w:left w:val="single" w:sz="6" w:space="0" w:color="auto"/>
+                    <w:bottom w:val="single" w:sz="6" w:space="0" w:color="auto"/>
+                    <w:right w:val="single" w:sz="6" w:space="0" w:color="auto"/>
                   </w:tcBorders>
                   <w:tcMar>
                     <w:left w:w="105" w:type="dxa"/>
                     <w:right w:w="105" w:type="dxa"/>
                   </w:tcMar>
-                  <w:vAlign w:val="top"/>
                 </w:tcPr>
                 <w:p>
                   <w:pPr>
-                    <w:spacing w:after="0" w:line="240" w:lineRule="auto"/>
                     <w:rPr>
-                      <w:rFonts w:ascii="Arial" w:hAnsi="Arial" w:eastAsia="Arial" w:cs="Arial"/>
-                      <w:b w:val="0"/>
-                      <w:bCs w:val="0"/>
-                      <w:i w:val="0"/>
-                      <w:iCs w:val="0"/>
+                      <w:rFonts w:ascii="Arial" w:eastAsia="Arial" w:hAnsi="Arial" w:cs="Arial"/>
                       <w:sz w:val="20"/>
                       <w:szCs w:val="20"/>
                     </w:rPr>
@@ -4586,26 +3396,20 @@
                 <w:tcPr>
                   <w:tcW w:w="1524" w:type="dxa"/>
                   <w:tcBorders>
-                    <w:top w:val="single" w:sz="6"/>
-                    <w:left w:val="single" w:sz="6"/>
-                    <w:bottom w:val="single" w:sz="6"/>
-                    <w:right w:val="single" w:sz="6"/>
+                    <w:top w:val="single" w:sz="6" w:space="0" w:color="auto"/>
+                    <w:left w:val="single" w:sz="6" w:space="0" w:color="auto"/>
+                    <w:bottom w:val="single" w:sz="6" w:space="0" w:color="auto"/>
+                    <w:right w:val="single" w:sz="6" w:space="0" w:color="auto"/>
                   </w:tcBorders>
                   <w:tcMar>
                     <w:left w:w="105" w:type="dxa"/>
                     <w:right w:w="105" w:type="dxa"/>
                   </w:tcMar>
-                  <w:vAlign w:val="top"/>
                 </w:tcPr>
                 <w:p>
                   <w:pPr>
-                    <w:spacing w:after="0" w:line="240" w:lineRule="auto"/>
                     <w:rPr>
-                      <w:rFonts w:ascii="Arial" w:hAnsi="Arial" w:eastAsia="Arial" w:cs="Arial"/>
-                      <w:b w:val="0"/>
-                      <w:bCs w:val="0"/>
-                      <w:i w:val="0"/>
-                      <w:iCs w:val="0"/>
+                      <w:rFonts w:ascii="Arial" w:eastAsia="Arial" w:hAnsi="Arial" w:cs="Arial"/>
                       <w:sz w:val="20"/>
                       <w:szCs w:val="20"/>
                     </w:rPr>
@@ -4621,28 +3425,22 @@
                 <w:tcPr>
                   <w:tcW w:w="1483" w:type="dxa"/>
                   <w:tcBorders>
-                    <w:top w:val="single" w:sz="6"/>
-                    <w:left w:val="single" w:sz="6"/>
-                    <w:bottom w:val="single" w:sz="6"/>
-                    <w:right w:val="single" w:sz="6"/>
+                    <w:top w:val="single" w:sz="6" w:space="0" w:color="auto"/>
+                    <w:left w:val="single" w:sz="6" w:space="0" w:color="auto"/>
+                    <w:bottom w:val="single" w:sz="6" w:space="0" w:color="auto"/>
+                    <w:right w:val="single" w:sz="6" w:space="0" w:color="auto"/>
                   </w:tcBorders>
                   <w:tcMar>
                     <w:left w:w="105" w:type="dxa"/>
                     <w:right w:w="105" w:type="dxa"/>
                   </w:tcMar>
-                  <w:vAlign w:val="top"/>
                 </w:tcPr>
                 <w:p>
                   <w:pPr>
-                    <w:spacing w:after="0" w:line="240" w:lineRule="auto"/>
                     <w:ind w:left="-57" w:right="-57"/>
                     <w:jc w:val="center"/>
                     <w:rPr>
-                      <w:rFonts w:ascii="Arial" w:hAnsi="Arial" w:eastAsia="Arial" w:cs="Arial"/>
-                      <w:b w:val="0"/>
-                      <w:bCs w:val="0"/>
-                      <w:i w:val="0"/>
-                      <w:iCs w:val="0"/>
+                      <w:rFonts w:ascii="Arial" w:eastAsia="Arial" w:hAnsi="Arial" w:cs="Arial"/>
                       <w:sz w:val="20"/>
                       <w:szCs w:val="20"/>
                     </w:rPr>
@@ -4653,26 +3451,20 @@
                 <w:tcPr>
                   <w:tcW w:w="1564" w:type="dxa"/>
                   <w:tcBorders>
-                    <w:top w:val="single" w:sz="6"/>
-                    <w:left w:val="single" w:sz="6"/>
-                    <w:bottom w:val="single" w:sz="6"/>
-                    <w:right w:val="single" w:sz="6"/>
+                    <w:top w:val="single" w:sz="6" w:space="0" w:color="auto"/>
+                    <w:left w:val="single" w:sz="6" w:space="0" w:color="auto"/>
+                    <w:bottom w:val="single" w:sz="6" w:space="0" w:color="auto"/>
+                    <w:right w:val="single" w:sz="6" w:space="0" w:color="auto"/>
                   </w:tcBorders>
                   <w:tcMar>
                     <w:left w:w="105" w:type="dxa"/>
                     <w:right w:w="105" w:type="dxa"/>
                   </w:tcMar>
-                  <w:vAlign w:val="top"/>
                 </w:tcPr>
                 <w:p>
                   <w:pPr>
-                    <w:spacing w:after="0" w:line="240" w:lineRule="auto"/>
                     <w:rPr>
-                      <w:rFonts w:ascii="Arial" w:hAnsi="Arial" w:eastAsia="Arial" w:cs="Arial"/>
-                      <w:b w:val="0"/>
-                      <w:bCs w:val="0"/>
-                      <w:i w:val="0"/>
-                      <w:iCs w:val="0"/>
+                      <w:rFonts w:ascii="Arial" w:eastAsia="Arial" w:hAnsi="Arial" w:cs="Arial"/>
                       <w:sz w:val="20"/>
                       <w:szCs w:val="20"/>
                     </w:rPr>
@@ -4683,28 +3475,22 @@
                 <w:tcPr>
                   <w:tcW w:w="1150" w:type="dxa"/>
                   <w:tcBorders>
-                    <w:top w:val="single" w:sz="6"/>
-                    <w:left w:val="single" w:sz="6"/>
-                    <w:bottom w:val="single" w:sz="6"/>
-                    <w:right w:val="single" w:sz="6"/>
+                    <w:top w:val="single" w:sz="6" w:space="0" w:color="auto"/>
+                    <w:left w:val="single" w:sz="6" w:space="0" w:color="auto"/>
+                    <w:bottom w:val="single" w:sz="6" w:space="0" w:color="auto"/>
+                    <w:right w:val="single" w:sz="6" w:space="0" w:color="auto"/>
                   </w:tcBorders>
                   <w:tcMar>
                     <w:left w:w="105" w:type="dxa"/>
                     <w:right w:w="105" w:type="dxa"/>
                   </w:tcMar>
-                  <w:vAlign w:val="top"/>
                 </w:tcPr>
                 <w:p>
                   <w:pPr>
-                    <w:spacing w:after="0" w:line="240" w:lineRule="auto"/>
                     <w:ind w:left="-57" w:right="-57"/>
                     <w:jc w:val="center"/>
                     <w:rPr>
-                      <w:rFonts w:ascii="Arial" w:hAnsi="Arial" w:eastAsia="Arial" w:cs="Arial"/>
-                      <w:b w:val="0"/>
-                      <w:bCs w:val="0"/>
-                      <w:i w:val="0"/>
-                      <w:iCs w:val="0"/>
+                      <w:rFonts w:ascii="Arial" w:eastAsia="Arial" w:hAnsi="Arial" w:cs="Arial"/>
                       <w:sz w:val="20"/>
                       <w:szCs w:val="20"/>
                     </w:rPr>
@@ -4715,26 +3501,20 @@
                 <w:tcPr>
                   <w:tcW w:w="1150" w:type="dxa"/>
                   <w:tcBorders>
-                    <w:top w:val="single" w:sz="6"/>
-                    <w:left w:val="single" w:sz="6"/>
-                    <w:bottom w:val="single" w:sz="6"/>
-                    <w:right w:val="single" w:sz="6"/>
+                    <w:top w:val="single" w:sz="6" w:space="0" w:color="auto"/>
+                    <w:left w:val="single" w:sz="6" w:space="0" w:color="auto"/>
+                    <w:bottom w:val="single" w:sz="6" w:space="0" w:color="auto"/>
+                    <w:right w:val="single" w:sz="6" w:space="0" w:color="auto"/>
                   </w:tcBorders>
                   <w:tcMar>
                     <w:left w:w="105" w:type="dxa"/>
                     <w:right w:w="105" w:type="dxa"/>
                   </w:tcMar>
-                  <w:vAlign w:val="top"/>
                 </w:tcPr>
                 <w:p>
                   <w:pPr>
-                    <w:spacing w:after="0" w:line="240" w:lineRule="auto"/>
                     <w:rPr>
-                      <w:rFonts w:ascii="Arial" w:hAnsi="Arial" w:eastAsia="Arial" w:cs="Arial"/>
-                      <w:b w:val="0"/>
-                      <w:bCs w:val="0"/>
-                      <w:i w:val="0"/>
-                      <w:iCs w:val="0"/>
+                      <w:rFonts w:ascii="Arial" w:eastAsia="Arial" w:hAnsi="Arial" w:cs="Arial"/>
                       <w:sz w:val="20"/>
                       <w:szCs w:val="20"/>
                     </w:rPr>
@@ -4745,26 +3525,20 @@
                 <w:tcPr>
                   <w:tcW w:w="1755" w:type="dxa"/>
                   <w:tcBorders>
-                    <w:top w:val="single" w:sz="6"/>
-                    <w:left w:val="single" w:sz="6"/>
-                    <w:bottom w:val="single" w:sz="6"/>
-                    <w:right w:val="single" w:sz="6"/>
+                    <w:top w:val="single" w:sz="6" w:space="0" w:color="auto"/>
+                    <w:left w:val="single" w:sz="6" w:space="0" w:color="auto"/>
+                    <w:bottom w:val="single" w:sz="6" w:space="0" w:color="auto"/>
+                    <w:right w:val="single" w:sz="6" w:space="0" w:color="auto"/>
                   </w:tcBorders>
                   <w:tcMar>
                     <w:left w:w="105" w:type="dxa"/>
                     <w:right w:w="105" w:type="dxa"/>
                   </w:tcMar>
-                  <w:vAlign w:val="top"/>
                 </w:tcPr>
                 <w:p>
                   <w:pPr>
-                    <w:spacing w:after="0" w:line="240" w:lineRule="auto"/>
                     <w:rPr>
-                      <w:rFonts w:ascii="Arial" w:hAnsi="Arial" w:eastAsia="Arial" w:cs="Arial"/>
-                      <w:b w:val="0"/>
-                      <w:bCs w:val="0"/>
-                      <w:i w:val="0"/>
-                      <w:iCs w:val="0"/>
+                      <w:rFonts w:ascii="Arial" w:eastAsia="Arial" w:hAnsi="Arial" w:cs="Arial"/>
                       <w:sz w:val="20"/>
                       <w:szCs w:val="20"/>
                     </w:rPr>
@@ -4775,26 +3549,20 @@
                 <w:tcPr>
                   <w:tcW w:w="1524" w:type="dxa"/>
                   <w:tcBorders>
-                    <w:top w:val="single" w:sz="6"/>
-                    <w:left w:val="single" w:sz="6"/>
-                    <w:bottom w:val="single" w:sz="6"/>
-                    <w:right w:val="single" w:sz="6"/>
+                    <w:top w:val="single" w:sz="6" w:space="0" w:color="auto"/>
+                    <w:left w:val="single" w:sz="6" w:space="0" w:color="auto"/>
+                    <w:bottom w:val="single" w:sz="6" w:space="0" w:color="auto"/>
+                    <w:right w:val="single" w:sz="6" w:space="0" w:color="auto"/>
                   </w:tcBorders>
                   <w:tcMar>
                     <w:left w:w="105" w:type="dxa"/>
                     <w:right w:w="105" w:type="dxa"/>
                   </w:tcMar>
-                  <w:vAlign w:val="top"/>
                 </w:tcPr>
                 <w:p>
                   <w:pPr>
-                    <w:spacing w:after="0" w:line="240" w:lineRule="auto"/>
                     <w:rPr>
-                      <w:rFonts w:ascii="Arial" w:hAnsi="Arial" w:eastAsia="Arial" w:cs="Arial"/>
-                      <w:b w:val="0"/>
-                      <w:bCs w:val="0"/>
-                      <w:i w:val="0"/>
-                      <w:iCs w:val="0"/>
+                      <w:rFonts w:ascii="Arial" w:eastAsia="Arial" w:hAnsi="Arial" w:cs="Arial"/>
                       <w:sz w:val="20"/>
                       <w:szCs w:val="20"/>
                     </w:rPr>
@@ -4810,28 +3578,22 @@
                 <w:tcPr>
                   <w:tcW w:w="1483" w:type="dxa"/>
                   <w:tcBorders>
-                    <w:top w:val="single" w:sz="6"/>
-                    <w:left w:val="single" w:sz="6"/>
-                    <w:bottom w:val="single" w:sz="6"/>
-                    <w:right w:val="single" w:sz="6"/>
+                    <w:top w:val="single" w:sz="6" w:space="0" w:color="auto"/>
+                    <w:left w:val="single" w:sz="6" w:space="0" w:color="auto"/>
+                    <w:bottom w:val="single" w:sz="6" w:space="0" w:color="auto"/>
+                    <w:right w:val="single" w:sz="6" w:space="0" w:color="auto"/>
                   </w:tcBorders>
                   <w:tcMar>
                     <w:left w:w="105" w:type="dxa"/>
                     <w:right w:w="105" w:type="dxa"/>
                   </w:tcMar>
-                  <w:vAlign w:val="top"/>
                 </w:tcPr>
                 <w:p>
                   <w:pPr>
-                    <w:spacing w:after="0" w:line="240" w:lineRule="auto"/>
                     <w:ind w:left="-57" w:right="-57"/>
                     <w:jc w:val="center"/>
                     <w:rPr>
-                      <w:rFonts w:ascii="Arial" w:hAnsi="Arial" w:eastAsia="Arial" w:cs="Arial"/>
-                      <w:b w:val="0"/>
-                      <w:bCs w:val="0"/>
-                      <w:i w:val="0"/>
-                      <w:iCs w:val="0"/>
+                      <w:rFonts w:ascii="Arial" w:eastAsia="Arial" w:hAnsi="Arial" w:cs="Arial"/>
                       <w:sz w:val="20"/>
                       <w:szCs w:val="20"/>
                     </w:rPr>
@@ -4842,26 +3604,20 @@
                 <w:tcPr>
                   <w:tcW w:w="1564" w:type="dxa"/>
                   <w:tcBorders>
-                    <w:top w:val="single" w:sz="6"/>
-                    <w:left w:val="single" w:sz="6"/>
-                    <w:bottom w:val="single" w:sz="6"/>
-                    <w:right w:val="single" w:sz="6"/>
+                    <w:top w:val="single" w:sz="6" w:space="0" w:color="auto"/>
+                    <w:left w:val="single" w:sz="6" w:space="0" w:color="auto"/>
+                    <w:bottom w:val="single" w:sz="6" w:space="0" w:color="auto"/>
+                    <w:right w:val="single" w:sz="6" w:space="0" w:color="auto"/>
                   </w:tcBorders>
                   <w:tcMar>
                     <w:left w:w="105" w:type="dxa"/>
                     <w:right w:w="105" w:type="dxa"/>
                   </w:tcMar>
-                  <w:vAlign w:val="top"/>
                 </w:tcPr>
                 <w:p>
                   <w:pPr>
-                    <w:spacing w:after="0" w:line="240" w:lineRule="auto"/>
                     <w:rPr>
-                      <w:rFonts w:ascii="Arial" w:hAnsi="Arial" w:eastAsia="Arial" w:cs="Arial"/>
-                      <w:b w:val="0"/>
-                      <w:bCs w:val="0"/>
-                      <w:i w:val="0"/>
-                      <w:iCs w:val="0"/>
+                      <w:rFonts w:ascii="Arial" w:eastAsia="Arial" w:hAnsi="Arial" w:cs="Arial"/>
                       <w:sz w:val="20"/>
                       <w:szCs w:val="20"/>
                     </w:rPr>
@@ -4872,28 +3628,22 @@
                 <w:tcPr>
                   <w:tcW w:w="1150" w:type="dxa"/>
                   <w:tcBorders>
-                    <w:top w:val="single" w:sz="6"/>
-                    <w:left w:val="single" w:sz="6"/>
-                    <w:bottom w:val="single" w:sz="6"/>
-                    <w:right w:val="single" w:sz="6"/>
+                    <w:top w:val="single" w:sz="6" w:space="0" w:color="auto"/>
+                    <w:left w:val="single" w:sz="6" w:space="0" w:color="auto"/>
+                    <w:bottom w:val="single" w:sz="6" w:space="0" w:color="auto"/>
+                    <w:right w:val="single" w:sz="6" w:space="0" w:color="auto"/>
                   </w:tcBorders>
                   <w:tcMar>
                     <w:left w:w="105" w:type="dxa"/>
                     <w:right w:w="105" w:type="dxa"/>
                   </w:tcMar>
-                  <w:vAlign w:val="top"/>
                 </w:tcPr>
                 <w:p>
                   <w:pPr>
-                    <w:spacing w:after="0" w:line="240" w:lineRule="auto"/>
                     <w:ind w:left="-57" w:right="-57"/>
                     <w:jc w:val="center"/>
                     <w:rPr>
-                      <w:rFonts w:ascii="Arial" w:hAnsi="Arial" w:eastAsia="Arial" w:cs="Arial"/>
-                      <w:b w:val="0"/>
-                      <w:bCs w:val="0"/>
-                      <w:i w:val="0"/>
-                      <w:iCs w:val="0"/>
+                      <w:rFonts w:ascii="Arial" w:eastAsia="Arial" w:hAnsi="Arial" w:cs="Arial"/>
                       <w:sz w:val="20"/>
                       <w:szCs w:val="20"/>
                     </w:rPr>
@@ -4904,26 +3654,20 @@
                 <w:tcPr>
                   <w:tcW w:w="1150" w:type="dxa"/>
                   <w:tcBorders>
-                    <w:top w:val="single" w:sz="6"/>
-                    <w:left w:val="single" w:sz="6"/>
-                    <w:bottom w:val="single" w:sz="6"/>
-                    <w:right w:val="single" w:sz="6"/>
+                    <w:top w:val="single" w:sz="6" w:space="0" w:color="auto"/>
+                    <w:left w:val="single" w:sz="6" w:space="0" w:color="auto"/>
+                    <w:bottom w:val="single" w:sz="6" w:space="0" w:color="auto"/>
+                    <w:right w:val="single" w:sz="6" w:space="0" w:color="auto"/>
                   </w:tcBorders>
                   <w:tcMar>
                     <w:left w:w="105" w:type="dxa"/>
                     <w:right w:w="105" w:type="dxa"/>
                   </w:tcMar>
-                  <w:vAlign w:val="top"/>
                 </w:tcPr>
                 <w:p>
                   <w:pPr>
-                    <w:spacing w:after="0" w:line="240" w:lineRule="auto"/>
                     <w:rPr>
-                      <w:rFonts w:ascii="Arial" w:hAnsi="Arial" w:eastAsia="Arial" w:cs="Arial"/>
-                      <w:b w:val="0"/>
-                      <w:bCs w:val="0"/>
-                      <w:i w:val="0"/>
-                      <w:iCs w:val="0"/>
+                      <w:rFonts w:ascii="Arial" w:eastAsia="Arial" w:hAnsi="Arial" w:cs="Arial"/>
                       <w:sz w:val="20"/>
                       <w:szCs w:val="20"/>
                     </w:rPr>
@@ -4934,26 +3678,20 @@
                 <w:tcPr>
                   <w:tcW w:w="1755" w:type="dxa"/>
                   <w:tcBorders>
-                    <w:top w:val="single" w:sz="6"/>
-                    <w:left w:val="single" w:sz="6"/>
-                    <w:bottom w:val="single" w:sz="6"/>
-                    <w:right w:val="single" w:sz="6"/>
+                    <w:top w:val="single" w:sz="6" w:space="0" w:color="auto"/>
+                    <w:left w:val="single" w:sz="6" w:space="0" w:color="auto"/>
+                    <w:bottom w:val="single" w:sz="6" w:space="0" w:color="auto"/>
+                    <w:right w:val="single" w:sz="6" w:space="0" w:color="auto"/>
                   </w:tcBorders>
                   <w:tcMar>
                     <w:left w:w="105" w:type="dxa"/>
                     <w:right w:w="105" w:type="dxa"/>
                   </w:tcMar>
-                  <w:vAlign w:val="top"/>
                 </w:tcPr>
                 <w:p>
                   <w:pPr>
-                    <w:spacing w:after="0" w:line="240" w:lineRule="auto"/>
                     <w:rPr>
-                      <w:rFonts w:ascii="Arial" w:hAnsi="Arial" w:eastAsia="Arial" w:cs="Arial"/>
-                      <w:b w:val="0"/>
-                      <w:bCs w:val="0"/>
-                      <w:i w:val="0"/>
-                      <w:iCs w:val="0"/>
+                      <w:rFonts w:ascii="Arial" w:eastAsia="Arial" w:hAnsi="Arial" w:cs="Arial"/>
                       <w:sz w:val="20"/>
                       <w:szCs w:val="20"/>
                     </w:rPr>
@@ -4964,26 +3702,20 @@
                 <w:tcPr>
                   <w:tcW w:w="1524" w:type="dxa"/>
                   <w:tcBorders>
-                    <w:top w:val="single" w:sz="6"/>
-                    <w:left w:val="single" w:sz="6"/>
-                    <w:bottom w:val="single" w:sz="6"/>
-                    <w:right w:val="single" w:sz="6"/>
+                    <w:top w:val="single" w:sz="6" w:space="0" w:color="auto"/>
+                    <w:left w:val="single" w:sz="6" w:space="0" w:color="auto"/>
+                    <w:bottom w:val="single" w:sz="6" w:space="0" w:color="auto"/>
+                    <w:right w:val="single" w:sz="6" w:space="0" w:color="auto"/>
                   </w:tcBorders>
                   <w:tcMar>
                     <w:left w:w="105" w:type="dxa"/>
                     <w:right w:w="105" w:type="dxa"/>
                   </w:tcMar>
-                  <w:vAlign w:val="top"/>
                 </w:tcPr>
                 <w:p>
                   <w:pPr>
-                    <w:spacing w:after="0" w:line="240" w:lineRule="auto"/>
                     <w:rPr>
-                      <w:rFonts w:ascii="Arial" w:hAnsi="Arial" w:eastAsia="Arial" w:cs="Arial"/>
-                      <w:b w:val="0"/>
-                      <w:bCs w:val="0"/>
-                      <w:i w:val="0"/>
-                      <w:iCs w:val="0"/>
+                      <w:rFonts w:ascii="Arial" w:eastAsia="Arial" w:hAnsi="Arial" w:cs="Arial"/>
                       <w:sz w:val="20"/>
                       <w:szCs w:val="20"/>
                     </w:rPr>
@@ -4999,28 +3731,22 @@
                 <w:tcPr>
                   <w:tcW w:w="1483" w:type="dxa"/>
                   <w:tcBorders>
-                    <w:top w:val="single" w:sz="6"/>
-                    <w:left w:val="single" w:sz="6"/>
-                    <w:bottom w:val="single" w:sz="6"/>
-                    <w:right w:val="single" w:sz="6"/>
+                    <w:top w:val="single" w:sz="6" w:space="0" w:color="auto"/>
+                    <w:left w:val="single" w:sz="6" w:space="0" w:color="auto"/>
+                    <w:bottom w:val="single" w:sz="6" w:space="0" w:color="auto"/>
+                    <w:right w:val="single" w:sz="6" w:space="0" w:color="auto"/>
                   </w:tcBorders>
                   <w:tcMar>
                     <w:left w:w="105" w:type="dxa"/>
                     <w:right w:w="105" w:type="dxa"/>
                   </w:tcMar>
-                  <w:vAlign w:val="top"/>
                 </w:tcPr>
                 <w:p>
                   <w:pPr>
-                    <w:spacing w:after="0" w:line="240" w:lineRule="auto"/>
                     <w:ind w:left="-57" w:right="-57"/>
                     <w:jc w:val="center"/>
                     <w:rPr>
-                      <w:rFonts w:ascii="Arial" w:hAnsi="Arial" w:eastAsia="Arial" w:cs="Arial"/>
-                      <w:b w:val="0"/>
-                      <w:bCs w:val="0"/>
-                      <w:i w:val="0"/>
-                      <w:iCs w:val="0"/>
+                      <w:rFonts w:ascii="Arial" w:eastAsia="Arial" w:hAnsi="Arial" w:cs="Arial"/>
                       <w:sz w:val="20"/>
                       <w:szCs w:val="20"/>
                     </w:rPr>
@@ -5031,26 +3757,20 @@
                 <w:tcPr>
                   <w:tcW w:w="1564" w:type="dxa"/>
                   <w:tcBorders>
-                    <w:top w:val="single" w:sz="6"/>
-                    <w:left w:val="single" w:sz="6"/>
-                    <w:bottom w:val="single" w:sz="6"/>
-                    <w:right w:val="single" w:sz="6"/>
+                    <w:top w:val="single" w:sz="6" w:space="0" w:color="auto"/>
+                    <w:left w:val="single" w:sz="6" w:space="0" w:color="auto"/>
+                    <w:bottom w:val="single" w:sz="6" w:space="0" w:color="auto"/>
+                    <w:right w:val="single" w:sz="6" w:space="0" w:color="auto"/>
                   </w:tcBorders>
                   <w:tcMar>
                     <w:left w:w="105" w:type="dxa"/>
                     <w:right w:w="105" w:type="dxa"/>
                   </w:tcMar>
-                  <w:vAlign w:val="top"/>
                 </w:tcPr>
                 <w:p>
                   <w:pPr>
-                    <w:spacing w:after="0" w:line="240" w:lineRule="auto"/>
                     <w:rPr>
-                      <w:rFonts w:ascii="Arial" w:hAnsi="Arial" w:eastAsia="Arial" w:cs="Arial"/>
-                      <w:b w:val="0"/>
-                      <w:bCs w:val="0"/>
-                      <w:i w:val="0"/>
-                      <w:iCs w:val="0"/>
+                      <w:rFonts w:ascii="Arial" w:eastAsia="Arial" w:hAnsi="Arial" w:cs="Arial"/>
                       <w:sz w:val="20"/>
                       <w:szCs w:val="20"/>
                     </w:rPr>
@@ -5061,28 +3781,22 @@
                 <w:tcPr>
                   <w:tcW w:w="1150" w:type="dxa"/>
                   <w:tcBorders>
-                    <w:top w:val="single" w:sz="6"/>
-                    <w:left w:val="single" w:sz="6"/>
-                    <w:bottom w:val="single" w:sz="6"/>
-                    <w:right w:val="single" w:sz="6"/>
+                    <w:top w:val="single" w:sz="6" w:space="0" w:color="auto"/>
+                    <w:left w:val="single" w:sz="6" w:space="0" w:color="auto"/>
+                    <w:bottom w:val="single" w:sz="6" w:space="0" w:color="auto"/>
+                    <w:right w:val="single" w:sz="6" w:space="0" w:color="auto"/>
                   </w:tcBorders>
                   <w:tcMar>
                     <w:left w:w="105" w:type="dxa"/>
                     <w:right w:w="105" w:type="dxa"/>
                   </w:tcMar>
-                  <w:vAlign w:val="top"/>
                 </w:tcPr>
                 <w:p>
                   <w:pPr>
-                    <w:spacing w:after="0" w:line="240" w:lineRule="auto"/>
                     <w:ind w:left="-57" w:right="-57"/>
                     <w:jc w:val="center"/>
                     <w:rPr>
-                      <w:rFonts w:ascii="Arial" w:hAnsi="Arial" w:eastAsia="Arial" w:cs="Arial"/>
-                      <w:b w:val="0"/>
-                      <w:bCs w:val="0"/>
-                      <w:i w:val="0"/>
-                      <w:iCs w:val="0"/>
+                      <w:rFonts w:ascii="Arial" w:eastAsia="Arial" w:hAnsi="Arial" w:cs="Arial"/>
                       <w:sz w:val="20"/>
                       <w:szCs w:val="20"/>
                     </w:rPr>
@@ -5093,26 +3807,20 @@
                 <w:tcPr>
                   <w:tcW w:w="1150" w:type="dxa"/>
                   <w:tcBorders>
-                    <w:top w:val="single" w:sz="6"/>
-                    <w:left w:val="single" w:sz="6"/>
-                    <w:bottom w:val="single" w:sz="6"/>
-                    <w:right w:val="single" w:sz="6"/>
+                    <w:top w:val="single" w:sz="6" w:space="0" w:color="auto"/>
+                    <w:left w:val="single" w:sz="6" w:space="0" w:color="auto"/>
+                    <w:bottom w:val="single" w:sz="6" w:space="0" w:color="auto"/>
+                    <w:right w:val="single" w:sz="6" w:space="0" w:color="auto"/>
                   </w:tcBorders>
                   <w:tcMar>
                     <w:left w:w="105" w:type="dxa"/>
                     <w:right w:w="105" w:type="dxa"/>
                   </w:tcMar>
-                  <w:vAlign w:val="top"/>
                 </w:tcPr>
                 <w:p>
                   <w:pPr>
-                    <w:spacing w:after="0" w:line="240" w:lineRule="auto"/>
                     <w:rPr>
-                      <w:rFonts w:ascii="Arial" w:hAnsi="Arial" w:eastAsia="Arial" w:cs="Arial"/>
-                      <w:b w:val="0"/>
-                      <w:bCs w:val="0"/>
-                      <w:i w:val="0"/>
-                      <w:iCs w:val="0"/>
+                      <w:rFonts w:ascii="Arial" w:eastAsia="Arial" w:hAnsi="Arial" w:cs="Arial"/>
                       <w:sz w:val="20"/>
                       <w:szCs w:val="20"/>
                     </w:rPr>
@@ -5123,26 +3831,20 @@
                 <w:tcPr>
                   <w:tcW w:w="1755" w:type="dxa"/>
                   <w:tcBorders>
-                    <w:top w:val="single" w:sz="6"/>
-                    <w:left w:val="single" w:sz="6"/>
-                    <w:bottom w:val="single" w:sz="6"/>
-                    <w:right w:val="single" w:sz="6"/>
+                    <w:top w:val="single" w:sz="6" w:space="0" w:color="auto"/>
+                    <w:left w:val="single" w:sz="6" w:space="0" w:color="auto"/>
+                    <w:bottom w:val="single" w:sz="6" w:space="0" w:color="auto"/>
+                    <w:right w:val="single" w:sz="6" w:space="0" w:color="auto"/>
                   </w:tcBorders>
                   <w:tcMar>
                     <w:left w:w="105" w:type="dxa"/>
                     <w:right w:w="105" w:type="dxa"/>
                   </w:tcMar>
-                  <w:vAlign w:val="top"/>
                 </w:tcPr>
                 <w:p>
                   <w:pPr>
-                    <w:spacing w:after="0" w:line="240" w:lineRule="auto"/>
                     <w:rPr>
-                      <w:rFonts w:ascii="Arial" w:hAnsi="Arial" w:eastAsia="Arial" w:cs="Arial"/>
-                      <w:b w:val="0"/>
-                      <w:bCs w:val="0"/>
-                      <w:i w:val="0"/>
-                      <w:iCs w:val="0"/>
+                      <w:rFonts w:ascii="Arial" w:eastAsia="Arial" w:hAnsi="Arial" w:cs="Arial"/>
                       <w:sz w:val="20"/>
                       <w:szCs w:val="20"/>
                     </w:rPr>
@@ -5153,26 +3855,20 @@
                 <w:tcPr>
                   <w:tcW w:w="1524" w:type="dxa"/>
                   <w:tcBorders>
-                    <w:top w:val="single" w:sz="6"/>
-                    <w:left w:val="single" w:sz="6"/>
-                    <w:bottom w:val="single" w:sz="6"/>
-                    <w:right w:val="single" w:sz="6"/>
+                    <w:top w:val="single" w:sz="6" w:space="0" w:color="auto"/>
+                    <w:left w:val="single" w:sz="6" w:space="0" w:color="auto"/>
+                    <w:bottom w:val="single" w:sz="6" w:space="0" w:color="auto"/>
+                    <w:right w:val="single" w:sz="6" w:space="0" w:color="auto"/>
                   </w:tcBorders>
                   <w:tcMar>
                     <w:left w:w="105" w:type="dxa"/>
                     <w:right w:w="105" w:type="dxa"/>
                   </w:tcMar>
-                  <w:vAlign w:val="top"/>
                 </w:tcPr>
                 <w:p>
                   <w:pPr>
-                    <w:spacing w:after="0" w:line="240" w:lineRule="auto"/>
                     <w:rPr>
-                      <w:rFonts w:ascii="Arial" w:hAnsi="Arial" w:eastAsia="Arial" w:cs="Arial"/>
-                      <w:b w:val="0"/>
-                      <w:bCs w:val="0"/>
-                      <w:i w:val="0"/>
-                      <w:iCs w:val="0"/>
+                      <w:rFonts w:ascii="Arial" w:eastAsia="Arial" w:hAnsi="Arial" w:cs="Arial"/>
                       <w:sz w:val="20"/>
                       <w:szCs w:val="20"/>
                     </w:rPr>
@@ -5186,12 +3882,8 @@
               <w:spacing w:after="200" w:line="276" w:lineRule="auto"/>
               <w:jc w:val="both"/>
               <w:rPr>
-                <w:rFonts w:ascii="Calibri" w:hAnsi="Calibri" w:eastAsia="Calibri" w:cs="Calibri"/>
-                <w:b w:val="0"/>
-                <w:bCs w:val="0"/>
-                <w:i w:val="0"/>
-                <w:iCs w:val="0"/>
-                <w:color w:val="000000" w:themeColor="text1" w:themeTint="FF" w:themeShade="FF"/>
+                <w:rFonts w:ascii="Calibri" w:eastAsia="Calibri" w:hAnsi="Calibri" w:cs="Calibri"/>
+                <w:color w:val="000000" w:themeColor="text1"/>
                 <w:sz w:val="24"/>
                 <w:szCs w:val="24"/>
               </w:rPr>
@@ -5202,39 +3894,18 @@
     </w:tbl>
     <w:p>
       <w:pPr>
-        <w:spacing w:after="200" w:line="276" w:lineRule="auto"/>
         <w:rPr>
-          <w:rFonts w:ascii="Calibri" w:hAnsi="Calibri" w:eastAsia="Calibri" w:cs="Calibri"/>
-          <w:b w:val="0"/>
-          <w:bCs w:val="0"/>
-          <w:i w:val="0"/>
-          <w:iCs w:val="0"/>
-          <w:caps w:val="0"/>
-          <w:smallCaps w:val="0"/>
-          <w:noProof w:val="0"/>
-          <w:color w:val="000000" w:themeColor="text1" w:themeTint="FF" w:themeShade="FF"/>
-          <w:sz w:val="22"/>
-          <w:szCs w:val="22"/>
-          <w:lang w:val="es-EC"/>
+          <w:rFonts w:ascii="Calibri" w:eastAsia="Calibri" w:hAnsi="Calibri" w:cs="Calibri"/>
+          <w:color w:val="000000" w:themeColor="text1"/>
         </w:rPr>
       </w:pPr>
     </w:p>
     <w:p>
       <w:pPr>
-        <w:spacing w:after="0" w:line="276" w:lineRule="auto"/>
+        <w:spacing w:after="0"/>
         <w:rPr>
-          <w:rFonts w:ascii="Calibri" w:hAnsi="Calibri" w:eastAsia="Calibri" w:cs="Calibri"/>
-          <w:b w:val="0"/>
-          <w:bCs w:val="0"/>
-          <w:i w:val="0"/>
-          <w:iCs w:val="0"/>
-          <w:caps w:val="0"/>
-          <w:smallCaps w:val="0"/>
-          <w:noProof w:val="0"/>
-          <w:color w:val="000000" w:themeColor="text1" w:themeTint="FF" w:themeShade="FF"/>
-          <w:sz w:val="22"/>
-          <w:szCs w:val="22"/>
-          <w:lang w:val="es-EC"/>
+          <w:rFonts w:ascii="Calibri" w:eastAsia="Calibri" w:hAnsi="Calibri" w:cs="Calibri"/>
+          <w:color w:val="000000" w:themeColor="text1"/>
         </w:rPr>
       </w:pPr>
     </w:p>
@@ -5243,10 +3914,10 @@
         <w:tblStyle w:val="Tablaconcuadrcula"/>
         <w:tblW w:w="0" w:type="auto"/>
         <w:tblBorders>
-          <w:top w:val="single" w:sz="6"/>
-          <w:left w:val="single" w:sz="6"/>
-          <w:bottom w:val="single" w:sz="6"/>
-          <w:right w:val="single" w:sz="6"/>
+          <w:top w:val="single" w:sz="6" w:space="0" w:color="auto"/>
+          <w:left w:val="single" w:sz="6" w:space="0" w:color="auto"/>
+          <w:bottom w:val="single" w:sz="6" w:space="0" w:color="auto"/>
+          <w:right w:val="single" w:sz="6" w:space="0" w:color="auto"/>
         </w:tblBorders>
         <w:tblLayout w:type="fixed"/>
         <w:tblLook w:val="04A0" w:firstRow="1" w:lastRow="0" w:firstColumn="1" w:lastColumn="0" w:noHBand="0" w:noVBand="1"/>
@@ -5262,46 +3933,38 @@
           <w:tcPr>
             <w:tcW w:w="8835" w:type="dxa"/>
             <w:tcBorders>
-              <w:top w:val="single" w:sz="6"/>
-              <w:left w:val="single" w:sz="6"/>
-              <w:bottom w:val="single" w:sz="6"/>
-              <w:right w:val="single" w:sz="6"/>
+              <w:top w:val="single" w:sz="6" w:space="0" w:color="auto"/>
+              <w:left w:val="single" w:sz="6" w:space="0" w:color="auto"/>
+              <w:bottom w:val="single" w:sz="6" w:space="0" w:color="auto"/>
+              <w:right w:val="single" w:sz="6" w:space="0" w:color="auto"/>
             </w:tcBorders>
             <w:shd w:val="clear" w:color="auto" w:fill="BFBFBF" w:themeFill="background1" w:themeFillShade="BF"/>
             <w:tcMar>
               <w:left w:w="105" w:type="dxa"/>
               <w:right w:w="105" w:type="dxa"/>
             </w:tcMar>
-            <w:vAlign w:val="top"/>
           </w:tcPr>
           <w:p>
             <w:pPr>
               <w:pStyle w:val="Prrafodelista"/>
               <w:numPr>
                 <w:ilvl w:val="0"/>
-                <w:numId w:val="20"/>
+                <w:numId w:val="16"/>
               </w:numPr>
               <w:spacing w:after="200" w:line="276" w:lineRule="auto"/>
               <w:rPr>
-                <w:rFonts w:ascii="Calibri" w:hAnsi="Calibri" w:eastAsia="Calibri" w:cs="Calibri"/>
-                <w:b w:val="0"/>
-                <w:bCs w:val="0"/>
-                <w:i w:val="0"/>
-                <w:iCs w:val="0"/>
+                <w:rFonts w:ascii="Calibri" w:eastAsia="Calibri" w:hAnsi="Calibri" w:cs="Calibri"/>
                 <w:sz w:val="24"/>
                 <w:szCs w:val="24"/>
               </w:rPr>
             </w:pPr>
             <w:r>
               <w:rPr>
-                <w:rFonts w:ascii="Calibri" w:hAnsi="Calibri" w:eastAsia="Calibri" w:cs="Calibri"/>
-                <w:b w:val="1"/>
-                <w:bCs w:val="1"/>
-                <w:i w:val="0"/>
-                <w:iCs w:val="0"/>
-                <w:sz w:val="24"/>
-                <w:szCs w:val="24"/>
-                <w:lang w:val="es-EC"/>
+                <w:rFonts w:ascii="Calibri" w:eastAsia="Calibri" w:hAnsi="Calibri" w:cs="Calibri"/>
+                <w:b/>
+                <w:bCs/>
+                <w:sz w:val="24"/>
+                <w:szCs w:val="24"/>
               </w:rPr>
               <w:t>Contribución a la generación de nuevos proyectos y/o reformulación de éstos en sus diversos campos de acción</w:t>
             </w:r>
@@ -5316,29 +3979,25 @@
           <w:tcPr>
             <w:tcW w:w="8835" w:type="dxa"/>
             <w:tcBorders>
-              <w:top w:val="single" w:sz="6"/>
-              <w:left w:val="single" w:sz="6"/>
-              <w:bottom w:val="single" w:sz="6"/>
-              <w:right w:val="single" w:sz="6"/>
+              <w:top w:val="single" w:sz="6" w:space="0" w:color="auto"/>
+              <w:left w:val="single" w:sz="6" w:space="0" w:color="auto"/>
+              <w:bottom w:val="single" w:sz="6" w:space="0" w:color="auto"/>
+              <w:right w:val="single" w:sz="6" w:space="0" w:color="auto"/>
             </w:tcBorders>
-            <w:shd w:val="clear" w:color="auto" w:fill="9BBB59" w:themeFill="accent3"/>
             <w:tcMar>
               <w:left w:w="105" w:type="dxa"/>
               <w:right w:w="105" w:type="dxa"/>
             </w:tcMar>
-            <w:vAlign w:val="top"/>
           </w:tcPr>
           <w:p>
             <w:pPr>
-              <w:keepNext w:val="1"/>
-              <w:spacing w:before="120" w:after="120" w:line="240" w:lineRule="auto"/>
+              <w:keepNext/>
+              <w:spacing w:before="120" w:after="120"/>
               <w:jc w:val="both"/>
               <w:rPr>
-                <w:rFonts w:ascii="Arial" w:hAnsi="Arial" w:eastAsia="Arial" w:cs="Arial"/>
-                <w:b w:val="1"/>
-                <w:bCs w:val="1"/>
-                <w:i w:val="0"/>
-                <w:iCs w:val="0"/>
+                <w:rFonts w:ascii="Arial" w:eastAsia="Arial" w:hAnsi="Arial" w:cs="Arial"/>
+                <w:b/>
+                <w:bCs/>
                 <w:sz w:val="24"/>
                 <w:szCs w:val="24"/>
               </w:rPr>
@@ -5352,18 +4011,10 @@
         <w:spacing w:after="0" w:line="240" w:lineRule="auto"/>
         <w:jc w:val="center"/>
         <w:rPr>
-          <w:rFonts w:ascii="Calibri" w:hAnsi="Calibri" w:eastAsia="Calibri" w:cs="Calibri"/>
-          <w:b w:val="0"/>
-          <w:bCs w:val="0"/>
-          <w:i w:val="0"/>
-          <w:iCs w:val="0"/>
-          <w:caps w:val="0"/>
-          <w:smallCaps w:val="0"/>
-          <w:noProof w:val="0"/>
+          <w:rFonts w:ascii="Calibri" w:eastAsia="Calibri" w:hAnsi="Calibri" w:cs="Calibri"/>
           <w:color w:val="FF0000"/>
           <w:sz w:val="24"/>
           <w:szCs w:val="24"/>
-          <w:lang w:val="es-EC"/>
         </w:rPr>
       </w:pPr>
     </w:p>
@@ -5372,10 +4023,10 @@
         <w:tblStyle w:val="Tablaconcuadrcula"/>
         <w:tblW w:w="0" w:type="auto"/>
         <w:tblBorders>
-          <w:top w:val="single" w:sz="6"/>
-          <w:left w:val="single" w:sz="6"/>
-          <w:bottom w:val="single" w:sz="6"/>
-          <w:right w:val="single" w:sz="6"/>
+          <w:top w:val="single" w:sz="6" w:space="0" w:color="auto"/>
+          <w:left w:val="single" w:sz="6" w:space="0" w:color="auto"/>
+          <w:bottom w:val="single" w:sz="6" w:space="0" w:color="auto"/>
+          <w:right w:val="single" w:sz="6" w:space="0" w:color="auto"/>
         </w:tblBorders>
         <w:tblLayout w:type="fixed"/>
         <w:tblLook w:val="04A0" w:firstRow="1" w:lastRow="0" w:firstColumn="1" w:lastColumn="0" w:noHBand="0" w:noVBand="1"/>
@@ -5391,46 +4042,38 @@
           <w:tcPr>
             <w:tcW w:w="8835" w:type="dxa"/>
             <w:tcBorders>
-              <w:top w:val="single" w:sz="6"/>
-              <w:left w:val="single" w:sz="6"/>
-              <w:bottom w:val="single" w:sz="6"/>
-              <w:right w:val="single" w:sz="6"/>
+              <w:top w:val="single" w:sz="6" w:space="0" w:color="auto"/>
+              <w:left w:val="single" w:sz="6" w:space="0" w:color="auto"/>
+              <w:bottom w:val="single" w:sz="6" w:space="0" w:color="auto"/>
+              <w:right w:val="single" w:sz="6" w:space="0" w:color="auto"/>
             </w:tcBorders>
             <w:shd w:val="clear" w:color="auto" w:fill="BFBFBF" w:themeFill="background1" w:themeFillShade="BF"/>
             <w:tcMar>
               <w:left w:w="105" w:type="dxa"/>
               <w:right w:w="105" w:type="dxa"/>
             </w:tcMar>
-            <w:vAlign w:val="top"/>
           </w:tcPr>
           <w:p>
             <w:pPr>
               <w:pStyle w:val="Prrafodelista"/>
               <w:numPr>
                 <w:ilvl w:val="0"/>
-                <w:numId w:val="20"/>
+                <w:numId w:val="16"/>
               </w:numPr>
               <w:spacing w:after="200" w:line="276" w:lineRule="auto"/>
               <w:rPr>
-                <w:rFonts w:ascii="Calibri" w:hAnsi="Calibri" w:eastAsia="Calibri" w:cs="Calibri"/>
-                <w:b w:val="0"/>
-                <w:bCs w:val="0"/>
-                <w:i w:val="0"/>
-                <w:iCs w:val="0"/>
+                <w:rFonts w:ascii="Calibri" w:eastAsia="Calibri" w:hAnsi="Calibri" w:cs="Calibri"/>
                 <w:sz w:val="24"/>
                 <w:szCs w:val="24"/>
               </w:rPr>
             </w:pPr>
             <w:r>
               <w:rPr>
-                <w:rFonts w:ascii="Calibri" w:hAnsi="Calibri" w:eastAsia="Calibri" w:cs="Calibri"/>
-                <w:b w:val="1"/>
-                <w:bCs w:val="1"/>
-                <w:i w:val="0"/>
-                <w:iCs w:val="0"/>
-                <w:sz w:val="24"/>
-                <w:szCs w:val="24"/>
-                <w:lang w:val="es-EC"/>
+                <w:rFonts w:ascii="Calibri" w:eastAsia="Calibri" w:hAnsi="Calibri" w:cs="Calibri"/>
+                <w:b/>
+                <w:bCs/>
+                <w:sz w:val="24"/>
+                <w:szCs w:val="24"/>
               </w:rPr>
               <w:t>Propuesta de mejora a la oferta académica.</w:t>
             </w:r>
@@ -5445,92 +4088,23 @@
           <w:tcPr>
             <w:tcW w:w="8835" w:type="dxa"/>
             <w:tcBorders>
-              <w:top w:val="single" w:sz="6"/>
-              <w:left w:val="single" w:sz="6"/>
-              <w:bottom w:val="single" w:sz="6"/>
-              <w:right w:val="single" w:sz="6"/>
+              <w:top w:val="single" w:sz="6" w:space="0" w:color="auto"/>
+              <w:left w:val="single" w:sz="6" w:space="0" w:color="auto"/>
+              <w:bottom w:val="single" w:sz="6" w:space="0" w:color="auto"/>
+              <w:right w:val="single" w:sz="6" w:space="0" w:color="auto"/>
             </w:tcBorders>
             <w:tcMar>
               <w:left w:w="105" w:type="dxa"/>
               <w:right w:w="105" w:type="dxa"/>
             </w:tcMar>
-            <w:vAlign w:val="top"/>
           </w:tcPr>
           <w:p>
             <w:pPr>
               <w:spacing w:after="200" w:line="276" w:lineRule="auto"/>
               <w:jc w:val="both"/>
               <w:rPr>
-                <w:rFonts w:ascii="Calibri" w:hAnsi="Calibri" w:eastAsia="Calibri" w:cs="Calibri"/>
-                <w:b w:val="0"/>
-                <w:bCs w:val="0"/>
-                <w:i w:val="0"/>
-                <w:iCs w:val="0"/>
-                <w:color w:val="000000" w:themeColor="text1" w:themeTint="FF" w:themeShade="FF"/>
-                <w:sz w:val="24"/>
-                <w:szCs w:val="24"/>
-              </w:rPr>
-            </w:pPr>
-          </w:p>
-          <w:p>
-            <w:pPr>
-              <w:spacing w:after="200" w:line="276" w:lineRule="auto"/>
-              <w:jc w:val="both"/>
-              <w:rPr>
-                <w:rFonts w:ascii="Calibri" w:hAnsi="Calibri" w:eastAsia="Calibri" w:cs="Calibri"/>
-                <w:b w:val="0"/>
-                <w:bCs w:val="0"/>
-                <w:i w:val="0"/>
-                <w:iCs w:val="0"/>
-                <w:color w:val="000000" w:themeColor="text1" w:themeTint="FF" w:themeShade="FF"/>
-                <w:sz w:val="24"/>
-                <w:szCs w:val="24"/>
-              </w:rPr>
-            </w:pPr>
-          </w:p>
-          <w:p>
-            <w:pPr>
-              <w:spacing w:after="200" w:line="276" w:lineRule="auto"/>
-              <w:jc w:val="both"/>
-              <w:rPr>
-                <w:rFonts w:ascii="Calibri" w:hAnsi="Calibri" w:eastAsia="Calibri" w:cs="Calibri"/>
-                <w:b w:val="0"/>
-                <w:bCs w:val="0"/>
-                <w:i w:val="0"/>
-                <w:iCs w:val="0"/>
-                <w:color w:val="000000" w:themeColor="text1" w:themeTint="FF" w:themeShade="FF"/>
-                <w:sz w:val="24"/>
-                <w:szCs w:val="24"/>
-              </w:rPr>
-            </w:pPr>
-          </w:p>
-          <w:p>
-            <w:pPr>
-              <w:spacing w:after="200" w:line="276" w:lineRule="auto"/>
-              <w:jc w:val="both"/>
-              <w:rPr>
-                <w:rFonts w:ascii="Calibri" w:hAnsi="Calibri" w:eastAsia="Calibri" w:cs="Calibri"/>
-                <w:b w:val="0"/>
-                <w:bCs w:val="0"/>
-                <w:i w:val="0"/>
-                <w:iCs w:val="0"/>
-                <w:color w:val="000000" w:themeColor="text1" w:themeTint="FF" w:themeShade="FF"/>
-                <w:sz w:val="24"/>
-                <w:szCs w:val="24"/>
-              </w:rPr>
-            </w:pPr>
-          </w:p>
-          <w:p>
-            <w:pPr>
-              <w:spacing w:after="200" w:line="276" w:lineRule="auto"/>
-              <w:jc w:val="both"/>
-              <w:rPr>
-                <w:rFonts w:ascii="Calibri" w:hAnsi="Calibri" w:eastAsia="Calibri" w:cs="Calibri"/>
-                <w:b w:val="0"/>
-                <w:bCs w:val="0"/>
-                <w:i w:val="0"/>
-                <w:iCs w:val="0"/>
-                <w:color w:val="000000" w:themeColor="text1" w:themeTint="FF" w:themeShade="FF"/>
+                <w:rFonts w:ascii="Calibri" w:eastAsia="Calibri" w:hAnsi="Calibri" w:cs="Calibri"/>
+                <w:color w:val="000000" w:themeColor="text1"/>
                 <w:sz w:val="24"/>
                 <w:szCs w:val="24"/>
               </w:rPr>
@@ -5544,18 +4118,10 @@
         <w:spacing w:after="0" w:line="240" w:lineRule="auto"/>
         <w:jc w:val="center"/>
         <w:rPr>
-          <w:rFonts w:ascii="Calibri" w:hAnsi="Calibri" w:eastAsia="Calibri" w:cs="Calibri"/>
-          <w:b w:val="0"/>
-          <w:bCs w:val="0"/>
-          <w:i w:val="0"/>
-          <w:iCs w:val="0"/>
-          <w:caps w:val="0"/>
-          <w:smallCaps w:val="0"/>
-          <w:noProof w:val="0"/>
+          <w:rFonts w:ascii="Calibri" w:eastAsia="Calibri" w:hAnsi="Calibri" w:cs="Calibri"/>
           <w:color w:val="FF0000"/>
           <w:sz w:val="24"/>
           <w:szCs w:val="24"/>
-          <w:lang w:val="es-EC"/>
         </w:rPr>
       </w:pPr>
     </w:p>
@@ -5564,10 +4130,10 @@
         <w:tblStyle w:val="Tablaconcuadrcula"/>
         <w:tblW w:w="0" w:type="auto"/>
         <w:tblBorders>
-          <w:top w:val="single" w:sz="6"/>
-          <w:left w:val="single" w:sz="6"/>
-          <w:bottom w:val="single" w:sz="6"/>
-          <w:right w:val="single" w:sz="6"/>
+          <w:top w:val="single" w:sz="6" w:space="0" w:color="auto"/>
+          <w:left w:val="single" w:sz="6" w:space="0" w:color="auto"/>
+          <w:bottom w:val="single" w:sz="6" w:space="0" w:color="auto"/>
+          <w:right w:val="single" w:sz="6" w:space="0" w:color="auto"/>
         </w:tblBorders>
         <w:tblLayout w:type="fixed"/>
         <w:tblLook w:val="04A0" w:firstRow="1" w:lastRow="0" w:firstColumn="1" w:lastColumn="0" w:noHBand="0" w:noVBand="1"/>
@@ -5583,46 +4149,38 @@
           <w:tcPr>
             <w:tcW w:w="8835" w:type="dxa"/>
             <w:tcBorders>
-              <w:top w:val="single" w:sz="6"/>
-              <w:left w:val="single" w:sz="6"/>
-              <w:bottom w:val="single" w:sz="6"/>
-              <w:right w:val="single" w:sz="6"/>
+              <w:top w:val="single" w:sz="6" w:space="0" w:color="auto"/>
+              <w:left w:val="single" w:sz="6" w:space="0" w:color="auto"/>
+              <w:bottom w:val="single" w:sz="6" w:space="0" w:color="auto"/>
+              <w:right w:val="single" w:sz="6" w:space="0" w:color="auto"/>
             </w:tcBorders>
             <w:shd w:val="clear" w:color="auto" w:fill="BFBFBF" w:themeFill="background1" w:themeFillShade="BF"/>
             <w:tcMar>
               <w:left w:w="105" w:type="dxa"/>
               <w:right w:w="105" w:type="dxa"/>
             </w:tcMar>
-            <w:vAlign w:val="top"/>
           </w:tcPr>
           <w:p>
             <w:pPr>
               <w:pStyle w:val="Prrafodelista"/>
               <w:numPr>
                 <w:ilvl w:val="0"/>
-                <w:numId w:val="20"/>
+                <w:numId w:val="16"/>
               </w:numPr>
               <w:spacing w:after="200" w:line="276" w:lineRule="auto"/>
               <w:rPr>
-                <w:rFonts w:ascii="Calibri" w:hAnsi="Calibri" w:eastAsia="Calibri" w:cs="Calibri"/>
-                <w:b w:val="0"/>
-                <w:bCs w:val="0"/>
-                <w:i w:val="0"/>
-                <w:iCs w:val="0"/>
+                <w:rFonts w:ascii="Calibri" w:eastAsia="Calibri" w:hAnsi="Calibri" w:cs="Calibri"/>
                 <w:sz w:val="24"/>
                 <w:szCs w:val="24"/>
               </w:rPr>
             </w:pPr>
             <w:r>
               <w:rPr>
-                <w:rFonts w:ascii="Calibri" w:hAnsi="Calibri" w:eastAsia="Calibri" w:cs="Calibri"/>
-                <w:b w:val="1"/>
-                <w:bCs w:val="1"/>
-                <w:i w:val="0"/>
-                <w:iCs w:val="0"/>
-                <w:sz w:val="24"/>
-                <w:szCs w:val="24"/>
-                <w:lang w:val="es-EC"/>
+                <w:rFonts w:ascii="Calibri" w:eastAsia="Calibri" w:hAnsi="Calibri" w:cs="Calibri"/>
+                <w:b/>
+                <w:bCs/>
+                <w:sz w:val="24"/>
+                <w:szCs w:val="24"/>
               </w:rPr>
               <w:t>Aporte a la elaboración de proyectos de titulación en articulación con los procesos de vinculación</w:t>
             </w:r>
@@ -5637,92 +4195,23 @@
           <w:tcPr>
             <w:tcW w:w="8835" w:type="dxa"/>
             <w:tcBorders>
-              <w:top w:val="single" w:sz="6"/>
-              <w:left w:val="single" w:sz="6"/>
-              <w:bottom w:val="single" w:sz="6"/>
-              <w:right w:val="single" w:sz="6"/>
+              <w:top w:val="single" w:sz="6" w:space="0" w:color="auto"/>
+              <w:left w:val="single" w:sz="6" w:space="0" w:color="auto"/>
+              <w:bottom w:val="single" w:sz="6" w:space="0" w:color="auto"/>
+              <w:right w:val="single" w:sz="6" w:space="0" w:color="auto"/>
             </w:tcBorders>
             <w:tcMar>
               <w:left w:w="105" w:type="dxa"/>
               <w:right w:w="105" w:type="dxa"/>
             </w:tcMar>
-            <w:vAlign w:val="top"/>
           </w:tcPr>
           <w:p>
             <w:pPr>
               <w:spacing w:after="200" w:line="276" w:lineRule="auto"/>
               <w:jc w:val="both"/>
               <w:rPr>
-                <w:rFonts w:ascii="Calibri" w:hAnsi="Calibri" w:eastAsia="Calibri" w:cs="Calibri"/>
-                <w:b w:val="0"/>
-                <w:bCs w:val="0"/>
-                <w:i w:val="0"/>
-                <w:iCs w:val="0"/>
-                <w:color w:val="000000" w:themeColor="text1" w:themeTint="FF" w:themeShade="FF"/>
-                <w:sz w:val="24"/>
-                <w:szCs w:val="24"/>
-              </w:rPr>
-            </w:pPr>
-          </w:p>
-          <w:p>
-            <w:pPr>
-              <w:spacing w:after="200" w:line="276" w:lineRule="auto"/>
-              <w:jc w:val="both"/>
-              <w:rPr>
-                <w:rFonts w:ascii="Calibri" w:hAnsi="Calibri" w:eastAsia="Calibri" w:cs="Calibri"/>
-                <w:b w:val="0"/>
-                <w:bCs w:val="0"/>
-                <w:i w:val="0"/>
-                <w:iCs w:val="0"/>
-                <w:color w:val="000000" w:themeColor="text1" w:themeTint="FF" w:themeShade="FF"/>
-                <w:sz w:val="24"/>
-                <w:szCs w:val="24"/>
-              </w:rPr>
-            </w:pPr>
-          </w:p>
-          <w:p>
-            <w:pPr>
-              <w:spacing w:after="200" w:line="276" w:lineRule="auto"/>
-              <w:jc w:val="both"/>
-              <w:rPr>
-                <w:rFonts w:ascii="Calibri" w:hAnsi="Calibri" w:eastAsia="Calibri" w:cs="Calibri"/>
-                <w:b w:val="0"/>
-                <w:bCs w:val="0"/>
-                <w:i w:val="0"/>
-                <w:iCs w:val="0"/>
-                <w:color w:val="000000" w:themeColor="text1" w:themeTint="FF" w:themeShade="FF"/>
-                <w:sz w:val="24"/>
-                <w:szCs w:val="24"/>
-              </w:rPr>
-            </w:pPr>
-          </w:p>
-          <w:p>
-            <w:pPr>
-              <w:spacing w:after="200" w:line="276" w:lineRule="auto"/>
-              <w:jc w:val="both"/>
-              <w:rPr>
-                <w:rFonts w:ascii="Calibri" w:hAnsi="Calibri" w:eastAsia="Calibri" w:cs="Calibri"/>
-                <w:b w:val="0"/>
-                <w:bCs w:val="0"/>
-                <w:i w:val="0"/>
-                <w:iCs w:val="0"/>
-                <w:color w:val="000000" w:themeColor="text1" w:themeTint="FF" w:themeShade="FF"/>
-                <w:sz w:val="24"/>
-                <w:szCs w:val="24"/>
-              </w:rPr>
-            </w:pPr>
-          </w:p>
-          <w:p>
-            <w:pPr>
-              <w:spacing w:after="200" w:line="276" w:lineRule="auto"/>
-              <w:jc w:val="both"/>
-              <w:rPr>
-                <w:rFonts w:ascii="Calibri" w:hAnsi="Calibri" w:eastAsia="Calibri" w:cs="Calibri"/>
-                <w:b w:val="0"/>
-                <w:bCs w:val="0"/>
-                <w:i w:val="0"/>
-                <w:iCs w:val="0"/>
-                <w:color w:val="000000" w:themeColor="text1" w:themeTint="FF" w:themeShade="FF"/>
+                <w:rFonts w:ascii="Calibri" w:eastAsia="Calibri" w:hAnsi="Calibri" w:cs="Calibri"/>
+                <w:color w:val="000000" w:themeColor="text1"/>
                 <w:sz w:val="24"/>
                 <w:szCs w:val="24"/>
               </w:rPr>
@@ -5733,39 +4222,17 @@
     </w:tbl>
     <w:p>
       <w:pPr>
-        <w:spacing w:after="200" w:line="276" w:lineRule="auto"/>
         <w:rPr>
-          <w:rFonts w:ascii="Calibri" w:hAnsi="Calibri" w:eastAsia="Calibri" w:cs="Calibri"/>
-          <w:b w:val="0"/>
-          <w:bCs w:val="0"/>
-          <w:i w:val="0"/>
-          <w:iCs w:val="0"/>
-          <w:caps w:val="0"/>
-          <w:smallCaps w:val="0"/>
-          <w:noProof w:val="0"/>
-          <w:color w:val="000000" w:themeColor="text1" w:themeTint="FF" w:themeShade="FF"/>
-          <w:sz w:val="22"/>
-          <w:szCs w:val="22"/>
-          <w:lang w:val="es-EC"/>
+          <w:rFonts w:ascii="Calibri" w:eastAsia="Calibri" w:hAnsi="Calibri" w:cs="Calibri"/>
+          <w:color w:val="000000" w:themeColor="text1"/>
         </w:rPr>
       </w:pPr>
     </w:p>
     <w:p>
       <w:pPr>
-        <w:spacing w:after="200" w:line="276" w:lineRule="auto"/>
         <w:rPr>
-          <w:rFonts w:ascii="Calibri" w:hAnsi="Calibri" w:eastAsia="Calibri" w:cs="Calibri"/>
-          <w:b w:val="0"/>
-          <w:bCs w:val="0"/>
-          <w:i w:val="0"/>
-          <w:iCs w:val="0"/>
-          <w:caps w:val="0"/>
-          <w:smallCaps w:val="0"/>
-          <w:noProof w:val="0"/>
-          <w:color w:val="000000" w:themeColor="text1" w:themeTint="FF" w:themeShade="FF"/>
-          <w:sz w:val="22"/>
-          <w:szCs w:val="22"/>
-          <w:lang w:val="es-EC"/>
+          <w:rFonts w:ascii="Calibri" w:eastAsia="Calibri" w:hAnsi="Calibri" w:cs="Calibri"/>
+          <w:color w:val="000000" w:themeColor="text1"/>
         </w:rPr>
       </w:pPr>
     </w:p>
@@ -5774,10 +4241,10 @@
         <w:tblStyle w:val="Tablaconcuadrcula"/>
         <w:tblW w:w="0" w:type="auto"/>
         <w:tblBorders>
-          <w:top w:val="single" w:sz="6"/>
-          <w:left w:val="single" w:sz="6"/>
-          <w:bottom w:val="single" w:sz="6"/>
-          <w:right w:val="single" w:sz="6"/>
+          <w:top w:val="single" w:sz="6" w:space="0" w:color="auto"/>
+          <w:left w:val="single" w:sz="6" w:space="0" w:color="auto"/>
+          <w:bottom w:val="single" w:sz="6" w:space="0" w:color="auto"/>
+          <w:right w:val="single" w:sz="6" w:space="0" w:color="auto"/>
         </w:tblBorders>
         <w:tblLayout w:type="fixed"/>
         <w:tblLook w:val="04A0" w:firstRow="1" w:lastRow="0" w:firstColumn="1" w:lastColumn="0" w:noHBand="0" w:noVBand="1"/>
@@ -5797,36 +4264,28 @@
               <w:left w:w="105" w:type="dxa"/>
               <w:right w:w="105" w:type="dxa"/>
             </w:tcMar>
-            <w:vAlign w:val="top"/>
           </w:tcPr>
           <w:p>
             <w:pPr>
               <w:pStyle w:val="Prrafodelista"/>
               <w:numPr>
                 <w:ilvl w:val="0"/>
-                <w:numId w:val="20"/>
+                <w:numId w:val="16"/>
               </w:numPr>
               <w:spacing w:after="200" w:line="276" w:lineRule="auto"/>
               <w:rPr>
-                <w:rFonts w:ascii="Calibri" w:hAnsi="Calibri" w:eastAsia="Calibri" w:cs="Calibri"/>
-                <w:b w:val="0"/>
-                <w:bCs w:val="0"/>
-                <w:i w:val="0"/>
-                <w:iCs w:val="0"/>
+                <w:rFonts w:ascii="Calibri" w:eastAsia="Calibri" w:hAnsi="Calibri" w:cs="Calibri"/>
                 <w:sz w:val="24"/>
                 <w:szCs w:val="24"/>
               </w:rPr>
             </w:pPr>
             <w:r>
               <w:rPr>
-                <w:rFonts w:ascii="Calibri" w:hAnsi="Calibri" w:eastAsia="Calibri" w:cs="Calibri"/>
-                <w:b w:val="1"/>
-                <w:bCs w:val="1"/>
-                <w:i w:val="0"/>
-                <w:iCs w:val="0"/>
-                <w:sz w:val="24"/>
-                <w:szCs w:val="24"/>
-                <w:lang w:val="es-EC"/>
+                <w:rFonts w:ascii="Calibri" w:eastAsia="Calibri" w:hAnsi="Calibri" w:cs="Calibri"/>
+                <w:b/>
+                <w:bCs/>
+                <w:sz w:val="24"/>
+                <w:szCs w:val="24"/>
               </w:rPr>
               <w:t>Adjuntos:</w:t>
             </w:r>
@@ -5844,91 +4303,12 @@
               <w:left w:w="105" w:type="dxa"/>
               <w:right w:w="105" w:type="dxa"/>
             </w:tcMar>
-            <w:vAlign w:val="top"/>
           </w:tcPr>
           <w:p>
             <w:pPr>
-              <w:spacing w:after="200" w:line="276" w:lineRule="auto"/>
-              <w:rPr>
-                <w:rFonts w:ascii="Calibri" w:hAnsi="Calibri" w:eastAsia="Calibri" w:cs="Calibri"/>
-                <w:b w:val="0"/>
-                <w:bCs w:val="0"/>
-                <w:i w:val="0"/>
-                <w:iCs w:val="0"/>
-                <w:color w:val="000000" w:themeColor="text1" w:themeTint="FF" w:themeShade="FF"/>
-                <w:sz w:val="24"/>
-                <w:szCs w:val="24"/>
-              </w:rPr>
-            </w:pPr>
-          </w:p>
-          <w:p>
-            <w:pPr>
-              <w:spacing w:after="200" w:line="276" w:lineRule="auto"/>
-              <w:rPr>
-                <w:rFonts w:ascii="Calibri" w:hAnsi="Calibri" w:eastAsia="Calibri" w:cs="Calibri"/>
-                <w:b w:val="0"/>
-                <w:bCs w:val="0"/>
-                <w:i w:val="0"/>
-                <w:iCs w:val="0"/>
-                <w:color w:val="BFBFBF" w:themeColor="background1" w:themeTint="FF" w:themeShade="BF"/>
-                <w:sz w:val="24"/>
-                <w:szCs w:val="24"/>
-              </w:rPr>
-            </w:pPr>
-            <w:r>
-              <w:rPr>
-                <w:rFonts w:ascii="Calibri" w:hAnsi="Calibri" w:eastAsia="Calibri" w:cs="Calibri"/>
-                <w:b w:val="1"/>
-                <w:bCs w:val="1"/>
-                <w:i w:val="0"/>
-                <w:iCs w:val="0"/>
-                <w:color w:val="BFBFBF" w:themeColor="background1" w:themeTint="FF" w:themeShade="BF"/>
-                <w:sz w:val="24"/>
-                <w:szCs w:val="24"/>
-                <w:lang w:val="es-EC"/>
-              </w:rPr>
-              <w:t>Detallar las Evidencias de las actividades desarrolladas</w:t>
-            </w:r>
-          </w:p>
-          <w:p>
-            <w:pPr>
-              <w:spacing w:after="200" w:line="276" w:lineRule="auto"/>
-              <w:rPr>
-                <w:rFonts w:ascii="Calibri" w:hAnsi="Calibri" w:eastAsia="Calibri" w:cs="Calibri"/>
-                <w:b w:val="0"/>
-                <w:bCs w:val="0"/>
-                <w:i w:val="0"/>
-                <w:iCs w:val="0"/>
-                <w:color w:val="BFBFBF" w:themeColor="background1" w:themeTint="FF" w:themeShade="BF"/>
-                <w:sz w:val="24"/>
-                <w:szCs w:val="24"/>
-              </w:rPr>
-            </w:pPr>
-            <w:r>
-              <w:rPr>
-                <w:rFonts w:ascii="Calibri" w:hAnsi="Calibri" w:eastAsia="Calibri" w:cs="Calibri"/>
-                <w:b w:val="1"/>
-                <w:bCs w:val="1"/>
-                <w:i w:val="0"/>
-                <w:iCs w:val="0"/>
-                <w:color w:val="BFBFBF" w:themeColor="background1" w:themeTint="FF" w:themeShade="BF"/>
-                <w:sz w:val="24"/>
-                <w:szCs w:val="24"/>
-                <w:lang w:val="es-EC"/>
-              </w:rPr>
-              <w:t>Lista de Docentes, Estudiantes y beneficiarios que participaron en el proyecto.</w:t>
-            </w:r>
-          </w:p>
-          <w:p>
-            <w:pPr>
-              <w:spacing w:after="200" w:line="276" w:lineRule="auto"/>
-              <w:rPr>
-                <w:rFonts w:ascii="Calibri" w:hAnsi="Calibri" w:eastAsia="Calibri" w:cs="Calibri"/>
-                <w:b w:val="0"/>
-                <w:bCs w:val="0"/>
-                <w:i w:val="0"/>
-                <w:iCs w:val="0"/>
-                <w:color w:val="000000" w:themeColor="text1" w:themeTint="FF" w:themeShade="FF"/>
+              <w:rPr>
+                <w:rFonts w:ascii="Calibri" w:eastAsia="Calibri" w:hAnsi="Calibri" w:cs="Calibri"/>
+                <w:color w:val="000000" w:themeColor="text1"/>
                 <w:sz w:val="24"/>
                 <w:szCs w:val="24"/>
               </w:rPr>
@@ -5939,96 +4319,49 @@
     </w:tbl>
     <w:p>
       <w:pPr>
-        <w:spacing w:after="200" w:line="276" w:lineRule="auto"/>
         <w:rPr>
-          <w:rFonts w:ascii="Calibri" w:hAnsi="Calibri" w:eastAsia="Calibri" w:cs="Calibri"/>
-          <w:b w:val="0"/>
-          <w:bCs w:val="0"/>
-          <w:i w:val="0"/>
-          <w:iCs w:val="0"/>
-          <w:caps w:val="0"/>
-          <w:smallCaps w:val="0"/>
-          <w:noProof w:val="0"/>
-          <w:color w:val="000000" w:themeColor="text1" w:themeTint="FF" w:themeShade="FF"/>
+          <w:rFonts w:ascii="Calibri" w:eastAsia="Calibri" w:hAnsi="Calibri" w:cs="Calibri"/>
+          <w:color w:val="000000" w:themeColor="text1"/>
           <w:sz w:val="24"/>
           <w:szCs w:val="24"/>
-          <w:lang w:val="es-EC"/>
         </w:rPr>
       </w:pPr>
     </w:p>
     <w:p>
       <w:pPr>
-        <w:spacing w:after="200" w:line="276" w:lineRule="auto"/>
         <w:rPr>
-          <w:rFonts w:ascii="Calibri" w:hAnsi="Calibri" w:eastAsia="Calibri" w:cs="Calibri"/>
-          <w:b w:val="0"/>
-          <w:bCs w:val="0"/>
-          <w:i w:val="0"/>
-          <w:iCs w:val="0"/>
-          <w:caps w:val="0"/>
-          <w:smallCaps w:val="0"/>
-          <w:noProof w:val="0"/>
-          <w:color w:val="000000" w:themeColor="text1" w:themeTint="FF" w:themeShade="FF"/>
+          <w:rFonts w:ascii="Calibri" w:eastAsia="Calibri" w:hAnsi="Calibri" w:cs="Calibri"/>
+          <w:color w:val="000000" w:themeColor="text1"/>
           <w:sz w:val="24"/>
           <w:szCs w:val="24"/>
-          <w:lang w:val="es-EC"/>
         </w:rPr>
       </w:pPr>
     </w:p>
     <w:p>
       <w:pPr>
         <w:tabs>
-          <w:tab w:val="left" w:leader="none" w:pos="1260"/>
+          <w:tab w:val="left" w:pos="1260"/>
         </w:tabs>
-        <w:spacing w:after="200" w:line="276" w:lineRule="auto"/>
         <w:rPr>
-          <w:rFonts w:ascii="Calibri" w:hAnsi="Calibri" w:eastAsia="Calibri" w:cs="Calibri"/>
-          <w:b w:val="0"/>
-          <w:bCs w:val="0"/>
-          <w:i w:val="0"/>
-          <w:iCs w:val="0"/>
-          <w:caps w:val="0"/>
-          <w:smallCaps w:val="0"/>
-          <w:noProof w:val="0"/>
-          <w:color w:val="000000" w:themeColor="text1" w:themeTint="FF" w:themeShade="FF"/>
-          <w:sz w:val="22"/>
-          <w:szCs w:val="22"/>
-          <w:lang w:val="es-EC"/>
+          <w:rFonts w:ascii="Calibri" w:eastAsia="Calibri" w:hAnsi="Calibri" w:cs="Calibri"/>
+          <w:color w:val="000000" w:themeColor="text1"/>
         </w:rPr>
       </w:pPr>
     </w:p>
     <w:p>
       <w:pPr>
-        <w:spacing w:after="0" w:line="276" w:lineRule="auto"/>
+        <w:spacing w:after="0"/>
         <w:rPr>
-          <w:rFonts w:ascii="Calibri" w:hAnsi="Calibri" w:eastAsia="Calibri" w:cs="Calibri"/>
-          <w:b w:val="0"/>
-          <w:bCs w:val="0"/>
-          <w:i w:val="0"/>
-          <w:iCs w:val="0"/>
-          <w:caps w:val="0"/>
-          <w:smallCaps w:val="0"/>
-          <w:noProof w:val="0"/>
-          <w:color w:val="000000" w:themeColor="text1" w:themeTint="FF" w:themeShade="FF"/>
-          <w:sz w:val="22"/>
-          <w:szCs w:val="22"/>
-          <w:lang w:val="es-EC"/>
+          <w:rFonts w:ascii="Calibri" w:eastAsia="Calibri" w:hAnsi="Calibri" w:cs="Calibri"/>
+          <w:color w:val="000000" w:themeColor="text1"/>
         </w:rPr>
       </w:pPr>
       <w:r>
         <w:rPr>
-          <w:rFonts w:ascii="Calibri" w:hAnsi="Calibri" w:eastAsia="Calibri" w:cs="Calibri"/>
-          <w:b w:val="1"/>
-          <w:bCs w:val="1"/>
-          <w:i w:val="0"/>
-          <w:iCs w:val="0"/>
-          <w:caps w:val="0"/>
-          <w:smallCaps w:val="0"/>
-          <w:noProof w:val="0"/>
-          <w:color w:val="000000" w:themeColor="text1" w:themeTint="FF" w:themeShade="FF"/>
-          <w:sz w:val="22"/>
-          <w:szCs w:val="22"/>
-          <w:lang w:val="es-EC"/>
+          <w:rFonts w:ascii="Calibri" w:eastAsia="Calibri" w:hAnsi="Calibri" w:cs="Calibri"/>
+          <w:b/>
+          <w:bCs/>
+          <w:color w:val="000000" w:themeColor="text1"/>
         </w:rPr>
         <w:t>_________________________________</w:t>
       </w:r>
@@ -6037,55 +4370,29 @@
       </w:r>
       <w:r>
         <w:rPr>
-          <w:rFonts w:ascii="Calibri" w:hAnsi="Calibri" w:eastAsia="Calibri" w:cs="Calibri"/>
-          <w:b w:val="1"/>
-          <w:bCs w:val="1"/>
-          <w:i w:val="0"/>
-          <w:iCs w:val="0"/>
-          <w:caps w:val="0"/>
-          <w:smallCaps w:val="0"/>
-          <w:noProof w:val="0"/>
-          <w:color w:val="000000" w:themeColor="text1" w:themeTint="FF" w:themeShade="FF"/>
-          <w:sz w:val="22"/>
-          <w:szCs w:val="22"/>
-          <w:lang w:val="es-EC"/>
+          <w:rFonts w:ascii="Calibri" w:eastAsia="Calibri" w:hAnsi="Calibri" w:cs="Calibri"/>
+          <w:b/>
+          <w:bCs/>
+          <w:color w:val="000000" w:themeColor="text1"/>
         </w:rPr>
         <w:t xml:space="preserve">            ____________________________________</w:t>
       </w:r>
     </w:p>
     <w:p>
       <w:pPr>
-        <w:spacing w:after="200" w:line="276" w:lineRule="auto"/>
         <w:rPr>
-          <w:rFonts w:ascii="Calibri" w:hAnsi="Calibri" w:eastAsia="Calibri" w:cs="Calibri"/>
-          <w:b w:val="0"/>
-          <w:bCs w:val="0"/>
-          <w:i w:val="0"/>
-          <w:iCs w:val="0"/>
-          <w:caps w:val="0"/>
-          <w:smallCaps w:val="0"/>
-          <w:noProof w:val="0"/>
-          <w:color w:val="000000" w:themeColor="text1" w:themeTint="FF" w:themeShade="FF"/>
-          <w:sz w:val="22"/>
-          <w:szCs w:val="22"/>
-          <w:lang w:val="es-EC"/>
+          <w:rFonts w:ascii="Calibri" w:eastAsia="Calibri" w:hAnsi="Calibri" w:cs="Calibri"/>
+          <w:color w:val="000000" w:themeColor="text1"/>
         </w:rPr>
       </w:pPr>
       <w:r>
         <w:rPr>
-          <w:rFonts w:ascii="Calibri" w:hAnsi="Calibri" w:eastAsia="Calibri" w:cs="Calibri"/>
-          <w:b w:val="1"/>
-          <w:bCs w:val="1"/>
-          <w:i w:val="0"/>
-          <w:iCs w:val="0"/>
-          <w:caps w:val="0"/>
-          <w:smallCaps w:val="0"/>
-          <w:noProof w:val="0"/>
-          <w:color w:val="000000" w:themeColor="text1" w:themeTint="FF" w:themeShade="FF"/>
-          <w:sz w:val="22"/>
-          <w:szCs w:val="22"/>
-          <w:lang w:val="es-EC"/>
+          <w:rFonts w:ascii="Calibri" w:eastAsia="Calibri" w:hAnsi="Calibri" w:cs="Calibri"/>
+          <w:b/>
+          <w:bCs/>
+          <w:color w:val="000000" w:themeColor="text1"/>
         </w:rPr>
+        <w:lastRenderedPageBreak/>
         <w:t xml:space="preserve">      Líder del Proyecto de Vinculación</w:t>
       </w:r>
       <w:r>
@@ -6093,54 +4400,35 @@
       </w:r>
       <w:r>
         <w:rPr>
-          <w:rFonts w:ascii="Calibri" w:hAnsi="Calibri" w:eastAsia="Calibri" w:cs="Calibri"/>
-          <w:b w:val="0"/>
-          <w:bCs w:val="0"/>
-          <w:i w:val="0"/>
-          <w:iCs w:val="0"/>
-          <w:caps w:val="0"/>
-          <w:smallCaps w:val="0"/>
-          <w:noProof w:val="0"/>
-          <w:color w:val="000000" w:themeColor="text1" w:themeTint="FF" w:themeShade="FF"/>
-          <w:sz w:val="22"/>
-          <w:szCs w:val="22"/>
-          <w:lang w:val="es-EC"/>
+          <w:rFonts w:ascii="Calibri" w:eastAsia="Calibri" w:hAnsi="Calibri" w:cs="Calibri"/>
+          <w:color w:val="000000" w:themeColor="text1"/>
         </w:rPr>
         <w:t xml:space="preserve">               </w:t>
       </w:r>
       <w:r>
         <w:rPr>
-          <w:rFonts w:ascii="Calibri" w:hAnsi="Calibri" w:eastAsia="Calibri" w:cs="Calibri"/>
-          <w:b w:val="1"/>
-          <w:bCs w:val="1"/>
-          <w:i w:val="0"/>
-          <w:iCs w:val="0"/>
-          <w:caps w:val="0"/>
-          <w:smallCaps w:val="0"/>
-          <w:noProof w:val="0"/>
-          <w:color w:val="000000" w:themeColor="text1" w:themeTint="FF" w:themeShade="FF"/>
-          <w:sz w:val="22"/>
-          <w:szCs w:val="22"/>
-          <w:lang w:val="es-EC"/>
+          <w:rFonts w:ascii="Calibri" w:eastAsia="Calibri" w:hAnsi="Calibri" w:cs="Calibri"/>
+          <w:b/>
+          <w:bCs/>
+          <w:color w:val="000000" w:themeColor="text1"/>
         </w:rPr>
         <w:t>Responsable de Vinculación y Emprendimiento</w:t>
       </w:r>
     </w:p>
     <w:p>
       <w:pPr>
-        <w:pStyle w:val="Normal"/>
         <w:rPr>
-          <w:rFonts w:eastAsia="Times New Roman" w:cs="Calibri" w:cstheme="minorAscii"/>
-          <w:b w:val="1"/>
-          <w:bCs w:val="1"/>
+          <w:rFonts w:eastAsia="Times New Roman"/>
+          <w:b/>
+          <w:bCs/>
           <w:lang w:eastAsia="es-ES"/>
         </w:rPr>
       </w:pPr>
     </w:p>
     <w:sectPr>
-      <w:headerReference w:type="default" r:id="rId15"/>
-      <w:footerReference w:type="default" r:id="rId16"/>
-      <w:pgSz w:w="12240" w:h="15840" w:orient="portrait"/>
+      <w:headerReference w:type="default" r:id="rId11"/>
+      <w:footerReference w:type="default" r:id="rId12"/>
+      <w:pgSz w:w="12240" w:h="15840"/>
       <w:pgMar w:top="1417" w:right="1701" w:bottom="1417" w:left="1701" w:header="6" w:footer="709" w:gutter="0"/>
       <w:cols w:space="708"/>
       <w:docGrid w:linePitch="360"/>
@@ -6150,7 +4438,7 @@
 </file>
 
 <file path=word/endnotes.xml><?xml version="1.0" encoding="utf-8"?>
-<w:endnotes xmlns:wpc="http://schemas.microsoft.com/office/word/2010/wordprocessingCanvas" xmlns:cx="http://schemas.microsoft.com/office/drawing/2014/chartex" xmlns:cx1="http://schemas.microsoft.com/office/drawing/2015/9/8/chartex" xmlns:cx2="http://schemas.microsoft.com/office/drawing/2015/10/21/chartex" xmlns:cx3="http://schemas.microsoft.com/office/drawing/2016/5/9/chartex" xmlns:cx4="http://schemas.microsoft.com/office/drawing/2016/5/10/chartex" xmlns:cx5="http://schemas.microsoft.com/office/drawing/2016/5/11/chartex" xmlns:cx6="http://schemas.microsoft.com/office/drawing/2016/5/12/chartex" xmlns:cx7="http://schemas.microsoft.com/office/drawing/2016/5/13/chartex" xmlns:cx8="http://schemas.microsoft.com/office/drawing/2016/5/14/chartex" xmlns:mc="http://schemas.openxmlformats.org/markup-compatibility/2006" xmlns:aink="http://schemas.microsoft.com/office/drawing/2016/ink" xmlns:am3d="http://schemas.microsoft.com/office/drawing/2017/model3d" xmlns:o="urn:schemas-microsoft-com:office:office" xmlns:oel="http://schemas.microsoft.com/office/2019/extlst" xmlns:r="http://schemas.openxmlformats.org/officeDocument/2006/relationships" xmlns:m="http://schemas.openxmlformats.org/officeDocument/2006/math" xmlns:v="urn:schemas-microsoft-com:vml" xmlns:wp14="http://schemas.microsoft.com/office/word/2010/wordprocessingDrawing" xmlns:wp="http://schemas.openxmlformats.org/drawingml/2006/wordprocessingDrawing" xmlns:w10="urn:schemas-microsoft-com:office:word" xmlns:w="http://schemas.openxmlformats.org/wordprocessingml/2006/main" xmlns:w14="http://schemas.microsoft.com/office/word/2010/wordml" xmlns:w15="http://schemas.microsoft.com/office/word/2012/wordml" xmlns:w16cex="http://schemas.microsoft.com/office/word/2018/wordml/cex" xmlns:w16cid="http://schemas.microsoft.com/office/word/2016/wordml/cid" xmlns:w16="http://schemas.microsoft.com/office/word/2018/wordml" xmlns:w16du="http://schemas.microsoft.com/office/word/2023/wordml/word16du" xmlns:w16sdtdh="http://schemas.microsoft.com/office/word/2020/wordml/sdtdatahash" xmlns:w16se="http://schemas.microsoft.com/office/word/2015/wordml/symex" xmlns:wpg="http://schemas.microsoft.com/office/word/2010/wordprocessingGroup" xmlns:wpi="http://schemas.microsoft.com/office/word/2010/wordprocessingInk" xmlns:wne="http://schemas.microsoft.com/office/word/2006/wordml" xmlns:wps="http://schemas.microsoft.com/office/word/2010/wordprocessingShape" mc:Ignorable="w14 w15 w16se w16cid w16 w16cex w16sdtdh wp14">
+<w:endnotes xmlns:wpc="http://schemas.microsoft.com/office/word/2010/wordprocessingCanvas" xmlns:cx="http://schemas.microsoft.com/office/drawing/2014/chartex" xmlns:cx1="http://schemas.microsoft.com/office/drawing/2015/9/8/chartex" xmlns:cx2="http://schemas.microsoft.com/office/drawing/2015/10/21/chartex" xmlns:cx3="http://schemas.microsoft.com/office/drawing/2016/5/9/chartex" xmlns:cx4="http://schemas.microsoft.com/office/drawing/2016/5/10/chartex" xmlns:cx5="http://schemas.microsoft.com/office/drawing/2016/5/11/chartex" xmlns:cx6="http://schemas.microsoft.com/office/drawing/2016/5/12/chartex" xmlns:cx7="http://schemas.microsoft.com/office/drawing/2016/5/13/chartex" xmlns:cx8="http://schemas.microsoft.com/office/drawing/2016/5/14/chartex" xmlns:mc="http://schemas.openxmlformats.org/markup-compatibility/2006" xmlns:aink="http://schemas.microsoft.com/office/drawing/2016/ink" xmlns:am3d="http://schemas.microsoft.com/office/drawing/2017/model3d" xmlns:o="urn:schemas-microsoft-com:office:office" xmlns:oel="http://schemas.microsoft.com/office/2019/extlst" xmlns:r="http://schemas.openxmlformats.org/officeDocument/2006/relationships" xmlns:m="http://schemas.openxmlformats.org/officeDocument/2006/math" xmlns:v="urn:schemas-microsoft-com:vml" xmlns:wp14="http://schemas.microsoft.com/office/word/2010/wordprocessingDrawing" xmlns:wp="http://schemas.openxmlformats.org/drawingml/2006/wordprocessingDrawing" xmlns:w10="urn:schemas-microsoft-com:office:word" xmlns:w="http://schemas.openxmlformats.org/wordprocessingml/2006/main" xmlns:w14="http://schemas.microsoft.com/office/word/2010/wordml" xmlns:w15="http://schemas.microsoft.com/office/word/2012/wordml" xmlns:w16cex="http://schemas.microsoft.com/office/word/2018/wordml/cex" xmlns:w16cid="http://schemas.microsoft.com/office/word/2016/wordml/cid" xmlns:w16="http://schemas.microsoft.com/office/word/2018/wordml" xmlns:w16du="http://schemas.microsoft.com/office/word/2023/wordml/word16du" xmlns:w16sdtdh="http://schemas.microsoft.com/office/word/2020/wordml/sdtdatahash" xmlns:w16sdtfl="http://schemas.microsoft.com/office/word/2024/wordml/sdtformatlock" xmlns:w16se="http://schemas.microsoft.com/office/word/2015/wordml/symex" xmlns:wpg="http://schemas.microsoft.com/office/word/2010/wordprocessingGroup" xmlns:wpi="http://schemas.microsoft.com/office/word/2010/wordprocessingInk" xmlns:wne="http://schemas.microsoft.com/office/word/2006/wordml" xmlns:wps="http://schemas.microsoft.com/office/word/2010/wordprocessingShape" mc:Ignorable="w14 w15 w16se w16cid w16 w16cex w16sdtdh w16sdtfl w16du wp14">
   <w:endnote w:type="separator" w:id="-1">
     <w:p>
       <w:pPr>
@@ -6175,7 +4463,7 @@
 </file>
 
 <file path=word/footer1.xml><?xml version="1.0" encoding="utf-8"?>
-<w:ftr xmlns:wpc="http://schemas.microsoft.com/office/word/2010/wordprocessingCanvas" xmlns:cx="http://schemas.microsoft.com/office/drawing/2014/chartex" xmlns:cx1="http://schemas.microsoft.com/office/drawing/2015/9/8/chartex" xmlns:cx2="http://schemas.microsoft.com/office/drawing/2015/10/21/chartex" xmlns:cx3="http://schemas.microsoft.com/office/drawing/2016/5/9/chartex" xmlns:cx4="http://schemas.microsoft.com/office/drawing/2016/5/10/chartex" xmlns:cx5="http://schemas.microsoft.com/office/drawing/2016/5/11/chartex" xmlns:cx6="http://schemas.microsoft.com/office/drawing/2016/5/12/chartex" xmlns:cx7="http://schemas.microsoft.com/office/drawing/2016/5/13/chartex" xmlns:cx8="http://schemas.microsoft.com/office/drawing/2016/5/14/chartex" xmlns:mc="http://schemas.openxmlformats.org/markup-compatibility/2006" xmlns:aink="http://schemas.microsoft.com/office/drawing/2016/ink" xmlns:am3d="http://schemas.microsoft.com/office/drawing/2017/model3d" xmlns:o="urn:schemas-microsoft-com:office:office" xmlns:oel="http://schemas.microsoft.com/office/2019/extlst" xmlns:r="http://schemas.openxmlformats.org/officeDocument/2006/relationships" xmlns:m="http://schemas.openxmlformats.org/officeDocument/2006/math" xmlns:v="urn:schemas-microsoft-com:vml" xmlns:wp14="http://schemas.microsoft.com/office/word/2010/wordprocessingDrawing" xmlns:wp="http://schemas.openxmlformats.org/drawingml/2006/wordprocessingDrawing" xmlns:w10="urn:schemas-microsoft-com:office:word" xmlns:w="http://schemas.openxmlformats.org/wordprocessingml/2006/main" xmlns:w14="http://schemas.microsoft.com/office/word/2010/wordml" xmlns:w15="http://schemas.microsoft.com/office/word/2012/wordml" xmlns:w16cex="http://schemas.microsoft.com/office/word/2018/wordml/cex" xmlns:w16cid="http://schemas.microsoft.com/office/word/2016/wordml/cid" xmlns:w16="http://schemas.microsoft.com/office/word/2018/wordml" xmlns:w16du="http://schemas.microsoft.com/office/word/2023/wordml/word16du" xmlns:w16sdtdh="http://schemas.microsoft.com/office/word/2020/wordml/sdtdatahash" xmlns:w16se="http://schemas.microsoft.com/office/word/2015/wordml/symex" xmlns:wpg="http://schemas.microsoft.com/office/word/2010/wordprocessingGroup" xmlns:wpi="http://schemas.microsoft.com/office/word/2010/wordprocessingInk" xmlns:wne="http://schemas.microsoft.com/office/word/2006/wordml" xmlns:wps="http://schemas.microsoft.com/office/word/2010/wordprocessingShape" xmlns:a="http://schemas.openxmlformats.org/drawingml/2006/main" mc:Ignorable="w14 w15 w16se w16cid w16 w16cex w16sdtdh wp14">
+<w:ftr xmlns:wpc="http://schemas.microsoft.com/office/word/2010/wordprocessingCanvas" xmlns:cx="http://schemas.microsoft.com/office/drawing/2014/chartex" xmlns:cx1="http://schemas.microsoft.com/office/drawing/2015/9/8/chartex" xmlns:cx2="http://schemas.microsoft.com/office/drawing/2015/10/21/chartex" xmlns:cx3="http://schemas.microsoft.com/office/drawing/2016/5/9/chartex" xmlns:cx4="http://schemas.microsoft.com/office/drawing/2016/5/10/chartex" xmlns:cx5="http://schemas.microsoft.com/office/drawing/2016/5/11/chartex" xmlns:cx6="http://schemas.microsoft.com/office/drawing/2016/5/12/chartex" xmlns:cx7="http://schemas.microsoft.com/office/drawing/2016/5/13/chartex" xmlns:cx8="http://schemas.microsoft.com/office/drawing/2016/5/14/chartex" xmlns:mc="http://schemas.openxmlformats.org/markup-compatibility/2006" xmlns:aink="http://schemas.microsoft.com/office/drawing/2016/ink" xmlns:am3d="http://schemas.microsoft.com/office/drawing/2017/model3d" xmlns:o="urn:schemas-microsoft-com:office:office" xmlns:oel="http://schemas.microsoft.com/office/2019/extlst" xmlns:r="http://schemas.openxmlformats.org/officeDocument/2006/relationships" xmlns:m="http://schemas.openxmlformats.org/officeDocument/2006/math" xmlns:v="urn:schemas-microsoft-com:vml" xmlns:wp14="http://schemas.microsoft.com/office/word/2010/wordprocessingDrawing" xmlns:wp="http://schemas.openxmlformats.org/drawingml/2006/wordprocessingDrawing" xmlns:w10="urn:schemas-microsoft-com:office:word" xmlns:w="http://schemas.openxmlformats.org/wordprocessingml/2006/main" xmlns:w14="http://schemas.microsoft.com/office/word/2010/wordml" xmlns:w15="http://schemas.microsoft.com/office/word/2012/wordml" xmlns:w16cex="http://schemas.microsoft.com/office/word/2018/wordml/cex" xmlns:w16cid="http://schemas.microsoft.com/office/word/2016/wordml/cid" xmlns:w16="http://schemas.microsoft.com/office/word/2018/wordml" xmlns:w16du="http://schemas.microsoft.com/office/word/2023/wordml/word16du" xmlns:w16sdtdh="http://schemas.microsoft.com/office/word/2020/wordml/sdtdatahash" xmlns:w16sdtfl="http://schemas.microsoft.com/office/word/2024/wordml/sdtformatlock" xmlns:w16se="http://schemas.microsoft.com/office/word/2015/wordml/symex" xmlns:wpg="http://schemas.microsoft.com/office/word/2010/wordprocessingGroup" xmlns:wpi="http://schemas.microsoft.com/office/word/2010/wordprocessingInk" xmlns:wne="http://schemas.microsoft.com/office/word/2006/wordml" xmlns:wps="http://schemas.microsoft.com/office/word/2010/wordprocessingShape" mc:Ignorable="w14 w15 w16se w16cid w16 w16cex w16sdtdh w16sdtfl w16du wp14">
   <w:p>
     <w:pPr>
       <w:ind w:right="260"/>
@@ -6416,7 +4704,7 @@
 </file>
 
 <file path=word/footnotes.xml><?xml version="1.0" encoding="utf-8"?>
-<w:footnotes xmlns:wpc="http://schemas.microsoft.com/office/word/2010/wordprocessingCanvas" xmlns:cx="http://schemas.microsoft.com/office/drawing/2014/chartex" xmlns:cx1="http://schemas.microsoft.com/office/drawing/2015/9/8/chartex" xmlns:cx2="http://schemas.microsoft.com/office/drawing/2015/10/21/chartex" xmlns:cx3="http://schemas.microsoft.com/office/drawing/2016/5/9/chartex" xmlns:cx4="http://schemas.microsoft.com/office/drawing/2016/5/10/chartex" xmlns:cx5="http://schemas.microsoft.com/office/drawing/2016/5/11/chartex" xmlns:cx6="http://schemas.microsoft.com/office/drawing/2016/5/12/chartex" xmlns:cx7="http://schemas.microsoft.com/office/drawing/2016/5/13/chartex" xmlns:cx8="http://schemas.microsoft.com/office/drawing/2016/5/14/chartex" xmlns:mc="http://schemas.openxmlformats.org/markup-compatibility/2006" xmlns:aink="http://schemas.microsoft.com/office/drawing/2016/ink" xmlns:am3d="http://schemas.microsoft.com/office/drawing/2017/model3d" xmlns:o="urn:schemas-microsoft-com:office:office" xmlns:oel="http://schemas.microsoft.com/office/2019/extlst" xmlns:r="http://schemas.openxmlformats.org/officeDocument/2006/relationships" xmlns:m="http://schemas.openxmlformats.org/officeDocument/2006/math" xmlns:v="urn:schemas-microsoft-com:vml" xmlns:wp14="http://schemas.microsoft.com/office/word/2010/wordprocessingDrawing" xmlns:wp="http://schemas.openxmlformats.org/drawingml/2006/wordprocessingDrawing" xmlns:w10="urn:schemas-microsoft-com:office:word" xmlns:w="http://schemas.openxmlformats.org/wordprocessingml/2006/main" xmlns:w14="http://schemas.microsoft.com/office/word/2010/wordml" xmlns:w15="http://schemas.microsoft.com/office/word/2012/wordml" xmlns:w16cex="http://schemas.microsoft.com/office/word/2018/wordml/cex" xmlns:w16cid="http://schemas.microsoft.com/office/word/2016/wordml/cid" xmlns:w16="http://schemas.microsoft.com/office/word/2018/wordml" xmlns:w16du="http://schemas.microsoft.com/office/word/2023/wordml/word16du" xmlns:w16sdtdh="http://schemas.microsoft.com/office/word/2020/wordml/sdtdatahash" xmlns:w16se="http://schemas.microsoft.com/office/word/2015/wordml/symex" xmlns:wpg="http://schemas.microsoft.com/office/word/2010/wordprocessingGroup" xmlns:wpi="http://schemas.microsoft.com/office/word/2010/wordprocessingInk" xmlns:wne="http://schemas.microsoft.com/office/word/2006/wordml" xmlns:wps="http://schemas.microsoft.com/office/word/2010/wordprocessingShape" mc:Ignorable="w14 w15 w16se w16cid w16 w16cex w16sdtdh wp14">
+<w:footnotes xmlns:wpc="http://schemas.microsoft.com/office/word/2010/wordprocessingCanvas" xmlns:cx="http://schemas.microsoft.com/office/drawing/2014/chartex" xmlns:cx1="http://schemas.microsoft.com/office/drawing/2015/9/8/chartex" xmlns:cx2="http://schemas.microsoft.com/office/drawing/2015/10/21/chartex" xmlns:cx3="http://schemas.microsoft.com/office/drawing/2016/5/9/chartex" xmlns:cx4="http://schemas.microsoft.com/office/drawing/2016/5/10/chartex" xmlns:cx5="http://schemas.microsoft.com/office/drawing/2016/5/11/chartex" xmlns:cx6="http://schemas.microsoft.com/office/drawing/2016/5/12/chartex" xmlns:cx7="http://schemas.microsoft.com/office/drawing/2016/5/13/chartex" xmlns:cx8="http://schemas.microsoft.com/office/drawing/2016/5/14/chartex" xmlns:mc="http://schemas.openxmlformats.org/markup-compatibility/2006" xmlns:aink="http://schemas.microsoft.com/office/drawing/2016/ink" xmlns:am3d="http://schemas.microsoft.com/office/drawing/2017/model3d" xmlns:o="urn:schemas-microsoft-com:office:office" xmlns:oel="http://schemas.microsoft.com/office/2019/extlst" xmlns:r="http://schemas.openxmlformats.org/officeDocument/2006/relationships" xmlns:m="http://schemas.openxmlformats.org/officeDocument/2006/math" xmlns:v="urn:schemas-microsoft-com:vml" xmlns:wp14="http://schemas.microsoft.com/office/word/2010/wordprocessingDrawing" xmlns:wp="http://schemas.openxmlformats.org/drawingml/2006/wordprocessingDrawing" xmlns:w10="urn:schemas-microsoft-com:office:word" xmlns:w="http://schemas.openxmlformats.org/wordprocessingml/2006/main" xmlns:w14="http://schemas.microsoft.com/office/word/2010/wordml" xmlns:w15="http://schemas.microsoft.com/office/word/2012/wordml" xmlns:w16cex="http://schemas.microsoft.com/office/word/2018/wordml/cex" xmlns:w16cid="http://schemas.microsoft.com/office/word/2016/wordml/cid" xmlns:w16="http://schemas.microsoft.com/office/word/2018/wordml" xmlns:w16du="http://schemas.microsoft.com/office/word/2023/wordml/word16du" xmlns:w16sdtdh="http://schemas.microsoft.com/office/word/2020/wordml/sdtdatahash" xmlns:w16sdtfl="http://schemas.microsoft.com/office/word/2024/wordml/sdtformatlock" xmlns:w16se="http://schemas.microsoft.com/office/word/2015/wordml/symex" xmlns:wpg="http://schemas.microsoft.com/office/word/2010/wordprocessingGroup" xmlns:wpi="http://schemas.microsoft.com/office/word/2010/wordprocessingInk" xmlns:wne="http://schemas.microsoft.com/office/word/2006/wordml" xmlns:wps="http://schemas.microsoft.com/office/word/2010/wordprocessingShape" mc:Ignorable="w14 w15 w16se w16cid w16 w16cex w16sdtdh w16sdtfl w16du wp14">
   <w:footnote w:type="separator" w:id="-1">
     <w:p>
       <w:pPr>
@@ -6441,7 +4729,7 @@
 </file>
 
 <file path=word/header1.xml><?xml version="1.0" encoding="utf-8"?>
-<w:hdr xmlns:wpc="http://schemas.microsoft.com/office/word/2010/wordprocessingCanvas" xmlns:cx="http://schemas.microsoft.com/office/drawing/2014/chartex" xmlns:cx1="http://schemas.microsoft.com/office/drawing/2015/9/8/chartex" xmlns:cx2="http://schemas.microsoft.com/office/drawing/2015/10/21/chartex" xmlns:cx3="http://schemas.microsoft.com/office/drawing/2016/5/9/chartex" xmlns:cx4="http://schemas.microsoft.com/office/drawing/2016/5/10/chartex" xmlns:cx5="http://schemas.microsoft.com/office/drawing/2016/5/11/chartex" xmlns:cx6="http://schemas.microsoft.com/office/drawing/2016/5/12/chartex" xmlns:cx7="http://schemas.microsoft.com/office/drawing/2016/5/13/chartex" xmlns:cx8="http://schemas.microsoft.com/office/drawing/2016/5/14/chartex" xmlns:mc="http://schemas.openxmlformats.org/markup-compatibility/2006" xmlns:aink="http://schemas.microsoft.com/office/drawing/2016/ink" xmlns:am3d="http://schemas.microsoft.com/office/drawing/2017/model3d" xmlns:o="urn:schemas-microsoft-com:office:office" xmlns:oel="http://schemas.microsoft.com/office/2019/extlst" xmlns:r="http://schemas.openxmlformats.org/officeDocument/2006/relationships" xmlns:m="http://schemas.openxmlformats.org/officeDocument/2006/math" xmlns:v="urn:schemas-microsoft-com:vml" xmlns:wp14="http://schemas.microsoft.com/office/word/2010/wordprocessingDrawing" xmlns:wp="http://schemas.openxmlformats.org/drawingml/2006/wordprocessingDrawing" xmlns:w10="urn:schemas-microsoft-com:office:word" xmlns:w="http://schemas.openxmlformats.org/wordprocessingml/2006/main" xmlns:w14="http://schemas.microsoft.com/office/word/2010/wordml" xmlns:w15="http://schemas.microsoft.com/office/word/2012/wordml" xmlns:w16cex="http://schemas.microsoft.com/office/word/2018/wordml/cex" xmlns:w16cid="http://schemas.microsoft.com/office/word/2016/wordml/cid" xmlns:w16="http://schemas.microsoft.com/office/word/2018/wordml" xmlns:w16du="http://schemas.microsoft.com/office/word/2023/wordml/word16du" xmlns:w16sdtdh="http://schemas.microsoft.com/office/word/2020/wordml/sdtdatahash" xmlns:w16se="http://schemas.microsoft.com/office/word/2015/wordml/symex" xmlns:wpg="http://schemas.microsoft.com/office/word/2010/wordprocessingGroup" xmlns:wpi="http://schemas.microsoft.com/office/word/2010/wordprocessingInk" xmlns:wne="http://schemas.microsoft.com/office/word/2006/wordml" xmlns:wps="http://schemas.microsoft.com/office/word/2010/wordprocessingShape" xmlns:a="http://schemas.openxmlformats.org/drawingml/2006/main" xmlns:pic="http://schemas.openxmlformats.org/drawingml/2006/picture" xmlns:a14="http://schemas.microsoft.com/office/drawing/2010/main" mc:Ignorable="w14 w15 w16se w16cid w16 w16cex w16sdtdh wp14">
+<w:hdr xmlns:wpc="http://schemas.microsoft.com/office/word/2010/wordprocessingCanvas" xmlns:cx="http://schemas.microsoft.com/office/drawing/2014/chartex" xmlns:cx1="http://schemas.microsoft.com/office/drawing/2015/9/8/chartex" xmlns:cx2="http://schemas.microsoft.com/office/drawing/2015/10/21/chartex" xmlns:cx3="http://schemas.microsoft.com/office/drawing/2016/5/9/chartex" xmlns:cx4="http://schemas.microsoft.com/office/drawing/2016/5/10/chartex" xmlns:cx5="http://schemas.microsoft.com/office/drawing/2016/5/11/chartex" xmlns:cx6="http://schemas.microsoft.com/office/drawing/2016/5/12/chartex" xmlns:cx7="http://schemas.microsoft.com/office/drawing/2016/5/13/chartex" xmlns:cx8="http://schemas.microsoft.com/office/drawing/2016/5/14/chartex" xmlns:mc="http://schemas.openxmlformats.org/markup-compatibility/2006" xmlns:aink="http://schemas.microsoft.com/office/drawing/2016/ink" xmlns:am3d="http://schemas.microsoft.com/office/drawing/2017/model3d" xmlns:o="urn:schemas-microsoft-com:office:office" xmlns:oel="http://schemas.microsoft.com/office/2019/extlst" xmlns:r="http://schemas.openxmlformats.org/officeDocument/2006/relationships" xmlns:m="http://schemas.openxmlformats.org/officeDocument/2006/math" xmlns:v="urn:schemas-microsoft-com:vml" xmlns:wp14="http://schemas.microsoft.com/office/word/2010/wordprocessingDrawing" xmlns:wp="http://schemas.openxmlformats.org/drawingml/2006/wordprocessingDrawing" xmlns:w10="urn:schemas-microsoft-com:office:word" xmlns:w="http://schemas.openxmlformats.org/wordprocessingml/2006/main" xmlns:w14="http://schemas.microsoft.com/office/word/2010/wordml" xmlns:w15="http://schemas.microsoft.com/office/word/2012/wordml" xmlns:w16cex="http://schemas.microsoft.com/office/word/2018/wordml/cex" xmlns:w16cid="http://schemas.microsoft.com/office/word/2016/wordml/cid" xmlns:w16="http://schemas.microsoft.com/office/word/2018/wordml" xmlns:w16du="http://schemas.microsoft.com/office/word/2023/wordml/word16du" xmlns:w16sdtdh="http://schemas.microsoft.com/office/word/2020/wordml/sdtdatahash" xmlns:w16sdtfl="http://schemas.microsoft.com/office/word/2024/wordml/sdtformatlock" xmlns:w16se="http://schemas.microsoft.com/office/word/2015/wordml/symex" xmlns:wpg="http://schemas.microsoft.com/office/word/2010/wordprocessingGroup" xmlns:wpi="http://schemas.microsoft.com/office/word/2010/wordprocessingInk" xmlns:wne="http://schemas.microsoft.com/office/word/2006/wordml" xmlns:wps="http://schemas.microsoft.com/office/word/2010/wordprocessingShape" mc:Ignorable="w14 w15 w16se w16cid w16 w16cex w16sdtdh w16sdtfl w16du wp14">
   <w:p>
     <w:pPr>
       <w:pStyle w:val="Encabezado"/>
@@ -6554,7 +4842,7 @@
           <w:pPr>
             <w:pStyle w:val="Encabezado"/>
             <w:rPr>
-              <w:rFonts w:ascii="Arial" w:hAnsi="Arial" w:eastAsia="Calibri" w:cs="Arial"/>
+              <w:rFonts w:ascii="Arial" w:eastAsia="Calibri" w:hAnsi="Arial" w:cs="Arial"/>
               <w:b/>
               <w:sz w:val="18"/>
               <w:szCs w:val="18"/>
@@ -6563,7 +4851,7 @@
           </w:pPr>
           <w:r>
             <w:rPr>
-              <w:rFonts w:ascii="Arial" w:hAnsi="Arial" w:eastAsia="Calibri" w:cs="Arial"/>
+              <w:rFonts w:ascii="Arial" w:eastAsia="Calibri" w:hAnsi="Arial" w:cs="Arial"/>
               <w:b/>
               <w:sz w:val="18"/>
               <w:szCs w:val="18"/>
@@ -6583,7 +4871,7 @@
               <w:lang w:eastAsia="es-ES"/>
             </w:rPr>
           </w:pPr>
-          <w:bookmarkStart w:name="_Hlk58245008" w:id="0"/>
+          <w:bookmarkStart w:id="0" w:name="_Hlk58245008"/>
           <w:r>
             <w:rPr>
               <w:rFonts w:eastAsia="Times New Roman" w:cstheme="minorHAnsi"/>
@@ -6619,7 +4907,7 @@
           </w:pPr>
           <w:r>
             <w:rPr>
-              <w:rFonts w:ascii="Arial" w:hAnsi="Arial" w:eastAsia="Calibri" w:cs="Arial"/>
+              <w:rFonts w:ascii="Arial" w:eastAsia="Calibri" w:hAnsi="Arial" w:cs="Arial"/>
               <w:b/>
               <w:sz w:val="18"/>
               <w:szCs w:val="18"/>
@@ -6658,7 +4946,7 @@
           <w:pPr>
             <w:suppressAutoHyphens/>
             <w:rPr>
-              <w:rFonts w:ascii="Arial" w:hAnsi="Arial" w:eastAsia="Calibri" w:cs="Arial"/>
+              <w:rFonts w:ascii="Arial" w:eastAsia="Calibri" w:hAnsi="Arial" w:cs="Arial"/>
               <w:b/>
               <w:sz w:val="18"/>
               <w:szCs w:val="18"/>
@@ -6667,7 +4955,7 @@
           </w:pPr>
           <w:r>
             <w:rPr>
-              <w:rFonts w:ascii="Arial" w:hAnsi="Arial" w:eastAsia="Calibri" w:cs="Arial"/>
+              <w:rFonts w:ascii="Arial" w:eastAsia="Calibri" w:hAnsi="Arial" w:cs="Arial"/>
               <w:b/>
               <w:sz w:val="18"/>
               <w:szCs w:val="18"/>
@@ -6681,7 +4969,7 @@
             <w:suppressAutoHyphens/>
             <w:jc w:val="center"/>
             <w:rPr>
-              <w:rFonts w:ascii="Arial" w:hAnsi="Arial" w:eastAsia="Calibri" w:cs="Arial"/>
+              <w:rFonts w:ascii="Arial" w:eastAsia="Calibri" w:hAnsi="Arial" w:cs="Arial"/>
               <w:b/>
               <w:sz w:val="18"/>
               <w:szCs w:val="18"/>
@@ -6690,7 +4978,7 @@
           </w:pPr>
           <w:r>
             <w:rPr>
-              <w:rFonts w:ascii="Arial" w:hAnsi="Arial" w:eastAsia="Calibri" w:cs="Arial"/>
+              <w:rFonts w:ascii="Arial" w:eastAsia="Calibri" w:hAnsi="Arial" w:cs="Arial"/>
               <w:b/>
               <w:sz w:val="18"/>
               <w:szCs w:val="18"/>
@@ -6714,7 +5002,7 @@
           </w:pPr>
           <w:r>
             <w:rPr>
-              <w:rFonts w:ascii="Arial" w:hAnsi="Arial" w:eastAsia="Calibri" w:cs="Arial"/>
+              <w:rFonts w:ascii="Arial" w:eastAsia="Calibri" w:hAnsi="Arial" w:cs="Arial"/>
               <w:b/>
               <w:sz w:val="18"/>
               <w:szCs w:val="18"/>
@@ -6767,7 +5055,7 @@
           <w:pPr>
             <w:suppressAutoHyphens/>
             <w:rPr>
-              <w:rFonts w:ascii="Arial" w:hAnsi="Arial" w:eastAsia="Calibri" w:cs="Arial"/>
+              <w:rFonts w:ascii="Arial" w:eastAsia="Calibri" w:hAnsi="Arial" w:cs="Arial"/>
               <w:sz w:val="18"/>
               <w:szCs w:val="18"/>
               <w:lang w:val="es-ES" w:eastAsia="ar-SA"/>
@@ -6775,7 +5063,7 @@
           </w:pPr>
           <w:r>
             <w:rPr>
-              <w:rFonts w:ascii="Arial" w:hAnsi="Arial" w:eastAsia="Calibri" w:cs="Arial"/>
+              <w:rFonts w:ascii="Arial" w:eastAsia="Calibri" w:hAnsi="Arial" w:cs="Arial"/>
               <w:sz w:val="18"/>
               <w:szCs w:val="18"/>
               <w:lang w:val="es-ES" w:eastAsia="ar-SA"/>
@@ -6784,7 +5072,7 @@
           </w:r>
           <w:r>
             <w:rPr>
-              <w:rFonts w:ascii="Arial" w:hAnsi="Arial" w:eastAsia="Calibri" w:cs="Arial"/>
+              <w:rFonts w:ascii="Arial" w:eastAsia="Calibri" w:hAnsi="Arial" w:cs="Arial"/>
               <w:sz w:val="18"/>
               <w:szCs w:val="18"/>
               <w:lang w:val="es-ES" w:eastAsia="ar-SA"/>
@@ -6793,7 +5081,7 @@
           </w:r>
           <w:r>
             <w:rPr>
-              <w:rFonts w:ascii="Arial" w:hAnsi="Arial" w:eastAsia="Calibri" w:cs="Arial"/>
+              <w:rFonts w:ascii="Arial" w:eastAsia="Calibri" w:hAnsi="Arial" w:cs="Arial"/>
               <w:sz w:val="18"/>
               <w:szCs w:val="18"/>
               <w:lang w:val="es-ES" w:eastAsia="ar-SA"/>
@@ -6802,7 +5090,7 @@
           </w:r>
           <w:r>
             <w:rPr>
-              <w:rFonts w:ascii="Arial" w:hAnsi="Arial" w:eastAsia="Calibri" w:cs="Arial"/>
+              <w:rFonts w:ascii="Arial" w:eastAsia="Calibri" w:hAnsi="Arial" w:cs="Arial"/>
               <w:sz w:val="18"/>
               <w:szCs w:val="18"/>
               <w:lang w:val="es-ES" w:eastAsia="ar-SA"/>
@@ -6811,7 +5099,7 @@
           </w:r>
           <w:r>
             <w:rPr>
-              <w:rFonts w:ascii="Arial" w:hAnsi="Arial" w:eastAsia="Calibri" w:cs="Arial"/>
+              <w:rFonts w:ascii="Arial" w:eastAsia="Calibri" w:hAnsi="Arial" w:cs="Arial"/>
               <w:noProof/>
               <w:sz w:val="18"/>
               <w:szCs w:val="18"/>
@@ -6821,7 +5109,7 @@
           </w:r>
           <w:r>
             <w:rPr>
-              <w:rFonts w:ascii="Arial" w:hAnsi="Arial" w:eastAsia="Calibri" w:cs="Arial"/>
+              <w:rFonts w:ascii="Arial" w:eastAsia="Calibri" w:hAnsi="Arial" w:cs="Arial"/>
               <w:sz w:val="18"/>
               <w:szCs w:val="18"/>
               <w:lang w:val="es-ES" w:eastAsia="ar-SA"/>
@@ -6830,7 +5118,7 @@
           </w:r>
           <w:r>
             <w:rPr>
-              <w:rFonts w:ascii="Arial" w:hAnsi="Arial" w:eastAsia="Calibri" w:cs="Arial"/>
+              <w:rFonts w:ascii="Arial" w:eastAsia="Calibri" w:hAnsi="Arial" w:cs="Arial"/>
               <w:sz w:val="18"/>
               <w:szCs w:val="18"/>
               <w:lang w:val="es-ES" w:eastAsia="ar-SA"/>
@@ -6850,1451 +5138,7 @@
 </file>
 
 <file path=word/numbering.xml><?xml version="1.0" encoding="utf-8"?>
-<w:numbering xmlns:wpc="http://schemas.microsoft.com/office/word/2010/wordprocessingCanvas" xmlns:cx="http://schemas.microsoft.com/office/drawing/2014/chartex" xmlns:cx1="http://schemas.microsoft.com/office/drawing/2015/9/8/chartex" xmlns:cx2="http://schemas.microsoft.com/office/drawing/2015/10/21/chartex" xmlns:cx3="http://schemas.microsoft.com/office/drawing/2016/5/9/chartex" xmlns:cx4="http://schemas.microsoft.com/office/drawing/2016/5/10/chartex" xmlns:cx5="http://schemas.microsoft.com/office/drawing/2016/5/11/chartex" xmlns:cx6="http://schemas.microsoft.com/office/drawing/2016/5/12/chartex" xmlns:cx7="http://schemas.microsoft.com/office/drawing/2016/5/13/chartex" xmlns:cx8="http://schemas.microsoft.com/office/drawing/2016/5/14/chartex" xmlns:mc="http://schemas.openxmlformats.org/markup-compatibility/2006" xmlns:aink="http://schemas.microsoft.com/office/drawing/2016/ink" xmlns:am3d="http://schemas.microsoft.com/office/drawing/2017/model3d" xmlns:o="urn:schemas-microsoft-com:office:office" xmlns:oel="http://schemas.microsoft.com/office/2019/extlst" xmlns:r="http://schemas.openxmlformats.org/officeDocument/2006/relationships" xmlns:m="http://schemas.openxmlformats.org/officeDocument/2006/math" xmlns:v="urn:schemas-microsoft-com:vml" xmlns:wp14="http://schemas.microsoft.com/office/word/2010/wordprocessingDrawing" xmlns:wp="http://schemas.openxmlformats.org/drawingml/2006/wordprocessingDrawing" xmlns:w10="urn:schemas-microsoft-com:office:word" xmlns:w="http://schemas.openxmlformats.org/wordprocessingml/2006/main" xmlns:w14="http://schemas.microsoft.com/office/word/2010/wordml" xmlns:w15="http://schemas.microsoft.com/office/word/2012/wordml" xmlns:w16cex="http://schemas.microsoft.com/office/word/2018/wordml/cex" xmlns:w16cid="http://schemas.microsoft.com/office/word/2016/wordml/cid" xmlns:w16="http://schemas.microsoft.com/office/word/2018/wordml" xmlns:w16du="http://schemas.microsoft.com/office/word/2023/wordml/word16du" xmlns:w16sdtdh="http://schemas.microsoft.com/office/word/2020/wordml/sdtdatahash" xmlns:w16se="http://schemas.microsoft.com/office/word/2015/wordml/symex" xmlns:wpg="http://schemas.microsoft.com/office/word/2010/wordprocessingGroup" xmlns:wpi="http://schemas.microsoft.com/office/word/2010/wordprocessingInk" xmlns:wne="http://schemas.microsoft.com/office/word/2006/wordml" xmlns:wps="http://schemas.microsoft.com/office/word/2010/wordprocessingShape" mc:Ignorable="w14 w15 w16se w16cid w16 w16cex w16sdtdh wp14">
-  <w:abstractNum xmlns:w="http://schemas.openxmlformats.org/wordprocessingml/2006/main" w:abstractNumId="33">
-    <w:nsid w:val="16e8135c"/>
-    <w:multiLevelType xmlns:w="http://schemas.openxmlformats.org/wordprocessingml/2006/main" w:val="hybridMultilevel"/>
-    <w:lvl xmlns:w="http://schemas.openxmlformats.org/wordprocessingml/2006/main" w:ilvl="0">
-      <w:start w:val="12"/>
-      <w:numFmt w:val="decimal"/>
-      <w:lvlText w:val="%1."/>
-      <w:lvlJc w:val="left"/>
-      <w:pPr>
-        <w:ind w:left="720" w:hanging="360"/>
-      </w:pPr>
-    </w:lvl>
-    <w:lvl xmlns:w="http://schemas.openxmlformats.org/wordprocessingml/2006/main" w:ilvl="1">
-      <w:start w:val="1"/>
-      <w:numFmt w:val="lowerLetter"/>
-      <w:lvlText w:val="%2."/>
-      <w:lvlJc w:val="left"/>
-      <w:pPr>
-        <w:ind w:left="1440" w:hanging="360"/>
-      </w:pPr>
-    </w:lvl>
-    <w:lvl xmlns:w="http://schemas.openxmlformats.org/wordprocessingml/2006/main" w:ilvl="2">
-      <w:start w:val="1"/>
-      <w:numFmt w:val="lowerRoman"/>
-      <w:lvlText w:val="%3."/>
-      <w:lvlJc w:val="right"/>
-      <w:pPr>
-        <w:ind w:left="2160" w:hanging="180"/>
-      </w:pPr>
-    </w:lvl>
-    <w:lvl xmlns:w="http://schemas.openxmlformats.org/wordprocessingml/2006/main" w:ilvl="3">
-      <w:start w:val="1"/>
-      <w:numFmt w:val="decimal"/>
-      <w:lvlText w:val="%4."/>
-      <w:lvlJc w:val="left"/>
-      <w:pPr>
-        <w:ind w:left="2880" w:hanging="360"/>
-      </w:pPr>
-    </w:lvl>
-    <w:lvl xmlns:w="http://schemas.openxmlformats.org/wordprocessingml/2006/main" w:ilvl="4">
-      <w:start w:val="1"/>
-      <w:numFmt w:val="lowerLetter"/>
-      <w:lvlText w:val="%5."/>
-      <w:lvlJc w:val="left"/>
-      <w:pPr>
-        <w:ind w:left="3600" w:hanging="360"/>
-      </w:pPr>
-    </w:lvl>
-    <w:lvl xmlns:w="http://schemas.openxmlformats.org/wordprocessingml/2006/main" w:ilvl="5">
-      <w:start w:val="1"/>
-      <w:numFmt w:val="lowerRoman"/>
-      <w:lvlText w:val="%6."/>
-      <w:lvlJc w:val="right"/>
-      <w:pPr>
-        <w:ind w:left="4320" w:hanging="180"/>
-      </w:pPr>
-    </w:lvl>
-    <w:lvl xmlns:w="http://schemas.openxmlformats.org/wordprocessingml/2006/main" w:ilvl="6">
-      <w:start w:val="1"/>
-      <w:numFmt w:val="decimal"/>
-      <w:lvlText w:val="%7."/>
-      <w:lvlJc w:val="left"/>
-      <w:pPr>
-        <w:ind w:left="5040" w:hanging="360"/>
-      </w:pPr>
-    </w:lvl>
-    <w:lvl xmlns:w="http://schemas.openxmlformats.org/wordprocessingml/2006/main" w:ilvl="7">
-      <w:start w:val="1"/>
-      <w:numFmt w:val="lowerLetter"/>
-      <w:lvlText w:val="%8."/>
-      <w:lvlJc w:val="left"/>
-      <w:pPr>
-        <w:ind w:left="5760" w:hanging="360"/>
-      </w:pPr>
-    </w:lvl>
-    <w:lvl xmlns:w="http://schemas.openxmlformats.org/wordprocessingml/2006/main" w:ilvl="8">
-      <w:start w:val="1"/>
-      <w:numFmt w:val="lowerRoman"/>
-      <w:lvlText w:val="%9."/>
-      <w:lvlJc w:val="right"/>
-      <w:pPr>
-        <w:ind w:left="6480" w:hanging="180"/>
-      </w:pPr>
-    </w:lvl>
-  </w:abstractNum>
-  <w:abstractNum xmlns:w="http://schemas.openxmlformats.org/wordprocessingml/2006/main" w:abstractNumId="32">
-    <w:nsid w:val="545ccde4"/>
-    <w:multiLevelType xmlns:w="http://schemas.openxmlformats.org/wordprocessingml/2006/main" w:val="hybridMultilevel"/>
-    <w:lvl xmlns:w="http://schemas.openxmlformats.org/wordprocessingml/2006/main" w:ilvl="0">
-      <w:start w:val="11"/>
-      <w:numFmt w:val="decimal"/>
-      <w:lvlText w:val="%1."/>
-      <w:lvlJc w:val="left"/>
-      <w:pPr>
-        <w:ind w:left="720" w:hanging="360"/>
-      </w:pPr>
-    </w:lvl>
-    <w:lvl xmlns:w="http://schemas.openxmlformats.org/wordprocessingml/2006/main" w:ilvl="1">
-      <w:start w:val="1"/>
-      <w:numFmt w:val="lowerLetter"/>
-      <w:lvlText w:val="%2."/>
-      <w:lvlJc w:val="left"/>
-      <w:pPr>
-        <w:ind w:left="1440" w:hanging="360"/>
-      </w:pPr>
-    </w:lvl>
-    <w:lvl xmlns:w="http://schemas.openxmlformats.org/wordprocessingml/2006/main" w:ilvl="2">
-      <w:start w:val="1"/>
-      <w:numFmt w:val="lowerRoman"/>
-      <w:lvlText w:val="%3."/>
-      <w:lvlJc w:val="right"/>
-      <w:pPr>
-        <w:ind w:left="2160" w:hanging="180"/>
-      </w:pPr>
-    </w:lvl>
-    <w:lvl xmlns:w="http://schemas.openxmlformats.org/wordprocessingml/2006/main" w:ilvl="3">
-      <w:start w:val="1"/>
-      <w:numFmt w:val="decimal"/>
-      <w:lvlText w:val="%4."/>
-      <w:lvlJc w:val="left"/>
-      <w:pPr>
-        <w:ind w:left="2880" w:hanging="360"/>
-      </w:pPr>
-    </w:lvl>
-    <w:lvl xmlns:w="http://schemas.openxmlformats.org/wordprocessingml/2006/main" w:ilvl="4">
-      <w:start w:val="1"/>
-      <w:numFmt w:val="lowerLetter"/>
-      <w:lvlText w:val="%5."/>
-      <w:lvlJc w:val="left"/>
-      <w:pPr>
-        <w:ind w:left="3600" w:hanging="360"/>
-      </w:pPr>
-    </w:lvl>
-    <w:lvl xmlns:w="http://schemas.openxmlformats.org/wordprocessingml/2006/main" w:ilvl="5">
-      <w:start w:val="1"/>
-      <w:numFmt w:val="lowerRoman"/>
-      <w:lvlText w:val="%6."/>
-      <w:lvlJc w:val="right"/>
-      <w:pPr>
-        <w:ind w:left="4320" w:hanging="180"/>
-      </w:pPr>
-    </w:lvl>
-    <w:lvl xmlns:w="http://schemas.openxmlformats.org/wordprocessingml/2006/main" w:ilvl="6">
-      <w:start w:val="1"/>
-      <w:numFmt w:val="decimal"/>
-      <w:lvlText w:val="%7."/>
-      <w:lvlJc w:val="left"/>
-      <w:pPr>
-        <w:ind w:left="5040" w:hanging="360"/>
-      </w:pPr>
-    </w:lvl>
-    <w:lvl xmlns:w="http://schemas.openxmlformats.org/wordprocessingml/2006/main" w:ilvl="7">
-      <w:start w:val="1"/>
-      <w:numFmt w:val="lowerLetter"/>
-      <w:lvlText w:val="%8."/>
-      <w:lvlJc w:val="left"/>
-      <w:pPr>
-        <w:ind w:left="5760" w:hanging="360"/>
-      </w:pPr>
-    </w:lvl>
-    <w:lvl xmlns:w="http://schemas.openxmlformats.org/wordprocessingml/2006/main" w:ilvl="8">
-      <w:start w:val="1"/>
-      <w:numFmt w:val="lowerRoman"/>
-      <w:lvlText w:val="%9."/>
-      <w:lvlJc w:val="right"/>
-      <w:pPr>
-        <w:ind w:left="6480" w:hanging="180"/>
-      </w:pPr>
-    </w:lvl>
-  </w:abstractNum>
-  <w:abstractNum xmlns:w="http://schemas.openxmlformats.org/wordprocessingml/2006/main" w:abstractNumId="31">
-    <w:nsid w:val="1de8e048"/>
-    <w:multiLevelType xmlns:w="http://schemas.openxmlformats.org/wordprocessingml/2006/main" w:val="hybridMultilevel"/>
-    <w:lvl xmlns:w="http://schemas.openxmlformats.org/wordprocessingml/2006/main" w:ilvl="0">
-      <w:start w:val="10"/>
-      <w:numFmt w:val="decimal"/>
-      <w:lvlText w:val="%1."/>
-      <w:lvlJc w:val="left"/>
-      <w:pPr>
-        <w:ind w:left="720" w:hanging="360"/>
-      </w:pPr>
-    </w:lvl>
-    <w:lvl xmlns:w="http://schemas.openxmlformats.org/wordprocessingml/2006/main" w:ilvl="1">
-      <w:start w:val="1"/>
-      <w:numFmt w:val="lowerLetter"/>
-      <w:lvlText w:val="%2."/>
-      <w:lvlJc w:val="left"/>
-      <w:pPr>
-        <w:ind w:left="1440" w:hanging="360"/>
-      </w:pPr>
-    </w:lvl>
-    <w:lvl xmlns:w="http://schemas.openxmlformats.org/wordprocessingml/2006/main" w:ilvl="2">
-      <w:start w:val="1"/>
-      <w:numFmt w:val="lowerRoman"/>
-      <w:lvlText w:val="%3."/>
-      <w:lvlJc w:val="right"/>
-      <w:pPr>
-        <w:ind w:left="2160" w:hanging="180"/>
-      </w:pPr>
-    </w:lvl>
-    <w:lvl xmlns:w="http://schemas.openxmlformats.org/wordprocessingml/2006/main" w:ilvl="3">
-      <w:start w:val="1"/>
-      <w:numFmt w:val="decimal"/>
-      <w:lvlText w:val="%4."/>
-      <w:lvlJc w:val="left"/>
-      <w:pPr>
-        <w:ind w:left="2880" w:hanging="360"/>
-      </w:pPr>
-    </w:lvl>
-    <w:lvl xmlns:w="http://schemas.openxmlformats.org/wordprocessingml/2006/main" w:ilvl="4">
-      <w:start w:val="1"/>
-      <w:numFmt w:val="lowerLetter"/>
-      <w:lvlText w:val="%5."/>
-      <w:lvlJc w:val="left"/>
-      <w:pPr>
-        <w:ind w:left="3600" w:hanging="360"/>
-      </w:pPr>
-    </w:lvl>
-    <w:lvl xmlns:w="http://schemas.openxmlformats.org/wordprocessingml/2006/main" w:ilvl="5">
-      <w:start w:val="1"/>
-      <w:numFmt w:val="lowerRoman"/>
-      <w:lvlText w:val="%6."/>
-      <w:lvlJc w:val="right"/>
-      <w:pPr>
-        <w:ind w:left="4320" w:hanging="180"/>
-      </w:pPr>
-    </w:lvl>
-    <w:lvl xmlns:w="http://schemas.openxmlformats.org/wordprocessingml/2006/main" w:ilvl="6">
-      <w:start w:val="1"/>
-      <w:numFmt w:val="decimal"/>
-      <w:lvlText w:val="%7."/>
-      <w:lvlJc w:val="left"/>
-      <w:pPr>
-        <w:ind w:left="5040" w:hanging="360"/>
-      </w:pPr>
-    </w:lvl>
-    <w:lvl xmlns:w="http://schemas.openxmlformats.org/wordprocessingml/2006/main" w:ilvl="7">
-      <w:start w:val="1"/>
-      <w:numFmt w:val="lowerLetter"/>
-      <w:lvlText w:val="%8."/>
-      <w:lvlJc w:val="left"/>
-      <w:pPr>
-        <w:ind w:left="5760" w:hanging="360"/>
-      </w:pPr>
-    </w:lvl>
-    <w:lvl xmlns:w="http://schemas.openxmlformats.org/wordprocessingml/2006/main" w:ilvl="8">
-      <w:start w:val="1"/>
-      <w:numFmt w:val="lowerRoman"/>
-      <w:lvlText w:val="%9."/>
-      <w:lvlJc w:val="right"/>
-      <w:pPr>
-        <w:ind w:left="6480" w:hanging="180"/>
-      </w:pPr>
-    </w:lvl>
-  </w:abstractNum>
-  <w:abstractNum xmlns:w="http://schemas.openxmlformats.org/wordprocessingml/2006/main" w:abstractNumId="30">
-    <w:nsid w:val="4e0cf4dd"/>
-    <w:multiLevelType xmlns:w="http://schemas.openxmlformats.org/wordprocessingml/2006/main" w:val="hybridMultilevel"/>
-    <w:lvl xmlns:w="http://schemas.openxmlformats.org/wordprocessingml/2006/main" w:ilvl="0">
-      <w:start w:val="9"/>
-      <w:numFmt w:val="decimal"/>
-      <w:lvlText w:val="%1."/>
-      <w:lvlJc w:val="left"/>
-      <w:pPr>
-        <w:ind w:left="720" w:hanging="360"/>
-      </w:pPr>
-    </w:lvl>
-    <w:lvl xmlns:w="http://schemas.openxmlformats.org/wordprocessingml/2006/main" w:ilvl="1">
-      <w:start w:val="1"/>
-      <w:numFmt w:val="lowerLetter"/>
-      <w:lvlText w:val="%2."/>
-      <w:lvlJc w:val="left"/>
-      <w:pPr>
-        <w:ind w:left="1440" w:hanging="360"/>
-      </w:pPr>
-    </w:lvl>
-    <w:lvl xmlns:w="http://schemas.openxmlformats.org/wordprocessingml/2006/main" w:ilvl="2">
-      <w:start w:val="1"/>
-      <w:numFmt w:val="lowerRoman"/>
-      <w:lvlText w:val="%3."/>
-      <w:lvlJc w:val="right"/>
-      <w:pPr>
-        <w:ind w:left="2160" w:hanging="180"/>
-      </w:pPr>
-    </w:lvl>
-    <w:lvl xmlns:w="http://schemas.openxmlformats.org/wordprocessingml/2006/main" w:ilvl="3">
-      <w:start w:val="1"/>
-      <w:numFmt w:val="decimal"/>
-      <w:lvlText w:val="%4."/>
-      <w:lvlJc w:val="left"/>
-      <w:pPr>
-        <w:ind w:left="2880" w:hanging="360"/>
-      </w:pPr>
-    </w:lvl>
-    <w:lvl xmlns:w="http://schemas.openxmlformats.org/wordprocessingml/2006/main" w:ilvl="4">
-      <w:start w:val="1"/>
-      <w:numFmt w:val="lowerLetter"/>
-      <w:lvlText w:val="%5."/>
-      <w:lvlJc w:val="left"/>
-      <w:pPr>
-        <w:ind w:left="3600" w:hanging="360"/>
-      </w:pPr>
-    </w:lvl>
-    <w:lvl xmlns:w="http://schemas.openxmlformats.org/wordprocessingml/2006/main" w:ilvl="5">
-      <w:start w:val="1"/>
-      <w:numFmt w:val="lowerRoman"/>
-      <w:lvlText w:val="%6."/>
-      <w:lvlJc w:val="right"/>
-      <w:pPr>
-        <w:ind w:left="4320" w:hanging="180"/>
-      </w:pPr>
-    </w:lvl>
-    <w:lvl xmlns:w="http://schemas.openxmlformats.org/wordprocessingml/2006/main" w:ilvl="6">
-      <w:start w:val="1"/>
-      <w:numFmt w:val="decimal"/>
-      <w:lvlText w:val="%7."/>
-      <w:lvlJc w:val="left"/>
-      <w:pPr>
-        <w:ind w:left="5040" w:hanging="360"/>
-      </w:pPr>
-    </w:lvl>
-    <w:lvl xmlns:w="http://schemas.openxmlformats.org/wordprocessingml/2006/main" w:ilvl="7">
-      <w:start w:val="1"/>
-      <w:numFmt w:val="lowerLetter"/>
-      <w:lvlText w:val="%8."/>
-      <w:lvlJc w:val="left"/>
-      <w:pPr>
-        <w:ind w:left="5760" w:hanging="360"/>
-      </w:pPr>
-    </w:lvl>
-    <w:lvl xmlns:w="http://schemas.openxmlformats.org/wordprocessingml/2006/main" w:ilvl="8">
-      <w:start w:val="1"/>
-      <w:numFmt w:val="lowerRoman"/>
-      <w:lvlText w:val="%9."/>
-      <w:lvlJc w:val="right"/>
-      <w:pPr>
-        <w:ind w:left="6480" w:hanging="180"/>
-      </w:pPr>
-    </w:lvl>
-  </w:abstractNum>
-  <w:abstractNum xmlns:w="http://schemas.openxmlformats.org/wordprocessingml/2006/main" w:abstractNumId="29">
-    <w:nsid w:val="6873753"/>
-    <w:multiLevelType xmlns:w="http://schemas.openxmlformats.org/wordprocessingml/2006/main" w:val="hybridMultilevel"/>
-    <w:lvl xmlns:w="http://schemas.openxmlformats.org/wordprocessingml/2006/main" w:ilvl="0">
-      <w:start w:val="8"/>
-      <w:numFmt w:val="decimal"/>
-      <w:lvlText w:val="%1."/>
-      <w:lvlJc w:val="left"/>
-      <w:pPr>
-        <w:ind w:left="720" w:hanging="360"/>
-      </w:pPr>
-    </w:lvl>
-    <w:lvl xmlns:w="http://schemas.openxmlformats.org/wordprocessingml/2006/main" w:ilvl="1">
-      <w:start w:val="1"/>
-      <w:numFmt w:val="lowerLetter"/>
-      <w:lvlText w:val="%2."/>
-      <w:lvlJc w:val="left"/>
-      <w:pPr>
-        <w:ind w:left="1440" w:hanging="360"/>
-      </w:pPr>
-    </w:lvl>
-    <w:lvl xmlns:w="http://schemas.openxmlformats.org/wordprocessingml/2006/main" w:ilvl="2">
-      <w:start w:val="1"/>
-      <w:numFmt w:val="lowerRoman"/>
-      <w:lvlText w:val="%3."/>
-      <w:lvlJc w:val="right"/>
-      <w:pPr>
-        <w:ind w:left="2160" w:hanging="180"/>
-      </w:pPr>
-    </w:lvl>
-    <w:lvl xmlns:w="http://schemas.openxmlformats.org/wordprocessingml/2006/main" w:ilvl="3">
-      <w:start w:val="1"/>
-      <w:numFmt w:val="decimal"/>
-      <w:lvlText w:val="%4."/>
-      <w:lvlJc w:val="left"/>
-      <w:pPr>
-        <w:ind w:left="2880" w:hanging="360"/>
-      </w:pPr>
-    </w:lvl>
-    <w:lvl xmlns:w="http://schemas.openxmlformats.org/wordprocessingml/2006/main" w:ilvl="4">
-      <w:start w:val="1"/>
-      <w:numFmt w:val="lowerLetter"/>
-      <w:lvlText w:val="%5."/>
-      <w:lvlJc w:val="left"/>
-      <w:pPr>
-        <w:ind w:left="3600" w:hanging="360"/>
-      </w:pPr>
-    </w:lvl>
-    <w:lvl xmlns:w="http://schemas.openxmlformats.org/wordprocessingml/2006/main" w:ilvl="5">
-      <w:start w:val="1"/>
-      <w:numFmt w:val="lowerRoman"/>
-      <w:lvlText w:val="%6."/>
-      <w:lvlJc w:val="right"/>
-      <w:pPr>
-        <w:ind w:left="4320" w:hanging="180"/>
-      </w:pPr>
-    </w:lvl>
-    <w:lvl xmlns:w="http://schemas.openxmlformats.org/wordprocessingml/2006/main" w:ilvl="6">
-      <w:start w:val="1"/>
-      <w:numFmt w:val="decimal"/>
-      <w:lvlText w:val="%7."/>
-      <w:lvlJc w:val="left"/>
-      <w:pPr>
-        <w:ind w:left="5040" w:hanging="360"/>
-      </w:pPr>
-    </w:lvl>
-    <w:lvl xmlns:w="http://schemas.openxmlformats.org/wordprocessingml/2006/main" w:ilvl="7">
-      <w:start w:val="1"/>
-      <w:numFmt w:val="lowerLetter"/>
-      <w:lvlText w:val="%8."/>
-      <w:lvlJc w:val="left"/>
-      <w:pPr>
-        <w:ind w:left="5760" w:hanging="360"/>
-      </w:pPr>
-    </w:lvl>
-    <w:lvl xmlns:w="http://schemas.openxmlformats.org/wordprocessingml/2006/main" w:ilvl="8">
-      <w:start w:val="1"/>
-      <w:numFmt w:val="lowerRoman"/>
-      <w:lvlText w:val="%9."/>
-      <w:lvlJc w:val="right"/>
-      <w:pPr>
-        <w:ind w:left="6480" w:hanging="180"/>
-      </w:pPr>
-    </w:lvl>
-  </w:abstractNum>
-  <w:abstractNum xmlns:w="http://schemas.openxmlformats.org/wordprocessingml/2006/main" w:abstractNumId="28">
-    <w:nsid w:val="2e22b546"/>
-    <w:multiLevelType xmlns:w="http://schemas.openxmlformats.org/wordprocessingml/2006/main" w:val="hybridMultilevel"/>
-    <w:lvl xmlns:w="http://schemas.openxmlformats.org/wordprocessingml/2006/main" w:ilvl="0">
-      <w:start w:val="7"/>
-      <w:numFmt w:val="decimal"/>
-      <w:lvlText w:val="%1."/>
-      <w:lvlJc w:val="left"/>
-      <w:pPr>
-        <w:ind w:left="720" w:hanging="360"/>
-      </w:pPr>
-    </w:lvl>
-    <w:lvl xmlns:w="http://schemas.openxmlformats.org/wordprocessingml/2006/main" w:ilvl="1">
-      <w:start w:val="1"/>
-      <w:numFmt w:val="lowerLetter"/>
-      <w:lvlText w:val="%2."/>
-      <w:lvlJc w:val="left"/>
-      <w:pPr>
-        <w:ind w:left="1440" w:hanging="360"/>
-      </w:pPr>
-    </w:lvl>
-    <w:lvl xmlns:w="http://schemas.openxmlformats.org/wordprocessingml/2006/main" w:ilvl="2">
-      <w:start w:val="1"/>
-      <w:numFmt w:val="lowerRoman"/>
-      <w:lvlText w:val="%3."/>
-      <w:lvlJc w:val="right"/>
-      <w:pPr>
-        <w:ind w:left="2160" w:hanging="180"/>
-      </w:pPr>
-    </w:lvl>
-    <w:lvl xmlns:w="http://schemas.openxmlformats.org/wordprocessingml/2006/main" w:ilvl="3">
-      <w:start w:val="1"/>
-      <w:numFmt w:val="decimal"/>
-      <w:lvlText w:val="%4."/>
-      <w:lvlJc w:val="left"/>
-      <w:pPr>
-        <w:ind w:left="2880" w:hanging="360"/>
-      </w:pPr>
-    </w:lvl>
-    <w:lvl xmlns:w="http://schemas.openxmlformats.org/wordprocessingml/2006/main" w:ilvl="4">
-      <w:start w:val="1"/>
-      <w:numFmt w:val="lowerLetter"/>
-      <w:lvlText w:val="%5."/>
-      <w:lvlJc w:val="left"/>
-      <w:pPr>
-        <w:ind w:left="3600" w:hanging="360"/>
-      </w:pPr>
-    </w:lvl>
-    <w:lvl xmlns:w="http://schemas.openxmlformats.org/wordprocessingml/2006/main" w:ilvl="5">
-      <w:start w:val="1"/>
-      <w:numFmt w:val="lowerRoman"/>
-      <w:lvlText w:val="%6."/>
-      <w:lvlJc w:val="right"/>
-      <w:pPr>
-        <w:ind w:left="4320" w:hanging="180"/>
-      </w:pPr>
-    </w:lvl>
-    <w:lvl xmlns:w="http://schemas.openxmlformats.org/wordprocessingml/2006/main" w:ilvl="6">
-      <w:start w:val="1"/>
-      <w:numFmt w:val="decimal"/>
-      <w:lvlText w:val="%7."/>
-      <w:lvlJc w:val="left"/>
-      <w:pPr>
-        <w:ind w:left="5040" w:hanging="360"/>
-      </w:pPr>
-    </w:lvl>
-    <w:lvl xmlns:w="http://schemas.openxmlformats.org/wordprocessingml/2006/main" w:ilvl="7">
-      <w:start w:val="1"/>
-      <w:numFmt w:val="lowerLetter"/>
-      <w:lvlText w:val="%8."/>
-      <w:lvlJc w:val="left"/>
-      <w:pPr>
-        <w:ind w:left="5760" w:hanging="360"/>
-      </w:pPr>
-    </w:lvl>
-    <w:lvl xmlns:w="http://schemas.openxmlformats.org/wordprocessingml/2006/main" w:ilvl="8">
-      <w:start w:val="1"/>
-      <w:numFmt w:val="lowerRoman"/>
-      <w:lvlText w:val="%9."/>
-      <w:lvlJc w:val="right"/>
-      <w:pPr>
-        <w:ind w:left="6480" w:hanging="180"/>
-      </w:pPr>
-    </w:lvl>
-  </w:abstractNum>
-  <w:abstractNum xmlns:w="http://schemas.openxmlformats.org/wordprocessingml/2006/main" w:abstractNumId="27">
-    <w:nsid w:val="5252dbf3"/>
-    <w:multiLevelType xmlns:w="http://schemas.openxmlformats.org/wordprocessingml/2006/main" w:val="hybridMultilevel"/>
-    <w:lvl xmlns:w="http://schemas.openxmlformats.org/wordprocessingml/2006/main" w:ilvl="0">
-      <w:start w:val="6"/>
-      <w:numFmt w:val="decimal"/>
-      <w:lvlText w:val="%1."/>
-      <w:lvlJc w:val="left"/>
-      <w:pPr>
-        <w:ind w:left="720" w:hanging="360"/>
-      </w:pPr>
-    </w:lvl>
-    <w:lvl xmlns:w="http://schemas.openxmlformats.org/wordprocessingml/2006/main" w:ilvl="1">
-      <w:start w:val="1"/>
-      <w:numFmt w:val="lowerLetter"/>
-      <w:lvlText w:val="%2."/>
-      <w:lvlJc w:val="left"/>
-      <w:pPr>
-        <w:ind w:left="1440" w:hanging="360"/>
-      </w:pPr>
-    </w:lvl>
-    <w:lvl xmlns:w="http://schemas.openxmlformats.org/wordprocessingml/2006/main" w:ilvl="2">
-      <w:start w:val="1"/>
-      <w:numFmt w:val="lowerRoman"/>
-      <w:lvlText w:val="%3."/>
-      <w:lvlJc w:val="right"/>
-      <w:pPr>
-        <w:ind w:left="2160" w:hanging="180"/>
-      </w:pPr>
-    </w:lvl>
-    <w:lvl xmlns:w="http://schemas.openxmlformats.org/wordprocessingml/2006/main" w:ilvl="3">
-      <w:start w:val="1"/>
-      <w:numFmt w:val="decimal"/>
-      <w:lvlText w:val="%4."/>
-      <w:lvlJc w:val="left"/>
-      <w:pPr>
-        <w:ind w:left="2880" w:hanging="360"/>
-      </w:pPr>
-    </w:lvl>
-    <w:lvl xmlns:w="http://schemas.openxmlformats.org/wordprocessingml/2006/main" w:ilvl="4">
-      <w:start w:val="1"/>
-      <w:numFmt w:val="lowerLetter"/>
-      <w:lvlText w:val="%5."/>
-      <w:lvlJc w:val="left"/>
-      <w:pPr>
-        <w:ind w:left="3600" w:hanging="360"/>
-      </w:pPr>
-    </w:lvl>
-    <w:lvl xmlns:w="http://schemas.openxmlformats.org/wordprocessingml/2006/main" w:ilvl="5">
-      <w:start w:val="1"/>
-      <w:numFmt w:val="lowerRoman"/>
-      <w:lvlText w:val="%6."/>
-      <w:lvlJc w:val="right"/>
-      <w:pPr>
-        <w:ind w:left="4320" w:hanging="180"/>
-      </w:pPr>
-    </w:lvl>
-    <w:lvl xmlns:w="http://schemas.openxmlformats.org/wordprocessingml/2006/main" w:ilvl="6">
-      <w:start w:val="1"/>
-      <w:numFmt w:val="decimal"/>
-      <w:lvlText w:val="%7."/>
-      <w:lvlJc w:val="left"/>
-      <w:pPr>
-        <w:ind w:left="5040" w:hanging="360"/>
-      </w:pPr>
-    </w:lvl>
-    <w:lvl xmlns:w="http://schemas.openxmlformats.org/wordprocessingml/2006/main" w:ilvl="7">
-      <w:start w:val="1"/>
-      <w:numFmt w:val="lowerLetter"/>
-      <w:lvlText w:val="%8."/>
-      <w:lvlJc w:val="left"/>
-      <w:pPr>
-        <w:ind w:left="5760" w:hanging="360"/>
-      </w:pPr>
-    </w:lvl>
-    <w:lvl xmlns:w="http://schemas.openxmlformats.org/wordprocessingml/2006/main" w:ilvl="8">
-      <w:start w:val="1"/>
-      <w:numFmt w:val="lowerRoman"/>
-      <w:lvlText w:val="%9."/>
-      <w:lvlJc w:val="right"/>
-      <w:pPr>
-        <w:ind w:left="6480" w:hanging="180"/>
-      </w:pPr>
-    </w:lvl>
-  </w:abstractNum>
-  <w:abstractNum xmlns:w="http://schemas.openxmlformats.org/wordprocessingml/2006/main" w:abstractNumId="26">
-    <w:nsid w:val="68830c9a"/>
-    <w:multiLevelType xmlns:w="http://schemas.openxmlformats.org/wordprocessingml/2006/main" w:val="hybridMultilevel"/>
-    <w:lvl xmlns:w="http://schemas.openxmlformats.org/wordprocessingml/2006/main" w:ilvl="0">
-      <w:start w:val="1"/>
-      <w:numFmt w:val="bullet"/>
-      <w:lvlText w:val=""/>
-      <w:lvlJc w:val="left"/>
-      <w:pPr>
-        <w:ind w:left="720" w:hanging="360"/>
-      </w:pPr>
-      <w:rPr>
-        <w:rFonts w:hint="default" w:ascii="Symbol" w:hAnsi="Symbol"/>
-      </w:rPr>
-    </w:lvl>
-    <w:lvl xmlns:w="http://schemas.openxmlformats.org/wordprocessingml/2006/main" w:ilvl="1">
-      <w:start w:val="1"/>
-      <w:numFmt w:val="bullet"/>
-      <w:lvlText w:val="o"/>
-      <w:lvlJc w:val="left"/>
-      <w:pPr>
-        <w:ind w:left="1440" w:hanging="360"/>
-      </w:pPr>
-      <w:rPr>
-        <w:rFonts w:hint="default" w:ascii="Courier New" w:hAnsi="Courier New"/>
-      </w:rPr>
-    </w:lvl>
-    <w:lvl xmlns:w="http://schemas.openxmlformats.org/wordprocessingml/2006/main" w:ilvl="2">
-      <w:start w:val="1"/>
-      <w:numFmt w:val="bullet"/>
-      <w:lvlText w:val=""/>
-      <w:lvlJc w:val="left"/>
-      <w:pPr>
-        <w:ind w:left="2160" w:hanging="360"/>
-      </w:pPr>
-      <w:rPr>
-        <w:rFonts w:hint="default" w:ascii="Wingdings" w:hAnsi="Wingdings"/>
-      </w:rPr>
-    </w:lvl>
-    <w:lvl xmlns:w="http://schemas.openxmlformats.org/wordprocessingml/2006/main" w:ilvl="3">
-      <w:start w:val="1"/>
-      <w:numFmt w:val="bullet"/>
-      <w:lvlText w:val=""/>
-      <w:lvlJc w:val="left"/>
-      <w:pPr>
-        <w:ind w:left="2880" w:hanging="360"/>
-      </w:pPr>
-      <w:rPr>
-        <w:rFonts w:hint="default" w:ascii="Symbol" w:hAnsi="Symbol"/>
-      </w:rPr>
-    </w:lvl>
-    <w:lvl xmlns:w="http://schemas.openxmlformats.org/wordprocessingml/2006/main" w:ilvl="4">
-      <w:start w:val="1"/>
-      <w:numFmt w:val="bullet"/>
-      <w:lvlText w:val="o"/>
-      <w:lvlJc w:val="left"/>
-      <w:pPr>
-        <w:ind w:left="3600" w:hanging="360"/>
-      </w:pPr>
-      <w:rPr>
-        <w:rFonts w:hint="default" w:ascii="Courier New" w:hAnsi="Courier New"/>
-      </w:rPr>
-    </w:lvl>
-    <w:lvl xmlns:w="http://schemas.openxmlformats.org/wordprocessingml/2006/main" w:ilvl="5">
-      <w:start w:val="1"/>
-      <w:numFmt w:val="bullet"/>
-      <w:lvlText w:val=""/>
-      <w:lvlJc w:val="left"/>
-      <w:pPr>
-        <w:ind w:left="4320" w:hanging="360"/>
-      </w:pPr>
-      <w:rPr>
-        <w:rFonts w:hint="default" w:ascii="Wingdings" w:hAnsi="Wingdings"/>
-      </w:rPr>
-    </w:lvl>
-    <w:lvl xmlns:w="http://schemas.openxmlformats.org/wordprocessingml/2006/main" w:ilvl="6">
-      <w:start w:val="1"/>
-      <w:numFmt w:val="bullet"/>
-      <w:lvlText w:val=""/>
-      <w:lvlJc w:val="left"/>
-      <w:pPr>
-        <w:ind w:left="5040" w:hanging="360"/>
-      </w:pPr>
-      <w:rPr>
-        <w:rFonts w:hint="default" w:ascii="Symbol" w:hAnsi="Symbol"/>
-      </w:rPr>
-    </w:lvl>
-    <w:lvl xmlns:w="http://schemas.openxmlformats.org/wordprocessingml/2006/main" w:ilvl="7">
-      <w:start w:val="1"/>
-      <w:numFmt w:val="bullet"/>
-      <w:lvlText w:val="o"/>
-      <w:lvlJc w:val="left"/>
-      <w:pPr>
-        <w:ind w:left="5760" w:hanging="360"/>
-      </w:pPr>
-      <w:rPr>
-        <w:rFonts w:hint="default" w:ascii="Courier New" w:hAnsi="Courier New"/>
-      </w:rPr>
-    </w:lvl>
-    <w:lvl xmlns:w="http://schemas.openxmlformats.org/wordprocessingml/2006/main" w:ilvl="8">
-      <w:start w:val="1"/>
-      <w:numFmt w:val="bullet"/>
-      <w:lvlText w:val=""/>
-      <w:lvlJc w:val="left"/>
-      <w:pPr>
-        <w:ind w:left="6480" w:hanging="360"/>
-      </w:pPr>
-      <w:rPr>
-        <w:rFonts w:hint="default" w:ascii="Wingdings" w:hAnsi="Wingdings"/>
-      </w:rPr>
-    </w:lvl>
-  </w:abstractNum>
-  <w:abstractNum xmlns:w="http://schemas.openxmlformats.org/wordprocessingml/2006/main" w:abstractNumId="25">
-    <w:nsid w:val="7dc36e33"/>
-    <w:multiLevelType xmlns:w="http://schemas.openxmlformats.org/wordprocessingml/2006/main" w:val="hybridMultilevel"/>
-    <w:lvl xmlns:w="http://schemas.openxmlformats.org/wordprocessingml/2006/main" w:ilvl="0">
-      <w:start w:val="5"/>
-      <w:numFmt w:val="decimal"/>
-      <w:lvlText w:val="%1."/>
-      <w:lvlJc w:val="left"/>
-      <w:pPr>
-        <w:ind w:left="720" w:hanging="360"/>
-      </w:pPr>
-    </w:lvl>
-    <w:lvl xmlns:w="http://schemas.openxmlformats.org/wordprocessingml/2006/main" w:ilvl="1">
-      <w:start w:val="1"/>
-      <w:numFmt w:val="lowerLetter"/>
-      <w:lvlText w:val="%2."/>
-      <w:lvlJc w:val="left"/>
-      <w:pPr>
-        <w:ind w:left="1440" w:hanging="360"/>
-      </w:pPr>
-    </w:lvl>
-    <w:lvl xmlns:w="http://schemas.openxmlformats.org/wordprocessingml/2006/main" w:ilvl="2">
-      <w:start w:val="1"/>
-      <w:numFmt w:val="lowerRoman"/>
-      <w:lvlText w:val="%3."/>
-      <w:lvlJc w:val="right"/>
-      <w:pPr>
-        <w:ind w:left="2160" w:hanging="180"/>
-      </w:pPr>
-    </w:lvl>
-    <w:lvl xmlns:w="http://schemas.openxmlformats.org/wordprocessingml/2006/main" w:ilvl="3">
-      <w:start w:val="1"/>
-      <w:numFmt w:val="decimal"/>
-      <w:lvlText w:val="%4."/>
-      <w:lvlJc w:val="left"/>
-      <w:pPr>
-        <w:ind w:left="2880" w:hanging="360"/>
-      </w:pPr>
-    </w:lvl>
-    <w:lvl xmlns:w="http://schemas.openxmlformats.org/wordprocessingml/2006/main" w:ilvl="4">
-      <w:start w:val="1"/>
-      <w:numFmt w:val="lowerLetter"/>
-      <w:lvlText w:val="%5."/>
-      <w:lvlJc w:val="left"/>
-      <w:pPr>
-        <w:ind w:left="3600" w:hanging="360"/>
-      </w:pPr>
-    </w:lvl>
-    <w:lvl xmlns:w="http://schemas.openxmlformats.org/wordprocessingml/2006/main" w:ilvl="5">
-      <w:start w:val="1"/>
-      <w:numFmt w:val="lowerRoman"/>
-      <w:lvlText w:val="%6."/>
-      <w:lvlJc w:val="right"/>
-      <w:pPr>
-        <w:ind w:left="4320" w:hanging="180"/>
-      </w:pPr>
-    </w:lvl>
-    <w:lvl xmlns:w="http://schemas.openxmlformats.org/wordprocessingml/2006/main" w:ilvl="6">
-      <w:start w:val="1"/>
-      <w:numFmt w:val="decimal"/>
-      <w:lvlText w:val="%7."/>
-      <w:lvlJc w:val="left"/>
-      <w:pPr>
-        <w:ind w:left="5040" w:hanging="360"/>
-      </w:pPr>
-    </w:lvl>
-    <w:lvl xmlns:w="http://schemas.openxmlformats.org/wordprocessingml/2006/main" w:ilvl="7">
-      <w:start w:val="1"/>
-      <w:numFmt w:val="lowerLetter"/>
-      <w:lvlText w:val="%8."/>
-      <w:lvlJc w:val="left"/>
-      <w:pPr>
-        <w:ind w:left="5760" w:hanging="360"/>
-      </w:pPr>
-    </w:lvl>
-    <w:lvl xmlns:w="http://schemas.openxmlformats.org/wordprocessingml/2006/main" w:ilvl="8">
-      <w:start w:val="1"/>
-      <w:numFmt w:val="lowerRoman"/>
-      <w:lvlText w:val="%9."/>
-      <w:lvlJc w:val="right"/>
-      <w:pPr>
-        <w:ind w:left="6480" w:hanging="180"/>
-      </w:pPr>
-    </w:lvl>
-  </w:abstractNum>
-  <w:abstractNum xmlns:w="http://schemas.openxmlformats.org/wordprocessingml/2006/main" w:abstractNumId="24">
-    <w:nsid w:val="42f0508e"/>
-    <w:multiLevelType xmlns:w="http://schemas.openxmlformats.org/wordprocessingml/2006/main" w:val="hybridMultilevel"/>
-    <w:lvl xmlns:w="http://schemas.openxmlformats.org/wordprocessingml/2006/main" w:ilvl="0">
-      <w:start w:val="1"/>
-      <w:numFmt w:val="bullet"/>
-      <w:lvlText w:val=""/>
-      <w:lvlJc w:val="left"/>
-      <w:pPr>
-        <w:ind w:left="1080" w:hanging="360"/>
-      </w:pPr>
-      <w:rPr>
-        <w:rFonts w:hint="default" w:ascii="Symbol" w:hAnsi="Symbol"/>
-      </w:rPr>
-    </w:lvl>
-    <w:lvl xmlns:w="http://schemas.openxmlformats.org/wordprocessingml/2006/main" w:ilvl="1">
-      <w:start w:val="1"/>
-      <w:numFmt w:val="bullet"/>
-      <w:lvlText w:val="o"/>
-      <w:lvlJc w:val="left"/>
-      <w:pPr>
-        <w:ind w:left="1440" w:hanging="360"/>
-      </w:pPr>
-      <w:rPr>
-        <w:rFonts w:hint="default" w:ascii="Courier New" w:hAnsi="Courier New"/>
-      </w:rPr>
-    </w:lvl>
-    <w:lvl xmlns:w="http://schemas.openxmlformats.org/wordprocessingml/2006/main" w:ilvl="2">
-      <w:start w:val="1"/>
-      <w:numFmt w:val="bullet"/>
-      <w:lvlText w:val=""/>
-      <w:lvlJc w:val="left"/>
-      <w:pPr>
-        <w:ind w:left="2160" w:hanging="360"/>
-      </w:pPr>
-      <w:rPr>
-        <w:rFonts w:hint="default" w:ascii="Wingdings" w:hAnsi="Wingdings"/>
-      </w:rPr>
-    </w:lvl>
-    <w:lvl xmlns:w="http://schemas.openxmlformats.org/wordprocessingml/2006/main" w:ilvl="3">
-      <w:start w:val="1"/>
-      <w:numFmt w:val="bullet"/>
-      <w:lvlText w:val=""/>
-      <w:lvlJc w:val="left"/>
-      <w:pPr>
-        <w:ind w:left="2880" w:hanging="360"/>
-      </w:pPr>
-      <w:rPr>
-        <w:rFonts w:hint="default" w:ascii="Symbol" w:hAnsi="Symbol"/>
-      </w:rPr>
-    </w:lvl>
-    <w:lvl xmlns:w="http://schemas.openxmlformats.org/wordprocessingml/2006/main" w:ilvl="4">
-      <w:start w:val="1"/>
-      <w:numFmt w:val="bullet"/>
-      <w:lvlText w:val="o"/>
-      <w:lvlJc w:val="left"/>
-      <w:pPr>
-        <w:ind w:left="3600" w:hanging="360"/>
-      </w:pPr>
-      <w:rPr>
-        <w:rFonts w:hint="default" w:ascii="Courier New" w:hAnsi="Courier New"/>
-      </w:rPr>
-    </w:lvl>
-    <w:lvl xmlns:w="http://schemas.openxmlformats.org/wordprocessingml/2006/main" w:ilvl="5">
-      <w:start w:val="1"/>
-      <w:numFmt w:val="bullet"/>
-      <w:lvlText w:val=""/>
-      <w:lvlJc w:val="left"/>
-      <w:pPr>
-        <w:ind w:left="4320" w:hanging="360"/>
-      </w:pPr>
-      <w:rPr>
-        <w:rFonts w:hint="default" w:ascii="Wingdings" w:hAnsi="Wingdings"/>
-      </w:rPr>
-    </w:lvl>
-    <w:lvl xmlns:w="http://schemas.openxmlformats.org/wordprocessingml/2006/main" w:ilvl="6">
-      <w:start w:val="1"/>
-      <w:numFmt w:val="bullet"/>
-      <w:lvlText w:val=""/>
-      <w:lvlJc w:val="left"/>
-      <w:pPr>
-        <w:ind w:left="5040" w:hanging="360"/>
-      </w:pPr>
-      <w:rPr>
-        <w:rFonts w:hint="default" w:ascii="Symbol" w:hAnsi="Symbol"/>
-      </w:rPr>
-    </w:lvl>
-    <w:lvl xmlns:w="http://schemas.openxmlformats.org/wordprocessingml/2006/main" w:ilvl="7">
-      <w:start w:val="1"/>
-      <w:numFmt w:val="bullet"/>
-      <w:lvlText w:val="o"/>
-      <w:lvlJc w:val="left"/>
-      <w:pPr>
-        <w:ind w:left="5760" w:hanging="360"/>
-      </w:pPr>
-      <w:rPr>
-        <w:rFonts w:hint="default" w:ascii="Courier New" w:hAnsi="Courier New"/>
-      </w:rPr>
-    </w:lvl>
-    <w:lvl xmlns:w="http://schemas.openxmlformats.org/wordprocessingml/2006/main" w:ilvl="8">
-      <w:start w:val="1"/>
-      <w:numFmt w:val="bullet"/>
-      <w:lvlText w:val=""/>
-      <w:lvlJc w:val="left"/>
-      <w:pPr>
-        <w:ind w:left="6480" w:hanging="360"/>
-      </w:pPr>
-      <w:rPr>
-        <w:rFonts w:hint="default" w:ascii="Wingdings" w:hAnsi="Wingdings"/>
-      </w:rPr>
-    </w:lvl>
-  </w:abstractNum>
-  <w:abstractNum xmlns:w="http://schemas.openxmlformats.org/wordprocessingml/2006/main" w:abstractNumId="23">
-    <w:nsid w:val="7b4b1899"/>
-    <w:multiLevelType xmlns:w="http://schemas.openxmlformats.org/wordprocessingml/2006/main" w:val="hybridMultilevel"/>
-    <w:lvl xmlns:w="http://schemas.openxmlformats.org/wordprocessingml/2006/main" w:ilvl="0">
-      <w:start w:val="1"/>
-      <w:numFmt w:val="bullet"/>
-      <w:lvlText w:val=""/>
-      <w:lvlJc w:val="left"/>
-      <w:pPr>
-        <w:ind w:left="1080" w:hanging="360"/>
-      </w:pPr>
-      <w:rPr>
-        <w:rFonts w:hint="default" w:ascii="Symbol" w:hAnsi="Symbol"/>
-      </w:rPr>
-    </w:lvl>
-    <w:lvl xmlns:w="http://schemas.openxmlformats.org/wordprocessingml/2006/main" w:ilvl="1">
-      <w:start w:val="1"/>
-      <w:numFmt w:val="bullet"/>
-      <w:lvlText w:val="o"/>
-      <w:lvlJc w:val="left"/>
-      <w:pPr>
-        <w:ind w:left="1440" w:hanging="360"/>
-      </w:pPr>
-      <w:rPr>
-        <w:rFonts w:hint="default" w:ascii="Courier New" w:hAnsi="Courier New"/>
-      </w:rPr>
-    </w:lvl>
-    <w:lvl xmlns:w="http://schemas.openxmlformats.org/wordprocessingml/2006/main" w:ilvl="2">
-      <w:start w:val="1"/>
-      <w:numFmt w:val="bullet"/>
-      <w:lvlText w:val=""/>
-      <w:lvlJc w:val="left"/>
-      <w:pPr>
-        <w:ind w:left="2160" w:hanging="360"/>
-      </w:pPr>
-      <w:rPr>
-        <w:rFonts w:hint="default" w:ascii="Wingdings" w:hAnsi="Wingdings"/>
-      </w:rPr>
-    </w:lvl>
-    <w:lvl xmlns:w="http://schemas.openxmlformats.org/wordprocessingml/2006/main" w:ilvl="3">
-      <w:start w:val="1"/>
-      <w:numFmt w:val="bullet"/>
-      <w:lvlText w:val=""/>
-      <w:lvlJc w:val="left"/>
-      <w:pPr>
-        <w:ind w:left="2880" w:hanging="360"/>
-      </w:pPr>
-      <w:rPr>
-        <w:rFonts w:hint="default" w:ascii="Symbol" w:hAnsi="Symbol"/>
-      </w:rPr>
-    </w:lvl>
-    <w:lvl xmlns:w="http://schemas.openxmlformats.org/wordprocessingml/2006/main" w:ilvl="4">
-      <w:start w:val="1"/>
-      <w:numFmt w:val="bullet"/>
-      <w:lvlText w:val="o"/>
-      <w:lvlJc w:val="left"/>
-      <w:pPr>
-        <w:ind w:left="3600" w:hanging="360"/>
-      </w:pPr>
-      <w:rPr>
-        <w:rFonts w:hint="default" w:ascii="Courier New" w:hAnsi="Courier New"/>
-      </w:rPr>
-    </w:lvl>
-    <w:lvl xmlns:w="http://schemas.openxmlformats.org/wordprocessingml/2006/main" w:ilvl="5">
-      <w:start w:val="1"/>
-      <w:numFmt w:val="bullet"/>
-      <w:lvlText w:val=""/>
-      <w:lvlJc w:val="left"/>
-      <w:pPr>
-        <w:ind w:left="4320" w:hanging="360"/>
-      </w:pPr>
-      <w:rPr>
-        <w:rFonts w:hint="default" w:ascii="Wingdings" w:hAnsi="Wingdings"/>
-      </w:rPr>
-    </w:lvl>
-    <w:lvl xmlns:w="http://schemas.openxmlformats.org/wordprocessingml/2006/main" w:ilvl="6">
-      <w:start w:val="1"/>
-      <w:numFmt w:val="bullet"/>
-      <w:lvlText w:val=""/>
-      <w:lvlJc w:val="left"/>
-      <w:pPr>
-        <w:ind w:left="5040" w:hanging="360"/>
-      </w:pPr>
-      <w:rPr>
-        <w:rFonts w:hint="default" w:ascii="Symbol" w:hAnsi="Symbol"/>
-      </w:rPr>
-    </w:lvl>
-    <w:lvl xmlns:w="http://schemas.openxmlformats.org/wordprocessingml/2006/main" w:ilvl="7">
-      <w:start w:val="1"/>
-      <w:numFmt w:val="bullet"/>
-      <w:lvlText w:val="o"/>
-      <w:lvlJc w:val="left"/>
-      <w:pPr>
-        <w:ind w:left="5760" w:hanging="360"/>
-      </w:pPr>
-      <w:rPr>
-        <w:rFonts w:hint="default" w:ascii="Courier New" w:hAnsi="Courier New"/>
-      </w:rPr>
-    </w:lvl>
-    <w:lvl xmlns:w="http://schemas.openxmlformats.org/wordprocessingml/2006/main" w:ilvl="8">
-      <w:start w:val="1"/>
-      <w:numFmt w:val="bullet"/>
-      <w:lvlText w:val=""/>
-      <w:lvlJc w:val="left"/>
-      <w:pPr>
-        <w:ind w:left="6480" w:hanging="360"/>
-      </w:pPr>
-      <w:rPr>
-        <w:rFonts w:hint="default" w:ascii="Wingdings" w:hAnsi="Wingdings"/>
-      </w:rPr>
-    </w:lvl>
-  </w:abstractNum>
-  <w:abstractNum xmlns:w="http://schemas.openxmlformats.org/wordprocessingml/2006/main" w:abstractNumId="22">
-    <w:nsid w:val="453b4478"/>
-    <w:multiLevelType xmlns:w="http://schemas.openxmlformats.org/wordprocessingml/2006/main" w:val="hybridMultilevel"/>
-    <w:lvl xmlns:w="http://schemas.openxmlformats.org/wordprocessingml/2006/main" w:ilvl="0">
-      <w:start w:val="1"/>
-      <w:numFmt w:val="decimal"/>
-      <w:lvlText w:val="%1."/>
-      <w:lvlJc w:val="left"/>
-      <w:pPr>
-        <w:ind w:left="720" w:hanging="360"/>
-      </w:pPr>
-    </w:lvl>
-    <w:lvl xmlns:w="http://schemas.openxmlformats.org/wordprocessingml/2006/main" w:ilvl="1">
-      <w:start w:val="3"/>
-      <w:numFmt w:val="decimal"/>
-      <w:lvlText w:val="%1.%2"/>
-      <w:lvlJc w:val="left"/>
-      <w:pPr>
-        <w:ind w:left="360" w:hanging="360"/>
-      </w:pPr>
-      <w:rPr>
-        <w:rFonts w:hint="default" w:ascii="Times New Roman" w:hAnsi="Times New Roman"/>
-      </w:rPr>
-    </w:lvl>
-    <w:lvl xmlns:w="http://schemas.openxmlformats.org/wordprocessingml/2006/main" w:ilvl="2">
-      <w:start w:val="1"/>
-      <w:numFmt w:val="lowerRoman"/>
-      <w:lvlText w:val="%3."/>
-      <w:lvlJc w:val="right"/>
-      <w:pPr>
-        <w:ind w:left="2160" w:hanging="180"/>
-      </w:pPr>
-    </w:lvl>
-    <w:lvl xmlns:w="http://schemas.openxmlformats.org/wordprocessingml/2006/main" w:ilvl="3">
-      <w:start w:val="1"/>
-      <w:numFmt w:val="decimal"/>
-      <w:lvlText w:val="%4."/>
-      <w:lvlJc w:val="left"/>
-      <w:pPr>
-        <w:ind w:left="2880" w:hanging="360"/>
-      </w:pPr>
-    </w:lvl>
-    <w:lvl xmlns:w="http://schemas.openxmlformats.org/wordprocessingml/2006/main" w:ilvl="4">
-      <w:start w:val="1"/>
-      <w:numFmt w:val="lowerLetter"/>
-      <w:lvlText w:val="%5."/>
-      <w:lvlJc w:val="left"/>
-      <w:pPr>
-        <w:ind w:left="3600" w:hanging="360"/>
-      </w:pPr>
-    </w:lvl>
-    <w:lvl xmlns:w="http://schemas.openxmlformats.org/wordprocessingml/2006/main" w:ilvl="5">
-      <w:start w:val="1"/>
-      <w:numFmt w:val="lowerRoman"/>
-      <w:lvlText w:val="%6."/>
-      <w:lvlJc w:val="right"/>
-      <w:pPr>
-        <w:ind w:left="4320" w:hanging="180"/>
-      </w:pPr>
-    </w:lvl>
-    <w:lvl xmlns:w="http://schemas.openxmlformats.org/wordprocessingml/2006/main" w:ilvl="6">
-      <w:start w:val="1"/>
-      <w:numFmt w:val="decimal"/>
-      <w:lvlText w:val="%7."/>
-      <w:lvlJc w:val="left"/>
-      <w:pPr>
-        <w:ind w:left="5040" w:hanging="360"/>
-      </w:pPr>
-    </w:lvl>
-    <w:lvl xmlns:w="http://schemas.openxmlformats.org/wordprocessingml/2006/main" w:ilvl="7">
-      <w:start w:val="1"/>
-      <w:numFmt w:val="lowerLetter"/>
-      <w:lvlText w:val="%8."/>
-      <w:lvlJc w:val="left"/>
-      <w:pPr>
-        <w:ind w:left="5760" w:hanging="360"/>
-      </w:pPr>
-    </w:lvl>
-    <w:lvl xmlns:w="http://schemas.openxmlformats.org/wordprocessingml/2006/main" w:ilvl="8">
-      <w:start w:val="1"/>
-      <w:numFmt w:val="lowerRoman"/>
-      <w:lvlText w:val="%9."/>
-      <w:lvlJc w:val="right"/>
-      <w:pPr>
-        <w:ind w:left="6480" w:hanging="180"/>
-      </w:pPr>
-    </w:lvl>
-  </w:abstractNum>
-  <w:abstractNum xmlns:w="http://schemas.openxmlformats.org/wordprocessingml/2006/main" w:abstractNumId="21">
-    <w:nsid w:val="2e3b0eca"/>
-    <w:multiLevelType xmlns:w="http://schemas.openxmlformats.org/wordprocessingml/2006/main" w:val="hybridMultilevel"/>
-    <w:lvl xmlns:w="http://schemas.openxmlformats.org/wordprocessingml/2006/main" w:ilvl="0">
-      <w:start w:val="4"/>
-      <w:numFmt w:val="decimal"/>
-      <w:lvlText w:val="%1."/>
-      <w:lvlJc w:val="left"/>
-      <w:pPr>
-        <w:ind w:left="720" w:hanging="360"/>
-      </w:pPr>
-    </w:lvl>
-    <w:lvl xmlns:w="http://schemas.openxmlformats.org/wordprocessingml/2006/main" w:ilvl="1">
-      <w:start w:val="1"/>
-      <w:numFmt w:val="lowerLetter"/>
-      <w:lvlText w:val="%2."/>
-      <w:lvlJc w:val="left"/>
-      <w:pPr>
-        <w:ind w:left="1440" w:hanging="360"/>
-      </w:pPr>
-    </w:lvl>
-    <w:lvl xmlns:w="http://schemas.openxmlformats.org/wordprocessingml/2006/main" w:ilvl="2">
-      <w:start w:val="1"/>
-      <w:numFmt w:val="lowerRoman"/>
-      <w:lvlText w:val="%3."/>
-      <w:lvlJc w:val="right"/>
-      <w:pPr>
-        <w:ind w:left="2160" w:hanging="180"/>
-      </w:pPr>
-    </w:lvl>
-    <w:lvl xmlns:w="http://schemas.openxmlformats.org/wordprocessingml/2006/main" w:ilvl="3">
-      <w:start w:val="1"/>
-      <w:numFmt w:val="decimal"/>
-      <w:lvlText w:val="%4."/>
-      <w:lvlJc w:val="left"/>
-      <w:pPr>
-        <w:ind w:left="2880" w:hanging="360"/>
-      </w:pPr>
-    </w:lvl>
-    <w:lvl xmlns:w="http://schemas.openxmlformats.org/wordprocessingml/2006/main" w:ilvl="4">
-      <w:start w:val="1"/>
-      <w:numFmt w:val="lowerLetter"/>
-      <w:lvlText w:val="%5."/>
-      <w:lvlJc w:val="left"/>
-      <w:pPr>
-        <w:ind w:left="3600" w:hanging="360"/>
-      </w:pPr>
-    </w:lvl>
-    <w:lvl xmlns:w="http://schemas.openxmlformats.org/wordprocessingml/2006/main" w:ilvl="5">
-      <w:start w:val="1"/>
-      <w:numFmt w:val="lowerRoman"/>
-      <w:lvlText w:val="%6."/>
-      <w:lvlJc w:val="right"/>
-      <w:pPr>
-        <w:ind w:left="4320" w:hanging="180"/>
-      </w:pPr>
-    </w:lvl>
-    <w:lvl xmlns:w="http://schemas.openxmlformats.org/wordprocessingml/2006/main" w:ilvl="6">
-      <w:start w:val="1"/>
-      <w:numFmt w:val="decimal"/>
-      <w:lvlText w:val="%7."/>
-      <w:lvlJc w:val="left"/>
-      <w:pPr>
-        <w:ind w:left="5040" w:hanging="360"/>
-      </w:pPr>
-    </w:lvl>
-    <w:lvl xmlns:w="http://schemas.openxmlformats.org/wordprocessingml/2006/main" w:ilvl="7">
-      <w:start w:val="1"/>
-      <w:numFmt w:val="lowerLetter"/>
-      <w:lvlText w:val="%8."/>
-      <w:lvlJc w:val="left"/>
-      <w:pPr>
-        <w:ind w:left="5760" w:hanging="360"/>
-      </w:pPr>
-    </w:lvl>
-    <w:lvl xmlns:w="http://schemas.openxmlformats.org/wordprocessingml/2006/main" w:ilvl="8">
-      <w:start w:val="1"/>
-      <w:numFmt w:val="lowerRoman"/>
-      <w:lvlText w:val="%9."/>
-      <w:lvlJc w:val="right"/>
-      <w:pPr>
-        <w:ind w:left="6480" w:hanging="180"/>
-      </w:pPr>
-    </w:lvl>
-  </w:abstractNum>
-  <w:abstractNum xmlns:w="http://schemas.openxmlformats.org/wordprocessingml/2006/main" w:abstractNumId="20">
-    <w:nsid w:val="7e9f55fa"/>
-    <w:multiLevelType xmlns:w="http://schemas.openxmlformats.org/wordprocessingml/2006/main" w:val="hybridMultilevel"/>
-    <w:lvl xmlns:w="http://schemas.openxmlformats.org/wordprocessingml/2006/main" w:ilvl="0">
-      <w:start w:val="3"/>
-      <w:numFmt w:val="decimal"/>
-      <w:lvlText w:val="%1."/>
-      <w:lvlJc w:val="left"/>
-      <w:pPr>
-        <w:ind w:left="720" w:hanging="360"/>
-      </w:pPr>
-    </w:lvl>
-    <w:lvl xmlns:w="http://schemas.openxmlformats.org/wordprocessingml/2006/main" w:ilvl="1">
-      <w:start w:val="1"/>
-      <w:numFmt w:val="lowerLetter"/>
-      <w:lvlText w:val="%2."/>
-      <w:lvlJc w:val="left"/>
-      <w:pPr>
-        <w:ind w:left="1440" w:hanging="360"/>
-      </w:pPr>
-    </w:lvl>
-    <w:lvl xmlns:w="http://schemas.openxmlformats.org/wordprocessingml/2006/main" w:ilvl="2">
-      <w:start w:val="1"/>
-      <w:numFmt w:val="lowerRoman"/>
-      <w:lvlText w:val="%3."/>
-      <w:lvlJc w:val="right"/>
-      <w:pPr>
-        <w:ind w:left="2160" w:hanging="180"/>
-      </w:pPr>
-    </w:lvl>
-    <w:lvl xmlns:w="http://schemas.openxmlformats.org/wordprocessingml/2006/main" w:ilvl="3">
-      <w:start w:val="1"/>
-      <w:numFmt w:val="decimal"/>
-      <w:lvlText w:val="%4."/>
-      <w:lvlJc w:val="left"/>
-      <w:pPr>
-        <w:ind w:left="2880" w:hanging="360"/>
-      </w:pPr>
-    </w:lvl>
-    <w:lvl xmlns:w="http://schemas.openxmlformats.org/wordprocessingml/2006/main" w:ilvl="4">
-      <w:start w:val="1"/>
-      <w:numFmt w:val="lowerLetter"/>
-      <w:lvlText w:val="%5."/>
-      <w:lvlJc w:val="left"/>
-      <w:pPr>
-        <w:ind w:left="3600" w:hanging="360"/>
-      </w:pPr>
-    </w:lvl>
-    <w:lvl xmlns:w="http://schemas.openxmlformats.org/wordprocessingml/2006/main" w:ilvl="5">
-      <w:start w:val="1"/>
-      <w:numFmt w:val="lowerRoman"/>
-      <w:lvlText w:val="%6."/>
-      <w:lvlJc w:val="right"/>
-      <w:pPr>
-        <w:ind w:left="4320" w:hanging="180"/>
-      </w:pPr>
-    </w:lvl>
-    <w:lvl xmlns:w="http://schemas.openxmlformats.org/wordprocessingml/2006/main" w:ilvl="6">
-      <w:start w:val="1"/>
-      <w:numFmt w:val="decimal"/>
-      <w:lvlText w:val="%7."/>
-      <w:lvlJc w:val="left"/>
-      <w:pPr>
-        <w:ind w:left="5040" w:hanging="360"/>
-      </w:pPr>
-    </w:lvl>
-    <w:lvl xmlns:w="http://schemas.openxmlformats.org/wordprocessingml/2006/main" w:ilvl="7">
-      <w:start w:val="1"/>
-      <w:numFmt w:val="lowerLetter"/>
-      <w:lvlText w:val="%8."/>
-      <w:lvlJc w:val="left"/>
-      <w:pPr>
-        <w:ind w:left="5760" w:hanging="360"/>
-      </w:pPr>
-    </w:lvl>
-    <w:lvl xmlns:w="http://schemas.openxmlformats.org/wordprocessingml/2006/main" w:ilvl="8">
-      <w:start w:val="1"/>
-      <w:numFmt w:val="lowerRoman"/>
-      <w:lvlText w:val="%9."/>
-      <w:lvlJc w:val="right"/>
-      <w:pPr>
-        <w:ind w:left="6480" w:hanging="180"/>
-      </w:pPr>
-    </w:lvl>
-  </w:abstractNum>
-  <w:abstractNum xmlns:w="http://schemas.openxmlformats.org/wordprocessingml/2006/main" w:abstractNumId="19">
-    <w:nsid w:val="2b71debb"/>
-    <w:multiLevelType xmlns:w="http://schemas.openxmlformats.org/wordprocessingml/2006/main" w:val="hybridMultilevel"/>
-    <w:lvl xmlns:w="http://schemas.openxmlformats.org/wordprocessingml/2006/main" w:ilvl="0">
-      <w:start w:val="2"/>
-      <w:numFmt w:val="decimal"/>
-      <w:lvlText w:val="%1."/>
-      <w:lvlJc w:val="left"/>
-      <w:pPr>
-        <w:ind w:left="720" w:hanging="360"/>
-      </w:pPr>
-    </w:lvl>
-    <w:lvl xmlns:w="http://schemas.openxmlformats.org/wordprocessingml/2006/main" w:ilvl="1">
-      <w:start w:val="1"/>
-      <w:numFmt w:val="lowerLetter"/>
-      <w:lvlText w:val="%2."/>
-      <w:lvlJc w:val="left"/>
-      <w:pPr>
-        <w:ind w:left="1440" w:hanging="360"/>
-      </w:pPr>
-    </w:lvl>
-    <w:lvl xmlns:w="http://schemas.openxmlformats.org/wordprocessingml/2006/main" w:ilvl="2">
-      <w:start w:val="1"/>
-      <w:numFmt w:val="lowerRoman"/>
-      <w:lvlText w:val="%3."/>
-      <w:lvlJc w:val="right"/>
-      <w:pPr>
-        <w:ind w:left="2160" w:hanging="180"/>
-      </w:pPr>
-    </w:lvl>
-    <w:lvl xmlns:w="http://schemas.openxmlformats.org/wordprocessingml/2006/main" w:ilvl="3">
-      <w:start w:val="1"/>
-      <w:numFmt w:val="decimal"/>
-      <w:lvlText w:val="%4."/>
-      <w:lvlJc w:val="left"/>
-      <w:pPr>
-        <w:ind w:left="2880" w:hanging="360"/>
-      </w:pPr>
-    </w:lvl>
-    <w:lvl xmlns:w="http://schemas.openxmlformats.org/wordprocessingml/2006/main" w:ilvl="4">
-      <w:start w:val="1"/>
-      <w:numFmt w:val="lowerLetter"/>
-      <w:lvlText w:val="%5."/>
-      <w:lvlJc w:val="left"/>
-      <w:pPr>
-        <w:ind w:left="3600" w:hanging="360"/>
-      </w:pPr>
-    </w:lvl>
-    <w:lvl xmlns:w="http://schemas.openxmlformats.org/wordprocessingml/2006/main" w:ilvl="5">
-      <w:start w:val="1"/>
-      <w:numFmt w:val="lowerRoman"/>
-      <w:lvlText w:val="%6."/>
-      <w:lvlJc w:val="right"/>
-      <w:pPr>
-        <w:ind w:left="4320" w:hanging="180"/>
-      </w:pPr>
-    </w:lvl>
-    <w:lvl xmlns:w="http://schemas.openxmlformats.org/wordprocessingml/2006/main" w:ilvl="6">
-      <w:start w:val="1"/>
-      <w:numFmt w:val="decimal"/>
-      <w:lvlText w:val="%7."/>
-      <w:lvlJc w:val="left"/>
-      <w:pPr>
-        <w:ind w:left="5040" w:hanging="360"/>
-      </w:pPr>
-    </w:lvl>
-    <w:lvl xmlns:w="http://schemas.openxmlformats.org/wordprocessingml/2006/main" w:ilvl="7">
-      <w:start w:val="1"/>
-      <w:numFmt w:val="lowerLetter"/>
-      <w:lvlText w:val="%8."/>
-      <w:lvlJc w:val="left"/>
-      <w:pPr>
-        <w:ind w:left="5760" w:hanging="360"/>
-      </w:pPr>
-    </w:lvl>
-    <w:lvl xmlns:w="http://schemas.openxmlformats.org/wordprocessingml/2006/main" w:ilvl="8">
-      <w:start w:val="1"/>
-      <w:numFmt w:val="lowerRoman"/>
-      <w:lvlText w:val="%9."/>
-      <w:lvlJc w:val="right"/>
-      <w:pPr>
-        <w:ind w:left="6480" w:hanging="180"/>
-      </w:pPr>
-    </w:lvl>
-  </w:abstractNum>
-  <w:abstractNum xmlns:w="http://schemas.openxmlformats.org/wordprocessingml/2006/main" w:abstractNumId="18">
-    <w:nsid w:val="79d80dac"/>
-    <w:multiLevelType xmlns:w="http://schemas.openxmlformats.org/wordprocessingml/2006/main" w:val="hybridMultilevel"/>
-    <w:lvl xmlns:w="http://schemas.openxmlformats.org/wordprocessingml/2006/main" w:ilvl="0">
-      <w:start w:val="1"/>
-      <w:numFmt w:val="decimal"/>
-      <w:lvlText w:val="%1."/>
-      <w:lvlJc w:val="left"/>
-      <w:pPr>
-        <w:ind w:left="720" w:hanging="360"/>
-      </w:pPr>
-    </w:lvl>
-    <w:lvl xmlns:w="http://schemas.openxmlformats.org/wordprocessingml/2006/main" w:ilvl="1">
-      <w:start w:val="1"/>
-      <w:numFmt w:val="lowerLetter"/>
-      <w:lvlText w:val="%2."/>
-      <w:lvlJc w:val="left"/>
-      <w:pPr>
-        <w:ind w:left="1440" w:hanging="360"/>
-      </w:pPr>
-    </w:lvl>
-    <w:lvl xmlns:w="http://schemas.openxmlformats.org/wordprocessingml/2006/main" w:ilvl="2">
-      <w:start w:val="1"/>
-      <w:numFmt w:val="lowerRoman"/>
-      <w:lvlText w:val="%3."/>
-      <w:lvlJc w:val="right"/>
-      <w:pPr>
-        <w:ind w:left="2160" w:hanging="180"/>
-      </w:pPr>
-    </w:lvl>
-    <w:lvl xmlns:w="http://schemas.openxmlformats.org/wordprocessingml/2006/main" w:ilvl="3">
-      <w:start w:val="1"/>
-      <w:numFmt w:val="decimal"/>
-      <w:lvlText w:val="%4."/>
-      <w:lvlJc w:val="left"/>
-      <w:pPr>
-        <w:ind w:left="2880" w:hanging="360"/>
-      </w:pPr>
-    </w:lvl>
-    <w:lvl xmlns:w="http://schemas.openxmlformats.org/wordprocessingml/2006/main" w:ilvl="4">
-      <w:start w:val="1"/>
-      <w:numFmt w:val="lowerLetter"/>
-      <w:lvlText w:val="%5."/>
-      <w:lvlJc w:val="left"/>
-      <w:pPr>
-        <w:ind w:left="3600" w:hanging="360"/>
-      </w:pPr>
-    </w:lvl>
-    <w:lvl xmlns:w="http://schemas.openxmlformats.org/wordprocessingml/2006/main" w:ilvl="5">
-      <w:start w:val="1"/>
-      <w:numFmt w:val="lowerRoman"/>
-      <w:lvlText w:val="%6."/>
-      <w:lvlJc w:val="right"/>
-      <w:pPr>
-        <w:ind w:left="4320" w:hanging="180"/>
-      </w:pPr>
-    </w:lvl>
-    <w:lvl xmlns:w="http://schemas.openxmlformats.org/wordprocessingml/2006/main" w:ilvl="6">
-      <w:start w:val="1"/>
-      <w:numFmt w:val="decimal"/>
-      <w:lvlText w:val="%7."/>
-      <w:lvlJc w:val="left"/>
-      <w:pPr>
-        <w:ind w:left="5040" w:hanging="360"/>
-      </w:pPr>
-    </w:lvl>
-    <w:lvl xmlns:w="http://schemas.openxmlformats.org/wordprocessingml/2006/main" w:ilvl="7">
-      <w:start w:val="1"/>
-      <w:numFmt w:val="lowerLetter"/>
-      <w:lvlText w:val="%8."/>
-      <w:lvlJc w:val="left"/>
-      <w:pPr>
-        <w:ind w:left="5760" w:hanging="360"/>
-      </w:pPr>
-    </w:lvl>
-    <w:lvl xmlns:w="http://schemas.openxmlformats.org/wordprocessingml/2006/main" w:ilvl="8">
-      <w:start w:val="1"/>
-      <w:numFmt w:val="lowerRoman"/>
-      <w:lvlText w:val="%9."/>
-      <w:lvlJc w:val="right"/>
-      <w:pPr>
-        <w:ind w:left="6480" w:hanging="180"/>
-      </w:pPr>
-    </w:lvl>
-  </w:abstractNum>
+<w:numbering xmlns:wpc="http://schemas.microsoft.com/office/word/2010/wordprocessingCanvas" xmlns:cx="http://schemas.microsoft.com/office/drawing/2014/chartex" xmlns:cx1="http://schemas.microsoft.com/office/drawing/2015/9/8/chartex" xmlns:cx2="http://schemas.microsoft.com/office/drawing/2015/10/21/chartex" xmlns:cx3="http://schemas.microsoft.com/office/drawing/2016/5/9/chartex" xmlns:cx4="http://schemas.microsoft.com/office/drawing/2016/5/10/chartex" xmlns:cx5="http://schemas.microsoft.com/office/drawing/2016/5/11/chartex" xmlns:cx6="http://schemas.microsoft.com/office/drawing/2016/5/12/chartex" xmlns:cx7="http://schemas.microsoft.com/office/drawing/2016/5/13/chartex" xmlns:cx8="http://schemas.microsoft.com/office/drawing/2016/5/14/chartex" xmlns:mc="http://schemas.openxmlformats.org/markup-compatibility/2006" xmlns:aink="http://schemas.microsoft.com/office/drawing/2016/ink" xmlns:am3d="http://schemas.microsoft.com/office/drawing/2017/model3d" xmlns:o="urn:schemas-microsoft-com:office:office" xmlns:oel="http://schemas.microsoft.com/office/2019/extlst" xmlns:r="http://schemas.openxmlformats.org/officeDocument/2006/relationships" xmlns:m="http://schemas.openxmlformats.org/officeDocument/2006/math" xmlns:v="urn:schemas-microsoft-com:vml" xmlns:wp14="http://schemas.microsoft.com/office/word/2010/wordprocessingDrawing" xmlns:wp="http://schemas.openxmlformats.org/drawingml/2006/wordprocessingDrawing" xmlns:w10="urn:schemas-microsoft-com:office:word" xmlns:w="http://schemas.openxmlformats.org/wordprocessingml/2006/main" xmlns:w14="http://schemas.microsoft.com/office/word/2010/wordml" xmlns:w15="http://schemas.microsoft.com/office/word/2012/wordml" xmlns:w16cex="http://schemas.microsoft.com/office/word/2018/wordml/cex" xmlns:w16cid="http://schemas.microsoft.com/office/word/2016/wordml/cid" xmlns:w16="http://schemas.microsoft.com/office/word/2018/wordml" xmlns:w16du="http://schemas.microsoft.com/office/word/2023/wordml/word16du" xmlns:w16sdtdh="http://schemas.microsoft.com/office/word/2020/wordml/sdtdatahash" xmlns:w16sdtfl="http://schemas.microsoft.com/office/word/2024/wordml/sdtformatlock" xmlns:w16se="http://schemas.microsoft.com/office/word/2015/wordml/symex" xmlns:wpg="http://schemas.microsoft.com/office/word/2010/wordprocessingGroup" xmlns:wpi="http://schemas.microsoft.com/office/word/2010/wordprocessingInk" xmlns:wne="http://schemas.microsoft.com/office/word/2006/wordml" xmlns:wps="http://schemas.microsoft.com/office/word/2010/wordprocessingShape" mc:Ignorable="w14 w15 w16se w16cid w16 w16cex w16sdtdh w16sdtfl w16du wp14">
   <w:abstractNum w:abstractNumId="0" w15:restartNumberingAfterBreak="0">
     <w:nsid w:val="011828FA"/>
     <w:multiLevelType w:val="multilevel"/>
@@ -8522,6 +5366,92 @@
     </w:lvl>
   </w:abstractNum>
   <w:abstractNum w:abstractNumId="2" w15:restartNumberingAfterBreak="0">
+    <w:nsid w:val="06873753"/>
+    <w:multiLevelType w:val="hybridMultilevel"/>
+    <w:tmpl w:val="370AD75C"/>
+    <w:lvl w:ilvl="0" w:tplc="93360758">
+      <w:start w:val="8"/>
+      <w:numFmt w:val="decimal"/>
+      <w:lvlText w:val="%1."/>
+      <w:lvlJc w:val="left"/>
+      <w:pPr>
+        <w:ind w:left="720" w:hanging="360"/>
+      </w:pPr>
+    </w:lvl>
+    <w:lvl w:ilvl="1" w:tplc="2716C1E6">
+      <w:start w:val="1"/>
+      <w:numFmt w:val="lowerLetter"/>
+      <w:lvlText w:val="%2."/>
+      <w:lvlJc w:val="left"/>
+      <w:pPr>
+        <w:ind w:left="1440" w:hanging="360"/>
+      </w:pPr>
+    </w:lvl>
+    <w:lvl w:ilvl="2" w:tplc="29A4F3C2">
+      <w:start w:val="1"/>
+      <w:numFmt w:val="lowerRoman"/>
+      <w:lvlText w:val="%3."/>
+      <w:lvlJc w:val="right"/>
+      <w:pPr>
+        <w:ind w:left="2160" w:hanging="180"/>
+      </w:pPr>
+    </w:lvl>
+    <w:lvl w:ilvl="3" w:tplc="18585A56">
+      <w:start w:val="1"/>
+      <w:numFmt w:val="decimal"/>
+      <w:lvlText w:val="%4."/>
+      <w:lvlJc w:val="left"/>
+      <w:pPr>
+        <w:ind w:left="2880" w:hanging="360"/>
+      </w:pPr>
+    </w:lvl>
+    <w:lvl w:ilvl="4" w:tplc="20663BAA">
+      <w:start w:val="1"/>
+      <w:numFmt w:val="lowerLetter"/>
+      <w:lvlText w:val="%5."/>
+      <w:lvlJc w:val="left"/>
+      <w:pPr>
+        <w:ind w:left="3600" w:hanging="360"/>
+      </w:pPr>
+    </w:lvl>
+    <w:lvl w:ilvl="5" w:tplc="5372C0FC">
+      <w:start w:val="1"/>
+      <w:numFmt w:val="lowerRoman"/>
+      <w:lvlText w:val="%6."/>
+      <w:lvlJc w:val="right"/>
+      <w:pPr>
+        <w:ind w:left="4320" w:hanging="180"/>
+      </w:pPr>
+    </w:lvl>
+    <w:lvl w:ilvl="6" w:tplc="306AB25A">
+      <w:start w:val="1"/>
+      <w:numFmt w:val="decimal"/>
+      <w:lvlText w:val="%7."/>
+      <w:lvlJc w:val="left"/>
+      <w:pPr>
+        <w:ind w:left="5040" w:hanging="360"/>
+      </w:pPr>
+    </w:lvl>
+    <w:lvl w:ilvl="7" w:tplc="BA3C00D0">
+      <w:start w:val="1"/>
+      <w:numFmt w:val="lowerLetter"/>
+      <w:lvlText w:val="%8."/>
+      <w:lvlJc w:val="left"/>
+      <w:pPr>
+        <w:ind w:left="5760" w:hanging="360"/>
+      </w:pPr>
+    </w:lvl>
+    <w:lvl w:ilvl="8" w:tplc="757E070C">
+      <w:start w:val="1"/>
+      <w:numFmt w:val="lowerRoman"/>
+      <w:lvlText w:val="%9."/>
+      <w:lvlJc w:val="right"/>
+      <w:pPr>
+        <w:ind w:left="6480" w:hanging="180"/>
+      </w:pPr>
+    </w:lvl>
+  </w:abstractNum>
+  <w:abstractNum w:abstractNumId="3" w15:restartNumberingAfterBreak="0">
     <w:nsid w:val="15092B20"/>
     <w:multiLevelType w:val="hybridMultilevel"/>
     <w:tmpl w:val="7F567BE0"/>
@@ -8610,7 +5540,93 @@
       </w:pPr>
     </w:lvl>
   </w:abstractNum>
-  <w:abstractNum w:abstractNumId="3" w15:restartNumberingAfterBreak="0">
+  <w:abstractNum w:abstractNumId="4" w15:restartNumberingAfterBreak="0">
+    <w:nsid w:val="16E8135C"/>
+    <w:multiLevelType w:val="hybridMultilevel"/>
+    <w:tmpl w:val="AF64FA12"/>
+    <w:lvl w:ilvl="0" w:tplc="47E6C97C">
+      <w:start w:val="12"/>
+      <w:numFmt w:val="decimal"/>
+      <w:lvlText w:val="%1."/>
+      <w:lvlJc w:val="left"/>
+      <w:pPr>
+        <w:ind w:left="720" w:hanging="360"/>
+      </w:pPr>
+    </w:lvl>
+    <w:lvl w:ilvl="1" w:tplc="48DC8F8C">
+      <w:start w:val="1"/>
+      <w:numFmt w:val="lowerLetter"/>
+      <w:lvlText w:val="%2."/>
+      <w:lvlJc w:val="left"/>
+      <w:pPr>
+        <w:ind w:left="1440" w:hanging="360"/>
+      </w:pPr>
+    </w:lvl>
+    <w:lvl w:ilvl="2" w:tplc="513CE166">
+      <w:start w:val="1"/>
+      <w:numFmt w:val="lowerRoman"/>
+      <w:lvlText w:val="%3."/>
+      <w:lvlJc w:val="right"/>
+      <w:pPr>
+        <w:ind w:left="2160" w:hanging="180"/>
+      </w:pPr>
+    </w:lvl>
+    <w:lvl w:ilvl="3" w:tplc="A718BE16">
+      <w:start w:val="1"/>
+      <w:numFmt w:val="decimal"/>
+      <w:lvlText w:val="%4."/>
+      <w:lvlJc w:val="left"/>
+      <w:pPr>
+        <w:ind w:left="2880" w:hanging="360"/>
+      </w:pPr>
+    </w:lvl>
+    <w:lvl w:ilvl="4" w:tplc="C3D69396">
+      <w:start w:val="1"/>
+      <w:numFmt w:val="lowerLetter"/>
+      <w:lvlText w:val="%5."/>
+      <w:lvlJc w:val="left"/>
+      <w:pPr>
+        <w:ind w:left="3600" w:hanging="360"/>
+      </w:pPr>
+    </w:lvl>
+    <w:lvl w:ilvl="5" w:tplc="5E963404">
+      <w:start w:val="1"/>
+      <w:numFmt w:val="lowerRoman"/>
+      <w:lvlText w:val="%6."/>
+      <w:lvlJc w:val="right"/>
+      <w:pPr>
+        <w:ind w:left="4320" w:hanging="180"/>
+      </w:pPr>
+    </w:lvl>
+    <w:lvl w:ilvl="6" w:tplc="EE607596">
+      <w:start w:val="1"/>
+      <w:numFmt w:val="decimal"/>
+      <w:lvlText w:val="%7."/>
+      <w:lvlJc w:val="left"/>
+      <w:pPr>
+        <w:ind w:left="5040" w:hanging="360"/>
+      </w:pPr>
+    </w:lvl>
+    <w:lvl w:ilvl="7" w:tplc="9DD213E8">
+      <w:start w:val="1"/>
+      <w:numFmt w:val="lowerLetter"/>
+      <w:lvlText w:val="%8."/>
+      <w:lvlJc w:val="left"/>
+      <w:pPr>
+        <w:ind w:left="5760" w:hanging="360"/>
+      </w:pPr>
+    </w:lvl>
+    <w:lvl w:ilvl="8" w:tplc="335A7F66">
+      <w:start w:val="1"/>
+      <w:numFmt w:val="lowerRoman"/>
+      <w:lvlText w:val="%9."/>
+      <w:lvlJc w:val="right"/>
+      <w:pPr>
+        <w:ind w:left="6480" w:hanging="180"/>
+      </w:pPr>
+    </w:lvl>
+  </w:abstractNum>
+  <w:abstractNum w:abstractNumId="5" w15:restartNumberingAfterBreak="0">
     <w:nsid w:val="183D1452"/>
     <w:multiLevelType w:val="hybridMultilevel"/>
     <w:tmpl w:val="CDAE051C"/>
@@ -8699,7 +5715,351 @@
       </w:pPr>
     </w:lvl>
   </w:abstractNum>
-  <w:abstractNum w:abstractNumId="4" w15:restartNumberingAfterBreak="0">
+  <w:abstractNum w:abstractNumId="6" w15:restartNumberingAfterBreak="0">
+    <w:nsid w:val="1DE8E048"/>
+    <w:multiLevelType w:val="hybridMultilevel"/>
+    <w:tmpl w:val="9F5ADCFE"/>
+    <w:lvl w:ilvl="0" w:tplc="9A342AFE">
+      <w:start w:val="10"/>
+      <w:numFmt w:val="decimal"/>
+      <w:lvlText w:val="%1."/>
+      <w:lvlJc w:val="left"/>
+      <w:pPr>
+        <w:ind w:left="720" w:hanging="360"/>
+      </w:pPr>
+    </w:lvl>
+    <w:lvl w:ilvl="1" w:tplc="DEB8E0F0">
+      <w:start w:val="1"/>
+      <w:numFmt w:val="lowerLetter"/>
+      <w:lvlText w:val="%2."/>
+      <w:lvlJc w:val="left"/>
+      <w:pPr>
+        <w:ind w:left="1440" w:hanging="360"/>
+      </w:pPr>
+    </w:lvl>
+    <w:lvl w:ilvl="2" w:tplc="117E4FBA">
+      <w:start w:val="1"/>
+      <w:numFmt w:val="lowerRoman"/>
+      <w:lvlText w:val="%3."/>
+      <w:lvlJc w:val="right"/>
+      <w:pPr>
+        <w:ind w:left="2160" w:hanging="180"/>
+      </w:pPr>
+    </w:lvl>
+    <w:lvl w:ilvl="3" w:tplc="1B3C43F4">
+      <w:start w:val="1"/>
+      <w:numFmt w:val="decimal"/>
+      <w:lvlText w:val="%4."/>
+      <w:lvlJc w:val="left"/>
+      <w:pPr>
+        <w:ind w:left="2880" w:hanging="360"/>
+      </w:pPr>
+    </w:lvl>
+    <w:lvl w:ilvl="4" w:tplc="671294DE">
+      <w:start w:val="1"/>
+      <w:numFmt w:val="lowerLetter"/>
+      <w:lvlText w:val="%5."/>
+      <w:lvlJc w:val="left"/>
+      <w:pPr>
+        <w:ind w:left="3600" w:hanging="360"/>
+      </w:pPr>
+    </w:lvl>
+    <w:lvl w:ilvl="5" w:tplc="7E4EED80">
+      <w:start w:val="1"/>
+      <w:numFmt w:val="lowerRoman"/>
+      <w:lvlText w:val="%6."/>
+      <w:lvlJc w:val="right"/>
+      <w:pPr>
+        <w:ind w:left="4320" w:hanging="180"/>
+      </w:pPr>
+    </w:lvl>
+    <w:lvl w:ilvl="6" w:tplc="07DE124A">
+      <w:start w:val="1"/>
+      <w:numFmt w:val="decimal"/>
+      <w:lvlText w:val="%7."/>
+      <w:lvlJc w:val="left"/>
+      <w:pPr>
+        <w:ind w:left="5040" w:hanging="360"/>
+      </w:pPr>
+    </w:lvl>
+    <w:lvl w:ilvl="7" w:tplc="26D083A2">
+      <w:start w:val="1"/>
+      <w:numFmt w:val="lowerLetter"/>
+      <w:lvlText w:val="%8."/>
+      <w:lvlJc w:val="left"/>
+      <w:pPr>
+        <w:ind w:left="5760" w:hanging="360"/>
+      </w:pPr>
+    </w:lvl>
+    <w:lvl w:ilvl="8" w:tplc="44305762">
+      <w:start w:val="1"/>
+      <w:numFmt w:val="lowerRoman"/>
+      <w:lvlText w:val="%9."/>
+      <w:lvlJc w:val="right"/>
+      <w:pPr>
+        <w:ind w:left="6480" w:hanging="180"/>
+      </w:pPr>
+    </w:lvl>
+  </w:abstractNum>
+  <w:abstractNum w:abstractNumId="7" w15:restartNumberingAfterBreak="0">
+    <w:nsid w:val="2B71DEBB"/>
+    <w:multiLevelType w:val="hybridMultilevel"/>
+    <w:tmpl w:val="0F44E9E8"/>
+    <w:lvl w:ilvl="0" w:tplc="308CD658">
+      <w:start w:val="2"/>
+      <w:numFmt w:val="decimal"/>
+      <w:lvlText w:val="%1."/>
+      <w:lvlJc w:val="left"/>
+      <w:pPr>
+        <w:ind w:left="720" w:hanging="360"/>
+      </w:pPr>
+    </w:lvl>
+    <w:lvl w:ilvl="1" w:tplc="92CAB70C">
+      <w:start w:val="1"/>
+      <w:numFmt w:val="lowerLetter"/>
+      <w:lvlText w:val="%2."/>
+      <w:lvlJc w:val="left"/>
+      <w:pPr>
+        <w:ind w:left="1440" w:hanging="360"/>
+      </w:pPr>
+    </w:lvl>
+    <w:lvl w:ilvl="2" w:tplc="F5B0F2A0">
+      <w:start w:val="1"/>
+      <w:numFmt w:val="lowerRoman"/>
+      <w:lvlText w:val="%3."/>
+      <w:lvlJc w:val="right"/>
+      <w:pPr>
+        <w:ind w:left="2160" w:hanging="180"/>
+      </w:pPr>
+    </w:lvl>
+    <w:lvl w:ilvl="3" w:tplc="A70AC87A">
+      <w:start w:val="1"/>
+      <w:numFmt w:val="decimal"/>
+      <w:lvlText w:val="%4."/>
+      <w:lvlJc w:val="left"/>
+      <w:pPr>
+        <w:ind w:left="2880" w:hanging="360"/>
+      </w:pPr>
+    </w:lvl>
+    <w:lvl w:ilvl="4" w:tplc="81B2FE7E">
+      <w:start w:val="1"/>
+      <w:numFmt w:val="lowerLetter"/>
+      <w:lvlText w:val="%5."/>
+      <w:lvlJc w:val="left"/>
+      <w:pPr>
+        <w:ind w:left="3600" w:hanging="360"/>
+      </w:pPr>
+    </w:lvl>
+    <w:lvl w:ilvl="5" w:tplc="E5EC1450">
+      <w:start w:val="1"/>
+      <w:numFmt w:val="lowerRoman"/>
+      <w:lvlText w:val="%6."/>
+      <w:lvlJc w:val="right"/>
+      <w:pPr>
+        <w:ind w:left="4320" w:hanging="180"/>
+      </w:pPr>
+    </w:lvl>
+    <w:lvl w:ilvl="6" w:tplc="9B1297EA">
+      <w:start w:val="1"/>
+      <w:numFmt w:val="decimal"/>
+      <w:lvlText w:val="%7."/>
+      <w:lvlJc w:val="left"/>
+      <w:pPr>
+        <w:ind w:left="5040" w:hanging="360"/>
+      </w:pPr>
+    </w:lvl>
+    <w:lvl w:ilvl="7" w:tplc="83BC4DE4">
+      <w:start w:val="1"/>
+      <w:numFmt w:val="lowerLetter"/>
+      <w:lvlText w:val="%8."/>
+      <w:lvlJc w:val="left"/>
+      <w:pPr>
+        <w:ind w:left="5760" w:hanging="360"/>
+      </w:pPr>
+    </w:lvl>
+    <w:lvl w:ilvl="8" w:tplc="A0DCAE22">
+      <w:start w:val="1"/>
+      <w:numFmt w:val="lowerRoman"/>
+      <w:lvlText w:val="%9."/>
+      <w:lvlJc w:val="right"/>
+      <w:pPr>
+        <w:ind w:left="6480" w:hanging="180"/>
+      </w:pPr>
+    </w:lvl>
+  </w:abstractNum>
+  <w:abstractNum w:abstractNumId="8" w15:restartNumberingAfterBreak="0">
+    <w:nsid w:val="2E22B546"/>
+    <w:multiLevelType w:val="hybridMultilevel"/>
+    <w:tmpl w:val="7FE054A6"/>
+    <w:lvl w:ilvl="0" w:tplc="E6D651E6">
+      <w:start w:val="7"/>
+      <w:numFmt w:val="decimal"/>
+      <w:lvlText w:val="%1."/>
+      <w:lvlJc w:val="left"/>
+      <w:pPr>
+        <w:ind w:left="720" w:hanging="360"/>
+      </w:pPr>
+    </w:lvl>
+    <w:lvl w:ilvl="1" w:tplc="6A0EF756">
+      <w:start w:val="1"/>
+      <w:numFmt w:val="lowerLetter"/>
+      <w:lvlText w:val="%2."/>
+      <w:lvlJc w:val="left"/>
+      <w:pPr>
+        <w:ind w:left="1440" w:hanging="360"/>
+      </w:pPr>
+    </w:lvl>
+    <w:lvl w:ilvl="2" w:tplc="57DAA238">
+      <w:start w:val="1"/>
+      <w:numFmt w:val="lowerRoman"/>
+      <w:lvlText w:val="%3."/>
+      <w:lvlJc w:val="right"/>
+      <w:pPr>
+        <w:ind w:left="2160" w:hanging="180"/>
+      </w:pPr>
+    </w:lvl>
+    <w:lvl w:ilvl="3" w:tplc="C75CABAA">
+      <w:start w:val="1"/>
+      <w:numFmt w:val="decimal"/>
+      <w:lvlText w:val="%4."/>
+      <w:lvlJc w:val="left"/>
+      <w:pPr>
+        <w:ind w:left="2880" w:hanging="360"/>
+      </w:pPr>
+    </w:lvl>
+    <w:lvl w:ilvl="4" w:tplc="46DCF34A">
+      <w:start w:val="1"/>
+      <w:numFmt w:val="lowerLetter"/>
+      <w:lvlText w:val="%5."/>
+      <w:lvlJc w:val="left"/>
+      <w:pPr>
+        <w:ind w:left="3600" w:hanging="360"/>
+      </w:pPr>
+    </w:lvl>
+    <w:lvl w:ilvl="5" w:tplc="F2DA2088">
+      <w:start w:val="1"/>
+      <w:numFmt w:val="lowerRoman"/>
+      <w:lvlText w:val="%6."/>
+      <w:lvlJc w:val="right"/>
+      <w:pPr>
+        <w:ind w:left="4320" w:hanging="180"/>
+      </w:pPr>
+    </w:lvl>
+    <w:lvl w:ilvl="6" w:tplc="6276A83C">
+      <w:start w:val="1"/>
+      <w:numFmt w:val="decimal"/>
+      <w:lvlText w:val="%7."/>
+      <w:lvlJc w:val="left"/>
+      <w:pPr>
+        <w:ind w:left="5040" w:hanging="360"/>
+      </w:pPr>
+    </w:lvl>
+    <w:lvl w:ilvl="7" w:tplc="950EE52A">
+      <w:start w:val="1"/>
+      <w:numFmt w:val="lowerLetter"/>
+      <w:lvlText w:val="%8."/>
+      <w:lvlJc w:val="left"/>
+      <w:pPr>
+        <w:ind w:left="5760" w:hanging="360"/>
+      </w:pPr>
+    </w:lvl>
+    <w:lvl w:ilvl="8" w:tplc="32B0FB58">
+      <w:start w:val="1"/>
+      <w:numFmt w:val="lowerRoman"/>
+      <w:lvlText w:val="%9."/>
+      <w:lvlJc w:val="right"/>
+      <w:pPr>
+        <w:ind w:left="6480" w:hanging="180"/>
+      </w:pPr>
+    </w:lvl>
+  </w:abstractNum>
+  <w:abstractNum w:abstractNumId="9" w15:restartNumberingAfterBreak="0">
+    <w:nsid w:val="2E3B0ECA"/>
+    <w:multiLevelType w:val="hybridMultilevel"/>
+    <w:tmpl w:val="C680C48A"/>
+    <w:lvl w:ilvl="0" w:tplc="71FE9A90">
+      <w:start w:val="4"/>
+      <w:numFmt w:val="decimal"/>
+      <w:lvlText w:val="%1."/>
+      <w:lvlJc w:val="left"/>
+      <w:pPr>
+        <w:ind w:left="720" w:hanging="360"/>
+      </w:pPr>
+    </w:lvl>
+    <w:lvl w:ilvl="1" w:tplc="037881DA">
+      <w:start w:val="1"/>
+      <w:numFmt w:val="lowerLetter"/>
+      <w:lvlText w:val="%2."/>
+      <w:lvlJc w:val="left"/>
+      <w:pPr>
+        <w:ind w:left="1440" w:hanging="360"/>
+      </w:pPr>
+    </w:lvl>
+    <w:lvl w:ilvl="2" w:tplc="0CE866B4">
+      <w:start w:val="1"/>
+      <w:numFmt w:val="lowerRoman"/>
+      <w:lvlText w:val="%3."/>
+      <w:lvlJc w:val="right"/>
+      <w:pPr>
+        <w:ind w:left="2160" w:hanging="180"/>
+      </w:pPr>
+    </w:lvl>
+    <w:lvl w:ilvl="3" w:tplc="76B201BA">
+      <w:start w:val="1"/>
+      <w:numFmt w:val="decimal"/>
+      <w:lvlText w:val="%4."/>
+      <w:lvlJc w:val="left"/>
+      <w:pPr>
+        <w:ind w:left="2880" w:hanging="360"/>
+      </w:pPr>
+    </w:lvl>
+    <w:lvl w:ilvl="4" w:tplc="A598235A">
+      <w:start w:val="1"/>
+      <w:numFmt w:val="lowerLetter"/>
+      <w:lvlText w:val="%5."/>
+      <w:lvlJc w:val="left"/>
+      <w:pPr>
+        <w:ind w:left="3600" w:hanging="360"/>
+      </w:pPr>
+    </w:lvl>
+    <w:lvl w:ilvl="5" w:tplc="872284E8">
+      <w:start w:val="1"/>
+      <w:numFmt w:val="lowerRoman"/>
+      <w:lvlText w:val="%6."/>
+      <w:lvlJc w:val="right"/>
+      <w:pPr>
+        <w:ind w:left="4320" w:hanging="180"/>
+      </w:pPr>
+    </w:lvl>
+    <w:lvl w:ilvl="6" w:tplc="4672D7E2">
+      <w:start w:val="1"/>
+      <w:numFmt w:val="decimal"/>
+      <w:lvlText w:val="%7."/>
+      <w:lvlJc w:val="left"/>
+      <w:pPr>
+        <w:ind w:left="5040" w:hanging="360"/>
+      </w:pPr>
+    </w:lvl>
+    <w:lvl w:ilvl="7" w:tplc="7322469E">
+      <w:start w:val="1"/>
+      <w:numFmt w:val="lowerLetter"/>
+      <w:lvlText w:val="%8."/>
+      <w:lvlJc w:val="left"/>
+      <w:pPr>
+        <w:ind w:left="5760" w:hanging="360"/>
+      </w:pPr>
+    </w:lvl>
+    <w:lvl w:ilvl="8" w:tplc="A6209E04">
+      <w:start w:val="1"/>
+      <w:numFmt w:val="lowerRoman"/>
+      <w:lvlText w:val="%9."/>
+      <w:lvlJc w:val="right"/>
+      <w:pPr>
+        <w:ind w:left="6480" w:hanging="180"/>
+      </w:pPr>
+    </w:lvl>
+  </w:abstractNum>
+  <w:abstractNum w:abstractNumId="10" w15:restartNumberingAfterBreak="0">
     <w:nsid w:val="2FB1681F"/>
     <w:multiLevelType w:val="hybridMultilevel"/>
     <w:tmpl w:val="374A6D8E"/>
@@ -8788,7 +6148,7 @@
       </w:pPr>
     </w:lvl>
   </w:abstractNum>
-  <w:abstractNum w:abstractNumId="5" w15:restartNumberingAfterBreak="0">
+  <w:abstractNum w:abstractNumId="11" w15:restartNumberingAfterBreak="0">
     <w:nsid w:val="305D14D9"/>
     <w:multiLevelType w:val="multilevel"/>
     <w:tmpl w:val="24EA7964"/>
@@ -8901,7 +6261,7 @@
       </w:rPr>
     </w:lvl>
   </w:abstractNum>
-  <w:abstractNum w:abstractNumId="6" w15:restartNumberingAfterBreak="0">
+  <w:abstractNum w:abstractNumId="12" w15:restartNumberingAfterBreak="0">
     <w:nsid w:val="39704966"/>
     <w:multiLevelType w:val="hybridMultilevel"/>
     <w:tmpl w:val="8FD2E894"/>
@@ -8990,7 +6350,295 @@
       </w:pPr>
     </w:lvl>
   </w:abstractNum>
-  <w:abstractNum w:abstractNumId="7" w15:restartNumberingAfterBreak="0">
+  <w:abstractNum w:abstractNumId="13" w15:restartNumberingAfterBreak="0">
+    <w:nsid w:val="42F0508E"/>
+    <w:multiLevelType w:val="hybridMultilevel"/>
+    <w:tmpl w:val="FF109A3A"/>
+    <w:lvl w:ilvl="0" w:tplc="4448EF5A">
+      <w:start w:val="1"/>
+      <w:numFmt w:val="bullet"/>
+      <w:lvlText w:val=""/>
+      <w:lvlJc w:val="left"/>
+      <w:pPr>
+        <w:ind w:left="1080" w:hanging="360"/>
+      </w:pPr>
+      <w:rPr>
+        <w:rFonts w:ascii="Symbol" w:hAnsi="Symbol" w:hint="default"/>
+      </w:rPr>
+    </w:lvl>
+    <w:lvl w:ilvl="1" w:tplc="F03E4382">
+      <w:start w:val="1"/>
+      <w:numFmt w:val="bullet"/>
+      <w:lvlText w:val="o"/>
+      <w:lvlJc w:val="left"/>
+      <w:pPr>
+        <w:ind w:left="1440" w:hanging="360"/>
+      </w:pPr>
+      <w:rPr>
+        <w:rFonts w:ascii="Courier New" w:hAnsi="Courier New" w:hint="default"/>
+      </w:rPr>
+    </w:lvl>
+    <w:lvl w:ilvl="2" w:tplc="4B485F66">
+      <w:start w:val="1"/>
+      <w:numFmt w:val="bullet"/>
+      <w:lvlText w:val=""/>
+      <w:lvlJc w:val="left"/>
+      <w:pPr>
+        <w:ind w:left="2160" w:hanging="360"/>
+      </w:pPr>
+      <w:rPr>
+        <w:rFonts w:ascii="Wingdings" w:hAnsi="Wingdings" w:hint="default"/>
+      </w:rPr>
+    </w:lvl>
+    <w:lvl w:ilvl="3" w:tplc="6A7A6B8A">
+      <w:start w:val="1"/>
+      <w:numFmt w:val="bullet"/>
+      <w:lvlText w:val=""/>
+      <w:lvlJc w:val="left"/>
+      <w:pPr>
+        <w:ind w:left="2880" w:hanging="360"/>
+      </w:pPr>
+      <w:rPr>
+        <w:rFonts w:ascii="Symbol" w:hAnsi="Symbol" w:hint="default"/>
+      </w:rPr>
+    </w:lvl>
+    <w:lvl w:ilvl="4" w:tplc="0F021566">
+      <w:start w:val="1"/>
+      <w:numFmt w:val="bullet"/>
+      <w:lvlText w:val="o"/>
+      <w:lvlJc w:val="left"/>
+      <w:pPr>
+        <w:ind w:left="3600" w:hanging="360"/>
+      </w:pPr>
+      <w:rPr>
+        <w:rFonts w:ascii="Courier New" w:hAnsi="Courier New" w:hint="default"/>
+      </w:rPr>
+    </w:lvl>
+    <w:lvl w:ilvl="5" w:tplc="31587496">
+      <w:start w:val="1"/>
+      <w:numFmt w:val="bullet"/>
+      <w:lvlText w:val=""/>
+      <w:lvlJc w:val="left"/>
+      <w:pPr>
+        <w:ind w:left="4320" w:hanging="360"/>
+      </w:pPr>
+      <w:rPr>
+        <w:rFonts w:ascii="Wingdings" w:hAnsi="Wingdings" w:hint="default"/>
+      </w:rPr>
+    </w:lvl>
+    <w:lvl w:ilvl="6" w:tplc="43C688D0">
+      <w:start w:val="1"/>
+      <w:numFmt w:val="bullet"/>
+      <w:lvlText w:val=""/>
+      <w:lvlJc w:val="left"/>
+      <w:pPr>
+        <w:ind w:left="5040" w:hanging="360"/>
+      </w:pPr>
+      <w:rPr>
+        <w:rFonts w:ascii="Symbol" w:hAnsi="Symbol" w:hint="default"/>
+      </w:rPr>
+    </w:lvl>
+    <w:lvl w:ilvl="7" w:tplc="3744BAA4">
+      <w:start w:val="1"/>
+      <w:numFmt w:val="bullet"/>
+      <w:lvlText w:val="o"/>
+      <w:lvlJc w:val="left"/>
+      <w:pPr>
+        <w:ind w:left="5760" w:hanging="360"/>
+      </w:pPr>
+      <w:rPr>
+        <w:rFonts w:ascii="Courier New" w:hAnsi="Courier New" w:hint="default"/>
+      </w:rPr>
+    </w:lvl>
+    <w:lvl w:ilvl="8" w:tplc="D86C34B6">
+      <w:start w:val="1"/>
+      <w:numFmt w:val="bullet"/>
+      <w:lvlText w:val=""/>
+      <w:lvlJc w:val="left"/>
+      <w:pPr>
+        <w:ind w:left="6480" w:hanging="360"/>
+      </w:pPr>
+      <w:rPr>
+        <w:rFonts w:ascii="Wingdings" w:hAnsi="Wingdings" w:hint="default"/>
+      </w:rPr>
+    </w:lvl>
+  </w:abstractNum>
+  <w:abstractNum w:abstractNumId="14" w15:restartNumberingAfterBreak="0">
+    <w:nsid w:val="453B4478"/>
+    <w:multiLevelType w:val="multilevel"/>
+    <w:tmpl w:val="F238FD10"/>
+    <w:lvl w:ilvl="0">
+      <w:start w:val="1"/>
+      <w:numFmt w:val="decimal"/>
+      <w:lvlText w:val="%1."/>
+      <w:lvlJc w:val="left"/>
+      <w:pPr>
+        <w:ind w:left="720" w:hanging="360"/>
+      </w:pPr>
+    </w:lvl>
+    <w:lvl w:ilvl="1">
+      <w:start w:val="3"/>
+      <w:numFmt w:val="decimal"/>
+      <w:lvlText w:val="%1.%2"/>
+      <w:lvlJc w:val="left"/>
+      <w:pPr>
+        <w:ind w:left="360" w:hanging="360"/>
+      </w:pPr>
+      <w:rPr>
+        <w:rFonts w:ascii="Times New Roman" w:hAnsi="Times New Roman" w:hint="default"/>
+      </w:rPr>
+    </w:lvl>
+    <w:lvl w:ilvl="2">
+      <w:start w:val="1"/>
+      <w:numFmt w:val="lowerRoman"/>
+      <w:lvlText w:val="%3."/>
+      <w:lvlJc w:val="right"/>
+      <w:pPr>
+        <w:ind w:left="2160" w:hanging="180"/>
+      </w:pPr>
+    </w:lvl>
+    <w:lvl w:ilvl="3">
+      <w:start w:val="1"/>
+      <w:numFmt w:val="decimal"/>
+      <w:lvlText w:val="%4."/>
+      <w:lvlJc w:val="left"/>
+      <w:pPr>
+        <w:ind w:left="2880" w:hanging="360"/>
+      </w:pPr>
+    </w:lvl>
+    <w:lvl w:ilvl="4">
+      <w:start w:val="1"/>
+      <w:numFmt w:val="lowerLetter"/>
+      <w:lvlText w:val="%5."/>
+      <w:lvlJc w:val="left"/>
+      <w:pPr>
+        <w:ind w:left="3600" w:hanging="360"/>
+      </w:pPr>
+    </w:lvl>
+    <w:lvl w:ilvl="5">
+      <w:start w:val="1"/>
+      <w:numFmt w:val="lowerRoman"/>
+      <w:lvlText w:val="%6."/>
+      <w:lvlJc w:val="right"/>
+      <w:pPr>
+        <w:ind w:left="4320" w:hanging="180"/>
+      </w:pPr>
+    </w:lvl>
+    <w:lvl w:ilvl="6">
+      <w:start w:val="1"/>
+      <w:numFmt w:val="decimal"/>
+      <w:lvlText w:val="%7."/>
+      <w:lvlJc w:val="left"/>
+      <w:pPr>
+        <w:ind w:left="5040" w:hanging="360"/>
+      </w:pPr>
+    </w:lvl>
+    <w:lvl w:ilvl="7">
+      <w:start w:val="1"/>
+      <w:numFmt w:val="lowerLetter"/>
+      <w:lvlText w:val="%8."/>
+      <w:lvlJc w:val="left"/>
+      <w:pPr>
+        <w:ind w:left="5760" w:hanging="360"/>
+      </w:pPr>
+    </w:lvl>
+    <w:lvl w:ilvl="8">
+      <w:start w:val="1"/>
+      <w:numFmt w:val="lowerRoman"/>
+      <w:lvlText w:val="%9."/>
+      <w:lvlJc w:val="right"/>
+      <w:pPr>
+        <w:ind w:left="6480" w:hanging="180"/>
+      </w:pPr>
+    </w:lvl>
+  </w:abstractNum>
+  <w:abstractNum w:abstractNumId="15" w15:restartNumberingAfterBreak="0">
+    <w:nsid w:val="4E0CF4DD"/>
+    <w:multiLevelType w:val="hybridMultilevel"/>
+    <w:tmpl w:val="2488B976"/>
+    <w:lvl w:ilvl="0" w:tplc="67B86C6A">
+      <w:start w:val="9"/>
+      <w:numFmt w:val="decimal"/>
+      <w:lvlText w:val="%1."/>
+      <w:lvlJc w:val="left"/>
+      <w:pPr>
+        <w:ind w:left="720" w:hanging="360"/>
+      </w:pPr>
+    </w:lvl>
+    <w:lvl w:ilvl="1" w:tplc="BD1A12A6">
+      <w:start w:val="1"/>
+      <w:numFmt w:val="lowerLetter"/>
+      <w:lvlText w:val="%2."/>
+      <w:lvlJc w:val="left"/>
+      <w:pPr>
+        <w:ind w:left="1440" w:hanging="360"/>
+      </w:pPr>
+    </w:lvl>
+    <w:lvl w:ilvl="2" w:tplc="CA1AC290">
+      <w:start w:val="1"/>
+      <w:numFmt w:val="lowerRoman"/>
+      <w:lvlText w:val="%3."/>
+      <w:lvlJc w:val="right"/>
+      <w:pPr>
+        <w:ind w:left="2160" w:hanging="180"/>
+      </w:pPr>
+    </w:lvl>
+    <w:lvl w:ilvl="3" w:tplc="94D4145E">
+      <w:start w:val="1"/>
+      <w:numFmt w:val="decimal"/>
+      <w:lvlText w:val="%4."/>
+      <w:lvlJc w:val="left"/>
+      <w:pPr>
+        <w:ind w:left="2880" w:hanging="360"/>
+      </w:pPr>
+    </w:lvl>
+    <w:lvl w:ilvl="4" w:tplc="AEF4652A">
+      <w:start w:val="1"/>
+      <w:numFmt w:val="lowerLetter"/>
+      <w:lvlText w:val="%5."/>
+      <w:lvlJc w:val="left"/>
+      <w:pPr>
+        <w:ind w:left="3600" w:hanging="360"/>
+      </w:pPr>
+    </w:lvl>
+    <w:lvl w:ilvl="5" w:tplc="9080085A">
+      <w:start w:val="1"/>
+      <w:numFmt w:val="lowerRoman"/>
+      <w:lvlText w:val="%6."/>
+      <w:lvlJc w:val="right"/>
+      <w:pPr>
+        <w:ind w:left="4320" w:hanging="180"/>
+      </w:pPr>
+    </w:lvl>
+    <w:lvl w:ilvl="6" w:tplc="B66E356E">
+      <w:start w:val="1"/>
+      <w:numFmt w:val="decimal"/>
+      <w:lvlText w:val="%7."/>
+      <w:lvlJc w:val="left"/>
+      <w:pPr>
+        <w:ind w:left="5040" w:hanging="360"/>
+      </w:pPr>
+    </w:lvl>
+    <w:lvl w:ilvl="7" w:tplc="4860F32E">
+      <w:start w:val="1"/>
+      <w:numFmt w:val="lowerLetter"/>
+      <w:lvlText w:val="%8."/>
+      <w:lvlJc w:val="left"/>
+      <w:pPr>
+        <w:ind w:left="5760" w:hanging="360"/>
+      </w:pPr>
+    </w:lvl>
+    <w:lvl w:ilvl="8" w:tplc="ADBA4798">
+      <w:start w:val="1"/>
+      <w:numFmt w:val="lowerRoman"/>
+      <w:lvlText w:val="%9."/>
+      <w:lvlJc w:val="right"/>
+      <w:pPr>
+        <w:ind w:left="6480" w:hanging="180"/>
+      </w:pPr>
+    </w:lvl>
+  </w:abstractNum>
+  <w:abstractNum w:abstractNumId="16" w15:restartNumberingAfterBreak="0">
     <w:nsid w:val="507143C4"/>
     <w:multiLevelType w:val="multilevel"/>
     <w:tmpl w:val="7F3204E8"/>
@@ -9112,7 +6760,179 @@
       </w:rPr>
     </w:lvl>
   </w:abstractNum>
-  <w:abstractNum w:abstractNumId="8" w15:restartNumberingAfterBreak="0">
+  <w:abstractNum w:abstractNumId="17" w15:restartNumberingAfterBreak="0">
+    <w:nsid w:val="5252DBF3"/>
+    <w:multiLevelType w:val="hybridMultilevel"/>
+    <w:tmpl w:val="99F24416"/>
+    <w:lvl w:ilvl="0" w:tplc="5C0CD3F0">
+      <w:start w:val="6"/>
+      <w:numFmt w:val="decimal"/>
+      <w:lvlText w:val="%1."/>
+      <w:lvlJc w:val="left"/>
+      <w:pPr>
+        <w:ind w:left="720" w:hanging="360"/>
+      </w:pPr>
+    </w:lvl>
+    <w:lvl w:ilvl="1" w:tplc="398AB688">
+      <w:start w:val="1"/>
+      <w:numFmt w:val="lowerLetter"/>
+      <w:lvlText w:val="%2."/>
+      <w:lvlJc w:val="left"/>
+      <w:pPr>
+        <w:ind w:left="1440" w:hanging="360"/>
+      </w:pPr>
+    </w:lvl>
+    <w:lvl w:ilvl="2" w:tplc="36584F6A">
+      <w:start w:val="1"/>
+      <w:numFmt w:val="lowerRoman"/>
+      <w:lvlText w:val="%3."/>
+      <w:lvlJc w:val="right"/>
+      <w:pPr>
+        <w:ind w:left="2160" w:hanging="180"/>
+      </w:pPr>
+    </w:lvl>
+    <w:lvl w:ilvl="3" w:tplc="10F88108">
+      <w:start w:val="1"/>
+      <w:numFmt w:val="decimal"/>
+      <w:lvlText w:val="%4."/>
+      <w:lvlJc w:val="left"/>
+      <w:pPr>
+        <w:ind w:left="2880" w:hanging="360"/>
+      </w:pPr>
+    </w:lvl>
+    <w:lvl w:ilvl="4" w:tplc="6EE4A8FA">
+      <w:start w:val="1"/>
+      <w:numFmt w:val="lowerLetter"/>
+      <w:lvlText w:val="%5."/>
+      <w:lvlJc w:val="left"/>
+      <w:pPr>
+        <w:ind w:left="3600" w:hanging="360"/>
+      </w:pPr>
+    </w:lvl>
+    <w:lvl w:ilvl="5" w:tplc="28A819AA">
+      <w:start w:val="1"/>
+      <w:numFmt w:val="lowerRoman"/>
+      <w:lvlText w:val="%6."/>
+      <w:lvlJc w:val="right"/>
+      <w:pPr>
+        <w:ind w:left="4320" w:hanging="180"/>
+      </w:pPr>
+    </w:lvl>
+    <w:lvl w:ilvl="6" w:tplc="DB981832">
+      <w:start w:val="1"/>
+      <w:numFmt w:val="decimal"/>
+      <w:lvlText w:val="%7."/>
+      <w:lvlJc w:val="left"/>
+      <w:pPr>
+        <w:ind w:left="5040" w:hanging="360"/>
+      </w:pPr>
+    </w:lvl>
+    <w:lvl w:ilvl="7" w:tplc="7B387424">
+      <w:start w:val="1"/>
+      <w:numFmt w:val="lowerLetter"/>
+      <w:lvlText w:val="%8."/>
+      <w:lvlJc w:val="left"/>
+      <w:pPr>
+        <w:ind w:left="5760" w:hanging="360"/>
+      </w:pPr>
+    </w:lvl>
+    <w:lvl w:ilvl="8" w:tplc="135C2258">
+      <w:start w:val="1"/>
+      <w:numFmt w:val="lowerRoman"/>
+      <w:lvlText w:val="%9."/>
+      <w:lvlJc w:val="right"/>
+      <w:pPr>
+        <w:ind w:left="6480" w:hanging="180"/>
+      </w:pPr>
+    </w:lvl>
+  </w:abstractNum>
+  <w:abstractNum w:abstractNumId="18" w15:restartNumberingAfterBreak="0">
+    <w:nsid w:val="545CCDE4"/>
+    <w:multiLevelType w:val="hybridMultilevel"/>
+    <w:tmpl w:val="33D60FD8"/>
+    <w:lvl w:ilvl="0" w:tplc="21B43F34">
+      <w:start w:val="11"/>
+      <w:numFmt w:val="decimal"/>
+      <w:lvlText w:val="%1."/>
+      <w:lvlJc w:val="left"/>
+      <w:pPr>
+        <w:ind w:left="720" w:hanging="360"/>
+      </w:pPr>
+    </w:lvl>
+    <w:lvl w:ilvl="1" w:tplc="262A7E92">
+      <w:start w:val="1"/>
+      <w:numFmt w:val="lowerLetter"/>
+      <w:lvlText w:val="%2."/>
+      <w:lvlJc w:val="left"/>
+      <w:pPr>
+        <w:ind w:left="1440" w:hanging="360"/>
+      </w:pPr>
+    </w:lvl>
+    <w:lvl w:ilvl="2" w:tplc="3CB0770A">
+      <w:start w:val="1"/>
+      <w:numFmt w:val="lowerRoman"/>
+      <w:lvlText w:val="%3."/>
+      <w:lvlJc w:val="right"/>
+      <w:pPr>
+        <w:ind w:left="2160" w:hanging="180"/>
+      </w:pPr>
+    </w:lvl>
+    <w:lvl w:ilvl="3" w:tplc="3162D3EC">
+      <w:start w:val="1"/>
+      <w:numFmt w:val="decimal"/>
+      <w:lvlText w:val="%4."/>
+      <w:lvlJc w:val="left"/>
+      <w:pPr>
+        <w:ind w:left="2880" w:hanging="360"/>
+      </w:pPr>
+    </w:lvl>
+    <w:lvl w:ilvl="4" w:tplc="B7D2926C">
+      <w:start w:val="1"/>
+      <w:numFmt w:val="lowerLetter"/>
+      <w:lvlText w:val="%5."/>
+      <w:lvlJc w:val="left"/>
+      <w:pPr>
+        <w:ind w:left="3600" w:hanging="360"/>
+      </w:pPr>
+    </w:lvl>
+    <w:lvl w:ilvl="5" w:tplc="B4884A28">
+      <w:start w:val="1"/>
+      <w:numFmt w:val="lowerRoman"/>
+      <w:lvlText w:val="%6."/>
+      <w:lvlJc w:val="right"/>
+      <w:pPr>
+        <w:ind w:left="4320" w:hanging="180"/>
+      </w:pPr>
+    </w:lvl>
+    <w:lvl w:ilvl="6" w:tplc="42FAF532">
+      <w:start w:val="1"/>
+      <w:numFmt w:val="decimal"/>
+      <w:lvlText w:val="%7."/>
+      <w:lvlJc w:val="left"/>
+      <w:pPr>
+        <w:ind w:left="5040" w:hanging="360"/>
+      </w:pPr>
+    </w:lvl>
+    <w:lvl w:ilvl="7" w:tplc="39CCADE0">
+      <w:start w:val="1"/>
+      <w:numFmt w:val="lowerLetter"/>
+      <w:lvlText w:val="%8."/>
+      <w:lvlJc w:val="left"/>
+      <w:pPr>
+        <w:ind w:left="5760" w:hanging="360"/>
+      </w:pPr>
+    </w:lvl>
+    <w:lvl w:ilvl="8" w:tplc="F58449DA">
+      <w:start w:val="1"/>
+      <w:numFmt w:val="lowerRoman"/>
+      <w:lvlText w:val="%9."/>
+      <w:lvlJc w:val="right"/>
+      <w:pPr>
+        <w:ind w:left="6480" w:hanging="180"/>
+      </w:pPr>
+    </w:lvl>
+  </w:abstractNum>
+  <w:abstractNum w:abstractNumId="19" w15:restartNumberingAfterBreak="0">
     <w:nsid w:val="608D50A0"/>
     <w:multiLevelType w:val="hybridMultilevel"/>
     <w:tmpl w:val="8FD2E894"/>
@@ -9201,7 +7021,7 @@
       </w:pPr>
     </w:lvl>
   </w:abstractNum>
-  <w:abstractNum w:abstractNumId="9" w15:restartNumberingAfterBreak="0">
+  <w:abstractNum w:abstractNumId="20" w15:restartNumberingAfterBreak="0">
     <w:nsid w:val="60F96B16"/>
     <w:multiLevelType w:val="hybridMultilevel"/>
     <w:tmpl w:val="374A6D8E"/>
@@ -9290,7 +7110,7 @@
       </w:pPr>
     </w:lvl>
   </w:abstractNum>
-  <w:abstractNum w:abstractNumId="10" w15:restartNumberingAfterBreak="0">
+  <w:abstractNum w:abstractNumId="21" w15:restartNumberingAfterBreak="0">
     <w:nsid w:val="62842F19"/>
     <w:multiLevelType w:val="hybridMultilevel"/>
     <w:tmpl w:val="04C413CE"/>
@@ -9379,7 +7199,7 @@
       </w:pPr>
     </w:lvl>
   </w:abstractNum>
-  <w:abstractNum w:abstractNumId="11" w15:restartNumberingAfterBreak="0">
+  <w:abstractNum w:abstractNumId="22" w15:restartNumberingAfterBreak="0">
     <w:nsid w:val="62F471C3"/>
     <w:multiLevelType w:val="hybridMultilevel"/>
     <w:tmpl w:val="7F567BE0"/>
@@ -9468,7 +7288,7 @@
       </w:pPr>
     </w:lvl>
   </w:abstractNum>
-  <w:abstractNum w:abstractNumId="12" w15:restartNumberingAfterBreak="0">
+  <w:abstractNum w:abstractNumId="23" w15:restartNumberingAfterBreak="0">
     <w:nsid w:val="65D97E4C"/>
     <w:multiLevelType w:val="hybridMultilevel"/>
     <w:tmpl w:val="374A6D8E"/>
@@ -9557,7 +7377,120 @@
       </w:pPr>
     </w:lvl>
   </w:abstractNum>
-  <w:abstractNum w:abstractNumId="13" w15:restartNumberingAfterBreak="0">
+  <w:abstractNum w:abstractNumId="24" w15:restartNumberingAfterBreak="0">
+    <w:nsid w:val="68830C9A"/>
+    <w:multiLevelType w:val="hybridMultilevel"/>
+    <w:tmpl w:val="20FE307E"/>
+    <w:lvl w:ilvl="0" w:tplc="DCD21B9A">
+      <w:start w:val="1"/>
+      <w:numFmt w:val="bullet"/>
+      <w:lvlText w:val=""/>
+      <w:lvlJc w:val="left"/>
+      <w:pPr>
+        <w:ind w:left="720" w:hanging="360"/>
+      </w:pPr>
+      <w:rPr>
+        <w:rFonts w:ascii="Symbol" w:hAnsi="Symbol" w:hint="default"/>
+      </w:rPr>
+    </w:lvl>
+    <w:lvl w:ilvl="1" w:tplc="6C36C3B2">
+      <w:start w:val="1"/>
+      <w:numFmt w:val="bullet"/>
+      <w:lvlText w:val="o"/>
+      <w:lvlJc w:val="left"/>
+      <w:pPr>
+        <w:ind w:left="1440" w:hanging="360"/>
+      </w:pPr>
+      <w:rPr>
+        <w:rFonts w:ascii="Courier New" w:hAnsi="Courier New" w:hint="default"/>
+      </w:rPr>
+    </w:lvl>
+    <w:lvl w:ilvl="2" w:tplc="FA149B68">
+      <w:start w:val="1"/>
+      <w:numFmt w:val="bullet"/>
+      <w:lvlText w:val=""/>
+      <w:lvlJc w:val="left"/>
+      <w:pPr>
+        <w:ind w:left="2160" w:hanging="360"/>
+      </w:pPr>
+      <w:rPr>
+        <w:rFonts w:ascii="Wingdings" w:hAnsi="Wingdings" w:hint="default"/>
+      </w:rPr>
+    </w:lvl>
+    <w:lvl w:ilvl="3" w:tplc="85720C36">
+      <w:start w:val="1"/>
+      <w:numFmt w:val="bullet"/>
+      <w:lvlText w:val=""/>
+      <w:lvlJc w:val="left"/>
+      <w:pPr>
+        <w:ind w:left="2880" w:hanging="360"/>
+      </w:pPr>
+      <w:rPr>
+        <w:rFonts w:ascii="Symbol" w:hAnsi="Symbol" w:hint="default"/>
+      </w:rPr>
+    </w:lvl>
+    <w:lvl w:ilvl="4" w:tplc="D1EABC8C">
+      <w:start w:val="1"/>
+      <w:numFmt w:val="bullet"/>
+      <w:lvlText w:val="o"/>
+      <w:lvlJc w:val="left"/>
+      <w:pPr>
+        <w:ind w:left="3600" w:hanging="360"/>
+      </w:pPr>
+      <w:rPr>
+        <w:rFonts w:ascii="Courier New" w:hAnsi="Courier New" w:hint="default"/>
+      </w:rPr>
+    </w:lvl>
+    <w:lvl w:ilvl="5" w:tplc="CD54B0D6">
+      <w:start w:val="1"/>
+      <w:numFmt w:val="bullet"/>
+      <w:lvlText w:val=""/>
+      <w:lvlJc w:val="left"/>
+      <w:pPr>
+        <w:ind w:left="4320" w:hanging="360"/>
+      </w:pPr>
+      <w:rPr>
+        <w:rFonts w:ascii="Wingdings" w:hAnsi="Wingdings" w:hint="default"/>
+      </w:rPr>
+    </w:lvl>
+    <w:lvl w:ilvl="6" w:tplc="A240E386">
+      <w:start w:val="1"/>
+      <w:numFmt w:val="bullet"/>
+      <w:lvlText w:val=""/>
+      <w:lvlJc w:val="left"/>
+      <w:pPr>
+        <w:ind w:left="5040" w:hanging="360"/>
+      </w:pPr>
+      <w:rPr>
+        <w:rFonts w:ascii="Symbol" w:hAnsi="Symbol" w:hint="default"/>
+      </w:rPr>
+    </w:lvl>
+    <w:lvl w:ilvl="7" w:tplc="3140B64C">
+      <w:start w:val="1"/>
+      <w:numFmt w:val="bullet"/>
+      <w:lvlText w:val="o"/>
+      <w:lvlJc w:val="left"/>
+      <w:pPr>
+        <w:ind w:left="5760" w:hanging="360"/>
+      </w:pPr>
+      <w:rPr>
+        <w:rFonts w:ascii="Courier New" w:hAnsi="Courier New" w:hint="default"/>
+      </w:rPr>
+    </w:lvl>
+    <w:lvl w:ilvl="8" w:tplc="29807CD4">
+      <w:start w:val="1"/>
+      <w:numFmt w:val="bullet"/>
+      <w:lvlText w:val=""/>
+      <w:lvlJc w:val="left"/>
+      <w:pPr>
+        <w:ind w:left="6480" w:hanging="360"/>
+      </w:pPr>
+      <w:rPr>
+        <w:rFonts w:ascii="Wingdings" w:hAnsi="Wingdings" w:hint="default"/>
+      </w:rPr>
+    </w:lvl>
+  </w:abstractNum>
+  <w:abstractNum w:abstractNumId="25" w15:restartNumberingAfterBreak="0">
     <w:nsid w:val="698E305A"/>
     <w:multiLevelType w:val="hybridMultilevel"/>
     <w:tmpl w:val="54581266"/>
@@ -9647,7 +7580,7 @@
       </w:pPr>
     </w:lvl>
   </w:abstractNum>
-  <w:abstractNum w:abstractNumId="14" w15:restartNumberingAfterBreak="0">
+  <w:abstractNum w:abstractNumId="26" w15:restartNumberingAfterBreak="0">
     <w:nsid w:val="6F79554E"/>
     <w:multiLevelType w:val="hybridMultilevel"/>
     <w:tmpl w:val="68448F78"/>
@@ -9736,7 +7669,7 @@
       </w:pPr>
     </w:lvl>
   </w:abstractNum>
-  <w:abstractNum w:abstractNumId="15" w15:restartNumberingAfterBreak="0">
+  <w:abstractNum w:abstractNumId="27" w15:restartNumberingAfterBreak="0">
     <w:nsid w:val="796E4A1E"/>
     <w:multiLevelType w:val="hybridMultilevel"/>
     <w:tmpl w:val="D0E8E336"/>
@@ -9825,7 +7758,93 @@
       </w:pPr>
     </w:lvl>
   </w:abstractNum>
-  <w:abstractNum w:abstractNumId="16" w15:restartNumberingAfterBreak="0">
+  <w:abstractNum w:abstractNumId="28" w15:restartNumberingAfterBreak="0">
+    <w:nsid w:val="79D80DAC"/>
+    <w:multiLevelType w:val="hybridMultilevel"/>
+    <w:tmpl w:val="30EE6894"/>
+    <w:lvl w:ilvl="0" w:tplc="7796513A">
+      <w:start w:val="1"/>
+      <w:numFmt w:val="decimal"/>
+      <w:lvlText w:val="%1."/>
+      <w:lvlJc w:val="left"/>
+      <w:pPr>
+        <w:ind w:left="720" w:hanging="360"/>
+      </w:pPr>
+    </w:lvl>
+    <w:lvl w:ilvl="1" w:tplc="B286393C">
+      <w:start w:val="1"/>
+      <w:numFmt w:val="lowerLetter"/>
+      <w:lvlText w:val="%2."/>
+      <w:lvlJc w:val="left"/>
+      <w:pPr>
+        <w:ind w:left="1440" w:hanging="360"/>
+      </w:pPr>
+    </w:lvl>
+    <w:lvl w:ilvl="2" w:tplc="FA58B884">
+      <w:start w:val="1"/>
+      <w:numFmt w:val="lowerRoman"/>
+      <w:lvlText w:val="%3."/>
+      <w:lvlJc w:val="right"/>
+      <w:pPr>
+        <w:ind w:left="2160" w:hanging="180"/>
+      </w:pPr>
+    </w:lvl>
+    <w:lvl w:ilvl="3" w:tplc="3BC4332A">
+      <w:start w:val="1"/>
+      <w:numFmt w:val="decimal"/>
+      <w:lvlText w:val="%4."/>
+      <w:lvlJc w:val="left"/>
+      <w:pPr>
+        <w:ind w:left="2880" w:hanging="360"/>
+      </w:pPr>
+    </w:lvl>
+    <w:lvl w:ilvl="4" w:tplc="21589562">
+      <w:start w:val="1"/>
+      <w:numFmt w:val="lowerLetter"/>
+      <w:lvlText w:val="%5."/>
+      <w:lvlJc w:val="left"/>
+      <w:pPr>
+        <w:ind w:left="3600" w:hanging="360"/>
+      </w:pPr>
+    </w:lvl>
+    <w:lvl w:ilvl="5" w:tplc="5344A916">
+      <w:start w:val="1"/>
+      <w:numFmt w:val="lowerRoman"/>
+      <w:lvlText w:val="%6."/>
+      <w:lvlJc w:val="right"/>
+      <w:pPr>
+        <w:ind w:left="4320" w:hanging="180"/>
+      </w:pPr>
+    </w:lvl>
+    <w:lvl w:ilvl="6" w:tplc="469AFE22">
+      <w:start w:val="1"/>
+      <w:numFmt w:val="decimal"/>
+      <w:lvlText w:val="%7."/>
+      <w:lvlJc w:val="left"/>
+      <w:pPr>
+        <w:ind w:left="5040" w:hanging="360"/>
+      </w:pPr>
+    </w:lvl>
+    <w:lvl w:ilvl="7" w:tplc="0706CE22">
+      <w:start w:val="1"/>
+      <w:numFmt w:val="lowerLetter"/>
+      <w:lvlText w:val="%8."/>
+      <w:lvlJc w:val="left"/>
+      <w:pPr>
+        <w:ind w:left="5760" w:hanging="360"/>
+      </w:pPr>
+    </w:lvl>
+    <w:lvl w:ilvl="8" w:tplc="98E4C866">
+      <w:start w:val="1"/>
+      <w:numFmt w:val="lowerRoman"/>
+      <w:lvlText w:val="%9."/>
+      <w:lvlJc w:val="right"/>
+      <w:pPr>
+        <w:ind w:left="6480" w:hanging="180"/>
+      </w:pPr>
+    </w:lvl>
+  </w:abstractNum>
+  <w:abstractNum w:abstractNumId="29" w15:restartNumberingAfterBreak="0">
     <w:nsid w:val="7AE023F4"/>
     <w:multiLevelType w:val="multilevel"/>
     <w:tmpl w:val="00EA67AA"/>
@@ -9938,7 +7957,206 @@
       </w:rPr>
     </w:lvl>
   </w:abstractNum>
-  <w:abstractNum w:abstractNumId="17" w15:restartNumberingAfterBreak="0">
+  <w:abstractNum w:abstractNumId="30" w15:restartNumberingAfterBreak="0">
+    <w:nsid w:val="7B4B1899"/>
+    <w:multiLevelType w:val="hybridMultilevel"/>
+    <w:tmpl w:val="A1C6AFF2"/>
+    <w:lvl w:ilvl="0" w:tplc="5F28DE7C">
+      <w:start w:val="1"/>
+      <w:numFmt w:val="bullet"/>
+      <w:lvlText w:val=""/>
+      <w:lvlJc w:val="left"/>
+      <w:pPr>
+        <w:ind w:left="1080" w:hanging="360"/>
+      </w:pPr>
+      <w:rPr>
+        <w:rFonts w:ascii="Symbol" w:hAnsi="Symbol" w:hint="default"/>
+      </w:rPr>
+    </w:lvl>
+    <w:lvl w:ilvl="1" w:tplc="EDBCCCC0">
+      <w:start w:val="1"/>
+      <w:numFmt w:val="bullet"/>
+      <w:lvlText w:val="o"/>
+      <w:lvlJc w:val="left"/>
+      <w:pPr>
+        <w:ind w:left="1440" w:hanging="360"/>
+      </w:pPr>
+      <w:rPr>
+        <w:rFonts w:ascii="Courier New" w:hAnsi="Courier New" w:hint="default"/>
+      </w:rPr>
+    </w:lvl>
+    <w:lvl w:ilvl="2" w:tplc="6B24D640">
+      <w:start w:val="1"/>
+      <w:numFmt w:val="bullet"/>
+      <w:lvlText w:val=""/>
+      <w:lvlJc w:val="left"/>
+      <w:pPr>
+        <w:ind w:left="2160" w:hanging="360"/>
+      </w:pPr>
+      <w:rPr>
+        <w:rFonts w:ascii="Wingdings" w:hAnsi="Wingdings" w:hint="default"/>
+      </w:rPr>
+    </w:lvl>
+    <w:lvl w:ilvl="3" w:tplc="FB022E34">
+      <w:start w:val="1"/>
+      <w:numFmt w:val="bullet"/>
+      <w:lvlText w:val=""/>
+      <w:lvlJc w:val="left"/>
+      <w:pPr>
+        <w:ind w:left="2880" w:hanging="360"/>
+      </w:pPr>
+      <w:rPr>
+        <w:rFonts w:ascii="Symbol" w:hAnsi="Symbol" w:hint="default"/>
+      </w:rPr>
+    </w:lvl>
+    <w:lvl w:ilvl="4" w:tplc="D4ECEBCA">
+      <w:start w:val="1"/>
+      <w:numFmt w:val="bullet"/>
+      <w:lvlText w:val="o"/>
+      <w:lvlJc w:val="left"/>
+      <w:pPr>
+        <w:ind w:left="3600" w:hanging="360"/>
+      </w:pPr>
+      <w:rPr>
+        <w:rFonts w:ascii="Courier New" w:hAnsi="Courier New" w:hint="default"/>
+      </w:rPr>
+    </w:lvl>
+    <w:lvl w:ilvl="5" w:tplc="224E6CAA">
+      <w:start w:val="1"/>
+      <w:numFmt w:val="bullet"/>
+      <w:lvlText w:val=""/>
+      <w:lvlJc w:val="left"/>
+      <w:pPr>
+        <w:ind w:left="4320" w:hanging="360"/>
+      </w:pPr>
+      <w:rPr>
+        <w:rFonts w:ascii="Wingdings" w:hAnsi="Wingdings" w:hint="default"/>
+      </w:rPr>
+    </w:lvl>
+    <w:lvl w:ilvl="6" w:tplc="28B65B3E">
+      <w:start w:val="1"/>
+      <w:numFmt w:val="bullet"/>
+      <w:lvlText w:val=""/>
+      <w:lvlJc w:val="left"/>
+      <w:pPr>
+        <w:ind w:left="5040" w:hanging="360"/>
+      </w:pPr>
+      <w:rPr>
+        <w:rFonts w:ascii="Symbol" w:hAnsi="Symbol" w:hint="default"/>
+      </w:rPr>
+    </w:lvl>
+    <w:lvl w:ilvl="7" w:tplc="EFB8EF82">
+      <w:start w:val="1"/>
+      <w:numFmt w:val="bullet"/>
+      <w:lvlText w:val="o"/>
+      <w:lvlJc w:val="left"/>
+      <w:pPr>
+        <w:ind w:left="5760" w:hanging="360"/>
+      </w:pPr>
+      <w:rPr>
+        <w:rFonts w:ascii="Courier New" w:hAnsi="Courier New" w:hint="default"/>
+      </w:rPr>
+    </w:lvl>
+    <w:lvl w:ilvl="8" w:tplc="D9E85130">
+      <w:start w:val="1"/>
+      <w:numFmt w:val="bullet"/>
+      <w:lvlText w:val=""/>
+      <w:lvlJc w:val="left"/>
+      <w:pPr>
+        <w:ind w:left="6480" w:hanging="360"/>
+      </w:pPr>
+      <w:rPr>
+        <w:rFonts w:ascii="Wingdings" w:hAnsi="Wingdings" w:hint="default"/>
+      </w:rPr>
+    </w:lvl>
+  </w:abstractNum>
+  <w:abstractNum w:abstractNumId="31" w15:restartNumberingAfterBreak="0">
+    <w:nsid w:val="7DC36E33"/>
+    <w:multiLevelType w:val="hybridMultilevel"/>
+    <w:tmpl w:val="EF065732"/>
+    <w:lvl w:ilvl="0" w:tplc="9A9CEC0A">
+      <w:start w:val="5"/>
+      <w:numFmt w:val="decimal"/>
+      <w:lvlText w:val="%1."/>
+      <w:lvlJc w:val="left"/>
+      <w:pPr>
+        <w:ind w:left="720" w:hanging="360"/>
+      </w:pPr>
+    </w:lvl>
+    <w:lvl w:ilvl="1" w:tplc="02084902">
+      <w:start w:val="1"/>
+      <w:numFmt w:val="lowerLetter"/>
+      <w:lvlText w:val="%2."/>
+      <w:lvlJc w:val="left"/>
+      <w:pPr>
+        <w:ind w:left="1440" w:hanging="360"/>
+      </w:pPr>
+    </w:lvl>
+    <w:lvl w:ilvl="2" w:tplc="2494C2A6">
+      <w:start w:val="1"/>
+      <w:numFmt w:val="lowerRoman"/>
+      <w:lvlText w:val="%3."/>
+      <w:lvlJc w:val="right"/>
+      <w:pPr>
+        <w:ind w:left="2160" w:hanging="180"/>
+      </w:pPr>
+    </w:lvl>
+    <w:lvl w:ilvl="3" w:tplc="EB84DB86">
+      <w:start w:val="1"/>
+      <w:numFmt w:val="decimal"/>
+      <w:lvlText w:val="%4."/>
+      <w:lvlJc w:val="left"/>
+      <w:pPr>
+        <w:ind w:left="2880" w:hanging="360"/>
+      </w:pPr>
+    </w:lvl>
+    <w:lvl w:ilvl="4" w:tplc="1EA884BA">
+      <w:start w:val="1"/>
+      <w:numFmt w:val="lowerLetter"/>
+      <w:lvlText w:val="%5."/>
+      <w:lvlJc w:val="left"/>
+      <w:pPr>
+        <w:ind w:left="3600" w:hanging="360"/>
+      </w:pPr>
+    </w:lvl>
+    <w:lvl w:ilvl="5" w:tplc="4E8CBA72">
+      <w:start w:val="1"/>
+      <w:numFmt w:val="lowerRoman"/>
+      <w:lvlText w:val="%6."/>
+      <w:lvlJc w:val="right"/>
+      <w:pPr>
+        <w:ind w:left="4320" w:hanging="180"/>
+      </w:pPr>
+    </w:lvl>
+    <w:lvl w:ilvl="6" w:tplc="39F4A020">
+      <w:start w:val="1"/>
+      <w:numFmt w:val="decimal"/>
+      <w:lvlText w:val="%7."/>
+      <w:lvlJc w:val="left"/>
+      <w:pPr>
+        <w:ind w:left="5040" w:hanging="360"/>
+      </w:pPr>
+    </w:lvl>
+    <w:lvl w:ilvl="7" w:tplc="56E0288A">
+      <w:start w:val="1"/>
+      <w:numFmt w:val="lowerLetter"/>
+      <w:lvlText w:val="%8."/>
+      <w:lvlJc w:val="left"/>
+      <w:pPr>
+        <w:ind w:left="5760" w:hanging="360"/>
+      </w:pPr>
+    </w:lvl>
+    <w:lvl w:ilvl="8" w:tplc="92D0C9DE">
+      <w:start w:val="1"/>
+      <w:numFmt w:val="lowerRoman"/>
+      <w:lvlText w:val="%9."/>
+      <w:lvlJc w:val="right"/>
+      <w:pPr>
+        <w:ind w:left="6480" w:hanging="180"/>
+      </w:pPr>
+    </w:lvl>
+  </w:abstractNum>
+  <w:abstractNum w:abstractNumId="32" w15:restartNumberingAfterBreak="0">
     <w:nsid w:val="7E304496"/>
     <w:multiLevelType w:val="hybridMultilevel"/>
     <w:tmpl w:val="E896632C"/>
@@ -10027,110 +8245,196 @@
       </w:pPr>
     </w:lvl>
   </w:abstractNum>
-  <w:num w:numId="35">
+  <w:abstractNum w:abstractNumId="33" w15:restartNumberingAfterBreak="0">
+    <w:nsid w:val="7E9F55FA"/>
+    <w:multiLevelType w:val="hybridMultilevel"/>
+    <w:tmpl w:val="D292C1BA"/>
+    <w:lvl w:ilvl="0" w:tplc="7C3EFDFA">
+      <w:start w:val="3"/>
+      <w:numFmt w:val="decimal"/>
+      <w:lvlText w:val="%1."/>
+      <w:lvlJc w:val="left"/>
+      <w:pPr>
+        <w:ind w:left="720" w:hanging="360"/>
+      </w:pPr>
+    </w:lvl>
+    <w:lvl w:ilvl="1" w:tplc="2E968A12">
+      <w:start w:val="1"/>
+      <w:numFmt w:val="lowerLetter"/>
+      <w:lvlText w:val="%2."/>
+      <w:lvlJc w:val="left"/>
+      <w:pPr>
+        <w:ind w:left="1440" w:hanging="360"/>
+      </w:pPr>
+    </w:lvl>
+    <w:lvl w:ilvl="2" w:tplc="7EE213FC">
+      <w:start w:val="1"/>
+      <w:numFmt w:val="lowerRoman"/>
+      <w:lvlText w:val="%3."/>
+      <w:lvlJc w:val="right"/>
+      <w:pPr>
+        <w:ind w:left="2160" w:hanging="180"/>
+      </w:pPr>
+    </w:lvl>
+    <w:lvl w:ilvl="3" w:tplc="FBC69A72">
+      <w:start w:val="1"/>
+      <w:numFmt w:val="decimal"/>
+      <w:lvlText w:val="%4."/>
+      <w:lvlJc w:val="left"/>
+      <w:pPr>
+        <w:ind w:left="2880" w:hanging="360"/>
+      </w:pPr>
+    </w:lvl>
+    <w:lvl w:ilvl="4" w:tplc="765ACE64">
+      <w:start w:val="1"/>
+      <w:numFmt w:val="lowerLetter"/>
+      <w:lvlText w:val="%5."/>
+      <w:lvlJc w:val="left"/>
+      <w:pPr>
+        <w:ind w:left="3600" w:hanging="360"/>
+      </w:pPr>
+    </w:lvl>
+    <w:lvl w:ilvl="5" w:tplc="5DAE64A0">
+      <w:start w:val="1"/>
+      <w:numFmt w:val="lowerRoman"/>
+      <w:lvlText w:val="%6."/>
+      <w:lvlJc w:val="right"/>
+      <w:pPr>
+        <w:ind w:left="4320" w:hanging="180"/>
+      </w:pPr>
+    </w:lvl>
+    <w:lvl w:ilvl="6" w:tplc="CD1EB520">
+      <w:start w:val="1"/>
+      <w:numFmt w:val="decimal"/>
+      <w:lvlText w:val="%7."/>
+      <w:lvlJc w:val="left"/>
+      <w:pPr>
+        <w:ind w:left="5040" w:hanging="360"/>
+      </w:pPr>
+    </w:lvl>
+    <w:lvl w:ilvl="7" w:tplc="12442168">
+      <w:start w:val="1"/>
+      <w:numFmt w:val="lowerLetter"/>
+      <w:lvlText w:val="%8."/>
+      <w:lvlJc w:val="left"/>
+      <w:pPr>
+        <w:ind w:left="5760" w:hanging="360"/>
+      </w:pPr>
+    </w:lvl>
+    <w:lvl w:ilvl="8" w:tplc="0EC8915C">
+      <w:start w:val="1"/>
+      <w:numFmt w:val="lowerRoman"/>
+      <w:lvlText w:val="%9."/>
+      <w:lvlJc w:val="right"/>
+      <w:pPr>
+        <w:ind w:left="6480" w:hanging="180"/>
+      </w:pPr>
+    </w:lvl>
+  </w:abstractNum>
+  <w:num w:numId="1" w16cid:durableId="664280929">
+    <w:abstractNumId w:val="4"/>
+  </w:num>
+  <w:num w:numId="2" w16cid:durableId="424738868">
+    <w:abstractNumId w:val="18"/>
+  </w:num>
+  <w:num w:numId="3" w16cid:durableId="1029524395">
+    <w:abstractNumId w:val="6"/>
+  </w:num>
+  <w:num w:numId="4" w16cid:durableId="1494955774">
+    <w:abstractNumId w:val="15"/>
+  </w:num>
+  <w:num w:numId="5" w16cid:durableId="1931698841">
+    <w:abstractNumId w:val="2"/>
+  </w:num>
+  <w:num w:numId="6" w16cid:durableId="1140075592">
+    <w:abstractNumId w:val="8"/>
+  </w:num>
+  <w:num w:numId="7" w16cid:durableId="1819570756">
+    <w:abstractNumId w:val="17"/>
+  </w:num>
+  <w:num w:numId="8" w16cid:durableId="730541976">
+    <w:abstractNumId w:val="24"/>
+  </w:num>
+  <w:num w:numId="9" w16cid:durableId="546917351">
+    <w:abstractNumId w:val="31"/>
+  </w:num>
+  <w:num w:numId="10" w16cid:durableId="1701082081">
+    <w:abstractNumId w:val="13"/>
+  </w:num>
+  <w:num w:numId="11" w16cid:durableId="1748305034">
+    <w:abstractNumId w:val="30"/>
+  </w:num>
+  <w:num w:numId="12" w16cid:durableId="1880781657">
+    <w:abstractNumId w:val="14"/>
+  </w:num>
+  <w:num w:numId="13" w16cid:durableId="917178627">
+    <w:abstractNumId w:val="9"/>
+  </w:num>
+  <w:num w:numId="14" w16cid:durableId="362487418">
     <w:abstractNumId w:val="33"/>
   </w:num>
-  <w:num w:numId="34">
+  <w:num w:numId="15" w16cid:durableId="1917325818">
+    <w:abstractNumId w:val="7"/>
+  </w:num>
+  <w:num w:numId="16" w16cid:durableId="2023969110">
+    <w:abstractNumId w:val="28"/>
+  </w:num>
+  <w:num w:numId="17" w16cid:durableId="702052221">
+    <w:abstractNumId w:val="16"/>
+  </w:num>
+  <w:num w:numId="18" w16cid:durableId="1146704747">
+    <w:abstractNumId w:val="25"/>
+  </w:num>
+  <w:num w:numId="19" w16cid:durableId="1575235298">
+    <w:abstractNumId w:val="27"/>
+  </w:num>
+  <w:num w:numId="20" w16cid:durableId="2028361397">
     <w:abstractNumId w:val="32"/>
   </w:num>
-  <w:num w:numId="33">
-    <w:abstractNumId w:val="31"/>
+  <w:num w:numId="21" w16cid:durableId="1177578656">
+    <w:abstractNumId w:val="23"/>
   </w:num>
-  <w:num w:numId="32">
-    <w:abstractNumId w:val="30"/>
+  <w:num w:numId="22" w16cid:durableId="1895700436">
+    <w:abstractNumId w:val="20"/>
   </w:num>
-  <w:num w:numId="31">
+  <w:num w:numId="23" w16cid:durableId="1025520638">
+    <w:abstractNumId w:val="26"/>
+  </w:num>
+  <w:num w:numId="24" w16cid:durableId="120805972">
+    <w:abstractNumId w:val="10"/>
+  </w:num>
+  <w:num w:numId="25" w16cid:durableId="310408113">
+    <w:abstractNumId w:val="11"/>
+  </w:num>
+  <w:num w:numId="26" w16cid:durableId="750784067">
     <w:abstractNumId w:val="29"/>
   </w:num>
-  <w:num w:numId="30">
-    <w:abstractNumId w:val="28"/>
+  <w:num w:numId="27" w16cid:durableId="967902338">
+    <w:abstractNumId w:val="0"/>
   </w:num>
-  <w:num w:numId="29">
-    <w:abstractNumId w:val="27"/>
+  <w:num w:numId="28" w16cid:durableId="1736322243">
+    <w:abstractNumId w:val="1"/>
   </w:num>
-  <w:num w:numId="28">
-    <w:abstractNumId w:val="26"/>
+  <w:num w:numId="29" w16cid:durableId="1341128791">
+    <w:abstractNumId w:val="21"/>
   </w:num>
-  <w:num w:numId="27">
-    <w:abstractNumId w:val="25"/>
+  <w:num w:numId="30" w16cid:durableId="1743599617">
+    <w:abstractNumId w:val="12"/>
   </w:num>
-  <w:num w:numId="26">
-    <w:abstractNumId w:val="24"/>
+  <w:num w:numId="31" w16cid:durableId="1727217530">
+    <w:abstractNumId w:val="19"/>
   </w:num>
-  <w:num w:numId="25">
-    <w:abstractNumId w:val="23"/>
-  </w:num>
-  <w:num w:numId="24">
+  <w:num w:numId="32" w16cid:durableId="722557072">
     <w:abstractNumId w:val="22"/>
   </w:num>
-  <w:num w:numId="23">
-    <w:abstractNumId w:val="21"/>
-  </w:num>
-  <w:num w:numId="22">
-    <w:abstractNumId w:val="20"/>
-  </w:num>
-  <w:num w:numId="21">
-    <w:abstractNumId w:val="19"/>
-  </w:num>
-  <w:num w:numId="20">
-    <w:abstractNumId w:val="18"/>
-  </w:num>
-  <w:num w:numId="1" w16cid:durableId="702052221">
-    <w:abstractNumId w:val="7"/>
-  </w:num>
-  <w:num w:numId="2" w16cid:durableId="1146704747">
-    <w:abstractNumId w:val="13"/>
-  </w:num>
-  <w:num w:numId="3" w16cid:durableId="1575235298">
-    <w:abstractNumId w:val="15"/>
-  </w:num>
-  <w:num w:numId="4" w16cid:durableId="2028361397">
-    <w:abstractNumId w:val="17"/>
-  </w:num>
-  <w:num w:numId="5" w16cid:durableId="1177578656">
-    <w:abstractNumId w:val="12"/>
-  </w:num>
-  <w:num w:numId="6" w16cid:durableId="1895700436">
-    <w:abstractNumId w:val="9"/>
-  </w:num>
-  <w:num w:numId="7" w16cid:durableId="1025520638">
-    <w:abstractNumId w:val="14"/>
-  </w:num>
-  <w:num w:numId="8" w16cid:durableId="120805972">
-    <w:abstractNumId w:val="4"/>
-  </w:num>
-  <w:num w:numId="9" w16cid:durableId="310408113">
+  <w:num w:numId="33" w16cid:durableId="1301305766">
     <w:abstractNumId w:val="5"/>
   </w:num>
-  <w:num w:numId="10" w16cid:durableId="750784067">
-    <w:abstractNumId w:val="16"/>
-  </w:num>
-  <w:num w:numId="11" w16cid:durableId="967902338">
-    <w:abstractNumId w:val="0"/>
-  </w:num>
-  <w:num w:numId="12" w16cid:durableId="1736322243">
-    <w:abstractNumId w:val="1"/>
-  </w:num>
-  <w:num w:numId="13" w16cid:durableId="1341128791">
-    <w:abstractNumId w:val="10"/>
-  </w:num>
-  <w:num w:numId="14" w16cid:durableId="1743599617">
-    <w:abstractNumId w:val="6"/>
-  </w:num>
-  <w:num w:numId="15" w16cid:durableId="1727217530">
-    <w:abstractNumId w:val="8"/>
-  </w:num>
-  <w:num w:numId="16" w16cid:durableId="722557072">
-    <w:abstractNumId w:val="11"/>
-  </w:num>
-  <w:num w:numId="17" w16cid:durableId="1301305766">
+  <w:num w:numId="34" w16cid:durableId="1046025813">
     <w:abstractNumId w:val="3"/>
   </w:num>
-  <w:num w:numId="18" w16cid:durableId="1046025813">
-    <w:abstractNumId w:val="2"/>
-  </w:num>
-  <w:num w:numId="19" w16cid:durableId="1010375106">
-    <w:abstractNumId w:val="17"/>
+  <w:num w:numId="35" w16cid:durableId="1010375106">
+    <w:abstractNumId w:val="32"/>
     <w:lvlOverride w:ilvl="0">
       <w:startOverride w:val="1"/>
     </w:lvlOverride>
@@ -10163,11 +8467,11 @@
 </file>
 
 <file path=word/styles.xml><?xml version="1.0" encoding="utf-8"?>
-<w:styles xmlns:mc="http://schemas.openxmlformats.org/markup-compatibility/2006" xmlns:r="http://schemas.openxmlformats.org/officeDocument/2006/relationships" xmlns:w="http://schemas.openxmlformats.org/wordprocessingml/2006/main" xmlns:w14="http://schemas.microsoft.com/office/word/2010/wordml" xmlns:w15="http://schemas.microsoft.com/office/word/2012/wordml" xmlns:w16cex="http://schemas.microsoft.com/office/word/2018/wordml/cex" xmlns:w16cid="http://schemas.microsoft.com/office/word/2016/wordml/cid" xmlns:w16="http://schemas.microsoft.com/office/word/2018/wordml" xmlns:w16sdtdh="http://schemas.microsoft.com/office/word/2020/wordml/sdtdatahash" xmlns:w16se="http://schemas.microsoft.com/office/word/2015/wordml/symex" mc:Ignorable="w14 w15 w16se w16cid w16 w16cex w16sdtdh">
+<w:styles xmlns:mc="http://schemas.openxmlformats.org/markup-compatibility/2006" xmlns:r="http://schemas.openxmlformats.org/officeDocument/2006/relationships" xmlns:w="http://schemas.openxmlformats.org/wordprocessingml/2006/main" xmlns:w14="http://schemas.microsoft.com/office/word/2010/wordml" xmlns:w15="http://schemas.microsoft.com/office/word/2012/wordml" xmlns:w16cex="http://schemas.microsoft.com/office/word/2018/wordml/cex" xmlns:w16cid="http://schemas.microsoft.com/office/word/2016/wordml/cid" xmlns:w16="http://schemas.microsoft.com/office/word/2018/wordml" xmlns:w16du="http://schemas.microsoft.com/office/word/2023/wordml/word16du" xmlns:w16sdtdh="http://schemas.microsoft.com/office/word/2020/wordml/sdtdatahash" xmlns:w16sdtfl="http://schemas.microsoft.com/office/word/2024/wordml/sdtformatlock" xmlns:w16se="http://schemas.microsoft.com/office/word/2015/wordml/symex" mc:Ignorable="w14 w15 w16se w16cid w16 w16cex w16sdtdh w16sdtfl w16du">
   <w:docDefaults>
     <w:rPrDefault>
       <w:rPr>
-        <w:rFonts w:asciiTheme="minorHAnsi" w:hAnsiTheme="minorHAnsi" w:eastAsiaTheme="minorHAnsi" w:cstheme="minorBidi"/>
+        <w:rFonts w:asciiTheme="minorHAnsi" w:eastAsiaTheme="minorHAnsi" w:hAnsiTheme="minorHAnsi" w:cstheme="minorBidi"/>
         <w:sz w:val="22"/>
         <w:szCs w:val="22"/>
         <w:lang w:val="es-EC" w:eastAsia="en-US" w:bidi="ar-SA"/>
@@ -10182,14 +8486,14 @@
   <w:latentStyles w:defLockedState="0" w:defUIPriority="99" w:defSemiHidden="0" w:defUnhideWhenUsed="0" w:defQFormat="0" w:count="376">
     <w:lsdException w:name="Normal" w:uiPriority="0" w:qFormat="1"/>
     <w:lsdException w:name="heading 1" w:uiPriority="9" w:qFormat="1"/>
-    <w:lsdException w:name="heading 2" w:uiPriority="0" w:semiHidden="1" w:unhideWhenUsed="1" w:qFormat="1"/>
-    <w:lsdException w:name="heading 3" w:uiPriority="9" w:semiHidden="1" w:unhideWhenUsed="1" w:qFormat="1"/>
-    <w:lsdException w:name="heading 4" w:uiPriority="9" w:semiHidden="1" w:unhideWhenUsed="1" w:qFormat="1"/>
-    <w:lsdException w:name="heading 5" w:uiPriority="9" w:semiHidden="1" w:unhideWhenUsed="1" w:qFormat="1"/>
-    <w:lsdException w:name="heading 6" w:uiPriority="9" w:semiHidden="1" w:unhideWhenUsed="1" w:qFormat="1"/>
-    <w:lsdException w:name="heading 7" w:uiPriority="9" w:semiHidden="1" w:unhideWhenUsed="1" w:qFormat="1"/>
-    <w:lsdException w:name="heading 8" w:uiPriority="9" w:semiHidden="1" w:unhideWhenUsed="1" w:qFormat="1"/>
-    <w:lsdException w:name="heading 9" w:uiPriority="9" w:semiHidden="1" w:unhideWhenUsed="1" w:qFormat="1"/>
+    <w:lsdException w:name="heading 2" w:semiHidden="1" w:uiPriority="0" w:unhideWhenUsed="1" w:qFormat="1"/>
+    <w:lsdException w:name="heading 3" w:semiHidden="1" w:uiPriority="9" w:unhideWhenUsed="1" w:qFormat="1"/>
+    <w:lsdException w:name="heading 4" w:semiHidden="1" w:uiPriority="9" w:unhideWhenUsed="1" w:qFormat="1"/>
+    <w:lsdException w:name="heading 5" w:semiHidden="1" w:uiPriority="9" w:unhideWhenUsed="1" w:qFormat="1"/>
+    <w:lsdException w:name="heading 6" w:semiHidden="1" w:uiPriority="9" w:unhideWhenUsed="1" w:qFormat="1"/>
+    <w:lsdException w:name="heading 7" w:semiHidden="1" w:uiPriority="9" w:unhideWhenUsed="1" w:qFormat="1"/>
+    <w:lsdException w:name="heading 8" w:semiHidden="1" w:uiPriority="9" w:unhideWhenUsed="1" w:qFormat="1"/>
+    <w:lsdException w:name="heading 9" w:semiHidden="1" w:uiPriority="9" w:unhideWhenUsed="1" w:qFormat="1"/>
     <w:lsdException w:name="index 1" w:semiHidden="1" w:unhideWhenUsed="1"/>
     <w:lsdException w:name="index 2" w:semiHidden="1" w:unhideWhenUsed="1"/>
     <w:lsdException w:name="index 3" w:semiHidden="1" w:unhideWhenUsed="1"/>
@@ -10199,22 +8503,22 @@
     <w:lsdException w:name="index 7" w:semiHidden="1" w:unhideWhenUsed="1"/>
     <w:lsdException w:name="index 8" w:semiHidden="1" w:unhideWhenUsed="1"/>
     <w:lsdException w:name="index 9" w:semiHidden="1" w:unhideWhenUsed="1"/>
-    <w:lsdException w:name="toc 1" w:uiPriority="39" w:semiHidden="1" w:unhideWhenUsed="1"/>
-    <w:lsdException w:name="toc 2" w:uiPriority="39" w:semiHidden="1" w:unhideWhenUsed="1"/>
-    <w:lsdException w:name="toc 3" w:uiPriority="39" w:semiHidden="1" w:unhideWhenUsed="1"/>
-    <w:lsdException w:name="toc 4" w:uiPriority="39" w:semiHidden="1" w:unhideWhenUsed="1"/>
-    <w:lsdException w:name="toc 5" w:uiPriority="39" w:semiHidden="1" w:unhideWhenUsed="1"/>
-    <w:lsdException w:name="toc 6" w:uiPriority="39" w:semiHidden="1" w:unhideWhenUsed="1"/>
-    <w:lsdException w:name="toc 7" w:uiPriority="39" w:semiHidden="1" w:unhideWhenUsed="1"/>
-    <w:lsdException w:name="toc 8" w:uiPriority="39" w:semiHidden="1" w:unhideWhenUsed="1"/>
-    <w:lsdException w:name="toc 9" w:uiPriority="39" w:semiHidden="1" w:unhideWhenUsed="1"/>
+    <w:lsdException w:name="toc 1" w:semiHidden="1" w:uiPriority="39" w:unhideWhenUsed="1"/>
+    <w:lsdException w:name="toc 2" w:semiHidden="1" w:uiPriority="39" w:unhideWhenUsed="1"/>
+    <w:lsdException w:name="toc 3" w:semiHidden="1" w:uiPriority="39" w:unhideWhenUsed="1"/>
+    <w:lsdException w:name="toc 4" w:semiHidden="1" w:uiPriority="39" w:unhideWhenUsed="1"/>
+    <w:lsdException w:name="toc 5" w:semiHidden="1" w:uiPriority="39" w:unhideWhenUsed="1"/>
+    <w:lsdException w:name="toc 6" w:semiHidden="1" w:uiPriority="39" w:unhideWhenUsed="1"/>
+    <w:lsdException w:name="toc 7" w:semiHidden="1" w:uiPriority="39" w:unhideWhenUsed="1"/>
+    <w:lsdException w:name="toc 8" w:semiHidden="1" w:uiPriority="39" w:unhideWhenUsed="1"/>
+    <w:lsdException w:name="toc 9" w:semiHidden="1" w:uiPriority="39" w:unhideWhenUsed="1"/>
     <w:lsdException w:name="Normal Indent" w:semiHidden="1" w:unhideWhenUsed="1"/>
     <w:lsdException w:name="footnote text" w:semiHidden="1" w:unhideWhenUsed="1"/>
     <w:lsdException w:name="annotation text" w:semiHidden="1" w:unhideWhenUsed="1"/>
     <w:lsdException w:name="header" w:semiHidden="1" w:unhideWhenUsed="1"/>
     <w:lsdException w:name="footer" w:semiHidden="1" w:unhideWhenUsed="1"/>
     <w:lsdException w:name="index heading" w:semiHidden="1" w:unhideWhenUsed="1"/>
-    <w:lsdException w:name="caption" w:uiPriority="35" w:semiHidden="1" w:unhideWhenUsed="1" w:qFormat="1"/>
+    <w:lsdException w:name="caption" w:semiHidden="1" w:uiPriority="35" w:unhideWhenUsed="1" w:qFormat="1"/>
     <w:lsdException w:name="table of figures" w:semiHidden="1" w:unhideWhenUsed="1"/>
     <w:lsdException w:name="envelope address" w:semiHidden="1" w:unhideWhenUsed="1"/>
     <w:lsdException w:name="envelope return" w:semiHidden="1" w:unhideWhenUsed="1"/>
@@ -10245,7 +8549,7 @@
     <w:lsdException w:name="Title" w:uiPriority="10" w:qFormat="1"/>
     <w:lsdException w:name="Closing" w:semiHidden="1" w:unhideWhenUsed="1"/>
     <w:lsdException w:name="Signature" w:semiHidden="1" w:unhideWhenUsed="1"/>
-    <w:lsdException w:name="Default Paragraph Font" w:uiPriority="1" w:semiHidden="1" w:unhideWhenUsed="1"/>
+    <w:lsdException w:name="Default Paragraph Font" w:semiHidden="1" w:uiPriority="1" w:unhideWhenUsed="1"/>
     <w:lsdException w:name="Body Text" w:semiHidden="1" w:unhideWhenUsed="1"/>
     <w:lsdException w:name="Body Text Indent" w:semiHidden="1" w:unhideWhenUsed="1"/>
     <w:lsdException w:name="List Continue" w:semiHidden="1" w:unhideWhenUsed="1"/>
@@ -10445,8 +8749,8 @@
     <w:lsdException w:name="Subtle Reference" w:uiPriority="31" w:qFormat="1"/>
     <w:lsdException w:name="Intense Reference" w:uiPriority="32" w:qFormat="1"/>
     <w:lsdException w:name="Book Title" w:uiPriority="33" w:qFormat="1"/>
-    <w:lsdException w:name="Bibliography" w:uiPriority="37" w:semiHidden="1" w:unhideWhenUsed="1"/>
-    <w:lsdException w:name="TOC Heading" w:uiPriority="39" w:semiHidden="1" w:unhideWhenUsed="1" w:qFormat="1"/>
+    <w:lsdException w:name="Bibliography" w:semiHidden="1" w:uiPriority="37" w:unhideWhenUsed="1"/>
+    <w:lsdException w:name="TOC Heading" w:semiHidden="1" w:uiPriority="39" w:unhideWhenUsed="1" w:qFormat="1"/>
     <w:lsdException w:name="Plain Table 1" w:uiPriority="41"/>
     <w:lsdException w:name="Plain Table 2" w:uiPriority="42"/>
     <w:lsdException w:name="Plain Table 3" w:uiPriority="43"/>
@@ -10557,7 +8861,7 @@
     <w:lsdException w:name="Unresolved Mention" w:semiHidden="1" w:unhideWhenUsed="1"/>
     <w:lsdException w:name="Smart Link" w:semiHidden="1" w:unhideWhenUsed="1"/>
   </w:latentStyles>
-  <w:style w:type="paragraph" w:styleId="Normal" w:default="1">
+  <w:style w:type="paragraph" w:default="1" w:styleId="Normal">
     <w:name w:val="Normal"/>
     <w:qFormat/>
     <w:rsid w:val="00A814E7"/>
@@ -10578,7 +8882,7 @@
       <w:outlineLvl w:val="1"/>
     </w:pPr>
     <w:rPr>
-      <w:rFonts w:ascii="Arial" w:hAnsi="Arial" w:eastAsia="Times New Roman" w:cs="Arial"/>
+      <w:rFonts w:ascii="Arial" w:eastAsia="Times New Roman" w:hAnsi="Arial" w:cs="Arial"/>
       <w:b/>
       <w:bCs/>
       <w:sz w:val="24"/>
@@ -10586,13 +8890,13 @@
       <w:lang w:val="es-MX" w:eastAsia="es-ES"/>
     </w:rPr>
   </w:style>
-  <w:style w:type="character" w:styleId="Fuentedeprrafopredeter" w:default="1">
+  <w:style w:type="character" w:default="1" w:styleId="Fuentedeprrafopredeter">
     <w:name w:val="Default Paragraph Font"/>
     <w:uiPriority w:val="1"/>
     <w:semiHidden/>
     <w:unhideWhenUsed/>
   </w:style>
-  <w:style w:type="table" w:styleId="Tablanormal" w:default="1">
+  <w:style w:type="table" w:default="1" w:styleId="Tablanormal">
     <w:name w:val="Normal Table"/>
     <w:uiPriority w:val="99"/>
     <w:semiHidden/>
@@ -10607,7 +8911,7 @@
       </w:tblCellMar>
     </w:tblPr>
   </w:style>
-  <w:style w:type="numbering" w:styleId="Sinlista" w:default="1">
+  <w:style w:type="numbering" w:default="1" w:styleId="Sinlista">
     <w:name w:val="No List"/>
     <w:uiPriority w:val="99"/>
     <w:semiHidden/>
@@ -10623,12 +8927,12 @@
     </w:pPr>
     <w:tblPr>
       <w:tblBorders>
-        <w:top w:val="single" w:color="auto" w:sz="4" w:space="0"/>
-        <w:left w:val="single" w:color="auto" w:sz="4" w:space="0"/>
-        <w:bottom w:val="single" w:color="auto" w:sz="4" w:space="0"/>
-        <w:right w:val="single" w:color="auto" w:sz="4" w:space="0"/>
-        <w:insideH w:val="single" w:color="auto" w:sz="4" w:space="0"/>
-        <w:insideV w:val="single" w:color="auto" w:sz="4" w:space="0"/>
+        <w:top w:val="single" w:sz="4" w:space="0" w:color="auto"/>
+        <w:left w:val="single" w:sz="4" w:space="0" w:color="auto"/>
+        <w:bottom w:val="single" w:sz="4" w:space="0" w:color="auto"/>
+        <w:right w:val="single" w:sz="4" w:space="0" w:color="auto"/>
+        <w:insideH w:val="single" w:sz="4" w:space="0" w:color="auto"/>
+        <w:insideV w:val="single" w:sz="4" w:space="0" w:color="auto"/>
       </w:tblBorders>
     </w:tblPr>
   </w:style>
@@ -10658,7 +8962,7 @@
       <w:spacing w:after="0" w:line="240" w:lineRule="auto"/>
     </w:pPr>
   </w:style>
-  <w:style w:type="character" w:styleId="EncabezadoCar" w:customStyle="1">
+  <w:style w:type="character" w:customStyle="1" w:styleId="EncabezadoCar">
     <w:name w:val="Encabezado Car"/>
     <w:basedOn w:val="Fuentedeprrafopredeter"/>
     <w:link w:val="Encabezado"/>
@@ -10680,7 +8984,7 @@
       <w:spacing w:after="0" w:line="240" w:lineRule="auto"/>
     </w:pPr>
   </w:style>
-  <w:style w:type="character" w:styleId="PiedepginaCar" w:customStyle="1">
+  <w:style w:type="character" w:customStyle="1" w:styleId="PiedepginaCar">
     <w:name w:val="Pie de página Car"/>
     <w:basedOn w:val="Fuentedeprrafopredeter"/>
     <w:link w:val="Piedepgina"/>
@@ -10704,7 +9008,7 @@
       <w:szCs w:val="16"/>
     </w:rPr>
   </w:style>
-  <w:style w:type="character" w:styleId="TextodegloboCar" w:customStyle="1">
+  <w:style w:type="character" w:customStyle="1" w:styleId="TextodegloboCar">
     <w:name w:val="Texto de globo Car"/>
     <w:basedOn w:val="Fuentedeprrafopredeter"/>
     <w:link w:val="Textodeglobo"/>
@@ -10717,14 +9021,14 @@
       <w:szCs w:val="16"/>
     </w:rPr>
   </w:style>
-  <w:style w:type="character" w:styleId="Ttulo2Car" w:customStyle="1">
+  <w:style w:type="character" w:customStyle="1" w:styleId="Ttulo2Car">
     <w:name w:val="Título 2 Car"/>
     <w:basedOn w:val="Fuentedeprrafopredeter"/>
     <w:link w:val="Ttulo2"/>
     <w:semiHidden/>
     <w:rsid w:val="00732AF9"/>
     <w:rPr>
-      <w:rFonts w:ascii="Arial" w:hAnsi="Arial" w:eastAsia="Times New Roman" w:cs="Arial"/>
+      <w:rFonts w:ascii="Arial" w:eastAsia="Times New Roman" w:hAnsi="Arial" w:cs="Arial"/>
       <w:b/>
       <w:bCs/>
       <w:sz w:val="24"/>
@@ -10732,7 +9036,7 @@
       <w:lang w:val="es-MX" w:eastAsia="es-ES"/>
     </w:rPr>
   </w:style>
-  <w:style w:type="character" w:styleId="SinespaciadoCar" w:customStyle="1">
+  <w:style w:type="character" w:customStyle="1" w:styleId="SinespaciadoCar">
     <w:name w:val="Sin espaciado Car"/>
     <w:basedOn w:val="Fuentedeprrafopredeter"/>
     <w:link w:val="Sinespaciado"/>
@@ -10771,12 +9075,12 @@
       <w:tblStyleRowBandSize w:val="1"/>
       <w:tblStyleColBandSize w:val="1"/>
       <w:tblBorders>
-        <w:top w:val="single" w:color="B6DDE8" w:themeColor="accent5" w:themeTint="66" w:sz="4" w:space="0"/>
-        <w:left w:val="single" w:color="B6DDE8" w:themeColor="accent5" w:themeTint="66" w:sz="4" w:space="0"/>
-        <w:bottom w:val="single" w:color="B6DDE8" w:themeColor="accent5" w:themeTint="66" w:sz="4" w:space="0"/>
-        <w:right w:val="single" w:color="B6DDE8" w:themeColor="accent5" w:themeTint="66" w:sz="4" w:space="0"/>
-        <w:insideH w:val="single" w:color="B6DDE8" w:themeColor="accent5" w:themeTint="66" w:sz="4" w:space="0"/>
-        <w:insideV w:val="single" w:color="B6DDE8" w:themeColor="accent5" w:themeTint="66" w:sz="4" w:space="0"/>
+        <w:top w:val="single" w:sz="4" w:space="0" w:color="B6DDE8" w:themeColor="accent5" w:themeTint="66"/>
+        <w:left w:val="single" w:sz="4" w:space="0" w:color="B6DDE8" w:themeColor="accent5" w:themeTint="66"/>
+        <w:bottom w:val="single" w:sz="4" w:space="0" w:color="B6DDE8" w:themeColor="accent5" w:themeTint="66"/>
+        <w:right w:val="single" w:sz="4" w:space="0" w:color="B6DDE8" w:themeColor="accent5" w:themeTint="66"/>
+        <w:insideH w:val="single" w:sz="4" w:space="0" w:color="B6DDE8" w:themeColor="accent5" w:themeTint="66"/>
+        <w:insideV w:val="single" w:sz="4" w:space="0" w:color="B6DDE8" w:themeColor="accent5" w:themeTint="66"/>
       </w:tblBorders>
     </w:tblPr>
     <w:tblStylePr w:type="firstRow">
@@ -10787,7 +9091,7 @@
       <w:tblPr/>
       <w:tcPr>
         <w:tcBorders>
-          <w:bottom w:val="single" w:color="92CDDC" w:themeColor="accent5" w:themeTint="99" w:sz="12" w:space="0"/>
+          <w:bottom w:val="single" w:sz="12" w:space="0" w:color="92CDDC" w:themeColor="accent5" w:themeTint="99"/>
         </w:tcBorders>
       </w:tcPr>
     </w:tblStylePr>
@@ -10799,7 +9103,7 @@
       <w:tblPr/>
       <w:tcPr>
         <w:tcBorders>
-          <w:top w:val="double" w:color="92CDDC" w:themeColor="accent5" w:themeTint="99" w:sz="2" w:space="0"/>
+          <w:top w:val="double" w:sz="2" w:space="0" w:color="92CDDC" w:themeColor="accent5" w:themeTint="99"/>
         </w:tcBorders>
       </w:tcPr>
     </w:tblStylePr>
@@ -11105,12 +9409,19 @@
 </file>
 
 <file path=customXml/item1.xml><?xml version="1.0" encoding="utf-8"?>
-<p:properties xmlns:p="http://schemas.microsoft.com/office/2006/metadata/properties" xmlns:xsi="http://www.w3.org/2001/XMLSchema-instance" xmlns:pc="http://schemas.microsoft.com/office/infopath/2007/PartnerControls">
-  <documentManagement/>
-</p:properties>
+<b:Sources xmlns:b="http://schemas.openxmlformats.org/officeDocument/2006/bibliography" xmlns="http://schemas.openxmlformats.org/officeDocument/2006/bibliography" SelectedStyle="\APA.XSL" StyleName="APA"/>
 </file>
 
 <file path=customXml/item2.xml><?xml version="1.0" encoding="utf-8"?>
+<?mso-contentType ?>
+<FormTemplates xmlns="http://schemas.microsoft.com/sharepoint/v3/contenttype/forms">
+  <Display>DocumentLibraryForm</Display>
+  <Edit>DocumentLibraryForm</Edit>
+  <New>DocumentLibraryForm</New>
+</FormTemplates>
+</file>
+
+<file path=customXml/item3.xml><?xml version="1.0" encoding="utf-8"?>
 <ct:contentTypeSchema xmlns:ct="http://schemas.microsoft.com/office/2006/metadata/contentType" xmlns:ma="http://schemas.microsoft.com/office/2006/metadata/properties/metaAttributes" ct:_="" ma:_="" ma:contentTypeName="Documento" ma:contentTypeID="0x010100008F025A5B414E47AB4CA2CF984DC385" ma:contentTypeVersion="6" ma:contentTypeDescription="Crear nuevo documento." ma:contentTypeScope="" ma:versionID="8df2061a05fffa2330b0914e06de47b0">
   <xsd:schema xmlns:xsd="http://www.w3.org/2001/XMLSchema" xmlns:xs="http://www.w3.org/2001/XMLSchema" xmlns:p="http://schemas.microsoft.com/office/2006/metadata/properties" xmlns:ns2="9af0b974-c6a6-4e1a-a5f7-bfc85f0cc285" xmlns:ns3="cab2410f-190c-4dc3-ac09-a16b3f29b5fe" targetNamespace="http://schemas.microsoft.com/office/2006/metadata/properties" ma:root="true" ma:fieldsID="6101b3f8352be48fb690603e3a2a40c0" ns2:_="" ns3:_="">
     <xsd:import namespace="9af0b974-c6a6-4e1a-a5f7-bfc85f0cc285"/>
@@ -11287,41 +9598,21 @@
 </ct:contentTypeSchema>
 </file>
 
-<file path=customXml/item3.xml><?xml version="1.0" encoding="utf-8"?>
-<?mso-contentType ?>
-<FormTemplates xmlns="http://schemas.microsoft.com/sharepoint/v3/contenttype/forms">
-  <Display>DocumentLibraryForm</Display>
-  <Edit>DocumentLibraryForm</Edit>
-  <New>DocumentLibraryForm</New>
-</FormTemplates>
-</file>
-
 <file path=customXml/item4.xml><?xml version="1.0" encoding="utf-8"?>
-<b:Sources xmlns:b="http://schemas.openxmlformats.org/officeDocument/2006/bibliography" xmlns="http://schemas.openxmlformats.org/officeDocument/2006/bibliography" SelectedStyle="\APA.XSL" StyleName="APA"/>
+<p:properties xmlns:p="http://schemas.microsoft.com/office/2006/metadata/properties" xmlns:xsi="http://www.w3.org/2001/XMLSchema-instance" xmlns:pc="http://schemas.microsoft.com/office/infopath/2007/PartnerControls">
+  <documentManagement/>
+</p:properties>
 </file>
 
 <file path=customXml/itemProps1.xml><?xml version="1.0" encoding="utf-8"?>
-<ds:datastoreItem xmlns:ds="http://schemas.openxmlformats.org/officeDocument/2006/customXml" ds:itemID="{DE981C44-F527-4E3F-A0D4-4C0EE22A7EB5}">
+<ds:datastoreItem xmlns:ds="http://schemas.openxmlformats.org/officeDocument/2006/customXml" ds:itemID="{A32D7226-8037-4ACB-9624-F3561E2BA6F1}">
   <ds:schemaRefs>
-    <ds:schemaRef ds:uri="http://schemas.microsoft.com/office/2006/documentManagement/types"/>
-    <ds:schemaRef ds:uri="http://purl.org/dc/elements/1.1/"/>
-    <ds:schemaRef ds:uri="http://www.w3.org/XML/1998/namespace"/>
-    <ds:schemaRef ds:uri="http://purl.org/dc/dcmitype/"/>
-    <ds:schemaRef ds:uri="cab2410f-190c-4dc3-ac09-a16b3f29b5fe"/>
-    <ds:schemaRef ds:uri="http://schemas.microsoft.com/office/infopath/2007/PartnerControls"/>
-    <ds:schemaRef ds:uri="http://purl.org/dc/terms/"/>
-    <ds:schemaRef ds:uri="http://schemas.microsoft.com/office/2006/metadata/properties"/>
-    <ds:schemaRef ds:uri="http://schemas.openxmlformats.org/package/2006/metadata/core-properties"/>
-    <ds:schemaRef ds:uri="9af0b974-c6a6-4e1a-a5f7-bfc85f0cc285"/>
+    <ds:schemaRef ds:uri="http://schemas.openxmlformats.org/officeDocument/2006/bibliography"/>
   </ds:schemaRefs>
 </ds:datastoreItem>
 </file>
 
 <file path=customXml/itemProps2.xml><?xml version="1.0" encoding="utf-8"?>
-<ds:datastoreItem xmlns:ds="http://schemas.openxmlformats.org/officeDocument/2006/customXml" ds:itemID="{DBEB11D3-AF25-48A0-BF08-B3A5F12EF32F}"/>
-</file>
-
-<file path=customXml/itemProps3.xml><?xml version="1.0" encoding="utf-8"?>
 <ds:datastoreItem xmlns:ds="http://schemas.openxmlformats.org/officeDocument/2006/customXml" ds:itemID="{86C3B59E-3047-432C-BD2E-F4EADEBF1DB1}">
   <ds:schemaRefs>
     <ds:schemaRef ds:uri="http://schemas.microsoft.com/sharepoint/v3/contenttype/forms"/>
@@ -11329,10 +9620,30 @@
 </ds:datastoreItem>
 </file>
 
+<file path=customXml/itemProps3.xml><?xml version="1.0" encoding="utf-8"?>
+<ds:datastoreItem xmlns:ds="http://schemas.openxmlformats.org/officeDocument/2006/customXml" ds:itemID="{DBEB11D3-AF25-48A0-BF08-B3A5F12EF32F}">
+  <ds:schemaRefs>
+    <ds:schemaRef ds:uri="http://schemas.microsoft.com/office/2006/metadata/contentType"/>
+    <ds:schemaRef ds:uri="http://schemas.microsoft.com/office/2006/metadata/properties/metaAttributes"/>
+    <ds:schemaRef ds:uri="http://www.w3.org/2001/XMLSchema"/>
+    <ds:schemaRef ds:uri="http://schemas.microsoft.com/office/2006/metadata/properties"/>
+    <ds:schemaRef ds:uri="9af0b974-c6a6-4e1a-a5f7-bfc85f0cc285"/>
+    <ds:schemaRef ds:uri="cab2410f-190c-4dc3-ac09-a16b3f29b5fe"/>
+    <ds:schemaRef ds:uri="http://schemas.microsoft.com/office/2006/documentManagement/types"/>
+    <ds:schemaRef ds:uri="http://schemas.microsoft.com/office/infopath/2007/PartnerControls"/>
+    <ds:schemaRef ds:uri="http://schemas.openxmlformats.org/package/2006/metadata/core-properties"/>
+    <ds:schemaRef ds:uri="http://purl.org/dc/elements/1.1/"/>
+    <ds:schemaRef ds:uri="http://purl.org/dc/terms/"/>
+    <ds:schemaRef ds:uri="http://schemas.microsoft.com/internal/obd"/>
+  </ds:schemaRefs>
+</ds:datastoreItem>
+</file>
+
 <file path=customXml/itemProps4.xml><?xml version="1.0" encoding="utf-8"?>
-<ds:datastoreItem xmlns:ds="http://schemas.openxmlformats.org/officeDocument/2006/customXml" ds:itemID="{A32D7226-8037-4ACB-9624-F3561E2BA6F1}">
+<ds:datastoreItem xmlns:ds="http://schemas.openxmlformats.org/officeDocument/2006/customXml" ds:itemID="{DE981C44-F527-4E3F-A0D4-4C0EE22A7EB5}">
   <ds:schemaRefs>
-    <ds:schemaRef ds:uri="http://schemas.openxmlformats.org/officeDocument/2006/bibliography"/>
+    <ds:schemaRef ds:uri="http://schemas.microsoft.com/office/2006/metadata/properties"/>
+    <ds:schemaRef ds:uri="http://schemas.microsoft.com/office/infopath/2007/PartnerControls"/>
   </ds:schemaRefs>
 </ds:datastoreItem>
 </file>